--- a/doc.docx
+++ b/doc.docx
@@ -9,13 +9,13 @@
       </w:pPr>
       <w:r>
         <w:rPr>
-          <w:rFonts w:ascii="Nirmala UI" w:hAnsi="Nirmala UI" w:cs="Nirmala UI"/>
+          <w:rFonts w:ascii="Segoe UI" w:hAnsi="Segoe UI" w:cs="Segoe UI"/>
           <w:b/>
           <w:i w:val="0"/>
           <w:color w:val="1F4E79"/>
           <w:sz w:val="44"/>
         </w:rPr>
-        <w:t>මගේ පර්යේෂණය — මුල ඉඳන්</w:t>
+        <w:t>My Research — From the Beginning</w:t>
       </w:r>
     </w:p>
     <w:p>
@@ -25,13 +25,13 @@
       </w:pPr>
       <w:r>
         <w:rPr>
-          <w:rFonts w:ascii="Nirmala UI" w:hAnsi="Nirmala UI" w:cs="Nirmala UI"/>
+          <w:rFonts w:ascii="Segoe UI" w:hAnsi="Segoe UI" w:cs="Segoe UI"/>
           <w:b w:val="0"/>
           <w:i w:val="0"/>
           <w:color w:val="555555"/>
           <w:sz w:val="24"/>
         </w:rPr>
-        <w:t>Industry 5.0 සඳහා මිනිසා සහ යන්ත්‍රය එකට ආකෘතිගත කරන Digital Twin රාමුවක්</w:t>
+        <w:t>A digital twin framework that models the machine and the person together, for Industry 5.0</w:t>
       </w:r>
     </w:p>
     <w:p>
@@ -41,13 +41,13 @@
       </w:pPr>
       <w:r>
         <w:rPr>
-          <w:rFonts w:ascii="Nirmala UI" w:hAnsi="Nirmala UI" w:cs="Nirmala UI"/>
+          <w:rFonts w:ascii="Segoe UI" w:hAnsi="Segoe UI" w:cs="Segoe UI"/>
           <w:b w:val="0"/>
           <w:i/>
           <w:color w:val="555555"/>
           <w:sz w:val="21"/>
         </w:rPr>
-        <w:t>Chamini Maduwanthi  ·  පියවර 10කින්, සරලව</w:t>
+        <w:t>Chamini Maduwanthi   ·   explained in ten steps</w:t>
       </w:r>
     </w:p>
     <w:p>
@@ -58,13 +58,13 @@
       </w:pPr>
       <w:r>
         <w:rPr>
-          <w:rFonts w:ascii="Nirmala UI" w:hAnsi="Nirmala UI" w:cs="Nirmala UI"/>
+          <w:rFonts w:ascii="Segoe UI" w:hAnsi="Segoe UI" w:cs="Segoe UI"/>
           <w:b/>
           <w:i w:val="0"/>
           <w:color w:val="1F4E79"/>
           <w:sz w:val="22"/>
         </w:rPr>
-        <w:t>මේක කාටද?</w:t>
+        <w:t>Who is this for?</w:t>
       </w:r>
     </w:p>
     <w:p>
@@ -75,13 +75,13 @@
       </w:pPr>
       <w:r>
         <w:rPr>
-          <w:rFonts w:ascii="Nirmala UI" w:hAnsi="Nirmala UI" w:cs="Nirmala UI"/>
+          <w:rFonts w:ascii="Segoe UI" w:hAnsi="Segoe UI" w:cs="Segoe UI"/>
           <w:b w:val="0"/>
           <w:i w:val="0"/>
           <w:color w:val="1F4E79"/>
           <w:sz w:val="22"/>
         </w:rPr>
-        <w:t>පරිගණක විද්‍යාව හෝ කර්මාන්ත ඉංජිනේරු විද්‍යාව ගැන කිසිවක් නොදන්නා කෙනෙකුට තේරෙන විදිහට ලියා ඇත. පියවර 10ම පිළිවෙලට කියවන්න.</w:t>
+        <w:t>Anyone with no background in computing or industrial engineering. Read the ten steps in order; each one builds on the last.</w:t>
       </w:r>
     </w:p>
     <w:p>
@@ -90,28 +90,28 @@
       </w:pPr>
       <w:r>
         <w:rPr>
-          <w:rFonts w:ascii="Nirmala UI" w:hAnsi="Nirmala UI" w:cs="Nirmala UI"/>
+          <w:rFonts w:ascii="Segoe UI" w:hAnsi="Segoe UI" w:cs="Segoe UI"/>
           <w:b/>
           <w:i w:val="0"/>
           <w:color w:val="1F4E79"/>
           <w:sz w:val="32"/>
         </w:rPr>
-        <w:t xml:space="preserve">1️⃣   </w:t>
+        <w:t xml:space="preserve">1   </w:t>
       </w:r>
       <w:r>
         <w:rPr>
-          <w:rFonts w:ascii="Nirmala UI" w:hAnsi="Nirmala UI" w:cs="Nirmala UI"/>
+          <w:rFonts w:ascii="Segoe UI" w:hAnsi="Segoe UI" w:cs="Segoe UI"/>
           <w:b/>
           <w:i w:val="0"/>
           <w:color w:val="1F4E79"/>
           <w:sz w:val="30"/>
         </w:rPr>
-        <w:t>ප්‍රශ්නය මොකක්ද?</w:t>
+        <w:t>What is the problem?</w:t>
       </w:r>
     </w:p>
     <w:p>
       <w:pPr>
-        <w:spacing w:after="160" w:before="0"/>
+        <w:spacing w:after="160"/>
         <w:pBdr>
           <w:bottom w:val="single" w:sz="6" w:color="1F4E79"/>
         </w:pBdr>
@@ -123,13 +123,13 @@
       </w:pPr>
       <w:r>
         <w:rPr>
-          <w:rFonts w:ascii="Nirmala UI" w:hAnsi="Nirmala UI" w:cs="Nirmala UI"/>
+          <w:rFonts w:ascii="Segoe UI" w:hAnsi="Segoe UI" w:cs="Segoe UI"/>
           <w:b w:val="0"/>
           <w:i w:val="0"/>
           <w:color w:val="1A1A1A"/>
           <w:sz w:val="22"/>
         </w:rPr>
-        <w:t>කර්මාන්තශාලාවක් හිතන්න. යන්ත්‍ර 5ක්. සේවකයෝ 3ක්.</w:t>
+        <w:t>Picture a small factory. Five machines. Three workers.</w:t>
       </w:r>
     </w:p>
     <w:p>
@@ -138,13 +138,13 @@
       </w:pPr>
       <w:r>
         <w:rPr>
-          <w:rFonts w:ascii="Nirmala UI" w:hAnsi="Nirmala UI" w:cs="Nirmala UI"/>
+          <w:rFonts w:ascii="Segoe UI" w:hAnsi="Segoe UI" w:cs="Segoe UI"/>
           <w:b w:val="0"/>
           <w:i w:val="0"/>
           <w:color w:val="1A1A1A"/>
           <w:sz w:val="22"/>
         </w:rPr>
-        <w:t>හැම විනාඩි 15කට වරක්ම කවුරුහරි තීරණයක් ගන්න ඕන:</w:t>
+        <w:t>Every fifteen minutes, somebody has to make a decision:</w:t>
       </w:r>
     </w:p>
     <w:p>
@@ -155,13 +155,13 @@
       </w:pPr>
       <w:r>
         <w:rPr>
-          <w:rFonts w:ascii="Nirmala UI" w:hAnsi="Nirmala UI" w:cs="Nirmala UI"/>
+          <w:rFonts w:ascii="Segoe UI" w:hAnsi="Segoe UI" w:cs="Segoe UI"/>
           <w:b/>
           <w:i w:val="0"/>
           <w:color w:val="1A1A1A"/>
           <w:sz w:val="22"/>
         </w:rPr>
-        <w:t>“මේ අලුත් වැඩේ කාට දෙනවද? කුමන යන්ත්‍රයටද?”</w:t>
+        <w:t>“This new job — who should do it, and on which machine?”</w:t>
       </w:r>
     </w:p>
     <w:p>
@@ -170,13 +170,13 @@
       </w:pPr>
       <w:r>
         <w:rPr>
-          <w:rFonts w:ascii="Nirmala UI" w:hAnsi="Nirmala UI" w:cs="Nirmala UI"/>
+          <w:rFonts w:ascii="Segoe UI" w:hAnsi="Segoe UI" w:cs="Segoe UI"/>
           <w:b w:val="0"/>
           <w:i w:val="0"/>
           <w:color w:val="1A1A1A"/>
           <w:sz w:val="22"/>
         </w:rPr>
-        <w:t>සරලයි වගේ පේනවා. ඒත් ඒ එක තීරණයෙන් එකවර දේවල් තුනක් තීරණය වෙනවා:</w:t>
+        <w:t>It sounds simple. But that single decision settles three things at once:</w:t>
       </w:r>
     </w:p>
     <w:p>
@@ -193,7 +193,7 @@
           <w:color w:val="222222"/>
           <w:sz w:val="19"/>
         </w:rPr>
-        <w:t>👷   ඒ මිනිසා කොච්චර වෙහෙසෙනවද</w:t>
+        <w:t>PEOPLE   how tired that person becomes</w:t>
       </w:r>
     </w:p>
     <w:p>
@@ -210,7 +210,7 @@
           <w:color w:val="222222"/>
           <w:sz w:val="19"/>
         </w:rPr>
-        <w:t>🌱   කොච්චර විදුලියක් යනවද, කොච්චර නාස්ති වෙනවද</w:t>
+        <w:t>PLANET   how much electricity is used, how much is wasted</w:t>
       </w:r>
     </w:p>
     <w:p>
@@ -227,7 +227,7 @@
           <w:color w:val="222222"/>
           <w:sz w:val="19"/>
         </w:rPr>
-        <w:t>💰   කොච්චර නිෂ්පාදනය වෙනවද</w:t>
+        <w:t>PROFIT   how much gets produced</w:t>
       </w:r>
     </w:p>
     <w:p>
@@ -238,13 +238,13 @@
       </w:pPr>
       <w:r>
         <w:rPr>
-          <w:rFonts w:ascii="Nirmala UI" w:hAnsi="Nirmala UI" w:cs="Nirmala UI"/>
+          <w:rFonts w:ascii="Segoe UI" w:hAnsi="Segoe UI" w:cs="Segoe UI"/>
           <w:b/>
           <w:i w:val="0"/>
           <w:color w:val="B03A2B"/>
           <w:sz w:val="22"/>
         </w:rPr>
-        <w:t>දැන් තියෙන පරිගණක ක්‍රම බලන්නේ අන්තිම එක විතරයි — නිෂ්පාදනය.</w:t>
+        <w:t>Today's scheduling systems look at the third one only — output.</w:t>
       </w:r>
     </w:p>
     <w:p>
@@ -255,13 +255,13 @@
       </w:pPr>
       <w:r>
         <w:rPr>
-          <w:rFonts w:ascii="Nirmala UI" w:hAnsi="Nirmala UI" w:cs="Nirmala UI"/>
+          <w:rFonts w:ascii="Segoe UI" w:hAnsi="Segoe UI" w:cs="Segoe UI"/>
           <w:b w:val="0"/>
           <w:i w:val="0"/>
           <w:color w:val="B03A2B"/>
           <w:sz w:val="22"/>
         </w:rPr>
-        <w:t>මිනිසා ගැන බලන්නේ නෑ.</w:t>
+        <w:t>They do not look at the person at all.</w:t>
       </w:r>
     </w:p>
     <w:p>
@@ -270,13 +270,13 @@
       </w:pPr>
       <w:r>
         <w:rPr>
-          <w:rFonts w:ascii="Nirmala UI" w:hAnsi="Nirmala UI" w:cs="Nirmala UI"/>
+          <w:rFonts w:ascii="Segoe UI" w:hAnsi="Segoe UI" w:cs="Segoe UI"/>
           <w:b/>
           <w:i w:val="0"/>
           <w:color w:val="1A1A1A"/>
           <w:sz w:val="24"/>
         </w:rPr>
-        <w:t>ඇයි විනාඩි 15?</w:t>
+        <w:t>Why fifteen minutes?</w:t>
       </w:r>
     </w:p>
     <w:p>
@@ -285,13 +285,13 @@
       </w:pPr>
       <w:r>
         <w:rPr>
-          <w:rFonts w:ascii="Nirmala UI" w:hAnsi="Nirmala UI" w:cs="Nirmala UI"/>
+          <w:rFonts w:ascii="Segoe UI" w:hAnsi="Segoe UI" w:cs="Segoe UI"/>
           <w:b w:val="0"/>
           <w:i w:val="0"/>
           <w:color w:val="1A1A1A"/>
           <w:sz w:val="22"/>
         </w:rPr>
-        <w:t>බත් හැළිය කොච්චර වෙලාවකට වරක් බලනවද? තත්පර 10කට වරක් නම් නාස්තියි — කිසිවක් වෙනස් වෙලා නෑ. පැයකට වරක් නම් පිච්චිලා ඉවරයි. විනාඩි 10–15 හරි.</w:t>
+        <w:t>Think of checking a pot of rice. Every ten seconds is wasted effort — nothing has changed. Once an hour and it has burnt. Every ten or fifteen minutes is about right.</w:t>
       </w:r>
     </w:p>
     <w:p>
@@ -300,13 +300,13 @@
       </w:pPr>
       <w:r>
         <w:rPr>
-          <w:rFonts w:ascii="Nirmala UI" w:hAnsi="Nirmala UI" w:cs="Nirmala UI"/>
+          <w:rFonts w:ascii="Segoe UI" w:hAnsi="Segoe UI" w:cs="Segoe UI"/>
           <w:b w:val="0"/>
           <w:i w:val="0"/>
           <w:color w:val="1A1A1A"/>
           <w:sz w:val="22"/>
         </w:rPr>
-        <w:t>අපේ කර්මාන්තශාලාවේත් එහෙමයි: වැඩක් ගන්න විනාඩි 8–18ක් යනවා, සහ වෙහෙස වෙනස් වෙන්නත් විනාඩි 15ක් විතර යනවා. විනාඩි 1ක් නම් නාස්තියි; පැයක් නම් මිනිහෙක් වෙහෙසිලා ඉවර වුණත් අපි දැනගන්නේ පරක්කු වෙලා.</w:t>
+        <w:t>The factory is the same. A job takes eight to eighteen minutes, and tiredness takes about fifteen minutes to change noticeably. Deciding every minute would be pointless; deciding once an hour would mean somebody passes their limit and nobody notices until far too late.</w:t>
       </w:r>
     </w:p>
     <w:p>
@@ -315,13 +315,13 @@
       </w:pPr>
       <w:r>
         <w:rPr>
-          <w:rFonts w:ascii="Nirmala UI" w:hAnsi="Nirmala UI" w:cs="Nirmala UI"/>
+          <w:rFonts w:ascii="Segoe UI" w:hAnsi="Segoe UI" w:cs="Segoe UI"/>
           <w:b w:val="0"/>
           <w:i/>
           <w:color w:val="555555"/>
           <w:sz w:val="22"/>
         </w:rPr>
-        <w:t>පැය 8 = විනාඩි 480.  480 ÷ 15 = දවසකට තීරණ 32ක්.</w:t>
+        <w:t>An eight-hour shift is 480 minutes. 480 ÷ 15 = 32 decisions per day.</w:t>
       </w:r>
     </w:p>
     <w:p>
@@ -330,28 +330,28 @@
       </w:pPr>
       <w:r>
         <w:rPr>
-          <w:rFonts w:ascii="Nirmala UI" w:hAnsi="Nirmala UI" w:cs="Nirmala UI"/>
+          <w:rFonts w:ascii="Segoe UI" w:hAnsi="Segoe UI" w:cs="Segoe UI"/>
           <w:b/>
           <w:i w:val="0"/>
           <w:color w:val="1F4E79"/>
           <w:sz w:val="32"/>
         </w:rPr>
-        <w:t xml:space="preserve">2️⃣   </w:t>
+        <w:t xml:space="preserve">2   </w:t>
       </w:r>
       <w:r>
         <w:rPr>
-          <w:rFonts w:ascii="Nirmala UI" w:hAnsi="Nirmala UI" w:cs="Nirmala UI"/>
+          <w:rFonts w:ascii="Segoe UI" w:hAnsi="Segoe UI" w:cs="Segoe UI"/>
           <w:b/>
           <w:i w:val="0"/>
           <w:color w:val="1F4E79"/>
           <w:sz w:val="30"/>
         </w:rPr>
-        <w:t>Industry 4.0 සහ Industry 5.0</w:t>
+        <w:t>Industry 4.0 and Industry 5.0</w:t>
       </w:r>
     </w:p>
     <w:p>
       <w:pPr>
-        <w:spacing w:after="160" w:before="0"/>
+        <w:spacing w:after="160"/>
         <w:pBdr>
           <w:bottom w:val="single" w:sz="6" w:color="1F4E79"/>
         </w:pBdr>
@@ -386,10 +386,18 @@
               <w:spacing w:after="40" w:before="40"/>
               <w:shd w:val="clear" w:fill="1F4E79"/>
             </w:pPr>
-            <w:r/>
             <w:r>
               <w:rPr>
-                <w:rFonts w:ascii="Nirmala UI" w:hAnsi="Nirmala UI" w:cs="Nirmala UI"/>
+                <w:rFonts w:ascii="Segoe UI" w:hAnsi="Segoe UI" w:cs="Segoe UI"/>
+                <w:b w:val="0"/>
+                <w:i w:val="0"/>
+                <w:color w:val="1A1A1A"/>
+                <w:sz w:val="20"/>
+              </w:rPr>
+            </w:r>
+            <w:r>
+              <w:rPr>
+                <w:rFonts w:ascii="Segoe UI" w:hAnsi="Segoe UI" w:cs="Segoe UI"/>
                 <w:b/>
                 <w:i w:val="0"/>
                 <w:color w:val="FFFFFF"/>
@@ -408,16 +416,24 @@
               <w:spacing w:after="40" w:before="40"/>
               <w:shd w:val="clear" w:fill="1F4E79"/>
             </w:pPr>
-            <w:r/>
             <w:r>
               <w:rPr>
-                <w:rFonts w:ascii="Nirmala UI" w:hAnsi="Nirmala UI" w:cs="Nirmala UI"/>
+                <w:rFonts w:ascii="Segoe UI" w:hAnsi="Segoe UI" w:cs="Segoe UI"/>
+                <w:b w:val="0"/>
+                <w:i w:val="0"/>
+                <w:color w:val="1A1A1A"/>
+                <w:sz w:val="20"/>
+              </w:rPr>
+            </w:r>
+            <w:r>
+              <w:rPr>
+                <w:rFonts w:ascii="Segoe UI" w:hAnsi="Segoe UI" w:cs="Segoe UI"/>
                 <w:b/>
                 <w:i w:val="0"/>
                 <w:color w:val="FFFFFF"/>
                 <w:sz w:val="20"/>
               </w:rPr>
-              <w:t>අදහස</w:t>
+              <w:t>The idea</w:t>
             </w:r>
           </w:p>
         </w:tc>
@@ -431,10 +447,18 @@
             <w:pPr>
               <w:spacing w:after="40" w:before="40"/>
             </w:pPr>
-            <w:r/>
             <w:r>
               <w:rPr>
-                <w:rFonts w:ascii="Nirmala UI" w:hAnsi="Nirmala UI" w:cs="Nirmala UI"/>
+                <w:rFonts w:ascii="Segoe UI" w:hAnsi="Segoe UI" w:cs="Segoe UI"/>
+                <w:b w:val="0"/>
+                <w:i w:val="0"/>
+                <w:color w:val="1A1A1A"/>
+                <w:sz w:val="20"/>
+              </w:rPr>
+            </w:r>
+            <w:r>
+              <w:rPr>
+                <w:rFonts w:ascii="Segoe UI" w:hAnsi="Segoe UI" w:cs="Segoe UI"/>
                 <w:b w:val="0"/>
                 <w:i w:val="0"/>
                 <w:color w:val="1A1A1A"/>
@@ -452,16 +476,24 @@
             <w:pPr>
               <w:spacing w:after="40" w:before="40"/>
             </w:pPr>
-            <w:r/>
             <w:r>
               <w:rPr>
-                <w:rFonts w:ascii="Nirmala UI" w:hAnsi="Nirmala UI" w:cs="Nirmala UI"/>
+                <w:rFonts w:ascii="Segoe UI" w:hAnsi="Segoe UI" w:cs="Segoe UI"/>
                 <w:b w:val="0"/>
                 <w:i w:val="0"/>
                 <w:color w:val="1A1A1A"/>
                 <w:sz w:val="20"/>
               </w:rPr>
-              <w:t>“හැම දෙයක්ම automatic කරමු, ඉක්මන් කරමු” — කාර්යක්ෂමතාවය</w:t>
+            </w:r>
+            <w:r>
+              <w:rPr>
+                <w:rFonts w:ascii="Segoe UI" w:hAnsi="Segoe UI" w:cs="Segoe UI"/>
+                <w:b w:val="0"/>
+                <w:i w:val="0"/>
+                <w:color w:val="1A1A1A"/>
+                <w:sz w:val="20"/>
+              </w:rPr>
+              <w:t>“Automate everything, make it faster.” — efficiency</w:t>
             </w:r>
           </w:p>
         </w:tc>
@@ -475,10 +507,18 @@
             <w:pPr>
               <w:spacing w:after="40" w:before="40"/>
             </w:pPr>
-            <w:r/>
             <w:r>
               <w:rPr>
-                <w:rFonts w:ascii="Nirmala UI" w:hAnsi="Nirmala UI" w:cs="Nirmala UI"/>
+                <w:rFonts w:ascii="Segoe UI" w:hAnsi="Segoe UI" w:cs="Segoe UI"/>
+                <w:b w:val="0"/>
+                <w:i w:val="0"/>
+                <w:color w:val="1A1A1A"/>
+                <w:sz w:val="20"/>
+              </w:rPr>
+            </w:r>
+            <w:r>
+              <w:rPr>
+                <w:rFonts w:ascii="Segoe UI" w:hAnsi="Segoe UI" w:cs="Segoe UI"/>
                 <w:b w:val="0"/>
                 <w:i w:val="0"/>
                 <w:color w:val="1A1A1A"/>
@@ -496,16 +536,24 @@
             <w:pPr>
               <w:spacing w:after="40" w:before="40"/>
             </w:pPr>
-            <w:r/>
             <w:r>
               <w:rPr>
-                <w:rFonts w:ascii="Nirmala UI" w:hAnsi="Nirmala UI" w:cs="Nirmala UI"/>
+                <w:rFonts w:ascii="Segoe UI" w:hAnsi="Segoe UI" w:cs="Segoe UI"/>
                 <w:b w:val="0"/>
                 <w:i w:val="0"/>
                 <w:color w:val="1A1A1A"/>
                 <w:sz w:val="20"/>
               </w:rPr>
-              <w:t>“හොඳයි… ඒත් කාටද ඒක? මිනිසාට හොඳද? පරිසරයට හොඳද?”</w:t>
+            </w:r>
+            <w:r>
+              <w:rPr>
+                <w:rFonts w:ascii="Segoe UI" w:hAnsi="Segoe UI" w:cs="Segoe UI"/>
+                <w:b w:val="0"/>
+                <w:i w:val="0"/>
+                <w:color w:val="1A1A1A"/>
+                <w:sz w:val="20"/>
+              </w:rPr>
+              <w:t>“Fine… but who is it for? Is it good for the person? For the planet?”</w:t>
             </w:r>
           </w:p>
         </w:tc>
@@ -522,13 +570,13 @@
       </w:pPr>
       <w:r>
         <w:rPr>
-          <w:rFonts w:ascii="Nirmala UI" w:hAnsi="Nirmala UI" w:cs="Nirmala UI"/>
+          <w:rFonts w:ascii="Segoe UI" w:hAnsi="Segoe UI" w:cs="Segoe UI"/>
           <w:b w:val="0"/>
           <w:i w:val="0"/>
           <w:color w:val="1A1A1A"/>
           <w:sz w:val="22"/>
         </w:rPr>
-        <w:t>යුරෝපා කොමිසමේ නිල නිර්වචනය අනුව Industry 5.0 හි කුලුනු තුනක් තියෙනවා: මිනිසා · පරිසරය · ඔරොත්තු දීම.</w:t>
+        <w:t>The European Commission's official definition gives Industry 5.0 three pillars: people, sustainability and resilience.</w:t>
       </w:r>
     </w:p>
     <w:p>
@@ -539,13 +587,13 @@
       </w:pPr>
       <w:r>
         <w:rPr>
-          <w:rFonts w:ascii="Nirmala UI" w:hAnsi="Nirmala UI" w:cs="Nirmala UI"/>
+          <w:rFonts w:ascii="Segoe UI" w:hAnsi="Segoe UI" w:cs="Segoe UI"/>
           <w:b/>
           <w:i w:val="0"/>
           <w:color w:val="1F4E79"/>
           <w:sz w:val="22"/>
         </w:rPr>
-        <w:t>උපමාව</w:t>
+        <w:t>An analogy</w:t>
       </w:r>
     </w:p>
     <w:p>
@@ -556,13 +604,13 @@
       </w:pPr>
       <w:r>
         <w:rPr>
-          <w:rFonts w:ascii="Nirmala UI" w:hAnsi="Nirmala UI" w:cs="Nirmala UI"/>
+          <w:rFonts w:ascii="Segoe UI" w:hAnsi="Segoe UI" w:cs="Segoe UI"/>
           <w:b w:val="0"/>
           <w:i w:val="0"/>
           <w:color w:val="1F4E79"/>
           <w:sz w:val="22"/>
         </w:rPr>
-        <w:t>Industry 4.0 = වේගවත්ම කාර් එක.</w:t>
+        <w:t>Industry 4.0 = the fastest car.</w:t>
       </w:r>
     </w:p>
     <w:p>
@@ -573,13 +621,13 @@
       </w:pPr>
       <w:r>
         <w:rPr>
-          <w:rFonts w:ascii="Nirmala UI" w:hAnsi="Nirmala UI" w:cs="Nirmala UI"/>
+          <w:rFonts w:ascii="Segoe UI" w:hAnsi="Segoe UI" w:cs="Segoe UI"/>
           <w:b w:val="0"/>
           <w:i w:val="0"/>
           <w:color w:val="1F4E79"/>
           <w:sz w:val="22"/>
         </w:rPr>
-        <w:t>Industry 5.0 = වේගවත්, ඒත් රියදුරාට ආරක්ෂිත, ඉන්ධන අඩු කාර් එක.</w:t>
+        <w:t>Industry 5.0 = a fast car that is also safe for the driver and uses less fuel.</w:t>
       </w:r>
     </w:p>
     <w:p>
@@ -588,28 +636,28 @@
       </w:pPr>
       <w:r>
         <w:rPr>
-          <w:rFonts w:ascii="Nirmala UI" w:hAnsi="Nirmala UI" w:cs="Nirmala UI"/>
+          <w:rFonts w:ascii="Segoe UI" w:hAnsi="Segoe UI" w:cs="Segoe UI"/>
           <w:b/>
           <w:i w:val="0"/>
           <w:color w:val="1F4E79"/>
           <w:sz w:val="32"/>
         </w:rPr>
-        <w:t xml:space="preserve">3️⃣   </w:t>
+        <w:t xml:space="preserve">3   </w:t>
       </w:r>
       <w:r>
         <w:rPr>
-          <w:rFonts w:ascii="Nirmala UI" w:hAnsi="Nirmala UI" w:cs="Nirmala UI"/>
+          <w:rFonts w:ascii="Segoe UI" w:hAnsi="Segoe UI" w:cs="Segoe UI"/>
           <w:b/>
           <w:i w:val="0"/>
           <w:color w:val="1F4E79"/>
           <w:sz w:val="30"/>
         </w:rPr>
-        <w:t>Digital Twin කියන්නේ මොකක්ද?</w:t>
+        <w:t>What is a digital twin?</w:t>
       </w:r>
     </w:p>
     <w:p>
       <w:pPr>
-        <w:spacing w:after="160" w:before="0"/>
+        <w:spacing w:after="160"/>
         <w:pBdr>
           <w:bottom w:val="single" w:sz="6" w:color="1F4E79"/>
         </w:pBdr>
@@ -623,13 +671,13 @@
       </w:pPr>
       <w:r>
         <w:rPr>
-          <w:rFonts w:ascii="Nirmala UI" w:hAnsi="Nirmala UI" w:cs="Nirmala UI"/>
+          <w:rFonts w:ascii="Segoe UI" w:hAnsi="Segoe UI" w:cs="Segoe UI"/>
           <w:b/>
           <w:i w:val="0"/>
           <w:color w:val="1F4E79"/>
           <w:sz w:val="22"/>
         </w:rPr>
-        <w:t>යමකගේ සජීවී පරිගණක පිටපතක්.</w:t>
+        <w:t>A live computer copy of something real.</w:t>
       </w:r>
     </w:p>
     <w:p>
@@ -646,7 +694,7 @@
           <w:color w:val="222222"/>
           <w:sz w:val="19"/>
         </w:rPr>
-        <w:t>ඇත්ත යන්ත්‍රය   ←→   පරිගණකයේ ඒකේ පිටපත</w:t>
+        <w:t>the real machine   &lt;--&gt;   its copy inside the computer</w:t>
       </w:r>
     </w:p>
     <w:p>
@@ -663,7 +711,7 @@
           <w:color w:val="222222"/>
           <w:sz w:val="19"/>
         </w:rPr>
-        <w:t xml:space="preserve">                     (sensor වලින් හැම විටම update වෙනවා)</w:t>
+        <w:t xml:space="preserve">                          (updated constantly from sensors)</w:t>
       </w:r>
     </w:p>
     <w:p>
@@ -672,13 +720,13 @@
       </w:pPr>
       <w:r>
         <w:rPr>
-          <w:rFonts w:ascii="Nirmala UI" w:hAnsi="Nirmala UI" w:cs="Nirmala UI"/>
+          <w:rFonts w:ascii="Segoe UI" w:hAnsi="Segoe UI" w:cs="Segoe UI"/>
           <w:b w:val="0"/>
           <w:i w:val="0"/>
           <w:color w:val="1A1A1A"/>
           <w:sz w:val="22"/>
         </w:rPr>
-        <w:t>උදාහරණය: ඔබේ ෆෝන් එකේ battery indicator එක. ඒක බැටරියේ digital twin එකක් — ඇත්ත බැටරියේ තත්ත්වය තිරයේ පෙන්නනවා. පිටපත බලලා “charge කරන්න ඕන” කියලා තීරණයක් ගන්න පුළුවන්.</w:t>
+        <w:t>Example: the battery indicator on your phone. That is a digital twin of the battery — the real battery's state, shown on screen. You look at the copy and decide “time to charge”. You never open the phone.</w:t>
       </w:r>
     </w:p>
     <w:p>
@@ -687,28 +735,28 @@
       </w:pPr>
       <w:r>
         <w:rPr>
-          <w:rFonts w:ascii="Nirmala UI" w:hAnsi="Nirmala UI" w:cs="Nirmala UI"/>
+          <w:rFonts w:ascii="Segoe UI" w:hAnsi="Segoe UI" w:cs="Segoe UI"/>
           <w:b/>
           <w:i w:val="0"/>
           <w:color w:val="1F4E79"/>
           <w:sz w:val="32"/>
         </w:rPr>
-        <w:t xml:space="preserve">4️⃣   </w:t>
+        <w:t xml:space="preserve">4   </w:t>
       </w:r>
       <w:r>
         <w:rPr>
-          <w:rFonts w:ascii="Nirmala UI" w:hAnsi="Nirmala UI" w:cs="Nirmala UI"/>
+          <w:rFonts w:ascii="Segoe UI" w:hAnsi="Segoe UI" w:cs="Segoe UI"/>
           <w:b/>
           <w:i w:val="0"/>
           <w:color w:val="1F4E79"/>
           <w:sz w:val="30"/>
         </w:rPr>
-        <w:t>අපේ පරතරය — කවුරුවත් නොකළ දේ</w:t>
+        <w:t>The gap — what nobody had done</w:t>
       </w:r>
     </w:p>
     <w:p>
       <w:pPr>
-        <w:spacing w:after="160" w:before="0"/>
+        <w:spacing w:after="160"/>
         <w:pBdr>
           <w:bottom w:val="single" w:sz="6" w:color="1F4E79"/>
         </w:pBdr>
@@ -720,13 +768,13 @@
       </w:pPr>
       <w:r>
         <w:rPr>
-          <w:rFonts w:ascii="Nirmala UI" w:hAnsi="Nirmala UI" w:cs="Nirmala UI"/>
+          <w:rFonts w:ascii="Segoe UI" w:hAnsi="Segoe UI" w:cs="Segoe UI"/>
           <w:b w:val="0"/>
           <w:i w:val="0"/>
           <w:color w:val="1A1A1A"/>
           <w:sz w:val="22"/>
         </w:rPr>
-        <w:t>Digital twin ගැන පර්යේෂණ ගොඩක් තියෙනවා. අපි studies 46ක් කියෙව්වා. ක්ෂේත්‍රය දෙකට බෙදිලා තියෙනවා:</w:t>
+        <w:t>There is plenty of research on digital twins. Reading 46 studies showed the field is split in two:</w:t>
       </w:r>
     </w:p>
     <w:p>
@@ -743,7 +791,7 @@
           <w:color w:val="222222"/>
           <w:sz w:val="19"/>
         </w:rPr>
-        <w:t>කණ්ඩායම A  ─  යන්ත්‍රයට twin එකක් හදනවා                    ✅</w:t>
+        <w:t>Group A  -  builds a twin of the machine                    YES</w:t>
       </w:r>
     </w:p>
     <w:p>
@@ -760,7 +808,24 @@
           <w:color w:val="222222"/>
           <w:sz w:val="19"/>
         </w:rPr>
-        <w:t xml:space="preserve">              මිනිසාට “නම, වයස, දක්ෂතාව” වගේ ස්ථිතික දේ    ❌</w:t>
+        <w:t xml:space="preserve">            represents the person by fixed facts:</w:t>
+      </w:r>
+    </w:p>
+    <w:p>
+      <w:pPr>
+        <w:spacing w:before="0" w:after="0"/>
+        <w:ind w:left="230"/>
+        <w:shd w:val="clear" w:fill="F4F4F2"/>
+      </w:pPr>
+      <w:r>
+        <w:rPr>
+          <w:rFonts w:ascii="Consolas" w:hAnsi="Consolas" w:cs="Consolas"/>
+          <w:b w:val="0"/>
+          <w:i w:val="0"/>
+          <w:color w:val="222222"/>
+          <w:sz w:val="19"/>
+        </w:rPr>
+        <w:t xml:space="preserve">            name, age, skill level                          NO</w:t>
       </w:r>
     </w:p>
     <w:p>
@@ -793,7 +858,7 @@
           <w:color w:val="222222"/>
           <w:sz w:val="19"/>
         </w:rPr>
-        <w:t>කණ්ඩායම B  ─  මිනිසාගේ වෙහෙස මනිනවා                        ✅</w:t>
+        <w:t>Group B  -  measures the person's tiredness                 YES</w:t>
       </w:r>
     </w:p>
     <w:p>
@@ -810,7 +875,7 @@
           <w:color w:val="222222"/>
           <w:sz w:val="19"/>
         </w:rPr>
-        <w:t xml:space="preserve">              ඒත් ඒක බලලා තීරණයක් ගන්නේ නෑ                  ❌</w:t>
+        <w:t xml:space="preserve">            but never uses it to make a decision            NO</w:t>
       </w:r>
     </w:p>
     <w:p>
@@ -821,13 +886,13 @@
       </w:pPr>
       <w:r>
         <w:rPr>
-          <w:rFonts w:ascii="Nirmala UI" w:hAnsi="Nirmala UI" w:cs="Nirmala UI"/>
+          <w:rFonts w:ascii="Segoe UI" w:hAnsi="Segoe UI" w:cs="Segoe UI"/>
           <w:b/>
           <w:i w:val="0"/>
           <w:color w:val="1F4E79"/>
           <w:sz w:val="22"/>
         </w:rPr>
-        <w:t>studies 46න් එකක්වත් තුනම එකට කරලා නෑ:</w:t>
+        <w:t>Not one of the 46 studies does all three at once:</w:t>
       </w:r>
     </w:p>
     <w:p>
@@ -838,13 +903,13 @@
       </w:pPr>
       <w:r>
         <w:rPr>
-          <w:rFonts w:ascii="Nirmala UI" w:hAnsi="Nirmala UI" w:cs="Nirmala UI"/>
+          <w:rFonts w:ascii="Segoe UI" w:hAnsi="Segoe UI" w:cs="Segoe UI"/>
           <w:b w:val="0"/>
           <w:i w:val="0"/>
           <w:color w:val="1F4E79"/>
           <w:sz w:val="22"/>
         </w:rPr>
-        <w:t>①  මිනිසාගේ සජීවී තත්ත්වය    ②  යන්ත්‍රයේ twin එක    ③  මනින ලද පාරිසරික ඉලක්ක</w:t>
+        <w:t>(1) the person's live state    (2) a machine twin    (3) measured environmental goals</w:t>
       </w:r>
     </w:p>
     <w:p>
@@ -855,13 +920,13 @@
       </w:pPr>
       <w:r>
         <w:rPr>
-          <w:rFonts w:ascii="Nirmala UI" w:hAnsi="Nirmala UI" w:cs="Nirmala UI"/>
+          <w:rFonts w:ascii="Segoe UI" w:hAnsi="Segoe UI" w:cs="Segoe UI"/>
           <w:b w:val="0"/>
           <w:i w:val="0"/>
           <w:color w:val="1F4E79"/>
           <w:sz w:val="22"/>
         </w:rPr>
-        <w:t>ඒක තමයි අපේ පරතරය.</w:t>
+        <w:t>That is the gap this research fills.</w:t>
       </w:r>
     </w:p>
     <w:p>
@@ -870,28 +935,28 @@
       </w:pPr>
       <w:r>
         <w:rPr>
-          <w:rFonts w:ascii="Nirmala UI" w:hAnsi="Nirmala UI" w:cs="Nirmala UI"/>
+          <w:rFonts w:ascii="Segoe UI" w:hAnsi="Segoe UI" w:cs="Segoe UI"/>
           <w:b/>
           <w:i w:val="0"/>
           <w:color w:val="1F4E79"/>
           <w:sz w:val="32"/>
         </w:rPr>
-        <w:t xml:space="preserve">5️⃣   </w:t>
+        <w:t xml:space="preserve">5   </w:t>
       </w:r>
       <w:r>
         <w:rPr>
-          <w:rFonts w:ascii="Nirmala UI" w:hAnsi="Nirmala UI" w:cs="Nirmala UI"/>
+          <w:rFonts w:ascii="Segoe UI" w:hAnsi="Segoe UI" w:cs="Segoe UI"/>
           <w:b/>
           <w:i w:val="0"/>
           <w:color w:val="1F4E79"/>
           <w:sz w:val="30"/>
         </w:rPr>
-        <w:t>අපි හදපු දේ — කෑලි 4කින්</w:t>
+        <w:t>What was built — in four pieces</w:t>
       </w:r>
     </w:p>
     <w:p>
       <w:pPr>
-        <w:spacing w:after="160" w:before="0"/>
+        <w:spacing w:after="160"/>
         <w:pBdr>
           <w:bottom w:val="single" w:sz="6" w:color="1F4E79"/>
         </w:pBdr>
@@ -903,13 +968,13 @@
       </w:pPr>
       <w:r>
         <w:rPr>
-          <w:rFonts w:ascii="Nirmala UI" w:hAnsi="Nirmala UI" w:cs="Nirmala UI"/>
+          <w:rFonts w:ascii="Segoe UI" w:hAnsi="Segoe UI" w:cs="Segoe UI"/>
           <w:b/>
           <w:i w:val="0"/>
           <w:color w:val="1A1A1A"/>
           <w:sz w:val="24"/>
         </w:rPr>
-        <w:t>🔧  කෑල්ල 1 — යන්ත්‍රයේ Twin එක</w:t>
+        <w:t>Piece 1 — the machine's twin</w:t>
       </w:r>
     </w:p>
     <w:p>
@@ -918,13 +983,13 @@
       </w:pPr>
       <w:r>
         <w:rPr>
-          <w:rFonts w:ascii="Nirmala UI" w:hAnsi="Nirmala UI" w:cs="Nirmala UI"/>
+          <w:rFonts w:ascii="Segoe UI" w:hAnsi="Segoe UI" w:cs="Segoe UI"/>
           <w:b w:val="0"/>
           <w:i w:val="0"/>
           <w:color w:val="1A1A1A"/>
           <w:sz w:val="22"/>
         </w:rPr>
-        <w:t>යන්ත්‍රයක් ගැන දේවල් 5ක් මතක තියාගන්නවා: සෞඛ්‍යය · විදුලිය · දෝෂ අවදානම · ලබාගත හැකිද · භාවිතය.</w:t>
+        <w:t>Each machine keeps track of five things: health, energy use, defect risk, whether it is available, and how busy it has been.</w:t>
       </w:r>
     </w:p>
     <w:p>
@@ -941,7 +1006,24 @@
           <w:color w:val="222222"/>
           <w:sz w:val="19"/>
         </w:rPr>
-        <w:t>යන්ත්‍රයක් ඉවර වෙන්නේ 216 විනාඩියක වැඩෙන් (ඇත්ත දත්තවලින්)</w:t>
+        <w:t>a machine wears out after 216 minutes of work</w:t>
+      </w:r>
+    </w:p>
+    <w:p>
+      <w:pPr>
+        <w:spacing w:before="0" w:after="0"/>
+        <w:ind w:left="230"/>
+        <w:shd w:val="clear" w:fill="F4F4F2"/>
+      </w:pPr>
+      <w:r>
+        <w:rPr>
+          <w:rFonts w:ascii="Consolas" w:hAnsi="Consolas" w:cs="Consolas"/>
+          <w:b w:val="0"/>
+          <w:i w:val="0"/>
+          <w:color w:val="222222"/>
+          <w:sz w:val="19"/>
+        </w:rPr>
+        <w:t xml:space="preserve">                          (taken from real maintenance data)</w:t>
       </w:r>
     </w:p>
     <w:p>
@@ -974,7 +1056,7 @@
           <w:color w:val="222222"/>
           <w:sz w:val="19"/>
         </w:rPr>
-        <w:t>සැහැල්ලු වැඩ දුන්නොත්  →  291 විනාඩි යනවා     🙂</w:t>
+        <w:t>give it light work  -&gt;  291 minutes           :)</w:t>
       </w:r>
     </w:p>
     <w:p>
@@ -991,7 +1073,7 @@
           <w:color w:val="222222"/>
           <w:sz w:val="19"/>
         </w:rPr>
-        <w:t>බර වැඩ දුන්නොත්        →  145 විනාඩි විතරයි   😰   දෙගුණයක් ඉක්මනට</w:t>
+        <w:t>give it heavy work  -&gt;  145 minutes           :(   twice as fast</w:t>
       </w:r>
     </w:p>
     <w:p>
@@ -1000,13 +1082,13 @@
       </w:pPr>
       <w:r>
         <w:rPr>
-          <w:rFonts w:ascii="Nirmala UI" w:hAnsi="Nirmala UI" w:cs="Nirmala UI"/>
+          <w:rFonts w:ascii="Segoe UI" w:hAnsi="Segoe UI" w:cs="Segoe UI"/>
           <w:b/>
           <w:i w:val="0"/>
           <w:color w:val="1A1A1A"/>
           <w:sz w:val="24"/>
         </w:rPr>
-        <w:t>👷  කෑල්ල 2 — මිනිසාගේ Twin එක   ★ මේකයි අලුත් දේ</w:t>
+        <w:t>Piece 2 — the person's twin        &lt;-- this is the new part</w:t>
       </w:r>
     </w:p>
     <w:p>
@@ -1015,13 +1097,13 @@
       </w:pPr>
       <w:r>
         <w:rPr>
-          <w:rFonts w:ascii="Nirmala UI" w:hAnsi="Nirmala UI" w:cs="Nirmala UI"/>
+          <w:rFonts w:ascii="Segoe UI" w:hAnsi="Segoe UI" w:cs="Segoe UI"/>
           <w:b w:val="0"/>
           <w:i w:val="0"/>
           <w:color w:val="1A1A1A"/>
           <w:sz w:val="22"/>
         </w:rPr>
-        <w:t>අනිත් අය වෙහෙස ස්ථිර සංඛ්‍යාවක් විදිහට සලකනවා: “බර වැඩේට වෙහෙස = 8” — ඉවරයි.</w:t>
+        <w:t>Other researchers treat tiredness as a fixed number: “heavy job = 8 points of strain”. That is the end of it.</w:t>
       </w:r>
     </w:p>
     <w:p>
@@ -1032,13 +1114,13 @@
       </w:pPr>
       <w:r>
         <w:rPr>
-          <w:rFonts w:ascii="Nirmala UI" w:hAnsi="Nirmala UI" w:cs="Nirmala UI"/>
+          <w:rFonts w:ascii="Segoe UI" w:hAnsi="Segoe UI" w:cs="Segoe UI"/>
           <w:b/>
           <w:i w:val="0"/>
           <w:color w:val="B03A2B"/>
           <w:sz w:val="22"/>
         </w:rPr>
-        <w:t>ඒත් ඒක වැරදියි:</w:t>
+        <w:t>But that is wrong:</w:t>
       </w:r>
     </w:p>
     <w:p>
@@ -1049,13 +1131,13 @@
       </w:pPr>
       <w:r>
         <w:rPr>
-          <w:rFonts w:ascii="Nirmala UI" w:hAnsi="Nirmala UI" w:cs="Nirmala UI"/>
+          <w:rFonts w:ascii="Segoe UI" w:hAnsi="Segoe UI" w:cs="Segoe UI"/>
           <w:b w:val="0"/>
           <w:i w:val="0"/>
           <w:color w:val="B03A2B"/>
           <w:sz w:val="22"/>
         </w:rPr>
-        <w:t>උදේ 8ට බර වැඩක් කරන කෙනා   ≠   හවස 4ට එකම බර වැඩ කරන කෙනා</w:t>
+        <w:t>a person doing heavy work at 8 in the morning is not the same as the same person doing the same work at 4 in the afternoon</w:t>
       </w:r>
     </w:p>
     <w:p>
@@ -1064,13 +1146,13 @@
       </w:pPr>
       <w:r>
         <w:rPr>
-          <w:rFonts w:ascii="Nirmala UI" w:hAnsi="Nirmala UI" w:cs="Nirmala UI"/>
+          <w:rFonts w:ascii="Segoe UI" w:hAnsi="Segoe UI" w:cs="Segoe UI"/>
           <w:b w:val="0"/>
           <w:i w:val="0"/>
           <w:color w:val="1A1A1A"/>
           <w:sz w:val="22"/>
         </w:rPr>
-        <w:t>අපි වෙහෙස ජලය පිරෙන බාල්දියක් වගේ සලකනවා: වැඩ කරනකොට පිරෙනවා, විවේක ගන්නකොට හිස් වෙනවා.</w:t>
+        <w:t>Here, tiredness is treated like a bucket filling with water. Working fills it. Resting empties it.</w:t>
       </w:r>
     </w:p>
     <w:p>
@@ -1079,13 +1161,13 @@
       </w:pPr>
       <w:r>
         <w:rPr>
-          <w:rFonts w:ascii="Nirmala UI" w:hAnsi="Nirmala UI" w:cs="Nirmala UI"/>
+          <w:rFonts w:ascii="Segoe UI" w:hAnsi="Segoe UI" w:cs="Segoe UI"/>
           <w:b/>
           <w:i w:val="0"/>
           <w:color w:val="1A1A1A"/>
           <w:sz w:val="22"/>
         </w:rPr>
-        <w:t>ඊටත් වඩා වැදගත්: හැමෝගේම බාල්දිය එකම ප්‍රමාණය නෙවෙයි.</w:t>
+        <w:t>And more important still: not everybody's bucket is the same size.</w:t>
       </w:r>
     </w:p>
     <w:p>
@@ -1094,13 +1176,13 @@
       </w:pPr>
       <w:r>
         <w:rPr>
-          <w:rFonts w:ascii="Nirmala UI" w:hAnsi="Nirmala UI" w:cs="Nirmala UI"/>
+          <w:rFonts w:ascii="Segoe UI" w:hAnsi="Segoe UI" w:cs="Segoe UI"/>
           <w:b w:val="0"/>
           <w:i w:val="0"/>
           <w:color w:val="1A1A1A"/>
           <w:sz w:val="22"/>
         </w:rPr>
-        <w:t>වයස, බර, උස, ස්ත්‍රී/පුරුෂ අනුව “දිගටම දරාගන්න පුළුවන් උපරිමය” ගණනය කරනවා — ප්‍රකාශිත වෛද්‍ය සමීකරණවලින් (Mifflin 1990, Price 1990).</w:t>
+        <w:t>From age, weight, height and sex, the model computes the work rate each person can sustain all day — using published medical equations (Mifflin 1990, Price 1990).</w:t>
       </w:r>
     </w:p>
     <w:tbl>
@@ -1134,16 +1216,24 @@
               <w:spacing w:after="40" w:before="40"/>
               <w:shd w:val="clear" w:fill="1F4E79"/>
             </w:pPr>
-            <w:r/>
             <w:r>
               <w:rPr>
-                <w:rFonts w:ascii="Nirmala UI" w:hAnsi="Nirmala UI" w:cs="Nirmala UI"/>
+                <w:rFonts w:ascii="Segoe UI" w:hAnsi="Segoe UI" w:cs="Segoe UI"/>
+                <w:b w:val="0"/>
+                <w:i w:val="0"/>
+                <w:color w:val="1A1A1A"/>
+                <w:sz w:val="20"/>
+              </w:rPr>
+            </w:r>
+            <w:r>
+              <w:rPr>
+                <w:rFonts w:ascii="Segoe UI" w:hAnsi="Segoe UI" w:cs="Segoe UI"/>
                 <w:b/>
                 <w:i w:val="0"/>
                 <w:color w:val="FFFFFF"/>
                 <w:sz w:val="20"/>
               </w:rPr>
-              <w:t>සේවකයා</w:t>
+              <w:t>Worker</w:t>
             </w:r>
           </w:p>
         </w:tc>
@@ -1157,22 +1247,30 @@
               <w:spacing w:after="40" w:before="40"/>
               <w:shd w:val="clear" w:fill="1F4E79"/>
             </w:pPr>
-            <w:r/>
             <w:r>
               <w:rPr>
-                <w:rFonts w:ascii="Nirmala UI" w:hAnsi="Nirmala UI" w:cs="Nirmala UI"/>
+                <w:rFonts w:ascii="Segoe UI" w:hAnsi="Segoe UI" w:cs="Segoe UI"/>
+                <w:b w:val="0"/>
+                <w:i w:val="0"/>
+                <w:color w:val="1A1A1A"/>
+                <w:sz w:val="20"/>
+              </w:rPr>
+            </w:r>
+            <w:r>
+              <w:rPr>
+                <w:rFonts w:ascii="Segoe UI" w:hAnsi="Segoe UI" w:cs="Segoe UI"/>
                 <w:b/>
                 <w:i w:val="0"/>
                 <w:color w:val="FFFFFF"/>
                 <w:sz w:val="20"/>
               </w:rPr>
-              <w:t>වයස</w:t>
+              <w:t>Age</w:t>
             </w:r>
           </w:p>
         </w:tc>
         <w:tc>
           <w:tcPr>
-            <w:tcW w:type="dxa" w:w="2160"/>
+            <w:tcW w:type="dxa" w:w="2304"/>
             <w:shd w:val="clear" w:fill="1F4E79"/>
           </w:tcPr>
           <w:p>
@@ -1180,22 +1278,30 @@
               <w:spacing w:after="40" w:before="40"/>
               <w:shd w:val="clear" w:fill="1F4E79"/>
             </w:pPr>
-            <w:r/>
             <w:r>
               <w:rPr>
-                <w:rFonts w:ascii="Nirmala UI" w:hAnsi="Nirmala UI" w:cs="Nirmala UI"/>
+                <w:rFonts w:ascii="Segoe UI" w:hAnsi="Segoe UI" w:cs="Segoe UI"/>
+                <w:b w:val="0"/>
+                <w:i w:val="0"/>
+                <w:color w:val="1A1A1A"/>
+                <w:sz w:val="20"/>
+              </w:rPr>
+            </w:r>
+            <w:r>
+              <w:rPr>
+                <w:rFonts w:ascii="Segoe UI" w:hAnsi="Segoe UI" w:cs="Segoe UI"/>
                 <w:b/>
                 <w:i w:val="0"/>
                 <w:color w:val="FFFFFF"/>
                 <w:sz w:val="20"/>
               </w:rPr>
-              <w:t>දරාගත හැකි උපරිමය</w:t>
+              <w:t>Sustainable maximum</w:t>
             </w:r>
           </w:p>
         </w:tc>
         <w:tc>
           <w:tcPr>
-            <w:tcW w:type="dxa" w:w="4320"/>
+            <w:tcW w:type="dxa" w:w="4176"/>
             <w:shd w:val="clear" w:fill="1F4E79"/>
           </w:tcPr>
           <w:p>
@@ -1203,16 +1309,24 @@
               <w:spacing w:after="40" w:before="40"/>
               <w:shd w:val="clear" w:fill="1F4E79"/>
             </w:pPr>
-            <w:r/>
             <w:r>
               <w:rPr>
-                <w:rFonts w:ascii="Nirmala UI" w:hAnsi="Nirmala UI" w:cs="Nirmala UI"/>
+                <w:rFonts w:ascii="Segoe UI" w:hAnsi="Segoe UI" w:cs="Segoe UI"/>
+                <w:b w:val="0"/>
+                <w:i w:val="0"/>
+                <w:color w:val="1A1A1A"/>
+                <w:sz w:val="20"/>
+              </w:rPr>
+            </w:r>
+            <w:r>
+              <w:rPr>
+                <w:rFonts w:ascii="Segoe UI" w:hAnsi="Segoe UI" w:cs="Segoe UI"/>
                 <w:b/>
                 <w:i w:val="0"/>
                 <w:color w:val="FFFFFF"/>
                 <w:sz w:val="20"/>
               </w:rPr>
-              <w:t>මධ්‍යම වැඩ (4.26) දිගටම කරන්න පුළුවන්ද?</w:t>
+              <w:t>Can they do medium work (4.26) all day?</w:t>
             </w:r>
           </w:p>
         </w:tc>
@@ -1226,16 +1340,24 @@
             <w:pPr>
               <w:spacing w:after="40" w:before="40"/>
             </w:pPr>
-            <w:r/>
             <w:r>
               <w:rPr>
-                <w:rFonts w:ascii="Nirmala UI" w:hAnsi="Nirmala UI" w:cs="Nirmala UI"/>
+                <w:rFonts w:ascii="Segoe UI" w:hAnsi="Segoe UI" w:cs="Segoe UI"/>
                 <w:b w:val="0"/>
                 <w:i w:val="0"/>
                 <w:color w:val="1A1A1A"/>
                 <w:sz w:val="20"/>
               </w:rPr>
-              <w:t>OP1  පිරිමි</w:t>
+            </w:r>
+            <w:r>
+              <w:rPr>
+                <w:rFonts w:ascii="Segoe UI" w:hAnsi="Segoe UI" w:cs="Segoe UI"/>
+                <w:b w:val="0"/>
+                <w:i w:val="0"/>
+                <w:color w:val="1A1A1A"/>
+                <w:sz w:val="20"/>
+              </w:rPr>
+              <w:t>OP1  male</w:t>
             </w:r>
           </w:p>
         </w:tc>
@@ -1247,10 +1369,18 @@
             <w:pPr>
               <w:spacing w:after="40" w:before="40"/>
             </w:pPr>
-            <w:r/>
             <w:r>
               <w:rPr>
-                <w:rFonts w:ascii="Nirmala UI" w:hAnsi="Nirmala UI" w:cs="Nirmala UI"/>
+                <w:rFonts w:ascii="Segoe UI" w:hAnsi="Segoe UI" w:cs="Segoe UI"/>
+                <w:b w:val="0"/>
+                <w:i w:val="0"/>
+                <w:color w:val="1A1A1A"/>
+                <w:sz w:val="20"/>
+              </w:rPr>
+            </w:r>
+            <w:r>
+              <w:rPr>
+                <w:rFonts w:ascii="Segoe UI" w:hAnsi="Segoe UI" w:cs="Segoe UI"/>
                 <w:b w:val="0"/>
                 <w:i w:val="0"/>
                 <w:color w:val="1A1A1A"/>
@@ -1262,16 +1392,24 @@
         </w:tc>
         <w:tc>
           <w:tcPr>
-            <w:tcW w:type="dxa" w:w="2160"/>
+            <w:tcW w:type="dxa" w:w="2304"/>
           </w:tcPr>
           <w:p>
             <w:pPr>
               <w:spacing w:after="40" w:before="40"/>
             </w:pPr>
-            <w:r/>
             <w:r>
               <w:rPr>
-                <w:rFonts w:ascii="Nirmala UI" w:hAnsi="Nirmala UI" w:cs="Nirmala UI"/>
+                <w:rFonts w:ascii="Segoe UI" w:hAnsi="Segoe UI" w:cs="Segoe UI"/>
+                <w:b w:val="0"/>
+                <w:i w:val="0"/>
+                <w:color w:val="1A1A1A"/>
+                <w:sz w:val="20"/>
+              </w:rPr>
+            </w:r>
+            <w:r>
+              <w:rPr>
+                <w:rFonts w:ascii="Segoe UI" w:hAnsi="Segoe UI" w:cs="Segoe UI"/>
                 <w:b w:val="0"/>
                 <w:i w:val="0"/>
                 <w:color w:val="1A1A1A"/>
@@ -1283,22 +1421,30 @@
         </w:tc>
         <w:tc>
           <w:tcPr>
-            <w:tcW w:type="dxa" w:w="4320"/>
+            <w:tcW w:type="dxa" w:w="4176"/>
           </w:tcPr>
           <w:p>
             <w:pPr>
               <w:spacing w:after="40" w:before="40"/>
             </w:pPr>
-            <w:r/>
             <w:r>
               <w:rPr>
-                <w:rFonts w:ascii="Nirmala UI" w:hAnsi="Nirmala UI" w:cs="Nirmala UI"/>
+                <w:rFonts w:ascii="Segoe UI" w:hAnsi="Segoe UI" w:cs="Segoe UI"/>
                 <w:b w:val="0"/>
                 <w:i w:val="0"/>
                 <w:color w:val="1A1A1A"/>
                 <w:sz w:val="20"/>
               </w:rPr>
-              <w:t>✅  පුළුවන්</w:t>
+            </w:r>
+            <w:r>
+              <w:rPr>
+                <w:rFonts w:ascii="Segoe UI" w:hAnsi="Segoe UI" w:cs="Segoe UI"/>
+                <w:b w:val="0"/>
+                <w:i w:val="0"/>
+                <w:color w:val="1A1A1A"/>
+                <w:sz w:val="20"/>
+              </w:rPr>
+              <w:t>Yes</w:t>
             </w:r>
           </w:p>
         </w:tc>
@@ -1312,16 +1458,24 @@
             <w:pPr>
               <w:spacing w:after="40" w:before="40"/>
             </w:pPr>
-            <w:r/>
             <w:r>
               <w:rPr>
-                <w:rFonts w:ascii="Nirmala UI" w:hAnsi="Nirmala UI" w:cs="Nirmala UI"/>
+                <w:rFonts w:ascii="Segoe UI" w:hAnsi="Segoe UI" w:cs="Segoe UI"/>
                 <w:b w:val="0"/>
                 <w:i w:val="0"/>
                 <w:color w:val="1A1A1A"/>
                 <w:sz w:val="20"/>
               </w:rPr>
-              <w:t>OP3  පිරිමි</w:t>
+            </w:r>
+            <w:r>
+              <w:rPr>
+                <w:rFonts w:ascii="Segoe UI" w:hAnsi="Segoe UI" w:cs="Segoe UI"/>
+                <w:b w:val="0"/>
+                <w:i w:val="0"/>
+                <w:color w:val="1A1A1A"/>
+                <w:sz w:val="20"/>
+              </w:rPr>
+              <w:t>OP3  male</w:t>
             </w:r>
           </w:p>
         </w:tc>
@@ -1333,10 +1487,18 @@
             <w:pPr>
               <w:spacing w:after="40" w:before="40"/>
             </w:pPr>
-            <w:r/>
             <w:r>
               <w:rPr>
-                <w:rFonts w:ascii="Nirmala UI" w:hAnsi="Nirmala UI" w:cs="Nirmala UI"/>
+                <w:rFonts w:ascii="Segoe UI" w:hAnsi="Segoe UI" w:cs="Segoe UI"/>
+                <w:b w:val="0"/>
+                <w:i w:val="0"/>
+                <w:color w:val="1A1A1A"/>
+                <w:sz w:val="20"/>
+              </w:rPr>
+            </w:r>
+            <w:r>
+              <w:rPr>
+                <w:rFonts w:ascii="Segoe UI" w:hAnsi="Segoe UI" w:cs="Segoe UI"/>
                 <w:b w:val="0"/>
                 <w:i w:val="0"/>
                 <w:color w:val="1A1A1A"/>
@@ -1348,16 +1510,24 @@
         </w:tc>
         <w:tc>
           <w:tcPr>
-            <w:tcW w:type="dxa" w:w="2160"/>
+            <w:tcW w:type="dxa" w:w="2304"/>
           </w:tcPr>
           <w:p>
             <w:pPr>
               <w:spacing w:after="40" w:before="40"/>
             </w:pPr>
-            <w:r/>
             <w:r>
               <w:rPr>
-                <w:rFonts w:ascii="Nirmala UI" w:hAnsi="Nirmala UI" w:cs="Nirmala UI"/>
+                <w:rFonts w:ascii="Segoe UI" w:hAnsi="Segoe UI" w:cs="Segoe UI"/>
+                <w:b w:val="0"/>
+                <w:i w:val="0"/>
+                <w:color w:val="1A1A1A"/>
+                <w:sz w:val="20"/>
+              </w:rPr>
+            </w:r>
+            <w:r>
+              <w:rPr>
+                <w:rFonts w:ascii="Segoe UI" w:hAnsi="Segoe UI" w:cs="Segoe UI"/>
                 <w:b w:val="0"/>
                 <w:i w:val="0"/>
                 <w:color w:val="1A1A1A"/>
@@ -1369,22 +1539,30 @@
         </w:tc>
         <w:tc>
           <w:tcPr>
-            <w:tcW w:type="dxa" w:w="4320"/>
+            <w:tcW w:type="dxa" w:w="4176"/>
           </w:tcPr>
           <w:p>
             <w:pPr>
               <w:spacing w:after="40" w:before="40"/>
             </w:pPr>
-            <w:r/>
             <w:r>
               <w:rPr>
-                <w:rFonts w:ascii="Nirmala UI" w:hAnsi="Nirmala UI" w:cs="Nirmala UI"/>
+                <w:rFonts w:ascii="Segoe UI" w:hAnsi="Segoe UI" w:cs="Segoe UI"/>
                 <w:b w:val="0"/>
                 <w:i w:val="0"/>
                 <w:color w:val="1A1A1A"/>
                 <w:sz w:val="20"/>
               </w:rPr>
-              <w:t>✅  පුළුවන් (ලං වෙලා)</w:t>
+            </w:r>
+            <w:r>
+              <w:rPr>
+                <w:rFonts w:ascii="Segoe UI" w:hAnsi="Segoe UI" w:cs="Segoe UI"/>
+                <w:b w:val="0"/>
+                <w:i w:val="0"/>
+                <w:color w:val="1A1A1A"/>
+                <w:sz w:val="20"/>
+              </w:rPr>
+              <w:t>Yes, but close to the line</w:t>
             </w:r>
           </w:p>
         </w:tc>
@@ -1398,16 +1576,24 @@
             <w:pPr>
               <w:spacing w:after="40" w:before="40"/>
             </w:pPr>
-            <w:r/>
             <w:r>
               <w:rPr>
-                <w:rFonts w:ascii="Nirmala UI" w:hAnsi="Nirmala UI" w:cs="Nirmala UI"/>
+                <w:rFonts w:ascii="Segoe UI" w:hAnsi="Segoe UI" w:cs="Segoe UI"/>
                 <w:b w:val="0"/>
                 <w:i w:val="0"/>
                 <w:color w:val="1A1A1A"/>
                 <w:sz w:val="20"/>
               </w:rPr>
-              <w:t>OP2  ගැහැනු</w:t>
+            </w:r>
+            <w:r>
+              <w:rPr>
+                <w:rFonts w:ascii="Segoe UI" w:hAnsi="Segoe UI" w:cs="Segoe UI"/>
+                <w:b w:val="0"/>
+                <w:i w:val="0"/>
+                <w:color w:val="1A1A1A"/>
+                <w:sz w:val="20"/>
+              </w:rPr>
+              <w:t>OP2  female</w:t>
             </w:r>
           </w:p>
         </w:tc>
@@ -1419,10 +1605,18 @@
             <w:pPr>
               <w:spacing w:after="40" w:before="40"/>
             </w:pPr>
-            <w:r/>
             <w:r>
               <w:rPr>
-                <w:rFonts w:ascii="Nirmala UI" w:hAnsi="Nirmala UI" w:cs="Nirmala UI"/>
+                <w:rFonts w:ascii="Segoe UI" w:hAnsi="Segoe UI" w:cs="Segoe UI"/>
+                <w:b w:val="0"/>
+                <w:i w:val="0"/>
+                <w:color w:val="1A1A1A"/>
+                <w:sz w:val="20"/>
+              </w:rPr>
+            </w:r>
+            <w:r>
+              <w:rPr>
+                <w:rFonts w:ascii="Segoe UI" w:hAnsi="Segoe UI" w:cs="Segoe UI"/>
                 <w:b w:val="0"/>
                 <w:i w:val="0"/>
                 <w:color w:val="1A1A1A"/>
@@ -1434,16 +1628,24 @@
         </w:tc>
         <w:tc>
           <w:tcPr>
-            <w:tcW w:type="dxa" w:w="2160"/>
+            <w:tcW w:type="dxa" w:w="2304"/>
           </w:tcPr>
           <w:p>
             <w:pPr>
               <w:spacing w:after="40" w:before="40"/>
             </w:pPr>
-            <w:r/>
             <w:r>
               <w:rPr>
-                <w:rFonts w:ascii="Nirmala UI" w:hAnsi="Nirmala UI" w:cs="Nirmala UI"/>
+                <w:rFonts w:ascii="Segoe UI" w:hAnsi="Segoe UI" w:cs="Segoe UI"/>
+                <w:b w:val="0"/>
+                <w:i w:val="0"/>
+                <w:color w:val="1A1A1A"/>
+                <w:sz w:val="20"/>
+              </w:rPr>
+            </w:r>
+            <w:r>
+              <w:rPr>
+                <w:rFonts w:ascii="Segoe UI" w:hAnsi="Segoe UI" w:cs="Segoe UI"/>
                 <w:b w:val="0"/>
                 <w:i w:val="0"/>
                 <w:color w:val="1A1A1A"/>
@@ -1455,22 +1657,30 @@
         </w:tc>
         <w:tc>
           <w:tcPr>
-            <w:tcW w:type="dxa" w:w="4320"/>
+            <w:tcW w:type="dxa" w:w="4176"/>
           </w:tcPr>
           <w:p>
             <w:pPr>
               <w:spacing w:after="40" w:before="40"/>
             </w:pPr>
-            <w:r/>
             <w:r>
               <w:rPr>
-                <w:rFonts w:ascii="Nirmala UI" w:hAnsi="Nirmala UI" w:cs="Nirmala UI"/>
+                <w:rFonts w:ascii="Segoe UI" w:hAnsi="Segoe UI" w:cs="Segoe UI"/>
                 <w:b w:val="0"/>
                 <w:i w:val="0"/>
                 <w:color w:val="1A1A1A"/>
                 <w:sz w:val="20"/>
               </w:rPr>
-              <w:t>⛔  බෑ!</w:t>
+            </w:r>
+            <w:r>
+              <w:rPr>
+                <w:rFonts w:ascii="Segoe UI" w:hAnsi="Segoe UI" w:cs="Segoe UI"/>
+                <w:b w:val="0"/>
+                <w:i w:val="0"/>
+                <w:color w:val="1A1A1A"/>
+                <w:sz w:val="20"/>
+              </w:rPr>
+              <w:t>No</w:t>
             </w:r>
           </w:p>
         </w:tc>
@@ -1489,13 +1699,13 @@
       </w:pPr>
       <w:r>
         <w:rPr>
-          <w:rFonts w:ascii="Nirmala UI" w:hAnsi="Nirmala UI" w:cs="Nirmala UI"/>
+          <w:rFonts w:ascii="Segoe UI" w:hAnsi="Segoe UI" w:cs="Segoe UI"/>
           <w:b/>
           <w:i w:val="0"/>
           <w:color w:val="1E7A3C"/>
           <w:sz w:val="22"/>
         </w:rPr>
-        <w:t>මේක තමයි ලස්සනම කොටස.</w:t>
+        <w:t>This is the best part.</w:t>
       </w:r>
     </w:p>
     <w:p>
@@ -1506,13 +1716,13 @@
       </w:pPr>
       <w:r>
         <w:rPr>
-          <w:rFonts w:ascii="Nirmala UI" w:hAnsi="Nirmala UI" w:cs="Nirmala UI"/>
+          <w:rFonts w:ascii="Segoe UI" w:hAnsi="Segoe UI" w:cs="Segoe UI"/>
           <w:b w:val="0"/>
           <w:i w:val="0"/>
           <w:color w:val="1E7A3C"/>
           <w:sz w:val="22"/>
         </w:rPr>
-        <w:t>OP2 ට medium වැඩ දිගටම කරන්න බැරි බව අපි කොහෙවත් ලියලා නෑ. ඒක ඇගේ ශරීරයේ සංඛ්‍යාවලින්ම එනවා. System එක තනිවම එයාට වැඩිපුර විවේක දෙනවා.</w:t>
+        <w:t>Nowhere does the system say “OP2 cannot do medium work”. That falls out of the numbers describing her body. The system gives her extra rest on its own.</w:t>
       </w:r>
     </w:p>
     <w:p>
@@ -1523,13 +1733,13 @@
       </w:pPr>
       <w:r>
         <w:rPr>
-          <w:rFonts w:ascii="Nirmala UI" w:hAnsi="Nirmala UI" w:cs="Nirmala UI"/>
+          <w:rFonts w:ascii="Segoe UI" w:hAnsi="Segoe UI" w:cs="Segoe UI"/>
           <w:b w:val="0"/>
           <w:i w:val="0"/>
           <w:color w:val="1E7A3C"/>
           <w:sz w:val="22"/>
         </w:rPr>
-        <w:t>එකම නීතියක් — ඒත් හැමෝටම වෙනස් ආරක්ෂාවක්.</w:t>
+        <w:t>One rule for everyone — but different protection for each person.</w:t>
       </w:r>
     </w:p>
     <w:p>
@@ -1538,13 +1748,13 @@
       </w:pPr>
       <w:r>
         <w:rPr>
-          <w:rFonts w:ascii="Nirmala UI" w:hAnsi="Nirmala UI" w:cs="Nirmala UI"/>
+          <w:rFonts w:ascii="Segoe UI" w:hAnsi="Segoe UI" w:cs="Segoe UI"/>
           <w:b w:val="0"/>
           <w:i w:val="0"/>
           <w:color w:val="1A1A1A"/>
           <w:sz w:val="22"/>
         </w:rPr>
-        <w:t>“4.26” කියන්නේ මොකක්ද? විනාඩියකට ශරීරය පුළුස්සන කැලරි ගණන. ෆෝන් එකේ බැටරිය බහින වේගය වගේ. ඒක ISO 8996 කියන ජාත්‍යන්තර ප්‍රමිතියෙන් එනවා — අපි හදපු අංකයක් නෙවෙයි.</w:t>
+        <w:t>What is “4.26”? It is calories burnt per minute — the rate the body is being drained, like the rate a phone battery discharges. It comes from ISO 8996, an international standard, not from us.</w:t>
       </w:r>
     </w:p>
     <w:tbl>
@@ -1578,16 +1788,24 @@
               <w:spacing w:after="40" w:before="40"/>
               <w:shd w:val="clear" w:fill="1F4E79"/>
             </w:pPr>
-            <w:r/>
             <w:r>
               <w:rPr>
-                <w:rFonts w:ascii="Nirmala UI" w:hAnsi="Nirmala UI" w:cs="Nirmala UI"/>
+                <w:rFonts w:ascii="Segoe UI" w:hAnsi="Segoe UI" w:cs="Segoe UI"/>
+                <w:b w:val="0"/>
+                <w:i w:val="0"/>
+                <w:color w:val="1A1A1A"/>
+                <w:sz w:val="20"/>
+              </w:rPr>
+            </w:r>
+            <w:r>
+              <w:rPr>
+                <w:rFonts w:ascii="Segoe UI" w:hAnsi="Segoe UI" w:cs="Segoe UI"/>
                 <w:b/>
                 <w:i w:val="0"/>
                 <w:color w:val="FFFFFF"/>
                 <w:sz w:val="20"/>
               </w:rPr>
-              <w:t>වැඩේ</w:t>
+              <w:t>Work</w:t>
             </w:r>
           </w:p>
         </w:tc>
@@ -1601,16 +1819,24 @@
               <w:spacing w:after="40" w:before="40"/>
               <w:shd w:val="clear" w:fill="1F4E79"/>
             </w:pPr>
-            <w:r/>
             <w:r>
               <w:rPr>
-                <w:rFonts w:ascii="Nirmala UI" w:hAnsi="Nirmala UI" w:cs="Nirmala UI"/>
+                <w:rFonts w:ascii="Segoe UI" w:hAnsi="Segoe UI" w:cs="Segoe UI"/>
+                <w:b w:val="0"/>
+                <w:i w:val="0"/>
+                <w:color w:val="1A1A1A"/>
+                <w:sz w:val="20"/>
+              </w:rPr>
+            </w:r>
+            <w:r>
+              <w:rPr>
+                <w:rFonts w:ascii="Segoe UI" w:hAnsi="Segoe UI" w:cs="Segoe UI"/>
                 <w:b/>
                 <w:i w:val="0"/>
                 <w:color w:val="FFFFFF"/>
                 <w:sz w:val="20"/>
               </w:rPr>
-              <w:t>ISO පන්තිය</w:t>
+              <w:t>ISO class</w:t>
             </w:r>
           </w:p>
         </w:tc>
@@ -1624,10 +1850,18 @@
               <w:spacing w:after="40" w:before="40"/>
               <w:shd w:val="clear" w:fill="1F4E79"/>
             </w:pPr>
-            <w:r/>
             <w:r>
               <w:rPr>
-                <w:rFonts w:ascii="Nirmala UI" w:hAnsi="Nirmala UI" w:cs="Nirmala UI"/>
+                <w:rFonts w:ascii="Segoe UI" w:hAnsi="Segoe UI" w:cs="Segoe UI"/>
+                <w:b w:val="0"/>
+                <w:i w:val="0"/>
+                <w:color w:val="1A1A1A"/>
+                <w:sz w:val="20"/>
+              </w:rPr>
+            </w:r>
+            <w:r>
+              <w:rPr>
+                <w:rFonts w:ascii="Segoe UI" w:hAnsi="Segoe UI" w:cs="Segoe UI"/>
                 <w:b/>
                 <w:i w:val="0"/>
                 <w:color w:val="FFFFFF"/>
@@ -1647,16 +1881,24 @@
               <w:spacing w:after="40" w:before="40"/>
               <w:shd w:val="clear" w:fill="1F4E79"/>
             </w:pPr>
-            <w:r/>
             <w:r>
               <w:rPr>
-                <w:rFonts w:ascii="Nirmala UI" w:hAnsi="Nirmala UI" w:cs="Nirmala UI"/>
+                <w:rFonts w:ascii="Segoe UI" w:hAnsi="Segoe UI" w:cs="Segoe UI"/>
+                <w:b w:val="0"/>
+                <w:i w:val="0"/>
+                <w:color w:val="1A1A1A"/>
+                <w:sz w:val="20"/>
+              </w:rPr>
+            </w:r>
+            <w:r>
+              <w:rPr>
+                <w:rFonts w:ascii="Segoe UI" w:hAnsi="Segoe UI" w:cs="Segoe UI"/>
                 <w:b/>
                 <w:i w:val="0"/>
                 <w:color w:val="FFFFFF"/>
                 <w:sz w:val="20"/>
               </w:rPr>
-              <w:t>පැය 8ක shift එකකට</w:t>
+              <w:t>Over an 8-hour shift</w:t>
             </w:r>
           </w:p>
         </w:tc>
@@ -1670,16 +1912,24 @@
             <w:pPr>
               <w:spacing w:after="40" w:before="40"/>
             </w:pPr>
-            <w:r/>
             <w:r>
               <w:rPr>
-                <w:rFonts w:ascii="Nirmala UI" w:hAnsi="Nirmala UI" w:cs="Nirmala UI"/>
+                <w:rFonts w:ascii="Segoe UI" w:hAnsi="Segoe UI" w:cs="Segoe UI"/>
                 <w:b w:val="0"/>
                 <w:i w:val="0"/>
                 <w:color w:val="1A1A1A"/>
                 <w:sz w:val="20"/>
               </w:rPr>
-              <w:t>සැහැල්ලු</w:t>
+            </w:r>
+            <w:r>
+              <w:rPr>
+                <w:rFonts w:ascii="Segoe UI" w:hAnsi="Segoe UI" w:cs="Segoe UI"/>
+                <w:b w:val="0"/>
+                <w:i w:val="0"/>
+                <w:color w:val="1A1A1A"/>
+                <w:sz w:val="20"/>
+              </w:rPr>
+              <w:t>Light</w:t>
             </w:r>
           </w:p>
         </w:tc>
@@ -1691,10 +1941,18 @@
             <w:pPr>
               <w:spacing w:after="40" w:before="40"/>
             </w:pPr>
-            <w:r/>
             <w:r>
               <w:rPr>
-                <w:rFonts w:ascii="Nirmala UI" w:hAnsi="Nirmala UI" w:cs="Nirmala UI"/>
+                <w:rFonts w:ascii="Segoe UI" w:hAnsi="Segoe UI" w:cs="Segoe UI"/>
+                <w:b w:val="0"/>
+                <w:i w:val="0"/>
+                <w:color w:val="1A1A1A"/>
+                <w:sz w:val="20"/>
+              </w:rPr>
+            </w:r>
+            <w:r>
+              <w:rPr>
+                <w:rFonts w:ascii="Segoe UI" w:hAnsi="Segoe UI" w:cs="Segoe UI"/>
                 <w:b w:val="0"/>
                 <w:i w:val="0"/>
                 <w:color w:val="1A1A1A"/>
@@ -1712,10 +1970,18 @@
             <w:pPr>
               <w:spacing w:after="40" w:before="40"/>
             </w:pPr>
-            <w:r/>
             <w:r>
               <w:rPr>
-                <w:rFonts w:ascii="Nirmala UI" w:hAnsi="Nirmala UI" w:cs="Nirmala UI"/>
+                <w:rFonts w:ascii="Segoe UI" w:hAnsi="Segoe UI" w:cs="Segoe UI"/>
+                <w:b w:val="0"/>
+                <w:i w:val="0"/>
+                <w:color w:val="1A1A1A"/>
+                <w:sz w:val="20"/>
+              </w:rPr>
+            </w:r>
+            <w:r>
+              <w:rPr>
+                <w:rFonts w:ascii="Segoe UI" w:hAnsi="Segoe UI" w:cs="Segoe UI"/>
                 <w:b w:val="0"/>
                 <w:i w:val="0"/>
                 <w:color w:val="1A1A1A"/>
@@ -1733,10 +1999,18 @@
             <w:pPr>
               <w:spacing w:after="40" w:before="40"/>
             </w:pPr>
-            <w:r/>
             <w:r>
               <w:rPr>
-                <w:rFonts w:ascii="Nirmala UI" w:hAnsi="Nirmala UI" w:cs="Nirmala UI"/>
+                <w:rFonts w:ascii="Segoe UI" w:hAnsi="Segoe UI" w:cs="Segoe UI"/>
+                <w:b w:val="0"/>
+                <w:i w:val="0"/>
+                <w:color w:val="1A1A1A"/>
+                <w:sz w:val="20"/>
+              </w:rPr>
+            </w:r>
+            <w:r>
+              <w:rPr>
+                <w:rFonts w:ascii="Segoe UI" w:hAnsi="Segoe UI" w:cs="Segoe UI"/>
                 <w:b w:val="0"/>
                 <w:i w:val="0"/>
                 <w:color w:val="1A1A1A"/>
@@ -1756,16 +2030,24 @@
             <w:pPr>
               <w:spacing w:after="40" w:before="40"/>
             </w:pPr>
-            <w:r/>
             <w:r>
               <w:rPr>
-                <w:rFonts w:ascii="Nirmala UI" w:hAnsi="Nirmala UI" w:cs="Nirmala UI"/>
+                <w:rFonts w:ascii="Segoe UI" w:hAnsi="Segoe UI" w:cs="Segoe UI"/>
                 <w:b w:val="0"/>
                 <w:i w:val="0"/>
                 <w:color w:val="1A1A1A"/>
                 <w:sz w:val="20"/>
               </w:rPr>
-              <w:t>මධ්‍යම</w:t>
+            </w:r>
+            <w:r>
+              <w:rPr>
+                <w:rFonts w:ascii="Segoe UI" w:hAnsi="Segoe UI" w:cs="Segoe UI"/>
+                <w:b w:val="0"/>
+                <w:i w:val="0"/>
+                <w:color w:val="1A1A1A"/>
+                <w:sz w:val="20"/>
+              </w:rPr>
+              <w:t>Medium</w:t>
             </w:r>
           </w:p>
         </w:tc>
@@ -1777,10 +2059,18 @@
             <w:pPr>
               <w:spacing w:after="40" w:before="40"/>
             </w:pPr>
-            <w:r/>
             <w:r>
               <w:rPr>
-                <w:rFonts w:ascii="Nirmala UI" w:hAnsi="Nirmala UI" w:cs="Nirmala UI"/>
+                <w:rFonts w:ascii="Segoe UI" w:hAnsi="Segoe UI" w:cs="Segoe UI"/>
+                <w:b w:val="0"/>
+                <w:i w:val="0"/>
+                <w:color w:val="1A1A1A"/>
+                <w:sz w:val="20"/>
+              </w:rPr>
+            </w:r>
+            <w:r>
+              <w:rPr>
+                <w:rFonts w:ascii="Segoe UI" w:hAnsi="Segoe UI" w:cs="Segoe UI"/>
                 <w:b w:val="0"/>
                 <w:i w:val="0"/>
                 <w:color w:val="1A1A1A"/>
@@ -1798,10 +2088,18 @@
             <w:pPr>
               <w:spacing w:after="40" w:before="40"/>
             </w:pPr>
-            <w:r/>
             <w:r>
               <w:rPr>
-                <w:rFonts w:ascii="Nirmala UI" w:hAnsi="Nirmala UI" w:cs="Nirmala UI"/>
+                <w:rFonts w:ascii="Segoe UI" w:hAnsi="Segoe UI" w:cs="Segoe UI"/>
+                <w:b w:val="0"/>
+                <w:i w:val="0"/>
+                <w:color w:val="1A1A1A"/>
+                <w:sz w:val="20"/>
+              </w:rPr>
+            </w:r>
+            <w:r>
+              <w:rPr>
+                <w:rFonts w:ascii="Segoe UI" w:hAnsi="Segoe UI" w:cs="Segoe UI"/>
                 <w:b w:val="0"/>
                 <w:i w:val="0"/>
                 <w:color w:val="1A1A1A"/>
@@ -1819,10 +2117,18 @@
             <w:pPr>
               <w:spacing w:after="40" w:before="40"/>
             </w:pPr>
-            <w:r/>
             <w:r>
               <w:rPr>
-                <w:rFonts w:ascii="Nirmala UI" w:hAnsi="Nirmala UI" w:cs="Nirmala UI"/>
+                <w:rFonts w:ascii="Segoe UI" w:hAnsi="Segoe UI" w:cs="Segoe UI"/>
+                <w:b w:val="0"/>
+                <w:i w:val="0"/>
+                <w:color w:val="1A1A1A"/>
+                <w:sz w:val="20"/>
+              </w:rPr>
+            </w:r>
+            <w:r>
+              <w:rPr>
+                <w:rFonts w:ascii="Segoe UI" w:hAnsi="Segoe UI" w:cs="Segoe UI"/>
                 <w:b w:val="0"/>
                 <w:i w:val="0"/>
                 <w:color w:val="1A1A1A"/>
@@ -1842,16 +2148,24 @@
             <w:pPr>
               <w:spacing w:after="40" w:before="40"/>
             </w:pPr>
-            <w:r/>
             <w:r>
               <w:rPr>
-                <w:rFonts w:ascii="Nirmala UI" w:hAnsi="Nirmala UI" w:cs="Nirmala UI"/>
+                <w:rFonts w:ascii="Segoe UI" w:hAnsi="Segoe UI" w:cs="Segoe UI"/>
                 <w:b w:val="0"/>
                 <w:i w:val="0"/>
                 <w:color w:val="1A1A1A"/>
                 <w:sz w:val="20"/>
               </w:rPr>
-              <w:t>බර</w:t>
+            </w:r>
+            <w:r>
+              <w:rPr>
+                <w:rFonts w:ascii="Segoe UI" w:hAnsi="Segoe UI" w:cs="Segoe UI"/>
+                <w:b w:val="0"/>
+                <w:i w:val="0"/>
+                <w:color w:val="1A1A1A"/>
+                <w:sz w:val="20"/>
+              </w:rPr>
+              <w:t>Heavy</w:t>
             </w:r>
           </w:p>
         </w:tc>
@@ -1863,10 +2177,18 @@
             <w:pPr>
               <w:spacing w:after="40" w:before="40"/>
             </w:pPr>
-            <w:r/>
             <w:r>
               <w:rPr>
-                <w:rFonts w:ascii="Nirmala UI" w:hAnsi="Nirmala UI" w:cs="Nirmala UI"/>
+                <w:rFonts w:ascii="Segoe UI" w:hAnsi="Segoe UI" w:cs="Segoe UI"/>
+                <w:b w:val="0"/>
+                <w:i w:val="0"/>
+                <w:color w:val="1A1A1A"/>
+                <w:sz w:val="20"/>
+              </w:rPr>
+            </w:r>
+            <w:r>
+              <w:rPr>
+                <w:rFonts w:ascii="Segoe UI" w:hAnsi="Segoe UI" w:cs="Segoe UI"/>
                 <w:b w:val="0"/>
                 <w:i w:val="0"/>
                 <w:color w:val="1A1A1A"/>
@@ -1884,10 +2206,18 @@
             <w:pPr>
               <w:spacing w:after="40" w:before="40"/>
             </w:pPr>
-            <w:r/>
             <w:r>
               <w:rPr>
-                <w:rFonts w:ascii="Nirmala UI" w:hAnsi="Nirmala UI" w:cs="Nirmala UI"/>
+                <w:rFonts w:ascii="Segoe UI" w:hAnsi="Segoe UI" w:cs="Segoe UI"/>
+                <w:b w:val="0"/>
+                <w:i w:val="0"/>
+                <w:color w:val="1A1A1A"/>
+                <w:sz w:val="20"/>
+              </w:rPr>
+            </w:r>
+            <w:r>
+              <w:rPr>
+                <w:rFonts w:ascii="Segoe UI" w:hAnsi="Segoe UI" w:cs="Segoe UI"/>
                 <w:b w:val="0"/>
                 <w:i w:val="0"/>
                 <w:color w:val="1A1A1A"/>
@@ -1905,10 +2235,18 @@
             <w:pPr>
               <w:spacing w:after="40" w:before="40"/>
             </w:pPr>
-            <w:r/>
             <w:r>
               <w:rPr>
-                <w:rFonts w:ascii="Nirmala UI" w:hAnsi="Nirmala UI" w:cs="Nirmala UI"/>
+                <w:rFonts w:ascii="Segoe UI" w:hAnsi="Segoe UI" w:cs="Segoe UI"/>
+                <w:b w:val="0"/>
+                <w:i w:val="0"/>
+                <w:color w:val="1A1A1A"/>
+                <w:sz w:val="20"/>
+              </w:rPr>
+            </w:r>
+            <w:r>
+              <w:rPr>
+                <w:rFonts w:ascii="Segoe UI" w:hAnsi="Segoe UI" w:cs="Segoe UI"/>
                 <w:b w:val="0"/>
                 <w:i w:val="0"/>
                 <w:color w:val="1A1A1A"/>
@@ -1931,13 +2269,13 @@
       </w:pPr>
       <w:r>
         <w:rPr>
-          <w:rFonts w:ascii="Nirmala UI" w:hAnsi="Nirmala UI" w:cs="Nirmala UI"/>
+          <w:rFonts w:ascii="Segoe UI" w:hAnsi="Segoe UI" w:cs="Segoe UI"/>
           <w:b/>
           <w:i w:val="0"/>
           <w:color w:val="1A1A1A"/>
           <w:sz w:val="24"/>
         </w:rPr>
-        <w:t>🔗  කෑල්ල 3 — Twin දෙක එකිනෙකට කතා කරනවා</w:t>
+        <w:t>Piece 3 — the two twins talk to each other</w:t>
       </w:r>
     </w:p>
     <w:p>
@@ -1954,7 +2292,7 @@
           <w:color w:val="222222"/>
           <w:sz w:val="19"/>
         </w:rPr>
-        <w:t>මිනිසා → යන්ත්‍රය :  වෙහෙසුණු කෙනා     →  වැඩිපුර දෝෂ</w:t>
+        <w:t>person  -&gt; machine :  a tired worker      -&gt;  more defects</w:t>
       </w:r>
     </w:p>
     <w:p>
@@ -1971,7 +2309,7 @@
           <w:color w:val="222222"/>
           <w:sz w:val="19"/>
         </w:rPr>
-        <w:t xml:space="preserve">                     දක්ෂතාව අඩු කෙනා   →  වැඩිපුර දෝෂ</w:t>
+        <w:t xml:space="preserve">                      a less skilled one  -&gt;  more defects</w:t>
       </w:r>
     </w:p>
     <w:p>
@@ -2004,7 +2342,7 @@
           <w:color w:val="222222"/>
           <w:sz w:val="19"/>
         </w:rPr>
-        <w:t>යන්ත්‍රය → මිනිසා :  ගෙවුණු යන්ත්‍රයක්   →  වැඩි මානසික බර</w:t>
+        <w:t>machine -&gt; person  :  a worn machine      -&gt;  more mental load</w:t>
       </w:r>
     </w:p>
     <w:p>
@@ -2021,7 +2359,7 @@
           <w:color w:val="222222"/>
           <w:sz w:val="19"/>
         </w:rPr>
-        <w:t xml:space="preserve">                     බර වැඩක්           →  වේගෙන් වෙහෙසෙනවා</w:t>
+        <w:t xml:space="preserve">                      a heavy job         -&gt;  tires faster</w:t>
       </w:r>
     </w:p>
     <w:p>
@@ -2038,7 +2376,7 @@
           <w:color w:val="222222"/>
           <w:sz w:val="19"/>
         </w:rPr>
-        <w:t xml:space="preserve">                     වේගවත් යන්ත්‍රයක්   →  නරක ඉරියව්ව</w:t>
+        <w:t xml:space="preserve">                      a fast machine      -&gt;  worse posture</w:t>
       </w:r>
     </w:p>
     <w:p>
@@ -2047,13 +2385,13 @@
       </w:pPr>
       <w:r>
         <w:rPr>
-          <w:rFonts w:ascii="Nirmala UI" w:hAnsi="Nirmala UI" w:cs="Nirmala UI"/>
+          <w:rFonts w:ascii="Segoe UI" w:hAnsi="Segoe UI" w:cs="Segoe UI"/>
           <w:b w:val="0"/>
           <w:i w:val="0"/>
           <w:color w:val="1A1A1A"/>
           <w:sz w:val="22"/>
         </w:rPr>
-        <w:t>උදාහරණය: වෙහෙසුණු කෙනෙක් වැරදි කරනවා → නිෂ්පාදනය නරක් වෙනවා → ඒක යන්ත්‍රයේ ප්‍රතිඵලයක් වගේ පේනවා. ඇත්තටම ඒක මිනිසාගේ ප්‍රතිඵලයක්. අපේ system එකට ඒක පේනවා.</w:t>
+        <w:t>Example: a tired worker makes mistakes, so the product comes out faulty. That looks like a machine problem. It is really a people problem. This system can see that.</w:t>
       </w:r>
     </w:p>
     <w:p>
@@ -2062,13 +2400,13 @@
       </w:pPr>
       <w:r>
         <w:rPr>
-          <w:rFonts w:ascii="Nirmala UI" w:hAnsi="Nirmala UI" w:cs="Nirmala UI"/>
+          <w:rFonts w:ascii="Segoe UI" w:hAnsi="Segoe UI" w:cs="Segoe UI"/>
           <w:b/>
           <w:i w:val="0"/>
           <w:color w:val="1A1A1A"/>
           <w:sz w:val="24"/>
         </w:rPr>
-        <w:t>⚖️  කෑල්ල 4 — තීරණය ගන්න විදිහ   ★★★ ප්‍රධානම අදහස</w:t>
+        <w:t>Piece 4 — how the decision is made        &lt;-- the central idea</w:t>
       </w:r>
     </w:p>
     <w:p>
@@ -2077,13 +2415,13 @@
       </w:pPr>
       <w:r>
         <w:rPr>
-          <w:rFonts w:ascii="Nirmala UI" w:hAnsi="Nirmala UI" w:cs="Nirmala UI"/>
+          <w:rFonts w:ascii="Segoe UI" w:hAnsi="Segoe UI" w:cs="Segoe UI"/>
           <w:b/>
           <w:i w:val="0"/>
           <w:color w:val="1A1A1A"/>
           <w:sz w:val="22"/>
         </w:rPr>
-        <w:t>ක්‍රම දෙකක් තියෙනවා.</w:t>
+        <w:t>There are two ways to do it.</w:t>
       </w:r>
     </w:p>
     <w:p>
@@ -2092,13 +2430,13 @@
       </w:pPr>
       <w:r>
         <w:rPr>
-          <w:rFonts w:ascii="Nirmala UI" w:hAnsi="Nirmala UI" w:cs="Nirmala UI"/>
+          <w:rFonts w:ascii="Segoe UI" w:hAnsi="Segoe UI" w:cs="Segoe UI"/>
           <w:b w:val="0"/>
           <w:i w:val="0"/>
           <w:color w:val="1A1A1A"/>
           <w:sz w:val="22"/>
         </w:rPr>
-        <w:t>❌  ක්‍රමය 1 — “දඩය” (soft penalty).  අනිත් අය කරන්නේ මේක:</w:t>
+        <w:t>Way 1 — a “fine” (a penalty). This is what others do:</w:t>
       </w:r>
     </w:p>
     <w:p>
@@ -2115,7 +2453,7 @@
           <w:color w:val="222222"/>
           <w:sz w:val="19"/>
         </w:rPr>
-        <w:t>නිෂ්පාදනය වැඩියි    →  +100 ලකුණු</w:t>
+        <w:t>high output          -&gt;  +100 points</w:t>
       </w:r>
     </w:p>
     <w:p>
@@ -2132,7 +2470,7 @@
           <w:color w:val="222222"/>
           <w:sz w:val="19"/>
         </w:rPr>
-        <w:t>මිනිසා වෙහෙසෙනවා   →   −30 ලකුණු  (දඩයක්)</w:t>
+        <w:t>the worker gets tired -&gt;   -30 points   (the fine)</w:t>
       </w:r>
     </w:p>
     <w:p>
@@ -2149,7 +2487,7 @@
           <w:color w:val="222222"/>
           <w:sz w:val="19"/>
         </w:rPr>
-        <w:t xml:space="preserve">                      ─────────</w:t>
+        <w:t xml:space="preserve">                         ---------</w:t>
       </w:r>
     </w:p>
     <w:p>
@@ -2166,7 +2504,7 @@
           <w:color w:val="222222"/>
           <w:sz w:val="19"/>
         </w:rPr>
-        <w:t>එකතුව              =  +70   →  “හොඳයි, කරමු!”</w:t>
+        <w:t>total                 =   +70   -&gt;  “good enough, do it”</w:t>
       </w:r>
     </w:p>
     <w:p>
@@ -2177,13 +2515,13 @@
       </w:pPr>
       <w:r>
         <w:rPr>
-          <w:rFonts w:ascii="Nirmala UI" w:hAnsi="Nirmala UI" w:cs="Nirmala UI"/>
+          <w:rFonts w:ascii="Segoe UI" w:hAnsi="Segoe UI" w:cs="Segoe UI"/>
           <w:b/>
           <w:i w:val="0"/>
           <w:color w:val="B03A2B"/>
           <w:sz w:val="22"/>
         </w:rPr>
-        <w:t>ප්‍රශ්නය: නිෂ්පාදනයේ ලාභය ලොකු නම්, වෙහෙසේ දඩය හැමවිටම ගෙවන්න පුළුවන්. මිනිසා විකුණන්න පුළුවන් දෙයක් වෙනවා.</w:t>
+        <w:t>The problem: if the profit is large enough, the fine on tiredness can always be paid. The person becomes something you can trade away.</w:t>
       </w:r>
     </w:p>
     <w:p>
@@ -2192,13 +2530,13 @@
       </w:pPr>
       <w:r>
         <w:rPr>
-          <w:rFonts w:ascii="Nirmala UI" w:hAnsi="Nirmala UI" w:cs="Nirmala UI"/>
+          <w:rFonts w:ascii="Segoe UI" w:hAnsi="Segoe UI" w:cs="Segoe UI"/>
           <w:b w:val="0"/>
           <w:i w:val="0"/>
           <w:color w:val="1A1A1A"/>
           <w:sz w:val="22"/>
         </w:rPr>
-        <w:t>✅  ක්‍රමය 2 — “පෙරහන” (hard constraint).  අපි කරන්නේ මේක:</w:t>
+        <w:t>Way 2 — a “filter” (a hard constraint). This is what was built:</w:t>
       </w:r>
     </w:p>
     <w:p>
@@ -2215,7 +2553,7 @@
           <w:color w:val="222222"/>
           <w:sz w:val="19"/>
         </w:rPr>
-        <w:t>පියවර 1 :  මිනිසාට හානියක් වෙන විකල්ප ඔක්කොම අයින් කරන්න   ← මුලින්ම</w:t>
+        <w:t>step 1 :  remove every option that would harm the person   &lt;- first</w:t>
       </w:r>
     </w:p>
     <w:p>
@@ -2232,7 +2570,7 @@
           <w:color w:val="222222"/>
           <w:sz w:val="19"/>
         </w:rPr>
-        <w:t>පියවර 2 :  ඉතුරු ඒවා අතරින් හොඳම එක තෝරන්න</w:t>
+        <w:t>step 2 :  pick the best of whatever is left</w:t>
       </w:r>
     </w:p>
     <w:p>
@@ -2243,13 +2581,13 @@
       </w:pPr>
       <w:r>
         <w:rPr>
-          <w:rFonts w:ascii="Nirmala UI" w:hAnsi="Nirmala UI" w:cs="Nirmala UI"/>
+          <w:rFonts w:ascii="Segoe UI" w:hAnsi="Segoe UI" w:cs="Segoe UI"/>
           <w:b/>
           <w:i w:val="0"/>
           <w:color w:val="1E7A3C"/>
           <w:sz w:val="22"/>
         </w:rPr>
-        <w:t>වෙනස</w:t>
+        <w:t>The difference</w:t>
       </w:r>
     </w:p>
     <w:p>
@@ -2260,13 +2598,13 @@
       </w:pPr>
       <w:r>
         <w:rPr>
-          <w:rFonts w:ascii="Nirmala UI" w:hAnsi="Nirmala UI" w:cs="Nirmala UI"/>
+          <w:rFonts w:ascii="Segoe UI" w:hAnsi="Segoe UI" w:cs="Segoe UI"/>
           <w:b w:val="0"/>
           <w:i w:val="0"/>
           <w:color w:val="1E7A3C"/>
           <w:sz w:val="22"/>
         </w:rPr>
-        <w:t>පෙරහනකින් අයින් වුණු විකල්පයක් කිසිම මිලකට ආපහු ගන්න බෑ. ලාභය කොච්චර ලොකු වුණත් නෑ.</w:t>
+        <w:t>An option removed by the filter cannot be bought back at any price, no matter how large the profit.</w:t>
       </w:r>
     </w:p>
     <w:p>
@@ -2277,13 +2615,13 @@
       </w:pPr>
       <w:r>
         <w:rPr>
-          <w:rFonts w:ascii="Nirmala UI" w:hAnsi="Nirmala UI" w:cs="Nirmala UI"/>
+          <w:rFonts w:ascii="Segoe UI" w:hAnsi="Segoe UI" w:cs="Segoe UI"/>
           <w:b w:val="0"/>
           <w:i w:val="0"/>
           <w:color w:val="1E7A3C"/>
           <w:sz w:val="22"/>
         </w:rPr>
-        <w:t>මත්පැන් බීලා රිය පදවන එකට දඩයක් නෙවෙයි තියෙන්නේ — ඒක තහනම්. එහෙම තමයි අපි වෙහෙසට සලකන්නේ.</w:t>
+        <w:t>Drink-driving does not carry a fine you can pay to proceed — it is forbidden. Tiredness is treated the same way here.</w:t>
       </w:r>
     </w:p>
     <w:tbl>
@@ -2317,10 +2655,18 @@
               <w:spacing w:after="40" w:before="40"/>
               <w:shd w:val="clear" w:fill="1F4E79"/>
             </w:pPr>
-            <w:r/>
             <w:r>
               <w:rPr>
-                <w:rFonts w:ascii="Nirmala UI" w:hAnsi="Nirmala UI" w:cs="Nirmala UI"/>
+                <w:rFonts w:ascii="Segoe UI" w:hAnsi="Segoe UI" w:cs="Segoe UI"/>
+                <w:b w:val="0"/>
+                <w:i w:val="0"/>
+                <w:color w:val="1A1A1A"/>
+                <w:sz w:val="20"/>
+              </w:rPr>
+            </w:r>
+            <w:r>
+              <w:rPr>
+                <w:rFonts w:ascii="Segoe UI" w:hAnsi="Segoe UI" w:cs="Segoe UI"/>
                 <w:b/>
                 <w:i w:val="0"/>
                 <w:color w:val="FFFFFF"/>
@@ -2331,7 +2677,7 @@
         </w:tc>
         <w:tc>
           <w:tcPr>
-            <w:tcW w:type="dxa" w:w="2160"/>
+            <w:tcW w:type="dxa" w:w="2016"/>
             <w:shd w:val="clear" w:fill="1F4E79"/>
           </w:tcPr>
           <w:p>
@@ -2339,22 +2685,30 @@
               <w:spacing w:after="40" w:before="40"/>
               <w:shd w:val="clear" w:fill="1F4E79"/>
             </w:pPr>
-            <w:r/>
             <w:r>
               <w:rPr>
-                <w:rFonts w:ascii="Nirmala UI" w:hAnsi="Nirmala UI" w:cs="Nirmala UI"/>
+                <w:rFonts w:ascii="Segoe UI" w:hAnsi="Segoe UI" w:cs="Segoe UI"/>
+                <w:b w:val="0"/>
+                <w:i w:val="0"/>
+                <w:color w:val="1A1A1A"/>
+                <w:sz w:val="20"/>
+              </w:rPr>
+            </w:r>
+            <w:r>
+              <w:rPr>
+                <w:rFonts w:ascii="Segoe UI" w:hAnsi="Segoe UI" w:cs="Segoe UI"/>
                 <w:b/>
                 <w:i w:val="0"/>
                 <w:color w:val="FFFFFF"/>
                 <w:sz w:val="20"/>
               </w:rPr>
-              <w:t>නීතිය</w:t>
+              <w:t>The rule</w:t>
             </w:r>
           </w:p>
         </w:tc>
         <w:tc>
           <w:tcPr>
-            <w:tcW w:type="dxa" w:w="3744"/>
+            <w:tcW w:type="dxa" w:w="3600"/>
             <w:shd w:val="clear" w:fill="1F4E79"/>
           </w:tcPr>
           <w:p>
@@ -2362,22 +2716,30 @@
               <w:spacing w:after="40" w:before="40"/>
               <w:shd w:val="clear" w:fill="1F4E79"/>
             </w:pPr>
-            <w:r/>
             <w:r>
               <w:rPr>
-                <w:rFonts w:ascii="Nirmala UI" w:hAnsi="Nirmala UI" w:cs="Nirmala UI"/>
+                <w:rFonts w:ascii="Segoe UI" w:hAnsi="Segoe UI" w:cs="Segoe UI"/>
+                <w:b w:val="0"/>
+                <w:i w:val="0"/>
+                <w:color w:val="1A1A1A"/>
+                <w:sz w:val="20"/>
+              </w:rPr>
+            </w:r>
+            <w:r>
+              <w:rPr>
+                <w:rFonts w:ascii="Segoe UI" w:hAnsi="Segoe UI" w:cs="Segoe UI"/>
                 <w:b/>
                 <w:i w:val="0"/>
                 <w:color w:val="FFFFFF"/>
                 <w:sz w:val="20"/>
               </w:rPr>
-              <w:t>තේරුම</w:t>
+              <w:t>In plain words</w:t>
             </w:r>
           </w:p>
         </w:tc>
         <w:tc>
           <w:tcPr>
-            <w:tcW w:type="dxa" w:w="2304"/>
+            <w:tcW w:type="dxa" w:w="2592"/>
             <w:shd w:val="clear" w:fill="1F4E79"/>
           </w:tcPr>
           <w:p>
@@ -2385,16 +2747,24 @@
               <w:spacing w:after="40" w:before="40"/>
               <w:shd w:val="clear" w:fill="1F4E79"/>
             </w:pPr>
-            <w:r/>
             <w:r>
               <w:rPr>
-                <w:rFonts w:ascii="Nirmala UI" w:hAnsi="Nirmala UI" w:cs="Nirmala UI"/>
+                <w:rFonts w:ascii="Segoe UI" w:hAnsi="Segoe UI" w:cs="Segoe UI"/>
+                <w:b w:val="0"/>
+                <w:i w:val="0"/>
+                <w:color w:val="1A1A1A"/>
+                <w:sz w:val="20"/>
+              </w:rPr>
+            </w:r>
+            <w:r>
+              <w:rPr>
+                <w:rFonts w:ascii="Segoe UI" w:hAnsi="Segoe UI" w:cs="Segoe UI"/>
                 <w:b/>
                 <w:i w:val="0"/>
                 <w:color w:val="FFFFFF"/>
                 <w:sz w:val="20"/>
               </w:rPr>
-              <w:t>අගය කොහෙන්ද?</w:t>
+              <w:t>Where the number comes from</w:t>
             </w:r>
           </w:p>
         </w:tc>
@@ -2408,10 +2778,18 @@
             <w:pPr>
               <w:spacing w:after="40" w:before="40"/>
             </w:pPr>
-            <w:r/>
             <w:r>
               <w:rPr>
-                <w:rFonts w:ascii="Nirmala UI" w:hAnsi="Nirmala UI" w:cs="Nirmala UI"/>
+                <w:rFonts w:ascii="Segoe UI" w:hAnsi="Segoe UI" w:cs="Segoe UI"/>
+                <w:b w:val="0"/>
+                <w:i w:val="0"/>
+                <w:color w:val="1A1A1A"/>
+                <w:sz w:val="20"/>
+              </w:rPr>
+            </w:r>
+            <w:r>
+              <w:rPr>
+                <w:rFonts w:ascii="Segoe UI" w:hAnsi="Segoe UI" w:cs="Segoe UI"/>
                 <w:b w:val="0"/>
                 <w:i w:val="0"/>
                 <w:color w:val="1A1A1A"/>
@@ -2423,64 +2801,88 @@
         </w:tc>
         <w:tc>
           <w:tcPr>
-            <w:tcW w:type="dxa" w:w="2160"/>
+            <w:tcW w:type="dxa" w:w="2016"/>
           </w:tcPr>
           <w:p>
             <w:pPr>
               <w:spacing w:after="40" w:before="40"/>
             </w:pPr>
-            <w:r/>
             <w:r>
               <w:rPr>
-                <w:rFonts w:ascii="Nirmala UI" w:hAnsi="Nirmala UI" w:cs="Nirmala UI"/>
+                <w:rFonts w:ascii="Segoe UI" w:hAnsi="Segoe UI" w:cs="Segoe UI"/>
                 <w:b w:val="0"/>
                 <w:i w:val="0"/>
                 <w:color w:val="1A1A1A"/>
                 <w:sz w:val="20"/>
               </w:rPr>
-              <w:t>වෙහෙස &lt; 80%</w:t>
+            </w:r>
+            <w:r>
+              <w:rPr>
+                <w:rFonts w:ascii="Segoe UI" w:hAnsi="Segoe UI" w:cs="Segoe UI"/>
+                <w:b w:val="0"/>
+                <w:i w:val="0"/>
+                <w:color w:val="1A1A1A"/>
+                <w:sz w:val="20"/>
+              </w:rPr>
+              <w:t>tiredness &lt; 80%</w:t>
             </w:r>
           </w:p>
         </w:tc>
         <w:tc>
           <w:tcPr>
-            <w:tcW w:type="dxa" w:w="3744"/>
+            <w:tcW w:type="dxa" w:w="3600"/>
           </w:tcPr>
           <w:p>
             <w:pPr>
               <w:spacing w:after="40" w:before="40"/>
             </w:pPr>
-            <w:r/>
             <w:r>
               <w:rPr>
-                <w:rFonts w:ascii="Nirmala UI" w:hAnsi="Nirmala UI" w:cs="Nirmala UI"/>
+                <w:rFonts w:ascii="Segoe UI" w:hAnsi="Segoe UI" w:cs="Segoe UI"/>
                 <w:b w:val="0"/>
                 <w:i w:val="0"/>
                 <w:color w:val="1A1A1A"/>
                 <w:sz w:val="20"/>
               </w:rPr>
-              <w:t>තමන්ගේ සීමාවෙන් 80% පැනීම තහනම්</w:t>
+            </w:r>
+            <w:r>
+              <w:rPr>
+                <w:rFonts w:ascii="Segoe UI" w:hAnsi="Segoe UI" w:cs="Segoe UI"/>
+                <w:b w:val="0"/>
+                <w:i w:val="0"/>
+                <w:color w:val="1A1A1A"/>
+                <w:sz w:val="20"/>
+              </w:rPr>
+              <w:t>cannot go past 80% of your own limit</w:t>
             </w:r>
           </w:p>
         </w:tc>
         <w:tc>
           <w:tcPr>
-            <w:tcW w:type="dxa" w:w="2304"/>
+            <w:tcW w:type="dxa" w:w="2592"/>
           </w:tcPr>
           <w:p>
             <w:pPr>
               <w:spacing w:after="40" w:before="40"/>
             </w:pPr>
-            <w:r/>
             <w:r>
               <w:rPr>
-                <w:rFonts w:ascii="Nirmala UI" w:hAnsi="Nirmala UI" w:cs="Nirmala UI"/>
+                <w:rFonts w:ascii="Segoe UI" w:hAnsi="Segoe UI" w:cs="Segoe UI"/>
                 <w:b w:val="0"/>
                 <w:i w:val="0"/>
                 <w:color w:val="1A1A1A"/>
                 <w:sz w:val="20"/>
               </w:rPr>
-              <w:t>අපේ *</w:t>
+            </w:r>
+            <w:r>
+              <w:rPr>
+                <w:rFonts w:ascii="Segoe UI" w:hAnsi="Segoe UI" w:cs="Segoe UI"/>
+                <w:b w:val="0"/>
+                <w:i w:val="0"/>
+                <w:color w:val="1A1A1A"/>
+                <w:sz w:val="20"/>
+              </w:rPr>
+              <w:t>ours *</w:t>
             </w:r>
           </w:p>
         </w:tc>
@@ -2494,10 +2896,18 @@
             <w:pPr>
               <w:spacing w:after="40" w:before="40"/>
             </w:pPr>
-            <w:r/>
             <w:r>
               <w:rPr>
-                <w:rFonts w:ascii="Nirmala UI" w:hAnsi="Nirmala UI" w:cs="Nirmala UI"/>
+                <w:rFonts w:ascii="Segoe UI" w:hAnsi="Segoe UI" w:cs="Segoe UI"/>
+                <w:b w:val="0"/>
+                <w:i w:val="0"/>
+                <w:color w:val="1A1A1A"/>
+                <w:sz w:val="20"/>
+              </w:rPr>
+            </w:r>
+            <w:r>
+              <w:rPr>
+                <w:rFonts w:ascii="Segoe UI" w:hAnsi="Segoe UI" w:cs="Segoe UI"/>
                 <w:b w:val="0"/>
                 <w:i w:val="0"/>
                 <w:color w:val="1A1A1A"/>
@@ -2509,64 +2919,88 @@
         </w:tc>
         <w:tc>
           <w:tcPr>
-            <w:tcW w:type="dxa" w:w="2160"/>
+            <w:tcW w:type="dxa" w:w="2016"/>
           </w:tcPr>
           <w:p>
             <w:pPr>
               <w:spacing w:after="40" w:before="40"/>
             </w:pPr>
-            <w:r/>
             <w:r>
               <w:rPr>
-                <w:rFonts w:ascii="Nirmala UI" w:hAnsi="Nirmala UI" w:cs="Nirmala UI"/>
+                <w:rFonts w:ascii="Segoe UI" w:hAnsi="Segoe UI" w:cs="Segoe UI"/>
                 <w:b w:val="0"/>
                 <w:i w:val="0"/>
                 <w:color w:val="1A1A1A"/>
                 <w:sz w:val="20"/>
               </w:rPr>
-              <w:t>දක්ෂතාව ≥ 0.40</w:t>
+            </w:r>
+            <w:r>
+              <w:rPr>
+                <w:rFonts w:ascii="Segoe UI" w:hAnsi="Segoe UI" w:cs="Segoe UI"/>
+                <w:b w:val="0"/>
+                <w:i w:val="0"/>
+                <w:color w:val="1A1A1A"/>
+                <w:sz w:val="20"/>
+              </w:rPr>
+              <w:t>skill &gt;= 0.40</w:t>
             </w:r>
           </w:p>
         </w:tc>
         <w:tc>
           <w:tcPr>
-            <w:tcW w:type="dxa" w:w="3744"/>
+            <w:tcW w:type="dxa" w:w="3600"/>
           </w:tcPr>
           <w:p>
             <w:pPr>
               <w:spacing w:after="40" w:before="40"/>
             </w:pPr>
-            <w:r/>
             <w:r>
               <w:rPr>
-                <w:rFonts w:ascii="Nirmala UI" w:hAnsi="Nirmala UI" w:cs="Nirmala UI"/>
+                <w:rFonts w:ascii="Segoe UI" w:hAnsi="Segoe UI" w:cs="Segoe UI"/>
                 <w:b w:val="0"/>
                 <w:i w:val="0"/>
                 <w:color w:val="1A1A1A"/>
                 <w:sz w:val="20"/>
               </w:rPr>
-              <w:t>නොදන්නා වැඩක් දෙන එක තහනම්</w:t>
+            </w:r>
+            <w:r>
+              <w:rPr>
+                <w:rFonts w:ascii="Segoe UI" w:hAnsi="Segoe UI" w:cs="Segoe UI"/>
+                <w:b w:val="0"/>
+                <w:i w:val="0"/>
+                <w:color w:val="1A1A1A"/>
+                <w:sz w:val="20"/>
+              </w:rPr>
+              <w:t>cannot give someone a job they cannot do</w:t>
             </w:r>
           </w:p>
         </w:tc>
         <w:tc>
           <w:tcPr>
-            <w:tcW w:type="dxa" w:w="2304"/>
+            <w:tcW w:type="dxa" w:w="2592"/>
           </w:tcPr>
           <w:p>
             <w:pPr>
               <w:spacing w:after="40" w:before="40"/>
             </w:pPr>
-            <w:r/>
             <w:r>
               <w:rPr>
-                <w:rFonts w:ascii="Nirmala UI" w:hAnsi="Nirmala UI" w:cs="Nirmala UI"/>
+                <w:rFonts w:ascii="Segoe UI" w:hAnsi="Segoe UI" w:cs="Segoe UI"/>
                 <w:b w:val="0"/>
                 <w:i w:val="0"/>
                 <w:color w:val="1A1A1A"/>
                 <w:sz w:val="20"/>
               </w:rPr>
-              <w:t>අපේ</w:t>
+            </w:r>
+            <w:r>
+              <w:rPr>
+                <w:rFonts w:ascii="Segoe UI" w:hAnsi="Segoe UI" w:cs="Segoe UI"/>
+                <w:b w:val="0"/>
+                <w:i w:val="0"/>
+                <w:color w:val="1A1A1A"/>
+                <w:sz w:val="20"/>
+              </w:rPr>
+              <w:t>ours</w:t>
             </w:r>
           </w:p>
         </w:tc>
@@ -2580,10 +3014,18 @@
             <w:pPr>
               <w:spacing w:after="40" w:before="40"/>
             </w:pPr>
-            <w:r/>
             <w:r>
               <w:rPr>
-                <w:rFonts w:ascii="Nirmala UI" w:hAnsi="Nirmala UI" w:cs="Nirmala UI"/>
+                <w:rFonts w:ascii="Segoe UI" w:hAnsi="Segoe UI" w:cs="Segoe UI"/>
+                <w:b w:val="0"/>
+                <w:i w:val="0"/>
+                <w:color w:val="1A1A1A"/>
+                <w:sz w:val="20"/>
+              </w:rPr>
+            </w:r>
+            <w:r>
+              <w:rPr>
+                <w:rFonts w:ascii="Segoe UI" w:hAnsi="Segoe UI" w:cs="Segoe UI"/>
                 <w:b w:val="0"/>
                 <w:i w:val="0"/>
                 <w:color w:val="1A1A1A"/>
@@ -2595,64 +3037,88 @@
         </w:tc>
         <w:tc>
           <w:tcPr>
-            <w:tcW w:type="dxa" w:w="2160"/>
+            <w:tcW w:type="dxa" w:w="2016"/>
           </w:tcPr>
           <w:p>
             <w:pPr>
               <w:spacing w:after="40" w:before="40"/>
             </w:pPr>
-            <w:r/>
             <w:r>
               <w:rPr>
-                <w:rFonts w:ascii="Nirmala UI" w:hAnsi="Nirmala UI" w:cs="Nirmala UI"/>
+                <w:rFonts w:ascii="Segoe UI" w:hAnsi="Segoe UI" w:cs="Segoe UI"/>
                 <w:b w:val="0"/>
                 <w:i w:val="0"/>
                 <w:color w:val="1A1A1A"/>
                 <w:sz w:val="20"/>
               </w:rPr>
-              <w:t>ඉරියව් අවදානම ≤ 5</w:t>
+            </w:r>
+            <w:r>
+              <w:rPr>
+                <w:rFonts w:ascii="Segoe UI" w:hAnsi="Segoe UI" w:cs="Segoe UI"/>
+                <w:b w:val="0"/>
+                <w:i w:val="0"/>
+                <w:color w:val="1A1A1A"/>
+                <w:sz w:val="20"/>
+              </w:rPr>
+              <w:t>posture risk &lt;= 5</w:t>
             </w:r>
           </w:p>
         </w:tc>
         <w:tc>
           <w:tcPr>
-            <w:tcW w:type="dxa" w:w="3744"/>
+            <w:tcW w:type="dxa" w:w="3600"/>
           </w:tcPr>
           <w:p>
             <w:pPr>
               <w:spacing w:after="40" w:before="40"/>
             </w:pPr>
-            <w:r/>
             <w:r>
               <w:rPr>
-                <w:rFonts w:ascii="Nirmala UI" w:hAnsi="Nirmala UI" w:cs="Nirmala UI"/>
+                <w:rFonts w:ascii="Segoe UI" w:hAnsi="Segoe UI" w:cs="Segoe UI"/>
                 <w:b w:val="0"/>
                 <w:i w:val="0"/>
                 <w:color w:val="1A1A1A"/>
                 <w:sz w:val="20"/>
               </w:rPr>
-              <w:t>භයානක ඉරියව්වක් තහනම්</w:t>
+            </w:r>
+            <w:r>
+              <w:rPr>
+                <w:rFonts w:ascii="Segoe UI" w:hAnsi="Segoe UI" w:cs="Segoe UI"/>
+                <w:b w:val="0"/>
+                <w:i w:val="0"/>
+                <w:color w:val="1A1A1A"/>
+                <w:sz w:val="20"/>
+              </w:rPr>
+              <w:t>cannot use a dangerous posture</w:t>
             </w:r>
           </w:p>
         </w:tc>
         <w:tc>
           <w:tcPr>
-            <w:tcW w:type="dxa" w:w="2304"/>
+            <w:tcW w:type="dxa" w:w="2592"/>
           </w:tcPr>
           <w:p>
             <w:pPr>
               <w:spacing w:after="40" w:before="40"/>
             </w:pPr>
-            <w:r/>
             <w:r>
               <w:rPr>
-                <w:rFonts w:ascii="Nirmala UI" w:hAnsi="Nirmala UI" w:cs="Nirmala UI"/>
+                <w:rFonts w:ascii="Segoe UI" w:hAnsi="Segoe UI" w:cs="Segoe UI"/>
                 <w:b w:val="0"/>
                 <w:i w:val="0"/>
                 <w:color w:val="1A1A1A"/>
                 <w:sz w:val="20"/>
               </w:rPr>
-              <w:t>✅ සාහිත්‍යයෙන් (RULA)</w:t>
+            </w:r>
+            <w:r>
+              <w:rPr>
+                <w:rFonts w:ascii="Segoe UI" w:hAnsi="Segoe UI" w:cs="Segoe UI"/>
+                <w:b w:val="0"/>
+                <w:i w:val="0"/>
+                <w:color w:val="1A1A1A"/>
+                <w:sz w:val="20"/>
+              </w:rPr>
+              <w:t>from the literature (RULA)</w:t>
             </w:r>
           </w:p>
         </w:tc>
@@ -2666,10 +3132,18 @@
             <w:pPr>
               <w:spacing w:after="40" w:before="40"/>
             </w:pPr>
-            <w:r/>
             <w:r>
               <w:rPr>
-                <w:rFonts w:ascii="Nirmala UI" w:hAnsi="Nirmala UI" w:cs="Nirmala UI"/>
+                <w:rFonts w:ascii="Segoe UI" w:hAnsi="Segoe UI" w:cs="Segoe UI"/>
+                <w:b w:val="0"/>
+                <w:i w:val="0"/>
+                <w:color w:val="1A1A1A"/>
+                <w:sz w:val="20"/>
+              </w:rPr>
+            </w:r>
+            <w:r>
+              <w:rPr>
+                <w:rFonts w:ascii="Segoe UI" w:hAnsi="Segoe UI" w:cs="Segoe UI"/>
                 <w:b w:val="0"/>
                 <w:i w:val="0"/>
                 <w:color w:val="1A1A1A"/>
@@ -2681,64 +3155,88 @@
         </w:tc>
         <w:tc>
           <w:tcPr>
-            <w:tcW w:type="dxa" w:w="2160"/>
+            <w:tcW w:type="dxa" w:w="2016"/>
           </w:tcPr>
           <w:p>
             <w:pPr>
               <w:spacing w:after="40" w:before="40"/>
             </w:pPr>
-            <w:r/>
             <w:r>
               <w:rPr>
-                <w:rFonts w:ascii="Nirmala UI" w:hAnsi="Nirmala UI" w:cs="Nirmala UI"/>
+                <w:rFonts w:ascii="Segoe UI" w:hAnsi="Segoe UI" w:cs="Segoe UI"/>
                 <w:b w:val="0"/>
                 <w:i w:val="0"/>
                 <w:color w:val="1A1A1A"/>
                 <w:sz w:val="20"/>
               </w:rPr>
-              <w:t>යන්ත්‍ර සෞඛ්‍යය &gt; 0.30</w:t>
+            </w:r>
+            <w:r>
+              <w:rPr>
+                <w:rFonts w:ascii="Segoe UI" w:hAnsi="Segoe UI" w:cs="Segoe UI"/>
+                <w:b w:val="0"/>
+                <w:i w:val="0"/>
+                <w:color w:val="1A1A1A"/>
+                <w:sz w:val="20"/>
+              </w:rPr>
+              <w:t>machine health &gt; 0.30</w:t>
             </w:r>
           </w:p>
         </w:tc>
         <w:tc>
           <w:tcPr>
-            <w:tcW w:type="dxa" w:w="3744"/>
+            <w:tcW w:type="dxa" w:w="3600"/>
           </w:tcPr>
           <w:p>
             <w:pPr>
               <w:spacing w:after="40" w:before="40"/>
             </w:pPr>
-            <w:r/>
             <w:r>
               <w:rPr>
-                <w:rFonts w:ascii="Nirmala UI" w:hAnsi="Nirmala UI" w:cs="Nirmala UI"/>
+                <w:rFonts w:ascii="Segoe UI" w:hAnsi="Segoe UI" w:cs="Segoe UI"/>
                 <w:b w:val="0"/>
                 <w:i w:val="0"/>
                 <w:color w:val="1A1A1A"/>
                 <w:sz w:val="20"/>
               </w:rPr>
-              <w:t>කැඩෙන්න ළං යන්ත්‍රයක් තහනම්</w:t>
+            </w:r>
+            <w:r>
+              <w:rPr>
+                <w:rFonts w:ascii="Segoe UI" w:hAnsi="Segoe UI" w:cs="Segoe UI"/>
+                <w:b w:val="0"/>
+                <w:i w:val="0"/>
+                <w:color w:val="1A1A1A"/>
+                <w:sz w:val="20"/>
+              </w:rPr>
+              <w:t>cannot use a machine about to fail</w:t>
             </w:r>
           </w:p>
         </w:tc>
         <w:tc>
           <w:tcPr>
-            <w:tcW w:type="dxa" w:w="2304"/>
+            <w:tcW w:type="dxa" w:w="2592"/>
           </w:tcPr>
           <w:p>
             <w:pPr>
               <w:spacing w:after="40" w:before="40"/>
             </w:pPr>
-            <w:r/>
             <w:r>
               <w:rPr>
-                <w:rFonts w:ascii="Nirmala UI" w:hAnsi="Nirmala UI" w:cs="Nirmala UI"/>
+                <w:rFonts w:ascii="Segoe UI" w:hAnsi="Segoe UI" w:cs="Segoe UI"/>
                 <w:b w:val="0"/>
                 <w:i w:val="0"/>
                 <w:color w:val="1A1A1A"/>
                 <w:sz w:val="20"/>
               </w:rPr>
-              <w:t>අපේ</w:t>
+            </w:r>
+            <w:r>
+              <w:rPr>
+                <w:rFonts w:ascii="Segoe UI" w:hAnsi="Segoe UI" w:cs="Segoe UI"/>
+                <w:b w:val="0"/>
+                <w:i w:val="0"/>
+                <w:color w:val="1A1A1A"/>
+                <w:sz w:val="20"/>
+              </w:rPr>
+              <w:t>ours</w:t>
             </w:r>
           </w:p>
         </w:tc>
@@ -2755,13 +3253,13 @@
       </w:pPr>
       <w:r>
         <w:rPr>
-          <w:rFonts w:ascii="Nirmala UI" w:hAnsi="Nirmala UI" w:cs="Nirmala UI"/>
+          <w:rFonts w:ascii="Segoe UI" w:hAnsi="Segoe UI" w:cs="Segoe UI"/>
           <w:b w:val="0"/>
           <w:i/>
           <w:color w:val="555555"/>
           <w:sz w:val="20"/>
         </w:rPr>
-        <w:t>* “80%” කියන අංකය අපේ. ඒත් 80% කුමකින්ද කියන එක සාහිත්‍යයෙන් — ඒක “දිගටම දරාගන්න පුළුවන් උපරිමයෙන්” 80%. වේග සීමාව 60 km/h කියලා දාන එක තෝරාගැනීමක්; ඒත් “km/h” කියන මිනුම තෝරාගැනීමක් නෙවෙයි.</w:t>
+        <w:t>* The number 80% is ours. But what it is 80% of comes from the literature — it is 80% of the rate that person can sustain all day. Setting a speed limit at 60 km/h is a choice; the unit “km/h” is not.</w:t>
       </w:r>
     </w:p>
     <w:p>
@@ -2770,13 +3268,13 @@
       </w:pPr>
       <w:r>
         <w:rPr>
-          <w:rFonts w:ascii="Nirmala UI" w:hAnsi="Nirmala UI" w:cs="Nirmala UI"/>
+          <w:rFonts w:ascii="Segoe UI" w:hAnsi="Segoe UI" w:cs="Segoe UI"/>
           <w:b w:val="0"/>
           <w:i/>
           <w:color w:val="555555"/>
           <w:sz w:val="20"/>
         </w:rPr>
-        <w:t>සහ අපි ඒවා පරීක්ෂා කළා: HC1 එක 0.70 · 0.80 · 0.90 කරලා බැලුවා — තුනේම එකම නිගමනය. HC4 එක අයින් කළත් කිසිම වෙනසක් නෑ. HC1 සහ HC3 අයින් කළොත් ඇත්තටම මිනිසුන්ට හානි වෙනවා.</w:t>
+        <w:t>And they were tested. HC1 was rerun at 0.70, 0.80 and 0.90 — the same conclusion every time. Removing HC4 changed nothing at all. Removing HC1 or HC3 caused real harm to the workers.</w:t>
       </w:r>
     </w:p>
     <w:p>
@@ -2785,28 +3283,28 @@
       </w:pPr>
       <w:r>
         <w:rPr>
-          <w:rFonts w:ascii="Nirmala UI" w:hAnsi="Nirmala UI" w:cs="Nirmala UI"/>
+          <w:rFonts w:ascii="Segoe UI" w:hAnsi="Segoe UI" w:cs="Segoe UI"/>
           <w:b/>
           <w:i w:val="0"/>
           <w:color w:val="1F4E79"/>
           <w:sz w:val="32"/>
         </w:rPr>
-        <w:t xml:space="preserve">6️⃣   </w:t>
+        <w:t xml:space="preserve">6   </w:t>
       </w:r>
       <w:r>
         <w:rPr>
-          <w:rFonts w:ascii="Nirmala UI" w:hAnsi="Nirmala UI" w:cs="Nirmala UI"/>
+          <w:rFonts w:ascii="Segoe UI" w:hAnsi="Segoe UI" w:cs="Segoe UI"/>
           <w:b/>
           <w:i w:val="0"/>
           <w:color w:val="1F4E79"/>
           <w:sz w:val="30"/>
         </w:rPr>
-        <w:t>පරීක්ෂා කරපු විදිහ</w:t>
+        <w:t>How it was tested</w:t>
       </w:r>
     </w:p>
     <w:p>
       <w:pPr>
-        <w:spacing w:after="160" w:before="0"/>
+        <w:spacing w:after="160"/>
         <w:pBdr>
           <w:bottom w:val="single" w:sz="6" w:color="1F4E79"/>
         </w:pBdr>
@@ -2818,13 +3316,13 @@
       </w:pPr>
       <w:r>
         <w:rPr>
-          <w:rFonts w:ascii="Nirmala UI" w:hAnsi="Nirmala UI" w:cs="Nirmala UI"/>
+          <w:rFonts w:ascii="Segoe UI" w:hAnsi="Segoe UI" w:cs="Segoe UI"/>
           <w:b w:val="0"/>
           <w:i w:val="0"/>
           <w:color w:val="1A1A1A"/>
           <w:sz w:val="22"/>
         </w:rPr>
-        <w:t>ප්‍රශ්නය: ලෝකයේ යන්ත්‍ර දත්තත් මිනිස් දත්තත් එකට තියෙන කර්මාන්තශාලා dataset එකක් නෑ.</w:t>
+        <w:t>The obstacle: no public dataset in the world contains machine data and human data from the same factory.</w:t>
       </w:r>
     </w:p>
     <w:p>
@@ -2833,13 +3331,13 @@
       </w:pPr>
       <w:r>
         <w:rPr>
-          <w:rFonts w:ascii="Nirmala UI" w:hAnsi="Nirmala UI" w:cs="Nirmala UI"/>
+          <w:rFonts w:ascii="Segoe UI" w:hAnsi="Segoe UI" w:cs="Segoe UI"/>
           <w:b w:val="0"/>
           <w:i w:val="0"/>
           <w:color w:val="1A1A1A"/>
           <w:sz w:val="22"/>
         </w:rPr>
-        <w:t>විසඳුම: simulation එකක් (පරිගණකයේ කර්මාන්තශාලාවක්) — ඒත් සංඛ්‍යා ඇත්ත දත්තවලින්:</w:t>
+        <w:t>The answer: a simulation — a factory inside the computer — but with every number taken from real data:</w:t>
       </w:r>
     </w:p>
     <w:p>
@@ -2856,7 +3354,7 @@
           <w:color w:val="222222"/>
           <w:sz w:val="19"/>
         </w:rPr>
-        <w:t>යන්ත්‍රයේ ආයුෂ     ←  ඇත්ත maintenance dataset එකකින්</w:t>
+        <w:t>machine lifetime      &lt;-  a real maintenance dataset</w:t>
       </w:r>
     </w:p>
     <w:p>
@@ -2873,7 +3371,7 @@
           <w:color w:val="222222"/>
           <w:sz w:val="19"/>
         </w:rPr>
-        <w:t>විදුලි පරිභෝජනය    ←  ඇත්ත වානේ කර්මාන්තශාලාවක දත්තවලින්</w:t>
+        <w:t>electricity use       &lt;-  a real steel plant's records</w:t>
       </w:r>
     </w:p>
     <w:p>
@@ -2890,7 +3388,7 @@
           <w:color w:val="222222"/>
           <w:sz w:val="19"/>
         </w:rPr>
-        <w:t>දෝෂ අනුපාතය       ←  ඇත්ත semiconductor නිෂ්පාදන දත්තවලින්</w:t>
+        <w:t>defect rate           &lt;-  a real semiconductor production line</w:t>
       </w:r>
     </w:p>
     <w:p>
@@ -2907,7 +3405,7 @@
           <w:color w:val="222222"/>
           <w:sz w:val="19"/>
         </w:rPr>
-        <w:t>මිනිසාගේ ශරීරය     ←  ප්‍රකාශිත වෛද්‍ය සමීකරණවලින්</w:t>
+        <w:t>the human body        &lt;-  published medical equations</w:t>
       </w:r>
     </w:p>
     <w:tbl>
@@ -2939,16 +3437,24 @@
               <w:spacing w:after="40" w:before="40"/>
               <w:shd w:val="clear" w:fill="1F4E79"/>
             </w:pPr>
-            <w:r/>
             <w:r>
               <w:rPr>
-                <w:rFonts w:ascii="Nirmala UI" w:hAnsi="Nirmala UI" w:cs="Nirmala UI"/>
+                <w:rFonts w:ascii="Segoe UI" w:hAnsi="Segoe UI" w:cs="Segoe UI"/>
+                <w:b w:val="0"/>
+                <w:i w:val="0"/>
+                <w:color w:val="1A1A1A"/>
+                <w:sz w:val="20"/>
+              </w:rPr>
+            </w:r>
+            <w:r>
+              <w:rPr>
+                <w:rFonts w:ascii="Segoe UI" w:hAnsi="Segoe UI" w:cs="Segoe UI"/>
                 <w:b/>
                 <w:i w:val="0"/>
                 <w:color w:val="FFFFFF"/>
                 <w:sz w:val="20"/>
               </w:rPr>
-              <w:t>ක්‍රමය</w:t>
+              <w:t>Method</w:t>
             </w:r>
           </w:p>
         </w:tc>
@@ -2962,16 +3468,24 @@
               <w:spacing w:after="40" w:before="40"/>
               <w:shd w:val="clear" w:fill="1F4E79"/>
             </w:pPr>
-            <w:r/>
             <w:r>
               <w:rPr>
-                <w:rFonts w:ascii="Nirmala UI" w:hAnsi="Nirmala UI" w:cs="Nirmala UI"/>
+                <w:rFonts w:ascii="Segoe UI" w:hAnsi="Segoe UI" w:cs="Segoe UI"/>
+                <w:b w:val="0"/>
+                <w:i w:val="0"/>
+                <w:color w:val="1A1A1A"/>
+                <w:sz w:val="20"/>
+              </w:rPr>
+            </w:r>
+            <w:r>
+              <w:rPr>
+                <w:rFonts w:ascii="Segoe UI" w:hAnsi="Segoe UI" w:cs="Segoe UI"/>
                 <w:b/>
                 <w:i w:val="0"/>
                 <w:color w:val="FFFFFF"/>
                 <w:sz w:val="20"/>
               </w:rPr>
-              <w:t>විස්තරය</w:t>
+              <w:t>What it does</w:t>
             </w:r>
           </w:p>
         </w:tc>
@@ -2985,10 +3499,18 @@
             <w:pPr>
               <w:spacing w:after="40" w:before="40"/>
             </w:pPr>
-            <w:r/>
             <w:r>
               <w:rPr>
-                <w:rFonts w:ascii="Nirmala UI" w:hAnsi="Nirmala UI" w:cs="Nirmala UI"/>
+                <w:rFonts w:ascii="Segoe UI" w:hAnsi="Segoe UI" w:cs="Segoe UI"/>
+                <w:b w:val="0"/>
+                <w:i w:val="0"/>
+                <w:color w:val="1A1A1A"/>
+                <w:sz w:val="20"/>
+              </w:rPr>
+            </w:r>
+            <w:r>
+              <w:rPr>
+                <w:rFonts w:ascii="Segoe UI" w:hAnsi="Segoe UI" w:cs="Segoe UI"/>
                 <w:b w:val="0"/>
                 <w:i w:val="0"/>
                 <w:color w:val="1A1A1A"/>
@@ -3006,16 +3528,24 @@
             <w:pPr>
               <w:spacing w:after="40" w:before="40"/>
             </w:pPr>
-            <w:r/>
             <w:r>
               <w:rPr>
-                <w:rFonts w:ascii="Nirmala UI" w:hAnsi="Nirmala UI" w:cs="Nirmala UI"/>
+                <w:rFonts w:ascii="Segoe UI" w:hAnsi="Segoe UI" w:cs="Segoe UI"/>
                 <w:b w:val="0"/>
                 <w:i w:val="0"/>
                 <w:color w:val="1A1A1A"/>
                 <w:sz w:val="20"/>
               </w:rPr>
-              <w:t>අහඹු ලෙස වැඩ බෙදනවා (පහළම මට්ටම)</w:t>
+            </w:r>
+            <w:r>
+              <w:rPr>
+                <w:rFonts w:ascii="Segoe UI" w:hAnsi="Segoe UI" w:cs="Segoe UI"/>
+                <w:b w:val="0"/>
+                <w:i w:val="0"/>
+                <w:color w:val="1A1A1A"/>
+                <w:sz w:val="20"/>
+              </w:rPr>
+              <w:t>assigns work at random (a floor, for sanity)</w:t>
             </w:r>
           </w:p>
         </w:tc>
@@ -3029,10 +3559,18 @@
             <w:pPr>
               <w:spacing w:after="40" w:before="40"/>
             </w:pPr>
-            <w:r/>
             <w:r>
               <w:rPr>
-                <w:rFonts w:ascii="Nirmala UI" w:hAnsi="Nirmala UI" w:cs="Nirmala UI"/>
+                <w:rFonts w:ascii="Segoe UI" w:hAnsi="Segoe UI" w:cs="Segoe UI"/>
+                <w:b w:val="0"/>
+                <w:i w:val="0"/>
+                <w:color w:val="1A1A1A"/>
+                <w:sz w:val="20"/>
+              </w:rPr>
+            </w:r>
+            <w:r>
+              <w:rPr>
+                <w:rFonts w:ascii="Segoe UI" w:hAnsi="Segoe UI" w:cs="Segoe UI"/>
                 <w:b w:val="0"/>
                 <w:i w:val="0"/>
                 <w:color w:val="1A1A1A"/>
@@ -3050,16 +3588,24 @@
             <w:pPr>
               <w:spacing w:after="40" w:before="40"/>
             </w:pPr>
-            <w:r/>
             <w:r>
               <w:rPr>
-                <w:rFonts w:ascii="Nirmala UI" w:hAnsi="Nirmala UI" w:cs="Nirmala UI"/>
+                <w:rFonts w:ascii="Segoe UI" w:hAnsi="Segoe UI" w:cs="Segoe UI"/>
                 <w:b w:val="0"/>
                 <w:i w:val="0"/>
                 <w:color w:val="1A1A1A"/>
                 <w:sz w:val="20"/>
               </w:rPr>
-              <w:t>Industry 4.0 — යන්ත්‍ර twin එක පූර්ණ බලයෙන්, ඒත් මිනිසා ගැන බලන්නේ නෑ</w:t>
+            </w:r>
+            <w:r>
+              <w:rPr>
+                <w:rFonts w:ascii="Segoe UI" w:hAnsi="Segoe UI" w:cs="Segoe UI"/>
+                <w:b w:val="0"/>
+                <w:i w:val="0"/>
+                <w:color w:val="1A1A1A"/>
+                <w:sz w:val="20"/>
+              </w:rPr>
+              <w:t>Industry 4.0 — full machine twin, but blind to the person</w:t>
             </w:r>
           </w:p>
         </w:tc>
@@ -3073,10 +3619,18 @@
             <w:pPr>
               <w:spacing w:after="40" w:before="40"/>
             </w:pPr>
-            <w:r/>
             <w:r>
               <w:rPr>
-                <w:rFonts w:ascii="Nirmala UI" w:hAnsi="Nirmala UI" w:cs="Nirmala UI"/>
+                <w:rFonts w:ascii="Segoe UI" w:hAnsi="Segoe UI" w:cs="Segoe UI"/>
+                <w:b w:val="0"/>
+                <w:i w:val="0"/>
+                <w:color w:val="1A1A1A"/>
+                <w:sz w:val="20"/>
+              </w:rPr>
+            </w:r>
+            <w:r>
+              <w:rPr>
+                <w:rFonts w:ascii="Segoe UI" w:hAnsi="Segoe UI" w:cs="Segoe UI"/>
                 <w:b w:val="0"/>
                 <w:i w:val="0"/>
                 <w:color w:val="1A1A1A"/>
@@ -3094,16 +3648,24 @@
             <w:pPr>
               <w:spacing w:after="40" w:before="40"/>
             </w:pPr>
-            <w:r/>
             <w:r>
               <w:rPr>
-                <w:rFonts w:ascii="Nirmala UI" w:hAnsi="Nirmala UI" w:cs="Nirmala UI"/>
+                <w:rFonts w:ascii="Segoe UI" w:hAnsi="Segoe UI" w:cs="Segoe UI"/>
                 <w:b w:val="0"/>
                 <w:i w:val="0"/>
                 <w:color w:val="1A1A1A"/>
                 <w:sz w:val="20"/>
               </w:rPr>
-              <w:t>අපේ එක — twin දෙකම + තහනම් නීති</w:t>
+            </w:r>
+            <w:r>
+              <w:rPr>
+                <w:rFonts w:ascii="Segoe UI" w:hAnsi="Segoe UI" w:cs="Segoe UI"/>
+                <w:b w:val="0"/>
+                <w:i w:val="0"/>
+                <w:color w:val="1A1A1A"/>
+                <w:sz w:val="20"/>
+              </w:rPr>
+              <w:t>this research — both twins, plus the forbidden rules</w:t>
             </w:r>
           </w:p>
         </w:tc>
@@ -3128,7 +3690,7 @@
           <w:color w:val="222222"/>
           <w:sz w:val="19"/>
         </w:rPr>
-        <w:t>තත්ත්ව 3ක් :  සාමාන්‍ය  ·  ඉල්ලුම 150%  ·  යන්ත්‍ර කැඩීම</w:t>
+        <w:t>three situations :  normal  ·  demand at 150%  ·  machines break</w:t>
       </w:r>
     </w:p>
     <w:p>
@@ -3145,7 +3707,7 @@
           <w:color w:val="222222"/>
           <w:sz w:val="19"/>
         </w:rPr>
-        <w:t>ධාවනය      :  3 × 3 × seeds 30  =  runs 270</w:t>
+        <w:t>runs             :  3 x 3 x 30 random seeds  =  270 runs</w:t>
       </w:r>
     </w:p>
     <w:p>
@@ -3156,13 +3718,13 @@
       </w:pPr>
       <w:r>
         <w:rPr>
-          <w:rFonts w:ascii="Nirmala UI" w:hAnsi="Nirmala UI" w:cs="Nirmala UI"/>
+          <w:rFonts w:ascii="Segoe UI" w:hAnsi="Segoe UI" w:cs="Segoe UI"/>
           <w:b/>
           <w:i w:val="0"/>
           <w:color w:val="1F4E79"/>
           <w:sz w:val="22"/>
         </w:rPr>
-        <w:t>B2 එක දුර්වල කරන්න බෑ.</w:t>
+        <w:t>B2 was not allowed to be weak.</w:t>
       </w:r>
     </w:p>
     <w:p>
@@ -3173,13 +3735,13 @@
       </w:pPr>
       <w:r>
         <w:rPr>
-          <w:rFonts w:ascii="Nirmala UI" w:hAnsi="Nirmala UI" w:cs="Nirmala UI"/>
+          <w:rFonts w:ascii="Segoe UI" w:hAnsi="Segoe UI" w:cs="Segoe UI"/>
           <w:b w:val="0"/>
           <w:i w:val="0"/>
           <w:color w:val="1F4E79"/>
           <w:sz w:val="22"/>
         </w:rPr>
-        <w:t>ඒක “පිදුරු මිනිසෙක්” නම් ඒක වංචාවක්. ඒ නිසා B2 එකට යන්ත්‍ර twin එකේ සම්පූර්ණ බලය දුන්නා. එකම වෙනස: මිනිසා ගැන හිතන්නේ නෑ.</w:t>
+        <w:t>A straw opponent would make the whole comparison worthless. B2 keeps the machine twin at full strength. The only difference is that it does not think about the person.</w:t>
       </w:r>
     </w:p>
     <w:p>
@@ -3188,28 +3750,28 @@
       </w:pPr>
       <w:r>
         <w:rPr>
-          <w:rFonts w:ascii="Nirmala UI" w:hAnsi="Nirmala UI" w:cs="Nirmala UI"/>
+          <w:rFonts w:ascii="Segoe UI" w:hAnsi="Segoe UI" w:cs="Segoe UI"/>
           <w:b/>
           <w:i w:val="0"/>
           <w:color w:val="1F4E79"/>
           <w:sz w:val="32"/>
         </w:rPr>
-        <w:t xml:space="preserve">7️⃣   </w:t>
+        <w:t xml:space="preserve">7   </w:t>
       </w:r>
       <w:r>
         <w:rPr>
-          <w:rFonts w:ascii="Nirmala UI" w:hAnsi="Nirmala UI" w:cs="Nirmala UI"/>
+          <w:rFonts w:ascii="Segoe UI" w:hAnsi="Segoe UI" w:cs="Segoe UI"/>
           <w:b/>
           <w:i w:val="0"/>
           <w:color w:val="1F4E79"/>
           <w:sz w:val="30"/>
         </w:rPr>
-        <w:t>ප්‍රතිඵල — එකින් එක</w:t>
+        <w:t>The results, one by one</w:t>
       </w:r>
     </w:p>
     <w:p>
       <w:pPr>
-        <w:spacing w:after="160" w:before="0"/>
+        <w:spacing w:after="160"/>
         <w:pBdr>
           <w:bottom w:val="single" w:sz="6" w:color="1F4E79"/>
         </w:pBdr>
@@ -3221,13 +3783,13 @@
       </w:pPr>
       <w:r>
         <w:rPr>
-          <w:rFonts w:ascii="Nirmala UI" w:hAnsi="Nirmala UI" w:cs="Nirmala UI"/>
+          <w:rFonts w:ascii="Segoe UI" w:hAnsi="Segoe UI" w:cs="Segoe UI"/>
           <w:b/>
           <w:i w:val="0"/>
           <w:color w:val="1A1A1A"/>
           <w:sz w:val="22"/>
         </w:rPr>
-        <w:t>ඉල්ලුම වැඩි තත්ත්වයේ, අපේ එක vs Industry 4.0:</w:t>
+        <w:t>Under high demand, this research against Industry 4.0:</w:t>
       </w:r>
     </w:p>
     <w:tbl>
@@ -3261,16 +3823,24 @@
               <w:spacing w:after="40" w:before="40"/>
               <w:shd w:val="clear" w:fill="1F4E79"/>
             </w:pPr>
-            <w:r/>
             <w:r>
               <w:rPr>
-                <w:rFonts w:ascii="Nirmala UI" w:hAnsi="Nirmala UI" w:cs="Nirmala UI"/>
+                <w:rFonts w:ascii="Segoe UI" w:hAnsi="Segoe UI" w:cs="Segoe UI"/>
+                <w:b w:val="0"/>
+                <w:i w:val="0"/>
+                <w:color w:val="1A1A1A"/>
+                <w:sz w:val="20"/>
+              </w:rPr>
+            </w:r>
+            <w:r>
+              <w:rPr>
+                <w:rFonts w:ascii="Segoe UI" w:hAnsi="Segoe UI" w:cs="Segoe UI"/>
                 <w:b/>
                 <w:i w:val="0"/>
                 <w:color w:val="FFFFFF"/>
                 <w:sz w:val="20"/>
               </w:rPr>
-              <w:t>ප්‍රතිඵලය</w:t>
+              <w:t>Measure</w:t>
             </w:r>
           </w:p>
         </w:tc>
@@ -3284,10 +3854,18 @@
               <w:spacing w:after="40" w:before="40"/>
               <w:shd w:val="clear" w:fill="1F4E79"/>
             </w:pPr>
-            <w:r/>
             <w:r>
               <w:rPr>
-                <w:rFonts w:ascii="Nirmala UI" w:hAnsi="Nirmala UI" w:cs="Nirmala UI"/>
+                <w:rFonts w:ascii="Segoe UI" w:hAnsi="Segoe UI" w:cs="Segoe UI"/>
+                <w:b w:val="0"/>
+                <w:i w:val="0"/>
+                <w:color w:val="1A1A1A"/>
+                <w:sz w:val="20"/>
+              </w:rPr>
+            </w:r>
+            <w:r>
+              <w:rPr>
+                <w:rFonts w:ascii="Segoe UI" w:hAnsi="Segoe UI" w:cs="Segoe UI"/>
                 <w:b/>
                 <w:i w:val="0"/>
                 <w:color w:val="FFFFFF"/>
@@ -3307,16 +3885,24 @@
               <w:spacing w:after="40" w:before="40"/>
               <w:shd w:val="clear" w:fill="1F4E79"/>
             </w:pPr>
-            <w:r/>
             <w:r>
               <w:rPr>
-                <w:rFonts w:ascii="Nirmala UI" w:hAnsi="Nirmala UI" w:cs="Nirmala UI"/>
+                <w:rFonts w:ascii="Segoe UI" w:hAnsi="Segoe UI" w:cs="Segoe UI"/>
+                <w:b w:val="0"/>
+                <w:i w:val="0"/>
+                <w:color w:val="1A1A1A"/>
+                <w:sz w:val="20"/>
+              </w:rPr>
+            </w:r>
+            <w:r>
+              <w:rPr>
+                <w:rFonts w:ascii="Segoe UI" w:hAnsi="Segoe UI" w:cs="Segoe UI"/>
                 <w:b/>
                 <w:i w:val="0"/>
                 <w:color w:val="FFFFFF"/>
                 <w:sz w:val="20"/>
               </w:rPr>
-              <w:t>අපේ එක</w:t>
+              <w:t>This work</w:t>
             </w:r>
           </w:p>
         </w:tc>
@@ -3330,16 +3916,24 @@
               <w:spacing w:after="40" w:before="40"/>
               <w:shd w:val="clear" w:fill="1F4E79"/>
             </w:pPr>
-            <w:r/>
             <w:r>
               <w:rPr>
-                <w:rFonts w:ascii="Nirmala UI" w:hAnsi="Nirmala UI" w:cs="Nirmala UI"/>
+                <w:rFonts w:ascii="Segoe UI" w:hAnsi="Segoe UI" w:cs="Segoe UI"/>
+                <w:b w:val="0"/>
+                <w:i w:val="0"/>
+                <w:color w:val="1A1A1A"/>
+                <w:sz w:val="20"/>
+              </w:rPr>
+            </w:r>
+            <w:r>
+              <w:rPr>
+                <w:rFonts w:ascii="Segoe UI" w:hAnsi="Segoe UI" w:cs="Segoe UI"/>
                 <w:b/>
                 <w:i w:val="0"/>
                 <w:color w:val="FFFFFF"/>
                 <w:sz w:val="20"/>
               </w:rPr>
-              <w:t>වෙනස</w:t>
+              <w:t>Change</w:t>
             </w:r>
           </w:p>
         </w:tc>
@@ -3353,16 +3947,24 @@
             <w:pPr>
               <w:spacing w:after="40" w:before="40"/>
             </w:pPr>
-            <w:r/>
             <w:r>
               <w:rPr>
-                <w:rFonts w:ascii="Nirmala UI" w:hAnsi="Nirmala UI" w:cs="Nirmala UI"/>
+                <w:rFonts w:ascii="Segoe UI" w:hAnsi="Segoe UI" w:cs="Segoe UI"/>
                 <w:b w:val="0"/>
                 <w:i w:val="0"/>
                 <w:color w:val="1A1A1A"/>
                 <w:sz w:val="20"/>
               </w:rPr>
-              <w:t>වෙහෙස</w:t>
+            </w:r>
+            <w:r>
+              <w:rPr>
+                <w:rFonts w:ascii="Segoe UI" w:hAnsi="Segoe UI" w:cs="Segoe UI"/>
+                <w:b w:val="0"/>
+                <w:i w:val="0"/>
+                <w:color w:val="1A1A1A"/>
+                <w:sz w:val="20"/>
+              </w:rPr>
+              <w:t>Tiredness</w:t>
             </w:r>
           </w:p>
         </w:tc>
@@ -3374,10 +3976,18 @@
             <w:pPr>
               <w:spacing w:after="40" w:before="40"/>
             </w:pPr>
-            <w:r/>
             <w:r>
               <w:rPr>
-                <w:rFonts w:ascii="Nirmala UI" w:hAnsi="Nirmala UI" w:cs="Nirmala UI"/>
+                <w:rFonts w:ascii="Segoe UI" w:hAnsi="Segoe UI" w:cs="Segoe UI"/>
+                <w:b w:val="0"/>
+                <w:i w:val="0"/>
+                <w:color w:val="1A1A1A"/>
+                <w:sz w:val="20"/>
+              </w:rPr>
+            </w:r>
+            <w:r>
+              <w:rPr>
+                <w:rFonts w:ascii="Segoe UI" w:hAnsi="Segoe UI" w:cs="Segoe UI"/>
                 <w:b w:val="0"/>
                 <w:i w:val="0"/>
                 <w:color w:val="1A1A1A"/>
@@ -3395,10 +4005,18 @@
             <w:pPr>
               <w:spacing w:after="40" w:before="40"/>
             </w:pPr>
-            <w:r/>
             <w:r>
               <w:rPr>
-                <w:rFonts w:ascii="Nirmala UI" w:hAnsi="Nirmala UI" w:cs="Nirmala UI"/>
+                <w:rFonts w:ascii="Segoe UI" w:hAnsi="Segoe UI" w:cs="Segoe UI"/>
+                <w:b w:val="0"/>
+                <w:i w:val="0"/>
+                <w:color w:val="1A1A1A"/>
+                <w:sz w:val="20"/>
+              </w:rPr>
+            </w:r>
+            <w:r>
+              <w:rPr>
+                <w:rFonts w:ascii="Segoe UI" w:hAnsi="Segoe UI" w:cs="Segoe UI"/>
                 <w:b w:val="0"/>
                 <w:i w:val="0"/>
                 <w:color w:val="1A1A1A"/>
@@ -3416,16 +4034,24 @@
             <w:pPr>
               <w:spacing w:after="40" w:before="40"/>
             </w:pPr>
-            <w:r/>
             <w:r>
               <w:rPr>
-                <w:rFonts w:ascii="Nirmala UI" w:hAnsi="Nirmala UI" w:cs="Nirmala UI"/>
+                <w:rFonts w:ascii="Segoe UI" w:hAnsi="Segoe UI" w:cs="Segoe UI"/>
                 <w:b w:val="0"/>
                 <w:i w:val="0"/>
                 <w:color w:val="1A1A1A"/>
                 <w:sz w:val="20"/>
               </w:rPr>
-              <w:t>▼ 27%</w:t>
+            </w:r>
+            <w:r>
+              <w:rPr>
+                <w:rFonts w:ascii="Segoe UI" w:hAnsi="Segoe UI" w:cs="Segoe UI"/>
+                <w:b w:val="0"/>
+                <w:i w:val="0"/>
+                <w:color w:val="1A1A1A"/>
+                <w:sz w:val="20"/>
+              </w:rPr>
+              <w:t>down 27%</w:t>
             </w:r>
           </w:p>
         </w:tc>
@@ -3439,16 +4065,24 @@
             <w:pPr>
               <w:spacing w:after="40" w:before="40"/>
             </w:pPr>
-            <w:r/>
             <w:r>
               <w:rPr>
-                <w:rFonts w:ascii="Nirmala UI" w:hAnsi="Nirmala UI" w:cs="Nirmala UI"/>
+                <w:rFonts w:ascii="Segoe UI" w:hAnsi="Segoe UI" w:cs="Segoe UI"/>
                 <w:b w:val="0"/>
                 <w:i w:val="0"/>
                 <w:color w:val="1A1A1A"/>
                 <w:sz w:val="20"/>
               </w:rPr>
-              <w:t>නීති කැඩීම (shift එකකට)</w:t>
+            </w:r>
+            <w:r>
+              <w:rPr>
+                <w:rFonts w:ascii="Segoe UI" w:hAnsi="Segoe UI" w:cs="Segoe UI"/>
+                <w:b w:val="0"/>
+                <w:i w:val="0"/>
+                <w:color w:val="1A1A1A"/>
+                <w:sz w:val="20"/>
+              </w:rPr>
+              <w:t>Rules broken (per shift)</w:t>
             </w:r>
           </w:p>
         </w:tc>
@@ -3460,10 +4094,18 @@
             <w:pPr>
               <w:spacing w:after="40" w:before="40"/>
             </w:pPr>
-            <w:r/>
             <w:r>
               <w:rPr>
-                <w:rFonts w:ascii="Nirmala UI" w:hAnsi="Nirmala UI" w:cs="Nirmala UI"/>
+                <w:rFonts w:ascii="Segoe UI" w:hAnsi="Segoe UI" w:cs="Segoe UI"/>
+                <w:b w:val="0"/>
+                <w:i w:val="0"/>
+                <w:color w:val="1A1A1A"/>
+                <w:sz w:val="20"/>
+              </w:rPr>
+            </w:r>
+            <w:r>
+              <w:rPr>
+                <w:rFonts w:ascii="Segoe UI" w:hAnsi="Segoe UI" w:cs="Segoe UI"/>
                 <w:b w:val="0"/>
                 <w:i w:val="0"/>
                 <w:color w:val="1A1A1A"/>
@@ -3481,10 +4123,18 @@
             <w:pPr>
               <w:spacing w:after="40" w:before="40"/>
             </w:pPr>
-            <w:r/>
             <w:r>
               <w:rPr>
-                <w:rFonts w:ascii="Nirmala UI" w:hAnsi="Nirmala UI" w:cs="Nirmala UI"/>
+                <w:rFonts w:ascii="Segoe UI" w:hAnsi="Segoe UI" w:cs="Segoe UI"/>
+                <w:b w:val="0"/>
+                <w:i w:val="0"/>
+                <w:color w:val="1A1A1A"/>
+                <w:sz w:val="20"/>
+              </w:rPr>
+            </w:r>
+            <w:r>
+              <w:rPr>
+                <w:rFonts w:ascii="Segoe UI" w:hAnsi="Segoe UI" w:cs="Segoe UI"/>
                 <w:b w:val="0"/>
                 <w:i w:val="0"/>
                 <w:color w:val="1A1A1A"/>
@@ -3502,16 +4152,24 @@
             <w:pPr>
               <w:spacing w:after="40" w:before="40"/>
             </w:pPr>
-            <w:r/>
             <w:r>
               <w:rPr>
-                <w:rFonts w:ascii="Nirmala UI" w:hAnsi="Nirmala UI" w:cs="Nirmala UI"/>
+                <w:rFonts w:ascii="Segoe UI" w:hAnsi="Segoe UI" w:cs="Segoe UI"/>
                 <w:b w:val="0"/>
                 <w:i w:val="0"/>
                 <w:color w:val="1A1A1A"/>
                 <w:sz w:val="20"/>
               </w:rPr>
-              <w:t>▼ 100%</w:t>
+            </w:r>
+            <w:r>
+              <w:rPr>
+                <w:rFonts w:ascii="Segoe UI" w:hAnsi="Segoe UI" w:cs="Segoe UI"/>
+                <w:b w:val="0"/>
+                <w:i w:val="0"/>
+                <w:color w:val="1A1A1A"/>
+                <w:sz w:val="20"/>
+              </w:rPr>
+              <w:t>down 100%</w:t>
             </w:r>
           </w:p>
         </w:tc>
@@ -3525,16 +4183,24 @@
             <w:pPr>
               <w:spacing w:after="40" w:before="40"/>
             </w:pPr>
-            <w:r/>
             <w:r>
               <w:rPr>
-                <w:rFonts w:ascii="Nirmala UI" w:hAnsi="Nirmala UI" w:cs="Nirmala UI"/>
+                <w:rFonts w:ascii="Segoe UI" w:hAnsi="Segoe UI" w:cs="Segoe UI"/>
                 <w:b w:val="0"/>
                 <w:i w:val="0"/>
                 <w:color w:val="1A1A1A"/>
                 <w:sz w:val="20"/>
               </w:rPr>
-              <w:t>විදුලිය ඒකකයකට</w:t>
+            </w:r>
+            <w:r>
+              <w:rPr>
+                <w:rFonts w:ascii="Segoe UI" w:hAnsi="Segoe UI" w:cs="Segoe UI"/>
+                <w:b w:val="0"/>
+                <w:i w:val="0"/>
+                <w:color w:val="1A1A1A"/>
+                <w:sz w:val="20"/>
+              </w:rPr>
+              <w:t>Electricity per unit</w:t>
             </w:r>
           </w:p>
         </w:tc>
@@ -3546,10 +4212,18 @@
             <w:pPr>
               <w:spacing w:after="40" w:before="40"/>
             </w:pPr>
-            <w:r/>
             <w:r>
               <w:rPr>
-                <w:rFonts w:ascii="Nirmala UI" w:hAnsi="Nirmala UI" w:cs="Nirmala UI"/>
+                <w:rFonts w:ascii="Segoe UI" w:hAnsi="Segoe UI" w:cs="Segoe UI"/>
+                <w:b w:val="0"/>
+                <w:i w:val="0"/>
+                <w:color w:val="1A1A1A"/>
+                <w:sz w:val="20"/>
+              </w:rPr>
+            </w:r>
+            <w:r>
+              <w:rPr>
+                <w:rFonts w:ascii="Segoe UI" w:hAnsi="Segoe UI" w:cs="Segoe UI"/>
                 <w:b w:val="0"/>
                 <w:i w:val="0"/>
                 <w:color w:val="1A1A1A"/>
@@ -3567,10 +4241,18 @@
             <w:pPr>
               <w:spacing w:after="40" w:before="40"/>
             </w:pPr>
-            <w:r/>
             <w:r>
               <w:rPr>
-                <w:rFonts w:ascii="Nirmala UI" w:hAnsi="Nirmala UI" w:cs="Nirmala UI"/>
+                <w:rFonts w:ascii="Segoe UI" w:hAnsi="Segoe UI" w:cs="Segoe UI"/>
+                <w:b w:val="0"/>
+                <w:i w:val="0"/>
+                <w:color w:val="1A1A1A"/>
+                <w:sz w:val="20"/>
+              </w:rPr>
+            </w:r>
+            <w:r>
+              <w:rPr>
+                <w:rFonts w:ascii="Segoe UI" w:hAnsi="Segoe UI" w:cs="Segoe UI"/>
                 <w:b w:val="0"/>
                 <w:i w:val="0"/>
                 <w:color w:val="1A1A1A"/>
@@ -3588,16 +4270,24 @@
             <w:pPr>
               <w:spacing w:after="40" w:before="40"/>
             </w:pPr>
-            <w:r/>
             <w:r>
               <w:rPr>
-                <w:rFonts w:ascii="Nirmala UI" w:hAnsi="Nirmala UI" w:cs="Nirmala UI"/>
+                <w:rFonts w:ascii="Segoe UI" w:hAnsi="Segoe UI" w:cs="Segoe UI"/>
                 <w:b w:val="0"/>
                 <w:i w:val="0"/>
                 <w:color w:val="1A1A1A"/>
                 <w:sz w:val="20"/>
               </w:rPr>
-              <w:t>▼ 31%</w:t>
+            </w:r>
+            <w:r>
+              <w:rPr>
+                <w:rFonts w:ascii="Segoe UI" w:hAnsi="Segoe UI" w:cs="Segoe UI"/>
+                <w:b w:val="0"/>
+                <w:i w:val="0"/>
+                <w:color w:val="1A1A1A"/>
+                <w:sz w:val="20"/>
+              </w:rPr>
+              <w:t>down 31%</w:t>
             </w:r>
           </w:p>
         </w:tc>
@@ -3611,16 +4301,24 @@
             <w:pPr>
               <w:spacing w:after="40" w:before="40"/>
             </w:pPr>
-            <w:r/>
             <w:r>
               <w:rPr>
-                <w:rFonts w:ascii="Nirmala UI" w:hAnsi="Nirmala UI" w:cs="Nirmala UI"/>
+                <w:rFonts w:ascii="Segoe UI" w:hAnsi="Segoe UI" w:cs="Segoe UI"/>
                 <w:b w:val="0"/>
                 <w:i w:val="0"/>
                 <w:color w:val="1A1A1A"/>
                 <w:sz w:val="20"/>
               </w:rPr>
-              <w:t>CO₂</w:t>
+            </w:r>
+            <w:r>
+              <w:rPr>
+                <w:rFonts w:ascii="Segoe UI" w:hAnsi="Segoe UI" w:cs="Segoe UI"/>
+                <w:b w:val="0"/>
+                <w:i w:val="0"/>
+                <w:color w:val="1A1A1A"/>
+                <w:sz w:val="20"/>
+              </w:rPr>
+              <w:t>Carbon</w:t>
             </w:r>
           </w:p>
         </w:tc>
@@ -3632,10 +4330,18 @@
             <w:pPr>
               <w:spacing w:after="40" w:before="40"/>
             </w:pPr>
-            <w:r/>
             <w:r>
               <w:rPr>
-                <w:rFonts w:ascii="Nirmala UI" w:hAnsi="Nirmala UI" w:cs="Nirmala UI"/>
+                <w:rFonts w:ascii="Segoe UI" w:hAnsi="Segoe UI" w:cs="Segoe UI"/>
+                <w:b w:val="0"/>
+                <w:i w:val="0"/>
+                <w:color w:val="1A1A1A"/>
+                <w:sz w:val="20"/>
+              </w:rPr>
+            </w:r>
+            <w:r>
+              <w:rPr>
+                <w:rFonts w:ascii="Segoe UI" w:hAnsi="Segoe UI" w:cs="Segoe UI"/>
                 <w:b w:val="0"/>
                 <w:i w:val="0"/>
                 <w:color w:val="1A1A1A"/>
@@ -3653,10 +4359,18 @@
             <w:pPr>
               <w:spacing w:after="40" w:before="40"/>
             </w:pPr>
-            <w:r/>
             <w:r>
               <w:rPr>
-                <w:rFonts w:ascii="Nirmala UI" w:hAnsi="Nirmala UI" w:cs="Nirmala UI"/>
+                <w:rFonts w:ascii="Segoe UI" w:hAnsi="Segoe UI" w:cs="Segoe UI"/>
+                <w:b w:val="0"/>
+                <w:i w:val="0"/>
+                <w:color w:val="1A1A1A"/>
+                <w:sz w:val="20"/>
+              </w:rPr>
+            </w:r>
+            <w:r>
+              <w:rPr>
+                <w:rFonts w:ascii="Segoe UI" w:hAnsi="Segoe UI" w:cs="Segoe UI"/>
                 <w:b w:val="0"/>
                 <w:i w:val="0"/>
                 <w:color w:val="1A1A1A"/>
@@ -3674,16 +4388,24 @@
             <w:pPr>
               <w:spacing w:after="40" w:before="40"/>
             </w:pPr>
-            <w:r/>
             <w:r>
               <w:rPr>
-                <w:rFonts w:ascii="Nirmala UI" w:hAnsi="Nirmala UI" w:cs="Nirmala UI"/>
+                <w:rFonts w:ascii="Segoe UI" w:hAnsi="Segoe UI" w:cs="Segoe UI"/>
                 <w:b w:val="0"/>
                 <w:i w:val="0"/>
                 <w:color w:val="1A1A1A"/>
                 <w:sz w:val="20"/>
               </w:rPr>
-              <w:t>▼ 32%</w:t>
+            </w:r>
+            <w:r>
+              <w:rPr>
+                <w:rFonts w:ascii="Segoe UI" w:hAnsi="Segoe UI" w:cs="Segoe UI"/>
+                <w:b w:val="0"/>
+                <w:i w:val="0"/>
+                <w:color w:val="1A1A1A"/>
+                <w:sz w:val="20"/>
+              </w:rPr>
+              <w:t>down 32%</w:t>
             </w:r>
           </w:p>
         </w:tc>
@@ -3697,16 +4419,24 @@
             <w:pPr>
               <w:spacing w:after="40" w:before="40"/>
             </w:pPr>
-            <w:r/>
             <w:r>
               <w:rPr>
-                <w:rFonts w:ascii="Nirmala UI" w:hAnsi="Nirmala UI" w:cs="Nirmala UI"/>
+                <w:rFonts w:ascii="Segoe UI" w:hAnsi="Segoe UI" w:cs="Segoe UI"/>
                 <w:b w:val="0"/>
                 <w:i w:val="0"/>
                 <w:color w:val="1A1A1A"/>
                 <w:sz w:val="20"/>
               </w:rPr>
-              <w:t>යන්ත්‍ර නැවතුම්</w:t>
+            </w:r>
+            <w:r>
+              <w:rPr>
+                <w:rFonts w:ascii="Segoe UI" w:hAnsi="Segoe UI" w:cs="Segoe UI"/>
+                <w:b w:val="0"/>
+                <w:i w:val="0"/>
+                <w:color w:val="1A1A1A"/>
+                <w:sz w:val="20"/>
+              </w:rPr>
+              <w:t>Machine stoppages</w:t>
             </w:r>
           </w:p>
         </w:tc>
@@ -3718,10 +4448,18 @@
             <w:pPr>
               <w:spacing w:after="40" w:before="40"/>
             </w:pPr>
-            <w:r/>
             <w:r>
               <w:rPr>
-                <w:rFonts w:ascii="Nirmala UI" w:hAnsi="Nirmala UI" w:cs="Nirmala UI"/>
+                <w:rFonts w:ascii="Segoe UI" w:hAnsi="Segoe UI" w:cs="Segoe UI"/>
+                <w:b w:val="0"/>
+                <w:i w:val="0"/>
+                <w:color w:val="1A1A1A"/>
+                <w:sz w:val="20"/>
+              </w:rPr>
+            </w:r>
+            <w:r>
+              <w:rPr>
+                <w:rFonts w:ascii="Segoe UI" w:hAnsi="Segoe UI" w:cs="Segoe UI"/>
                 <w:b w:val="0"/>
                 <w:i w:val="0"/>
                 <w:color w:val="1A1A1A"/>
@@ -3739,10 +4477,18 @@
             <w:pPr>
               <w:spacing w:after="40" w:before="40"/>
             </w:pPr>
-            <w:r/>
             <w:r>
               <w:rPr>
-                <w:rFonts w:ascii="Nirmala UI" w:hAnsi="Nirmala UI" w:cs="Nirmala UI"/>
+                <w:rFonts w:ascii="Segoe UI" w:hAnsi="Segoe UI" w:cs="Segoe UI"/>
+                <w:b w:val="0"/>
+                <w:i w:val="0"/>
+                <w:color w:val="1A1A1A"/>
+                <w:sz w:val="20"/>
+              </w:rPr>
+            </w:r>
+            <w:r>
+              <w:rPr>
+                <w:rFonts w:ascii="Segoe UI" w:hAnsi="Segoe UI" w:cs="Segoe UI"/>
                 <w:b w:val="0"/>
                 <w:i w:val="0"/>
                 <w:color w:val="1A1A1A"/>
@@ -3760,16 +4506,24 @@
             <w:pPr>
               <w:spacing w:after="40" w:before="40"/>
             </w:pPr>
-            <w:r/>
             <w:r>
               <w:rPr>
-                <w:rFonts w:ascii="Nirmala UI" w:hAnsi="Nirmala UI" w:cs="Nirmala UI"/>
+                <w:rFonts w:ascii="Segoe UI" w:hAnsi="Segoe UI" w:cs="Segoe UI"/>
                 <w:b w:val="0"/>
                 <w:i w:val="0"/>
                 <w:color w:val="1A1A1A"/>
                 <w:sz w:val="20"/>
               </w:rPr>
-              <w:t>▼ 27%</w:t>
+            </w:r>
+            <w:r>
+              <w:rPr>
+                <w:rFonts w:ascii="Segoe UI" w:hAnsi="Segoe UI" w:cs="Segoe UI"/>
+                <w:b w:val="0"/>
+                <w:i w:val="0"/>
+                <w:color w:val="1A1A1A"/>
+                <w:sz w:val="20"/>
+              </w:rPr>
+              <w:t>down 27%</w:t>
             </w:r>
           </w:p>
         </w:tc>
@@ -3783,16 +4537,24 @@
             <w:pPr>
               <w:spacing w:after="40" w:before="40"/>
             </w:pPr>
-            <w:r/>
             <w:r>
               <w:rPr>
-                <w:rFonts w:ascii="Nirmala UI" w:hAnsi="Nirmala UI" w:cs="Nirmala UI"/>
+                <w:rFonts w:ascii="Segoe UI" w:hAnsi="Segoe UI" w:cs="Segoe UI"/>
                 <w:b w:val="0"/>
                 <w:i w:val="0"/>
                 <w:color w:val="1A1A1A"/>
                 <w:sz w:val="20"/>
               </w:rPr>
-              <w:t>නිෂ්පාදනය</w:t>
+            </w:r>
+            <w:r>
+              <w:rPr>
+                <w:rFonts w:ascii="Segoe UI" w:hAnsi="Segoe UI" w:cs="Segoe UI"/>
+                <w:b w:val="0"/>
+                <w:i w:val="0"/>
+                <w:color w:val="1A1A1A"/>
+                <w:sz w:val="20"/>
+              </w:rPr>
+              <w:t>Output</w:t>
             </w:r>
           </w:p>
         </w:tc>
@@ -3804,10 +4566,18 @@
             <w:pPr>
               <w:spacing w:after="40" w:before="40"/>
             </w:pPr>
-            <w:r/>
             <w:r>
               <w:rPr>
-                <w:rFonts w:ascii="Nirmala UI" w:hAnsi="Nirmala UI" w:cs="Nirmala UI"/>
+                <w:rFonts w:ascii="Segoe UI" w:hAnsi="Segoe UI" w:cs="Segoe UI"/>
+                <w:b w:val="0"/>
+                <w:i w:val="0"/>
+                <w:color w:val="1A1A1A"/>
+                <w:sz w:val="20"/>
+              </w:rPr>
+            </w:r>
+            <w:r>
+              <w:rPr>
+                <w:rFonts w:ascii="Segoe UI" w:hAnsi="Segoe UI" w:cs="Segoe UI"/>
                 <w:b w:val="0"/>
                 <w:i w:val="0"/>
                 <w:color w:val="1A1A1A"/>
@@ -3825,10 +4595,18 @@
             <w:pPr>
               <w:spacing w:after="40" w:before="40"/>
             </w:pPr>
-            <w:r/>
             <w:r>
               <w:rPr>
-                <w:rFonts w:ascii="Nirmala UI" w:hAnsi="Nirmala UI" w:cs="Nirmala UI"/>
+                <w:rFonts w:ascii="Segoe UI" w:hAnsi="Segoe UI" w:cs="Segoe UI"/>
+                <w:b w:val="0"/>
+                <w:i w:val="0"/>
+                <w:color w:val="1A1A1A"/>
+                <w:sz w:val="20"/>
+              </w:rPr>
+            </w:r>
+            <w:r>
+              <w:rPr>
+                <w:rFonts w:ascii="Segoe UI" w:hAnsi="Segoe UI" w:cs="Segoe UI"/>
                 <w:b w:val="0"/>
                 <w:i w:val="0"/>
                 <w:color w:val="1A1A1A"/>
@@ -3846,16 +4624,24 @@
             <w:pPr>
               <w:spacing w:after="40" w:before="40"/>
             </w:pPr>
-            <w:r/>
             <w:r>
               <w:rPr>
-                <w:rFonts w:ascii="Nirmala UI" w:hAnsi="Nirmala UI" w:cs="Nirmala UI"/>
+                <w:rFonts w:ascii="Segoe UI" w:hAnsi="Segoe UI" w:cs="Segoe UI"/>
                 <w:b w:val="0"/>
                 <w:i w:val="0"/>
                 <w:color w:val="1A1A1A"/>
                 <w:sz w:val="20"/>
               </w:rPr>
-              <w:t>▼ 1.8%  ← වැදගත්</w:t>
+            </w:r>
+            <w:r>
+              <w:rPr>
+                <w:rFonts w:ascii="Segoe UI" w:hAnsi="Segoe UI" w:cs="Segoe UI"/>
+                <w:b w:val="0"/>
+                <w:i w:val="0"/>
+                <w:color w:val="1A1A1A"/>
+                <w:sz w:val="20"/>
+              </w:rPr>
+              <w:t>down 1.8%  &lt;- the key one</w:t>
             </w:r>
           </w:p>
         </w:tc>
@@ -3874,13 +4660,13 @@
       </w:pPr>
       <w:r>
         <w:rPr>
-          <w:rFonts w:ascii="Nirmala UI" w:hAnsi="Nirmala UI" w:cs="Nirmala UI"/>
+          <w:rFonts w:ascii="Segoe UI" w:hAnsi="Segoe UI" w:cs="Segoe UI"/>
           <w:b/>
           <w:i w:val="0"/>
           <w:color w:val="1E7A3C"/>
           <w:sz w:val="22"/>
         </w:rPr>
-        <w:t>★★★  පත්‍රිකාවේ ප්‍රධානම වාක්‍යය</w:t>
+        <w:t>The single most important sentence in the paper</w:t>
       </w:r>
     </w:p>
     <w:p>
@@ -3891,13 +4677,13 @@
       </w:pPr>
       <w:r>
         <w:rPr>
-          <w:rFonts w:ascii="Nirmala UI" w:hAnsi="Nirmala UI" w:cs="Nirmala UI"/>
+          <w:rFonts w:ascii="Segoe UI" w:hAnsi="Segoe UI" w:cs="Segoe UI"/>
           <w:b w:val="0"/>
           <w:i w:val="0"/>
           <w:color w:val="1E7A3C"/>
           <w:sz w:val="22"/>
         </w:rPr>
-        <w:t>ඉල්ලුම වැඩිම වෙලාවේ — Industry 4.0 ක්‍රමය මිනිසාව වැඩිපුරම හිර කරන වෙලාවේ — මිනිසා රැක ගැනීමට මනින්න පුළුවන් නිෂ්පාදන අලාභයක් වුණේ නෑ.</w:t>
+        <w:t>At the moment of highest demand — exactly when a throughput-driven scheduler pushes people hardest — protecting the workers cost no measurable production.</w:t>
       </w:r>
     </w:p>
     <w:p>
@@ -3908,13 +4694,13 @@
       </w:pPr>
       <w:r>
         <w:rPr>
-          <w:rFonts w:ascii="Nirmala UI" w:hAnsi="Nirmala UI" w:cs="Nirmala UI"/>
+          <w:rFonts w:ascii="Segoe UI" w:hAnsi="Segoe UI" w:cs="Segoe UI"/>
           <w:b w:val="0"/>
           <w:i w:val="0"/>
           <w:color w:val="1E7A3C"/>
           <w:sz w:val="22"/>
         </w:rPr>
-        <w:t>ඒ 1.8% අඩුවීමේ p = 0.148. ඒ කියන්නේ ඒක අහම්බයකින් වෙන්න පුළුවන් — ඇත්ත වෙනසක් නොවෙන්න පුළුවන්.</w:t>
+        <w:t>That 1.8% has p = 0.148, which means it could easily be chance rather than a real difference.</w:t>
       </w:r>
     </w:p>
     <w:p>
@@ -3923,13 +4709,13 @@
       </w:pPr>
       <w:r>
         <w:rPr>
-          <w:rFonts w:ascii="Nirmala UI" w:hAnsi="Nirmala UI" w:cs="Nirmala UI"/>
+          <w:rFonts w:ascii="Segoe UI" w:hAnsi="Segoe UI" w:cs="Segoe UI"/>
           <w:b w:val="0"/>
           <w:i w:val="0"/>
           <w:color w:val="1A1A1A"/>
           <w:sz w:val="22"/>
         </w:rPr>
-        <w:t>සහ තවත් එකක්: යන්ත්‍රත් අඩුවෙන් නවතිනවා (−27%). ඒ කියන්නේ “මිනිසාට හොඳ දේ යන්ත්‍රයටත් හොඳයි”. වෙහෙසුණු කෙනා වැරදි කරනවා → යන්ත්‍රයට බර වැඩියි.</w:t>
+        <w:t>And one more: the machines stopped less often too (down 27%). What is good for the person turns out to be good for the equipment — a tired worker makes mistakes, and the machine absorbs the consequences.</w:t>
       </w:r>
     </w:p>
     <w:p>
@@ -3938,28 +4724,28 @@
       </w:pPr>
       <w:r>
         <w:rPr>
-          <w:rFonts w:ascii="Nirmala UI" w:hAnsi="Nirmala UI" w:cs="Nirmala UI"/>
+          <w:rFonts w:ascii="Segoe UI" w:hAnsi="Segoe UI" w:cs="Segoe UI"/>
           <w:b/>
           <w:i w:val="0"/>
           <w:color w:val="1F4E79"/>
           <w:sz w:val="32"/>
         </w:rPr>
-        <w:t xml:space="preserve">8️⃣   </w:t>
+        <w:t xml:space="preserve">8   </w:t>
       </w:r>
       <w:r>
         <w:rPr>
-          <w:rFonts w:ascii="Nirmala UI" w:hAnsi="Nirmala UI" w:cs="Nirmala UI"/>
+          <w:rFonts w:ascii="Segoe UI" w:hAnsi="Segoe UI" w:cs="Segoe UI"/>
           <w:b/>
           <w:i w:val="0"/>
           <w:color w:val="1F4E79"/>
           <w:sz w:val="30"/>
         </w:rPr>
-        <w:t>බලාපොරොත්තු නොවූ ලොකුම සොයාගැනීම</w:t>
+        <w:t>The most surprising finding</w:t>
       </w:r>
     </w:p>
     <w:p>
       <w:pPr>
-        <w:spacing w:after="160" w:before="0"/>
+        <w:spacing w:after="160"/>
         <w:pBdr>
           <w:bottom w:val="single" w:sz="6" w:color="1F4E79"/>
         </w:pBdr>
@@ -3971,13 +4757,13 @@
       </w:pPr>
       <w:r>
         <w:rPr>
-          <w:rFonts w:ascii="Nirmala UI" w:hAnsi="Nirmala UI" w:cs="Nirmala UI"/>
+          <w:rFonts w:ascii="Segoe UI" w:hAnsi="Segoe UI" w:cs="Segoe UI"/>
           <w:b w:val="0"/>
           <w:i w:val="0"/>
           <w:color w:val="1A1A1A"/>
           <w:sz w:val="22"/>
         </w:rPr>
-        <w:t>අපි “ප්‍රමුඛතා” 4ක් හැදුවා — මිනිසාට, පරිසරයට, ලාභයට, සමානව. ඒවා හතර හාත්පසින්ම වෙනස්.</w:t>
+        <w:t>Four different sets of priorities were tried — favouring the person, the planet, profit, and a balance. They differ enormously.</w:t>
       </w:r>
     </w:p>
     <w:p>
@@ -3994,7 +4780,7 @@
           <w:color w:val="222222"/>
           <w:sz w:val="19"/>
         </w:rPr>
-        <w:t>W-Balanced :  වෙහෙස 0.541      නිෂ්පාදනය 90.2</w:t>
+        <w:t>balanced     :  tiredness 0.541      output 90.2</w:t>
       </w:r>
     </w:p>
     <w:p>
@@ -4011,7 +4797,7 @@
           <w:color w:val="222222"/>
           <w:sz w:val="19"/>
         </w:rPr>
-        <w:t>W-Human    :  වෙහෙස 0.541      නිෂ්පාදනය 90.3</w:t>
+        <w:t>people first :  tiredness 0.541      output 90.3</w:t>
       </w:r>
     </w:p>
     <w:p>
@@ -4028,7 +4814,7 @@
           <w:color w:val="222222"/>
           <w:sz w:val="19"/>
         </w:rPr>
-        <w:t>W-Green    :  වෙහෙස 0.542      නිෂ්පාදනය 90.3</w:t>
+        <w:t>planet first :  tiredness 0.542      output 90.3</w:t>
       </w:r>
     </w:p>
     <w:p>
@@ -4045,7 +4831,7 @@
           <w:color w:val="222222"/>
           <w:sz w:val="19"/>
         </w:rPr>
-        <w:t>W-Profit   :  වෙහෙස 0.542      නිෂ්පාදනය 90.3</w:t>
+        <w:t>profit first :  tiredness 0.542      output 90.3</w:t>
       </w:r>
     </w:p>
     <w:p>
@@ -4062,7 +4848,7 @@
           <w:color w:val="222222"/>
           <w:sz w:val="19"/>
         </w:rPr>
-        <w:t xml:space="preserve">                 ↑                    ↑</w:t>
+        <w:t xml:space="preserve">                    ^                    ^</w:t>
       </w:r>
     </w:p>
     <w:p>
@@ -4079,7 +4865,7 @@
           <w:color w:val="222222"/>
           <w:sz w:val="19"/>
         </w:rPr>
-        <w:t xml:space="preserve">             හතරම එකයි!          හතරම එකයි!</w:t>
+        <w:t xml:space="preserve">                 identical            identical</w:t>
       </w:r>
     </w:p>
     <w:p>
@@ -4088,13 +4874,13 @@
       </w:pPr>
       <w:r>
         <w:rPr>
-          <w:rFonts w:ascii="Nirmala UI" w:hAnsi="Nirmala UI" w:cs="Nirmala UI"/>
+          <w:rFonts w:ascii="Segoe UI" w:hAnsi="Segoe UI" w:cs="Segoe UI"/>
           <w:b/>
           <w:i w:val="0"/>
           <w:color w:val="1A1A1A"/>
           <w:sz w:val="22"/>
         </w:rPr>
-        <w:t>ඇයි? ගණන් කරලා බැලුවා:</w:t>
+        <w:t>Why? Measuring it gave the answer:</w:t>
       </w:r>
     </w:p>
     <w:p>
@@ -4111,7 +4897,7 @@
           <w:color w:val="222222"/>
           <w:sz w:val="19"/>
         </w:rPr>
-        <w:t>තහනම් නීති පෙරලාට පස්සේ...</w:t>
+        <w:t>after the forbidden rules filter the options...</w:t>
       </w:r>
     </w:p>
     <w:p>
@@ -4128,7 +4914,7 @@
           <w:color w:val="222222"/>
           <w:sz w:val="19"/>
         </w:rPr>
-        <w:t>තීරණ 45,754න්  →  95.7%ට  ඉතුරු වෙන්නේ  විකල්ප 0 හෝ 1යි!</w:t>
+        <w:t>in 95.7% of 45,754 decisions, either 0 or 1 option is left</w:t>
       </w:r>
     </w:p>
     <w:p>
@@ -4139,13 +4925,13 @@
       </w:pPr>
       <w:r>
         <w:rPr>
-          <w:rFonts w:ascii="Nirmala UI" w:hAnsi="Nirmala UI" w:cs="Nirmala UI"/>
+          <w:rFonts w:ascii="Segoe UI" w:hAnsi="Segoe UI" w:cs="Segoe UI"/>
           <w:b/>
           <w:i w:val="0"/>
           <w:color w:val="1F4E79"/>
           <w:sz w:val="22"/>
         </w:rPr>
-        <w:t>උපමාව — කෑම කඩේ</w:t>
+        <w:t>An analogy — the restaurant</w:t>
       </w:r>
     </w:p>
     <w:p>
@@ -4156,13 +4942,13 @@
       </w:pPr>
       <w:r>
         <w:rPr>
-          <w:rFonts w:ascii="Nirmala UI" w:hAnsi="Nirmala UI" w:cs="Nirmala UI"/>
+          <w:rFonts w:ascii="Segoe UI" w:hAnsi="Segoe UI" w:cs="Segoe UI"/>
           <w:b w:val="0"/>
           <w:i w:val="0"/>
           <w:color w:val="1F4E79"/>
           <w:sz w:val="22"/>
         </w:rPr>
-        <w:t>ඔබට කුකුල් මස් ආසයි, මාළු එපා. ඒත් කඩේ නීති යෙදුවම menu එකේ ඉතුරු වෙන්නේ එක් කෑමක් විතරයි.</w:t>
+        <w:t>You love chicken and hate fish. But by the time the kitchen's rules are applied, one dish is left on the menu.</w:t>
       </w:r>
     </w:p>
     <w:p>
@@ -4173,13 +4959,13 @@
       </w:pPr>
       <w:r>
         <w:rPr>
-          <w:rFonts w:ascii="Nirmala UI" w:hAnsi="Nirmala UI" w:cs="Nirmala UI"/>
+          <w:rFonts w:ascii="Segoe UI" w:hAnsi="Segoe UI" w:cs="Segoe UI"/>
           <w:b w:val="0"/>
           <w:i w:val="0"/>
           <w:color w:val="1F4E79"/>
           <w:sz w:val="22"/>
         </w:rPr>
-        <w:t>දැන් ඔබේ කැමැත්තෙන් වැඩක් තියෙනවද? නෑ. තියෙන්නේ එකයි.</w:t>
+        <w:t>Do your preferences matter now? No. There is only one thing to order.</w:t>
       </w:r>
     </w:p>
     <w:p>
@@ -4190,13 +4976,13 @@
       </w:pPr>
       <w:r>
         <w:rPr>
-          <w:rFonts w:ascii="Nirmala UI" w:hAnsi="Nirmala UI" w:cs="Nirmala UI"/>
+          <w:rFonts w:ascii="Segoe UI" w:hAnsi="Segoe UI" w:cs="Segoe UI"/>
           <w:b w:val="0"/>
           <w:i w:val="0"/>
           <w:color w:val="1F4E79"/>
           <w:sz w:val="22"/>
         </w:rPr>
-        <w:t>තෝරන්න දෙයක් නෑ නම්, කැමැත්තෙන් වැඩක් නෑ.</w:t>
+        <w:t>When there is nothing to choose between, preferences change nothing.</w:t>
       </w:r>
     </w:p>
     <w:p>
@@ -4207,13 +4993,13 @@
       </w:pPr>
       <w:r>
         <w:rPr>
-          <w:rFonts w:ascii="Nirmala UI" w:hAnsi="Nirmala UI" w:cs="Nirmala UI"/>
+          <w:rFonts w:ascii="Segoe UI" w:hAnsi="Segoe UI" w:cs="Segoe UI"/>
           <w:b/>
           <w:i w:val="0"/>
           <w:color w:val="1E7A3C"/>
           <w:sz w:val="22"/>
         </w:rPr>
-        <w:t>මේක හොඳ ආරංචියක් — නරක එකක් නෙවෙයි</w:t>
+        <w:t>This is good news, not bad</w:t>
       </w:r>
     </w:p>
     <w:p>
@@ -4224,13 +5010,13 @@
       </w:pPr>
       <w:r>
         <w:rPr>
-          <w:rFonts w:ascii="Nirmala UI" w:hAnsi="Nirmala UI" w:cs="Nirmala UI"/>
+          <w:rFonts w:ascii="Segoe UI" w:hAnsi="Segoe UI" w:cs="Segoe UI"/>
           <w:b w:val="0"/>
           <w:i w:val="0"/>
           <w:color w:val="1E7A3C"/>
           <w:sz w:val="22"/>
         </w:rPr>
-        <w:t>ප්‍රමුඛතාවක් වෙනස් කරලා මිනිසාගේ ආරක්ෂාව අයින් කරන්න බෑ. ලාභයට 100% ප්‍රමුඛතාවය දුන්නත් වෙහෙසේ තහනම තාමත් තියෙනවා.</w:t>
+        <w:t>It means no change of priorities can strip the protection away. Even with profit weighted at 100%, the ban on exceeding the tiredness limit is still there.</w:t>
       </w:r>
     </w:p>
     <w:p>
@@ -4241,13 +5027,13 @@
       </w:pPr>
       <w:r>
         <w:rPr>
-          <w:rFonts w:ascii="Nirmala UI" w:hAnsi="Nirmala UI" w:cs="Nirmala UI"/>
+          <w:rFonts w:ascii="Segoe UI" w:hAnsi="Segoe UI" w:cs="Segoe UI"/>
           <w:b w:val="0"/>
           <w:i w:val="0"/>
           <w:color w:val="1E7A3C"/>
           <w:sz w:val="22"/>
         </w:rPr>
-        <w:t>“මේ framework එක මෙහෙයවන්නේ තහනම් නීතියි — ප්‍රමුඛතා නෙවෙයි.”</w:t>
+        <w:t>“This framework is steered by its constraints — not by its priorities.”</w:t>
       </w:r>
     </w:p>
     <w:p>
@@ -4256,28 +5042,28 @@
       </w:pPr>
       <w:r>
         <w:rPr>
-          <w:rFonts w:ascii="Nirmala UI" w:hAnsi="Nirmala UI" w:cs="Nirmala UI"/>
+          <w:rFonts w:ascii="Segoe UI" w:hAnsi="Segoe UI" w:cs="Segoe UI"/>
           <w:b/>
           <w:i w:val="0"/>
           <w:color w:val="1F4E79"/>
           <w:sz w:val="32"/>
         </w:rPr>
-        <w:t xml:space="preserve">9️⃣   </w:t>
+        <w:t xml:space="preserve">9   </w:t>
       </w:r>
       <w:r>
         <w:rPr>
-          <w:rFonts w:ascii="Nirmala UI" w:hAnsi="Nirmala UI" w:cs="Nirmala UI"/>
+          <w:rFonts w:ascii="Segoe UI" w:hAnsi="Segoe UI" w:cs="Segoe UI"/>
           <w:b/>
           <w:i w:val="0"/>
           <w:color w:val="1F4E79"/>
           <w:sz w:val="30"/>
         </w:rPr>
-        <w:t>අවංකව කිව්ව දුර්වලතා</w:t>
+        <w:t>The weaknesses, stated honestly</w:t>
       </w:r>
     </w:p>
     <w:p>
       <w:pPr>
-        <w:spacing w:after="160" w:before="0"/>
+        <w:spacing w:after="160"/>
         <w:pBdr>
           <w:bottom w:val="single" w:sz="6" w:color="1F4E79"/>
         </w:pBdr>
@@ -4289,13 +5075,13 @@
       </w:pPr>
       <w:r>
         <w:rPr>
-          <w:rFonts w:ascii="Nirmala UI" w:hAnsi="Nirmala UI" w:cs="Nirmala UI"/>
+          <w:rFonts w:ascii="Segoe UI" w:hAnsi="Segoe UI" w:cs="Segoe UI"/>
           <w:b w:val="0"/>
           <w:i/>
           <w:color w:val="555555"/>
           <w:sz w:val="22"/>
         </w:rPr>
-        <w:t>මේකයි හොඳ පර්යේෂණයක ලකුණ — අඩුපාඩු හංගන්නේ නෑ.</w:t>
+        <w:t>This is what makes it real research — nothing is hidden.</w:t>
       </w:r>
     </w:p>
     <w:tbl>
@@ -4328,10 +5114,18 @@
               <w:spacing w:after="40" w:before="40"/>
               <w:shd w:val="clear" w:fill="1F4E79"/>
             </w:pPr>
-            <w:r/>
             <w:r>
               <w:rPr>
-                <w:rFonts w:ascii="Nirmala UI" w:hAnsi="Nirmala UI" w:cs="Nirmala UI"/>
+                <w:rFonts w:ascii="Segoe UI" w:hAnsi="Segoe UI" w:cs="Segoe UI"/>
+                <w:b w:val="0"/>
+                <w:i w:val="0"/>
+                <w:color w:val="1A1A1A"/>
+                <w:sz w:val="20"/>
+              </w:rPr>
+            </w:r>
+            <w:r>
+              <w:rPr>
+                <w:rFonts w:ascii="Segoe UI" w:hAnsi="Segoe UI" w:cs="Segoe UI"/>
                 <w:b/>
                 <w:i w:val="0"/>
                 <w:color w:val="FFFFFF"/>
@@ -4351,16 +5145,24 @@
               <w:spacing w:after="40" w:before="40"/>
               <w:shd w:val="clear" w:fill="1F4E79"/>
             </w:pPr>
-            <w:r/>
             <w:r>
               <w:rPr>
-                <w:rFonts w:ascii="Nirmala UI" w:hAnsi="Nirmala UI" w:cs="Nirmala UI"/>
+                <w:rFonts w:ascii="Segoe UI" w:hAnsi="Segoe UI" w:cs="Segoe UI"/>
+                <w:b w:val="0"/>
+                <w:i w:val="0"/>
+                <w:color w:val="1A1A1A"/>
+                <w:sz w:val="20"/>
+              </w:rPr>
+            </w:r>
+            <w:r>
+              <w:rPr>
+                <w:rFonts w:ascii="Segoe UI" w:hAnsi="Segoe UI" w:cs="Segoe UI"/>
                 <w:b/>
                 <w:i w:val="0"/>
                 <w:color w:val="FFFFFF"/>
                 <w:sz w:val="20"/>
               </w:rPr>
-              <w:t>දුර්වලතාව</w:t>
+              <w:t>Weakness</w:t>
             </w:r>
           </w:p>
         </w:tc>
@@ -4374,16 +5176,24 @@
               <w:spacing w:after="40" w:before="40"/>
               <w:shd w:val="clear" w:fill="1F4E79"/>
             </w:pPr>
-            <w:r/>
             <w:r>
               <w:rPr>
-                <w:rFonts w:ascii="Nirmala UI" w:hAnsi="Nirmala UI" w:cs="Nirmala UI"/>
+                <w:rFonts w:ascii="Segoe UI" w:hAnsi="Segoe UI" w:cs="Segoe UI"/>
+                <w:b w:val="0"/>
+                <w:i w:val="0"/>
+                <w:color w:val="1A1A1A"/>
+                <w:sz w:val="20"/>
+              </w:rPr>
+            </w:r>
+            <w:r>
+              <w:rPr>
+                <w:rFonts w:ascii="Segoe UI" w:hAnsi="Segoe UI" w:cs="Segoe UI"/>
                 <w:b/>
                 <w:i w:val="0"/>
                 <w:color w:val="FFFFFF"/>
                 <w:sz w:val="20"/>
               </w:rPr>
-              <w:t>ඇයි ලිව්වේ</w:t>
+              <w:t>Why it is written down</w:t>
             </w:r>
           </w:p>
         </w:tc>
@@ -4397,10 +5207,18 @@
             <w:pPr>
               <w:spacing w:after="40" w:before="40"/>
             </w:pPr>
-            <w:r/>
             <w:r>
               <w:rPr>
-                <w:rFonts w:ascii="Nirmala UI" w:hAnsi="Nirmala UI" w:cs="Nirmala UI"/>
+                <w:rFonts w:ascii="Segoe UI" w:hAnsi="Segoe UI" w:cs="Segoe UI"/>
+                <w:b w:val="0"/>
+                <w:i w:val="0"/>
+                <w:color w:val="1A1A1A"/>
+                <w:sz w:val="20"/>
+              </w:rPr>
+            </w:r>
+            <w:r>
+              <w:rPr>
+                <w:rFonts w:ascii="Segoe UI" w:hAnsi="Segoe UI" w:cs="Segoe UI"/>
                 <w:b w:val="0"/>
                 <w:i w:val="0"/>
                 <w:color w:val="1A1A1A"/>
@@ -4418,16 +5236,24 @@
             <w:pPr>
               <w:spacing w:after="40" w:before="40"/>
             </w:pPr>
-            <w:r/>
             <w:r>
               <w:rPr>
-                <w:rFonts w:ascii="Nirmala UI" w:hAnsi="Nirmala UI" w:cs="Nirmala UI"/>
+                <w:rFonts w:ascii="Segoe UI" w:hAnsi="Segoe UI" w:cs="Segoe UI"/>
                 <w:b w:val="0"/>
                 <w:i w:val="0"/>
                 <w:color w:val="1A1A1A"/>
                 <w:sz w:val="20"/>
               </w:rPr>
-              <w:t>ඉරියව් අවදානම 20%කින් අඩු වුණේ නෑ (13–15% විතරයි)</w:t>
+            </w:r>
+            <w:r>
+              <w:rPr>
+                <w:rFonts w:ascii="Segoe UI" w:hAnsi="Segoe UI" w:cs="Segoe UI"/>
+                <w:b w:val="0"/>
+                <w:i w:val="0"/>
+                <w:color w:val="1A1A1A"/>
+                <w:sz w:val="20"/>
+              </w:rPr>
+              <w:t>Posture risk fell only 13–15%, not the 20% predicted</w:t>
             </w:r>
           </w:p>
         </w:tc>
@@ -4439,16 +5265,24 @@
             <w:pPr>
               <w:spacing w:after="40" w:before="40"/>
             </w:pPr>
-            <w:r/>
             <w:r>
               <w:rPr>
-                <w:rFonts w:ascii="Nirmala UI" w:hAnsi="Nirmala UI" w:cs="Nirmala UI"/>
+                <w:rFonts w:ascii="Segoe UI" w:hAnsi="Segoe UI" w:cs="Segoe UI"/>
                 <w:b w:val="0"/>
                 <w:i w:val="0"/>
                 <w:color w:val="1A1A1A"/>
                 <w:sz w:val="20"/>
               </w:rPr>
-              <w:t>අපේම උපකල්පනය සම්පූර්ණ වුණේ නෑ — ඒත් ඒකට ගණිතමය හේතුවක් තියෙනවා</w:t>
+            </w:r>
+            <w:r>
+              <w:rPr>
+                <w:rFonts w:ascii="Segoe UI" w:hAnsi="Segoe UI" w:cs="Segoe UI"/>
+                <w:b w:val="0"/>
+                <w:i w:val="0"/>
+                <w:color w:val="1A1A1A"/>
+                <w:sz w:val="20"/>
+              </w:rPr>
+              <w:t>our own prediction was not met — but there is an arithmetic reason</w:t>
             </w:r>
           </w:p>
         </w:tc>
@@ -4462,10 +5296,18 @@
             <w:pPr>
               <w:spacing w:after="40" w:before="40"/>
             </w:pPr>
-            <w:r/>
             <w:r>
               <w:rPr>
-                <w:rFonts w:ascii="Nirmala UI" w:hAnsi="Nirmala UI" w:cs="Nirmala UI"/>
+                <w:rFonts w:ascii="Segoe UI" w:hAnsi="Segoe UI" w:cs="Segoe UI"/>
+                <w:b w:val="0"/>
+                <w:i w:val="0"/>
+                <w:color w:val="1A1A1A"/>
+                <w:sz w:val="20"/>
+              </w:rPr>
+            </w:r>
+            <w:r>
+              <w:rPr>
+                <w:rFonts w:ascii="Segoe UI" w:hAnsi="Segoe UI" w:cs="Segoe UI"/>
                 <w:b w:val="0"/>
                 <w:i w:val="0"/>
                 <w:color w:val="1A1A1A"/>
@@ -4483,16 +5325,24 @@
             <w:pPr>
               <w:spacing w:after="40" w:before="40"/>
             </w:pPr>
-            <w:r/>
             <w:r>
               <w:rPr>
-                <w:rFonts w:ascii="Nirmala UI" w:hAnsi="Nirmala UI" w:cs="Nirmala UI"/>
+                <w:rFonts w:ascii="Segoe UI" w:hAnsi="Segoe UI" w:cs="Segoe UI"/>
                 <w:b w:val="0"/>
                 <w:i w:val="0"/>
                 <w:color w:val="1A1A1A"/>
                 <w:sz w:val="20"/>
               </w:rPr>
-              <w:t>වැඩ බෙදීම අසමානයි</w:t>
+            </w:r>
+            <w:r>
+              <w:rPr>
+                <w:rFonts w:ascii="Segoe UI" w:hAnsi="Segoe UI" w:cs="Segoe UI"/>
+                <w:b w:val="0"/>
+                <w:i w:val="0"/>
+                <w:color w:val="1A1A1A"/>
+                <w:sz w:val="20"/>
+              </w:rPr>
+              <w:t>Work was shared out less evenly</w:t>
             </w:r>
           </w:p>
         </w:tc>
@@ -4504,16 +5354,24 @@
             <w:pPr>
               <w:spacing w:after="40" w:before="40"/>
             </w:pPr>
-            <w:r/>
             <w:r>
               <w:rPr>
-                <w:rFonts w:ascii="Nirmala UI" w:hAnsi="Nirmala UI" w:cs="Nirmala UI"/>
+                <w:rFonts w:ascii="Segoe UI" w:hAnsi="Segoe UI" w:cs="Segoe UI"/>
                 <w:b w:val="0"/>
                 <w:i w:val="0"/>
                 <w:color w:val="1A1A1A"/>
                 <w:sz w:val="20"/>
               </w:rPr>
-              <w:t>අපිට විරුද්ධ ප්‍රතිඵලයක් — ඒත් හංගන්නේ නෑ</w:t>
+            </w:r>
+            <w:r>
+              <w:rPr>
+                <w:rFonts w:ascii="Segoe UI" w:hAnsi="Segoe UI" w:cs="Segoe UI"/>
+                <w:b w:val="0"/>
+                <w:i w:val="0"/>
+                <w:color w:val="1A1A1A"/>
+                <w:sz w:val="20"/>
+              </w:rPr>
+              <w:t>a result against us — reported in full anyway</w:t>
             </w:r>
           </w:p>
         </w:tc>
@@ -4527,10 +5385,18 @@
             <w:pPr>
               <w:spacing w:after="40" w:before="40"/>
             </w:pPr>
-            <w:r/>
             <w:r>
               <w:rPr>
-                <w:rFonts w:ascii="Nirmala UI" w:hAnsi="Nirmala UI" w:cs="Nirmala UI"/>
+                <w:rFonts w:ascii="Segoe UI" w:hAnsi="Segoe UI" w:cs="Segoe UI"/>
+                <w:b w:val="0"/>
+                <w:i w:val="0"/>
+                <w:color w:val="1A1A1A"/>
+                <w:sz w:val="20"/>
+              </w:rPr>
+            </w:r>
+            <w:r>
+              <w:rPr>
+                <w:rFonts w:ascii="Segoe UI" w:hAnsi="Segoe UI" w:cs="Segoe UI"/>
                 <w:b w:val="0"/>
                 <w:i w:val="0"/>
                 <w:color w:val="1A1A1A"/>
@@ -4548,16 +5414,24 @@
             <w:pPr>
               <w:spacing w:after="40" w:before="40"/>
             </w:pPr>
-            <w:r/>
             <w:r>
               <w:rPr>
-                <w:rFonts w:ascii="Nirmala UI" w:hAnsi="Nirmala UI" w:cs="Nirmala UI"/>
+                <w:rFonts w:ascii="Segoe UI" w:hAnsi="Segoe UI" w:cs="Segoe UI"/>
                 <w:b w:val="0"/>
                 <w:i w:val="0"/>
                 <w:color w:val="1A1A1A"/>
                 <w:sz w:val="20"/>
               </w:rPr>
-              <w:t>වේග දෙකක් (λ, μ) මනිලා නෑ, කැලිබ්‍රේට් කරලා</w:t>
+            </w:r>
+            <w:r>
+              <w:rPr>
+                <w:rFonts w:ascii="Segoe UI" w:hAnsi="Segoe UI" w:cs="Segoe UI"/>
+                <w:b w:val="0"/>
+                <w:i w:val="0"/>
+                <w:color w:val="1A1A1A"/>
+                <w:sz w:val="20"/>
+              </w:rPr>
+              <w:t>Two rates were calibrated, not measured</w:t>
             </w:r>
           </w:p>
         </w:tc>
@@ -4569,16 +5443,24 @@
             <w:pPr>
               <w:spacing w:after="40" w:before="40"/>
             </w:pPr>
-            <w:r/>
             <w:r>
               <w:rPr>
-                <w:rFonts w:ascii="Nirmala UI" w:hAnsi="Nirmala UI" w:cs="Nirmala UI"/>
+                <w:rFonts w:ascii="Segoe UI" w:hAnsi="Segoe UI" w:cs="Segoe UI"/>
                 <w:b w:val="0"/>
                 <w:i w:val="0"/>
                 <w:color w:val="1A1A1A"/>
                 <w:sz w:val="20"/>
               </w:rPr>
-              <w:t>0.5×–2× කරලා නිගමනය වෙනස් වෙන්නේ නෑ කියලා පෙන්නලා</w:t>
+            </w:r>
+            <w:r>
+              <w:rPr>
+                <w:rFonts w:ascii="Segoe UI" w:hAnsi="Segoe UI" w:cs="Segoe UI"/>
+                <w:b w:val="0"/>
+                <w:i w:val="0"/>
+                <w:color w:val="1A1A1A"/>
+                <w:sz w:val="20"/>
+              </w:rPr>
+              <w:t>varied from half to double; the conclusion did not change</w:t>
             </w:r>
           </w:p>
         </w:tc>
@@ -4592,10 +5474,18 @@
             <w:pPr>
               <w:spacing w:after="40" w:before="40"/>
             </w:pPr>
-            <w:r/>
             <w:r>
               <w:rPr>
-                <w:rFonts w:ascii="Nirmala UI" w:hAnsi="Nirmala UI" w:cs="Nirmala UI"/>
+                <w:rFonts w:ascii="Segoe UI" w:hAnsi="Segoe UI" w:cs="Segoe UI"/>
+                <w:b w:val="0"/>
+                <w:i w:val="0"/>
+                <w:color w:val="1A1A1A"/>
+                <w:sz w:val="20"/>
+              </w:rPr>
+            </w:r>
+            <w:r>
+              <w:rPr>
+                <w:rFonts w:ascii="Segoe UI" w:hAnsi="Segoe UI" w:cs="Segoe UI"/>
                 <w:b w:val="0"/>
                 <w:i w:val="0"/>
                 <w:color w:val="1A1A1A"/>
@@ -4613,16 +5503,24 @@
             <w:pPr>
               <w:spacing w:after="40" w:before="40"/>
             </w:pPr>
-            <w:r/>
             <w:r>
               <w:rPr>
-                <w:rFonts w:ascii="Nirmala UI" w:hAnsi="Nirmala UI" w:cs="Nirmala UI"/>
+                <w:rFonts w:ascii="Segoe UI" w:hAnsi="Segoe UI" w:cs="Segoe UI"/>
                 <w:b w:val="0"/>
                 <w:i w:val="0"/>
                 <w:color w:val="1A1A1A"/>
                 <w:sz w:val="20"/>
               </w:rPr>
-              <w:t>පැහැදිලි කිරීමේ ස්ථරය (L5) ලියලා නෑ</w:t>
+            </w:r>
+            <w:r>
+              <w:rPr>
+                <w:rFonts w:ascii="Segoe UI" w:hAnsi="Segoe UI" w:cs="Segoe UI"/>
+                <w:b w:val="0"/>
+                <w:i w:val="0"/>
+                <w:color w:val="1A1A1A"/>
+                <w:sz w:val="20"/>
+              </w:rPr>
+              <w:t>The explanation layer was not built</w:t>
             </w:r>
           </w:p>
         </w:tc>
@@ -4634,16 +5532,24 @@
             <w:pPr>
               <w:spacing w:after="40" w:before="40"/>
             </w:pPr>
-            <w:r/>
             <w:r>
               <w:rPr>
-                <w:rFonts w:ascii="Nirmala UI" w:hAnsi="Nirmala UI" w:cs="Nirmala UI"/>
+                <w:rFonts w:ascii="Segoe UI" w:hAnsi="Segoe UI" w:cs="Segoe UI"/>
                 <w:b w:val="0"/>
                 <w:i w:val="0"/>
                 <w:color w:val="1A1A1A"/>
                 <w:sz w:val="20"/>
               </w:rPr>
-              <w:t>Architecture එකේ තියෙනවා, ලියලා නෑ — ඒක කියලා තියෙනවා</w:t>
+            </w:r>
+            <w:r>
+              <w:rPr>
+                <w:rFonts w:ascii="Segoe UI" w:hAnsi="Segoe UI" w:cs="Segoe UI"/>
+                <w:b w:val="0"/>
+                <w:i w:val="0"/>
+                <w:color w:val="1A1A1A"/>
+                <w:sz w:val="20"/>
+              </w:rPr>
+              <w:t>it is in the design, not in the code — and the paper says so</w:t>
             </w:r>
           </w:p>
         </w:tc>
@@ -4657,10 +5563,18 @@
             <w:pPr>
               <w:spacing w:after="40" w:before="40"/>
             </w:pPr>
-            <w:r/>
             <w:r>
               <w:rPr>
-                <w:rFonts w:ascii="Nirmala UI" w:hAnsi="Nirmala UI" w:cs="Nirmala UI"/>
+                <w:rFonts w:ascii="Segoe UI" w:hAnsi="Segoe UI" w:cs="Segoe UI"/>
+                <w:b w:val="0"/>
+                <w:i w:val="0"/>
+                <w:color w:val="1A1A1A"/>
+                <w:sz w:val="20"/>
+              </w:rPr>
+            </w:r>
+            <w:r>
+              <w:rPr>
+                <w:rFonts w:ascii="Segoe UI" w:hAnsi="Segoe UI" w:cs="Segoe UI"/>
                 <w:b w:val="0"/>
                 <w:i w:val="0"/>
                 <w:color w:val="1A1A1A"/>
@@ -4678,16 +5592,24 @@
             <w:pPr>
               <w:spacing w:after="40" w:before="40"/>
             </w:pPr>
-            <w:r/>
             <w:r>
               <w:rPr>
-                <w:rFonts w:ascii="Nirmala UI" w:hAnsi="Nirmala UI" w:cs="Nirmala UI"/>
+                <w:rFonts w:ascii="Segoe UI" w:hAnsi="Segoe UI" w:cs="Segoe UI"/>
                 <w:b w:val="0"/>
                 <w:i w:val="0"/>
                 <w:color w:val="1A1A1A"/>
                 <w:sz w:val="20"/>
               </w:rPr>
-              <w:t>ඇත්ත කර්මාන්තශාලාවක පරීක්ෂා කරලා නෑ</w:t>
+            </w:r>
+            <w:r>
+              <w:rPr>
+                <w:rFonts w:ascii="Segoe UI" w:hAnsi="Segoe UI" w:cs="Segoe UI"/>
+                <w:b w:val="0"/>
+                <w:i w:val="0"/>
+                <w:color w:val="1A1A1A"/>
+                <w:sz w:val="20"/>
+              </w:rPr>
+              <w:t>Never tested in a real factory</w:t>
             </w:r>
           </w:p>
         </w:tc>
@@ -4699,16 +5621,24 @@
             <w:pPr>
               <w:spacing w:after="40" w:before="40"/>
             </w:pPr>
-            <w:r/>
             <w:r>
               <w:rPr>
-                <w:rFonts w:ascii="Nirmala UI" w:hAnsi="Nirmala UI" w:cs="Nirmala UI"/>
+                <w:rFonts w:ascii="Segoe UI" w:hAnsi="Segoe UI" w:cs="Segoe UI"/>
                 <w:b w:val="0"/>
                 <w:i w:val="0"/>
                 <w:color w:val="1A1A1A"/>
                 <w:sz w:val="20"/>
               </w:rPr>
-              <w:t>Simulation එකක් — ඒක පැහැදිලිව කියනවා</w:t>
+            </w:r>
+            <w:r>
+              <w:rPr>
+                <w:rFonts w:ascii="Segoe UI" w:hAnsi="Segoe UI" w:cs="Segoe UI"/>
+                <w:b w:val="0"/>
+                <w:i w:val="0"/>
+                <w:color w:val="1A1A1A"/>
+                <w:sz w:val="20"/>
+              </w:rPr>
+              <w:t>it is a simulation, and that is stated plainly</w:t>
             </w:r>
           </w:p>
         </w:tc>
@@ -4727,13 +5657,13 @@
       </w:pPr>
       <w:r>
         <w:rPr>
-          <w:rFonts w:ascii="Nirmala UI" w:hAnsi="Nirmala UI" w:cs="Nirmala UI"/>
+          <w:rFonts w:ascii="Segoe UI" w:hAnsi="Segoe UI" w:cs="Segoe UI"/>
           <w:b/>
           <w:i w:val="0"/>
           <w:color w:val="1F4E79"/>
           <w:sz w:val="22"/>
         </w:rPr>
-        <w:t>#2 එකේ ලස්සන දෙයක් තියෙනවා</w:t>
+        <w:t>There is something good hidden in #2</w:t>
       </w:r>
     </w:p>
     <w:p>
@@ -4744,13 +5674,13 @@
       </w:pPr>
       <w:r>
         <w:rPr>
-          <w:rFonts w:ascii="Nirmala UI" w:hAnsi="Nirmala UI" w:cs="Nirmala UI"/>
+          <w:rFonts w:ascii="Segoe UI" w:hAnsi="Segoe UI" w:cs="Segoe UI"/>
           <w:b w:val="0"/>
           <w:i w:val="0"/>
           <w:color w:val="1F4E79"/>
           <w:sz w:val="22"/>
         </w:rPr>
-        <w:t>වැඩ අසමානව බෙදෙන්නේ ඇයි කියලා හෙව්වම හම්බුණේ: OP1 (ශක්තිමත්ම කෙනා) ට බර වැඩ තහනම් — ඔහුගේ දක්ෂතාව 0.30, සීමාව 0.40. ඒ නිසා බර වැඩ යන්නේ දරාගන්න අඩුම හැකියාව ඇති දෙන්නාට.</w:t>
+        <w:t>Asking why the work was shared unevenly gave the answer: OP1, the strongest worker, is the only one barred from heavy jobs — his skill there is 0.30 against a floor of 0.40. So heavy work falls to the two least able to sustain it.</w:t>
       </w:r>
     </w:p>
     <w:p>
@@ -4761,13 +5691,13 @@
       </w:pPr>
       <w:r>
         <w:rPr>
-          <w:rFonts w:ascii="Nirmala UI" w:hAnsi="Nirmala UI" w:cs="Nirmala UI"/>
+          <w:rFonts w:ascii="Segoe UI" w:hAnsi="Segoe UI" w:cs="Segoe UI"/>
           <w:b w:val="0"/>
           <w:i w:val="0"/>
           <w:color w:val="1F4E79"/>
           <w:sz w:val="22"/>
         </w:rPr>
-        <w:t>ඒ එක දක්ෂතාව පුහුණු කළොත් පරතරයෙන් 2/3ක් වැහෙනවා, නිෂ්පාදනයත් වැඩි වෙනවා.</w:t>
+        <w:t>Training that one skill closes about two thirds of the gap and raises output as well.</w:t>
       </w:r>
     </w:p>
     <w:p>
@@ -4778,13 +5708,13 @@
       </w:pPr>
       <w:r>
         <w:rPr>
-          <w:rFonts w:ascii="Nirmala UI" w:hAnsi="Nirmala UI" w:cs="Nirmala UI"/>
+          <w:rFonts w:ascii="Segoe UI" w:hAnsi="Segoe UI" w:cs="Segoe UI"/>
           <w:b w:val="0"/>
           <w:i w:val="0"/>
           <w:color w:val="1F4E79"/>
           <w:sz w:val="22"/>
         </w:rPr>
-        <w:t>යන්ත්‍රය විතරක් බලන system එකකට මේ ප්‍රශ්නය අහන්නවත් බෑ — ඒකේ මිනිසාගේ ආකෘතියක්ම නෑ.</w:t>
+        <w:t>A machine-only system could not even ask this question — it has no model of the person to ask it about.</w:t>
       </w:r>
     </w:p>
     <w:p>
@@ -4793,28 +5723,28 @@
       </w:pPr>
       <w:r>
         <w:rPr>
-          <w:rFonts w:ascii="Nirmala UI" w:hAnsi="Nirmala UI" w:cs="Nirmala UI"/>
+          <w:rFonts w:ascii="Segoe UI" w:hAnsi="Segoe UI" w:cs="Segoe UI"/>
           <w:b/>
           <w:i w:val="0"/>
           <w:color w:val="1F4E79"/>
           <w:sz w:val="32"/>
         </w:rPr>
-        <w:t xml:space="preserve">🔟   </w:t>
+        <w:t xml:space="preserve">10   </w:t>
       </w:r>
       <w:r>
         <w:rPr>
-          <w:rFonts w:ascii="Nirmala UI" w:hAnsi="Nirmala UI" w:cs="Nirmala UI"/>
+          <w:rFonts w:ascii="Segoe UI" w:hAnsi="Segoe UI" w:cs="Segoe UI"/>
           <w:b/>
           <w:i w:val="0"/>
           <w:color w:val="1F4E79"/>
           <w:sz w:val="30"/>
         </w:rPr>
-        <w:t>මුළු දේම — වාක්‍ය 3කින්</w:t>
+        <w:t>The whole thing in three sentences</w:t>
       </w:r>
     </w:p>
     <w:p>
       <w:pPr>
-        <w:spacing w:after="160" w:before="0"/>
+        <w:spacing w:after="160"/>
         <w:pBdr>
           <w:bottom w:val="single" w:sz="6" w:color="1F4E79"/>
         </w:pBdr>
@@ -4827,7 +5757,7 @@
       </w:pPr>
       <w:r>
         <w:rPr>
-          <w:rFonts w:ascii="Nirmala UI" w:hAnsi="Nirmala UI" w:cs="Nirmala UI"/>
+          <w:rFonts w:ascii="Segoe UI" w:hAnsi="Segoe UI" w:cs="Segoe UI"/>
           <w:b/>
           <w:i w:val="0"/>
           <w:color w:val="1F4E79"/>
@@ -4837,13 +5767,13 @@
       </w:r>
       <w:r>
         <w:rPr>
-          <w:rFonts w:ascii="Nirmala UI" w:hAnsi="Nirmala UI" w:cs="Nirmala UI"/>
+          <w:rFonts w:ascii="Segoe UI" w:hAnsi="Segoe UI" w:cs="Segoe UI"/>
           <w:b w:val="0"/>
           <w:i w:val="0"/>
           <w:color w:val="1A1A1A"/>
           <w:sz w:val="24"/>
         </w:rPr>
-        <w:t>Industry 5.0 මිනිසා මධ්‍යයට ගෙන එනවා. ඒත් digital twins තවම යන්ත්‍ර ගැන විතරයි. මිනිසා ස්ථිතික දත්තයක් විතරයි.</w:t>
+        <w:t>Industry 5.0 puts the person at the centre. But digital twins are still about machines; the person is only static data.</w:t>
       </w:r>
     </w:p>
     <w:p>
@@ -4853,7 +5783,7 @@
       </w:pPr>
       <w:r>
         <w:rPr>
-          <w:rFonts w:ascii="Nirmala UI" w:hAnsi="Nirmala UI" w:cs="Nirmala UI"/>
+          <w:rFonts w:ascii="Segoe UI" w:hAnsi="Segoe UI" w:cs="Segoe UI"/>
           <w:b/>
           <w:i w:val="0"/>
           <w:color w:val="1F4E79"/>
@@ -4863,13 +5793,13 @@
       </w:r>
       <w:r>
         <w:rPr>
-          <w:rFonts w:ascii="Nirmala UI" w:hAnsi="Nirmala UI" w:cs="Nirmala UI"/>
+          <w:rFonts w:ascii="Segoe UI" w:hAnsi="Segoe UI" w:cs="Segoe UI"/>
           <w:b w:val="0"/>
           <w:i w:val="0"/>
           <w:color w:val="1A1A1A"/>
           <w:sz w:val="24"/>
         </w:rPr>
-        <w:t>අපි මිනිසාගේ වෙහෙස සජීවී තත්ත්වයක් කරලා, යන්ත්‍රයේ twin එකට සම්බන්ධ කරලා, මිනිසාගේ සීමා “දඩයක්” නොව “තහනමක්” කළා.</w:t>
+        <w:t>This work makes tiredness a live state, connects it to the machine's twin, and turns human limits from a “fine” into a “ban”.</w:t>
       </w:r>
     </w:p>
     <w:p>
@@ -4879,7 +5809,7 @@
       </w:pPr>
       <w:r>
         <w:rPr>
-          <w:rFonts w:ascii="Nirmala UI" w:hAnsi="Nirmala UI" w:cs="Nirmala UI"/>
+          <w:rFonts w:ascii="Segoe UI" w:hAnsi="Segoe UI" w:cs="Segoe UI"/>
           <w:b/>
           <w:i w:val="0"/>
           <w:color w:val="1F4E79"/>
@@ -4889,13 +5819,13 @@
       </w:r>
       <w:r>
         <w:rPr>
-          <w:rFonts w:ascii="Nirmala UI" w:hAnsi="Nirmala UI" w:cs="Nirmala UI"/>
+          <w:rFonts w:ascii="Segoe UI" w:hAnsi="Segoe UI" w:cs="Segoe UI"/>
           <w:b w:val="0"/>
           <w:i w:val="0"/>
           <w:color w:val="1A1A1A"/>
           <w:sz w:val="24"/>
         </w:rPr>
-        <w:t>ප්‍රතිඵලය: වෙහෙස −27%, විදුලිය −31%, නීති කැඩීම 79.5 → 0 — මනින්න පුළුවන් නිෂ්පාදන අලාභයක් නැතුව.</w:t>
+        <w:t>The result: tiredness down 27%, electricity down 31%, rules broken from 79.5 to zero — with no measurable loss of output.</w:t>
       </w:r>
     </w:p>
     <w:p/>
@@ -4907,13 +5837,13 @@
       </w:pPr>
       <w:r>
         <w:rPr>
-          <w:rFonts w:ascii="Nirmala UI" w:hAnsi="Nirmala UI" w:cs="Nirmala UI"/>
+          <w:rFonts w:ascii="Segoe UI" w:hAnsi="Segoe UI" w:cs="Segoe UI"/>
           <w:b/>
           <w:i w:val="0"/>
           <w:color w:val="555555"/>
           <w:sz w:val="20"/>
         </w:rPr>
-        <w:t>තව දැනගන්න:</w:t>
+        <w:t>Where to look next:</w:t>
       </w:r>
     </w:p>
     <w:p>
@@ -4924,13 +5854,13 @@
       </w:pPr>
       <w:r>
         <w:rPr>
-          <w:rFonts w:ascii="Nirmala UI" w:hAnsi="Nirmala UI" w:cs="Nirmala UI"/>
+          <w:rFonts w:ascii="Segoe UI" w:hAnsi="Segoe UI" w:cs="Segoe UI"/>
           <w:b w:val="0"/>
           <w:i w:val="0"/>
           <w:color w:val="555555"/>
           <w:sz w:val="20"/>
         </w:rPr>
-        <w:t>paper.docx — සම්පූර්ණ පත්‍රිකාව  ·  docs/14-demo-guide.md — supervisor ට පෙන්නන හැටි  ·  docs/12-paper-blueprint.md — හැම විස්තරයක්ම</w:t>
+        <w:t>paper.docx — the full paper  ·  docs/14-demo-guide.md — how to demonstrate it  ·  docs/12-paper-blueprint.md — every detail</w:t>
       </w:r>
     </w:p>
     <w:sectPr>

--- a/doc.docx
+++ b/doc.docx
@@ -4,264 +4,17 @@
   <w:body>
     <w:p>
       <w:pPr>
-        <w:spacing w:after="40"/>
-        <w:jc w:val="center"/>
+        <w:spacing w:after="80" w:before="0"/>
       </w:pPr>
       <w:r>
         <w:rPr>
-          <w:rFonts w:ascii="Segoe UI" w:hAnsi="Segoe UI" w:cs="Segoe UI"/>
+          <w:rFonts w:ascii="Calibri" w:hAnsi="Calibri" w:cs="Calibri"/>
           <w:b/>
           <w:i w:val="0"/>
-          <w:color w:val="1F4E79"/>
-          <w:sz w:val="44"/>
+          <w:color w:val="000000"/>
+          <w:sz w:val="32"/>
         </w:rPr>
         <w:t>My Research — From the Beginning</w:t>
-      </w:r>
-    </w:p>
-    <w:p>
-      <w:pPr>
-        <w:spacing w:after="40"/>
-        <w:jc w:val="center"/>
-      </w:pPr>
-      <w:r>
-        <w:rPr>
-          <w:rFonts w:ascii="Segoe UI" w:hAnsi="Segoe UI" w:cs="Segoe UI"/>
-          <w:b w:val="0"/>
-          <w:i w:val="0"/>
-          <w:color w:val="555555"/>
-          <w:sz w:val="24"/>
-        </w:rPr>
-        <w:t>A digital twin framework that models the machine and the person together, for Industry 5.0</w:t>
-      </w:r>
-    </w:p>
-    <w:p>
-      <w:pPr>
-        <w:spacing w:after="280"/>
-        <w:jc w:val="center"/>
-      </w:pPr>
-      <w:r>
-        <w:rPr>
-          <w:rFonts w:ascii="Segoe UI" w:hAnsi="Segoe UI" w:cs="Segoe UI"/>
-          <w:b w:val="0"/>
-          <w:i/>
-          <w:color w:val="555555"/>
-          <w:sz w:val="21"/>
-        </w:rPr>
-        <w:t>Chamini Maduwanthi   ·   explained in ten steps</w:t>
-      </w:r>
-    </w:p>
-    <w:p>
-      <w:pPr>
-        <w:spacing w:before="160" w:after="40"/>
-        <w:ind w:left="173" w:right="173"/>
-        <w:shd w:val="clear" w:fill="EAF2FA"/>
-      </w:pPr>
-      <w:r>
-        <w:rPr>
-          <w:rFonts w:ascii="Segoe UI" w:hAnsi="Segoe UI" w:cs="Segoe UI"/>
-          <w:b/>
-          <w:i w:val="0"/>
-          <w:color w:val="1F4E79"/>
-          <w:sz w:val="22"/>
-        </w:rPr>
-        <w:t>Who is this for?</w:t>
-      </w:r>
-    </w:p>
-    <w:p>
-      <w:pPr>
-        <w:spacing w:before="0" w:after="160"/>
-        <w:ind w:left="173" w:right="173"/>
-        <w:shd w:val="clear" w:fill="EAF2FA"/>
-      </w:pPr>
-      <w:r>
-        <w:rPr>
-          <w:rFonts w:ascii="Segoe UI" w:hAnsi="Segoe UI" w:cs="Segoe UI"/>
-          <w:b w:val="0"/>
-          <w:i w:val="0"/>
-          <w:color w:val="1F4E79"/>
-          <w:sz w:val="22"/>
-        </w:rPr>
-        <w:t>Anyone with no background in computing or industrial engineering. Read the ten steps in order; each one builds on the last.</w:t>
-      </w:r>
-    </w:p>
-    <w:p>
-      <w:pPr>
-        <w:spacing w:before="320" w:after="120"/>
-      </w:pPr>
-      <w:r>
-        <w:rPr>
-          <w:rFonts w:ascii="Segoe UI" w:hAnsi="Segoe UI" w:cs="Segoe UI"/>
-          <w:b/>
-          <w:i w:val="0"/>
-          <w:color w:val="1F4E79"/>
-          <w:sz w:val="32"/>
-        </w:rPr>
-        <w:t xml:space="preserve">1   </w:t>
-      </w:r>
-      <w:r>
-        <w:rPr>
-          <w:rFonts w:ascii="Segoe UI" w:hAnsi="Segoe UI" w:cs="Segoe UI"/>
-          <w:b/>
-          <w:i w:val="0"/>
-          <w:color w:val="1F4E79"/>
-          <w:sz w:val="30"/>
-        </w:rPr>
-        <w:t>What is the problem?</w:t>
-      </w:r>
-    </w:p>
-    <w:p>
-      <w:pPr>
-        <w:spacing w:after="160"/>
-        <w:pBdr>
-          <w:bottom w:val="single" w:sz="6" w:color="1F4E79"/>
-        </w:pBdr>
-      </w:pPr>
-    </w:p>
-    <w:p>
-      <w:pPr>
-        <w:spacing w:after="120" w:before="0"/>
-      </w:pPr>
-      <w:r>
-        <w:rPr>
-          <w:rFonts w:ascii="Segoe UI" w:hAnsi="Segoe UI" w:cs="Segoe UI"/>
-          <w:b w:val="0"/>
-          <w:i w:val="0"/>
-          <w:color w:val="1A1A1A"/>
-          <w:sz w:val="22"/>
-        </w:rPr>
-        <w:t>Picture a small factory. Five machines. Three workers.</w:t>
-      </w:r>
-    </w:p>
-    <w:p>
-      <w:pPr>
-        <w:spacing w:after="120" w:before="0"/>
-      </w:pPr>
-      <w:r>
-        <w:rPr>
-          <w:rFonts w:ascii="Segoe UI" w:hAnsi="Segoe UI" w:cs="Segoe UI"/>
-          <w:b w:val="0"/>
-          <w:i w:val="0"/>
-          <w:color w:val="1A1A1A"/>
-          <w:sz w:val="22"/>
-        </w:rPr>
-        <w:t>Every fifteen minutes, somebody has to make a decision:</w:t>
-      </w:r>
-    </w:p>
-    <w:p>
-      <w:pPr>
-        <w:spacing w:before="160" w:after="160"/>
-        <w:ind w:left="173" w:right="173"/>
-        <w:shd w:val="clear" w:fill="F4F4F2"/>
-      </w:pPr>
-      <w:r>
-        <w:rPr>
-          <w:rFonts w:ascii="Segoe UI" w:hAnsi="Segoe UI" w:cs="Segoe UI"/>
-          <w:b/>
-          <w:i w:val="0"/>
-          <w:color w:val="1A1A1A"/>
-          <w:sz w:val="22"/>
-        </w:rPr>
-        <w:t>“This new job — who should do it, and on which machine?”</w:t>
-      </w:r>
-    </w:p>
-    <w:p>
-      <w:pPr>
-        <w:spacing w:after="120" w:before="0"/>
-      </w:pPr>
-      <w:r>
-        <w:rPr>
-          <w:rFonts w:ascii="Segoe UI" w:hAnsi="Segoe UI" w:cs="Segoe UI"/>
-          <w:b w:val="0"/>
-          <w:i w:val="0"/>
-          <w:color w:val="1A1A1A"/>
-          <w:sz w:val="22"/>
-        </w:rPr>
-        <w:t>It sounds simple. But that single decision settles three things at once:</w:t>
-      </w:r>
-    </w:p>
-    <w:p>
-      <w:pPr>
-        <w:spacing w:before="120" w:after="0"/>
-        <w:ind w:left="230"/>
-        <w:shd w:val="clear" w:fill="F4F4F2"/>
-      </w:pPr>
-      <w:r>
-        <w:rPr>
-          <w:rFonts w:ascii="Consolas" w:hAnsi="Consolas" w:cs="Consolas"/>
-          <w:b w:val="0"/>
-          <w:i w:val="0"/>
-          <w:color w:val="222222"/>
-          <w:sz w:val="19"/>
-        </w:rPr>
-        <w:t>PEOPLE   how tired that person becomes</w:t>
-      </w:r>
-    </w:p>
-    <w:p>
-      <w:pPr>
-        <w:spacing w:before="0" w:after="0"/>
-        <w:ind w:left="230"/>
-        <w:shd w:val="clear" w:fill="F4F4F2"/>
-      </w:pPr>
-      <w:r>
-        <w:rPr>
-          <w:rFonts w:ascii="Consolas" w:hAnsi="Consolas" w:cs="Consolas"/>
-          <w:b w:val="0"/>
-          <w:i w:val="0"/>
-          <w:color w:val="222222"/>
-          <w:sz w:val="19"/>
-        </w:rPr>
-        <w:t>PLANET   how much electricity is used, how much is wasted</w:t>
-      </w:r>
-    </w:p>
-    <w:p>
-      <w:pPr>
-        <w:spacing w:before="0" w:after="120"/>
-        <w:ind w:left="230"/>
-        <w:shd w:val="clear" w:fill="F4F4F2"/>
-      </w:pPr>
-      <w:r>
-        <w:rPr>
-          <w:rFonts w:ascii="Consolas" w:hAnsi="Consolas" w:cs="Consolas"/>
-          <w:b w:val="0"/>
-          <w:i w:val="0"/>
-          <w:color w:val="222222"/>
-          <w:sz w:val="19"/>
-        </w:rPr>
-        <w:t>PROFIT   how much gets produced</w:t>
-      </w:r>
-    </w:p>
-    <w:p>
-      <w:pPr>
-        <w:spacing w:before="160" w:after="40"/>
-        <w:ind w:left="173" w:right="173"/>
-        <w:shd w:val="clear" w:fill="FDEEEA"/>
-      </w:pPr>
-      <w:r>
-        <w:rPr>
-          <w:rFonts w:ascii="Segoe UI" w:hAnsi="Segoe UI" w:cs="Segoe UI"/>
-          <w:b/>
-          <w:i w:val="0"/>
-          <w:color w:val="B03A2B"/>
-          <w:sz w:val="22"/>
-        </w:rPr>
-        <w:t>Today's scheduling systems look at the third one only — output.</w:t>
-      </w:r>
-    </w:p>
-    <w:p>
-      <w:pPr>
-        <w:spacing w:before="0" w:after="160"/>
-        <w:ind w:left="173" w:right="173"/>
-        <w:shd w:val="clear" w:fill="FDEEEA"/>
-      </w:pPr>
-      <w:r>
-        <w:rPr>
-          <w:rFonts w:ascii="Segoe UI" w:hAnsi="Segoe UI" w:cs="Segoe UI"/>
-          <w:b w:val="0"/>
-          <w:i w:val="0"/>
-          <w:color w:val="B03A2B"/>
-          <w:sz w:val="22"/>
-        </w:rPr>
-        <w:t>They do not look at the person at all.</w:t>
       </w:r>
     </w:p>
     <w:p>
@@ -270,25 +23,226 @@
       </w:pPr>
       <w:r>
         <w:rPr>
-          <w:rFonts w:ascii="Segoe UI" w:hAnsi="Segoe UI" w:cs="Segoe UI"/>
+          <w:rFonts w:ascii="Calibri" w:hAnsi="Calibri" w:cs="Calibri"/>
+          <w:b w:val="0"/>
+          <w:i/>
+          <w:color w:val="000000"/>
+          <w:sz w:val="22"/>
+        </w:rPr>
+        <w:t>A digital twin framework that models the machine and the person together, for Industry 5.0</w:t>
+      </w:r>
+    </w:p>
+    <w:p>
+      <w:pPr>
+        <w:spacing w:after="320" w:before="0"/>
+      </w:pPr>
+      <w:r>
+        <w:rPr>
+          <w:rFonts w:ascii="Calibri" w:hAnsi="Calibri" w:cs="Calibri"/>
+          <w:b w:val="0"/>
+          <w:i w:val="0"/>
+          <w:color w:val="000000"/>
+          <w:sz w:val="22"/>
+        </w:rPr>
+        <w:t>Chamini Maduwanthi</w:t>
+      </w:r>
+    </w:p>
+    <w:p>
+      <w:pPr>
+        <w:spacing w:after="160" w:before="0"/>
+      </w:pPr>
+      <w:r>
+        <w:rPr>
+          <w:rFonts w:ascii="Calibri" w:hAnsi="Calibri" w:cs="Calibri"/>
+          <w:b w:val="0"/>
+          <w:i w:val="0"/>
+          <w:color w:val="000000"/>
+          <w:sz w:val="22"/>
+        </w:rPr>
+        <w:t>This is written for anyone with no background in computing or industrial engineering. The ten steps are in order, and each one builds on the last.</w:t>
+      </w:r>
+    </w:p>
+    <w:p>
+      <w:pPr>
+        <w:spacing w:before="360" w:after="120"/>
+      </w:pPr>
+      <w:r>
+        <w:rPr>
+          <w:rFonts w:ascii="Calibri" w:hAnsi="Calibri" w:cs="Calibri"/>
           <w:b/>
           <w:i w:val="0"/>
-          <w:color w:val="1A1A1A"/>
-          <w:sz w:val="24"/>
+          <w:color w:val="000000"/>
+          <w:sz w:val="28"/>
+        </w:rPr>
+        <w:t>1. What is the problem?</w:t>
+      </w:r>
+    </w:p>
+    <w:p>
+      <w:pPr>
+        <w:spacing w:after="160" w:before="0"/>
+      </w:pPr>
+      <w:r>
+        <w:rPr>
+          <w:rFonts w:ascii="Calibri" w:hAnsi="Calibri" w:cs="Calibri"/>
+          <w:b w:val="0"/>
+          <w:i w:val="0"/>
+          <w:color w:val="000000"/>
+          <w:sz w:val="22"/>
+        </w:rPr>
+        <w:t>Picture a small factory. Five machines. Three workers.</w:t>
+      </w:r>
+    </w:p>
+    <w:p>
+      <w:pPr>
+        <w:spacing w:after="160" w:before="0"/>
+      </w:pPr>
+      <w:r>
+        <w:rPr>
+          <w:rFonts w:ascii="Calibri" w:hAnsi="Calibri" w:cs="Calibri"/>
+          <w:b w:val="0"/>
+          <w:i w:val="0"/>
+          <w:color w:val="000000"/>
+          <w:sz w:val="22"/>
+        </w:rPr>
+        <w:t>Every fifteen minutes, somebody has to make a decision:</w:t>
+      </w:r>
+    </w:p>
+    <w:p>
+      <w:pPr>
+        <w:spacing w:after="160" w:before="0"/>
+        <w:ind w:left="432"/>
+      </w:pPr>
+      <w:r>
+        <w:rPr>
+          <w:rFonts w:ascii="Calibri" w:hAnsi="Calibri" w:cs="Calibri"/>
+          <w:b/>
+          <w:i w:val="0"/>
+          <w:color w:val="000000"/>
+          <w:sz w:val="22"/>
+        </w:rPr>
+        <w:t>“This new job — who should do it, and on which machine?”</w:t>
+      </w:r>
+    </w:p>
+    <w:p>
+      <w:pPr>
+        <w:spacing w:after="160" w:before="0"/>
+      </w:pPr>
+      <w:r>
+        <w:rPr>
+          <w:rFonts w:ascii="Calibri" w:hAnsi="Calibri" w:cs="Calibri"/>
+          <w:b w:val="0"/>
+          <w:i w:val="0"/>
+          <w:color w:val="000000"/>
+          <w:sz w:val="22"/>
+        </w:rPr>
+        <w:t>It sounds simple. But that single decision settles three things at once:</w:t>
+      </w:r>
+    </w:p>
+    <w:p>
+      <w:pPr>
+        <w:spacing w:after="0" w:before="0"/>
+        <w:ind w:left="504"/>
+      </w:pPr>
+      <w:r>
+        <w:rPr>
+          <w:rFonts w:ascii="Calibri" w:hAnsi="Calibri" w:cs="Calibri"/>
+          <w:b w:val="0"/>
+          <w:i w:val="0"/>
+          <w:color w:val="000000"/>
+          <w:sz w:val="21"/>
+        </w:rPr>
+        <w:t>PEOPLE   how tired that person becomes</w:t>
+      </w:r>
+    </w:p>
+    <w:p>
+      <w:pPr>
+        <w:spacing w:after="0" w:before="0"/>
+        <w:ind w:left="504"/>
+      </w:pPr>
+      <w:r>
+        <w:rPr>
+          <w:rFonts w:ascii="Calibri" w:hAnsi="Calibri" w:cs="Calibri"/>
+          <w:b w:val="0"/>
+          <w:i w:val="0"/>
+          <w:color w:val="000000"/>
+          <w:sz w:val="21"/>
+        </w:rPr>
+        <w:t>PLANET   how much electricity is used, how much is wasted</w:t>
+      </w:r>
+    </w:p>
+    <w:p>
+      <w:pPr>
+        <w:spacing w:after="160" w:before="0"/>
+        <w:ind w:left="504"/>
+      </w:pPr>
+      <w:r>
+        <w:rPr>
+          <w:rFonts w:ascii="Calibri" w:hAnsi="Calibri" w:cs="Calibri"/>
+          <w:b w:val="0"/>
+          <w:i w:val="0"/>
+          <w:color w:val="000000"/>
+          <w:sz w:val="21"/>
+        </w:rPr>
+        <w:t>PROFIT   how much gets produced</w:t>
+      </w:r>
+    </w:p>
+    <w:p>
+      <w:pPr>
+        <w:spacing w:after="60" w:before="0"/>
+        <w:ind w:left="432"/>
+      </w:pPr>
+      <w:r>
+        <w:rPr>
+          <w:rFonts w:ascii="Calibri" w:hAnsi="Calibri" w:cs="Calibri"/>
+          <w:b/>
+          <w:i w:val="0"/>
+          <w:color w:val="000000"/>
+          <w:sz w:val="22"/>
+        </w:rPr>
+        <w:t>Today's scheduling systems look at the third one only — output.</w:t>
+      </w:r>
+    </w:p>
+    <w:p>
+      <w:pPr>
+        <w:spacing w:after="160" w:before="0"/>
+        <w:ind w:left="432"/>
+      </w:pPr>
+      <w:r>
+        <w:rPr>
+          <w:rFonts w:ascii="Calibri" w:hAnsi="Calibri" w:cs="Calibri"/>
+          <w:b w:val="0"/>
+          <w:i w:val="0"/>
+          <w:color w:val="000000"/>
+          <w:sz w:val="22"/>
+        </w:rPr>
+        <w:t>They do not look at the person at all.</w:t>
+      </w:r>
+    </w:p>
+    <w:p>
+      <w:pPr>
+        <w:spacing w:before="200" w:after="80"/>
+      </w:pPr>
+      <w:r>
+        <w:rPr>
+          <w:rFonts w:ascii="Calibri" w:hAnsi="Calibri" w:cs="Calibri"/>
+          <w:b/>
+          <w:i w:val="0"/>
+          <w:color w:val="000000"/>
+          <w:sz w:val="23"/>
         </w:rPr>
         <w:t>Why fifteen minutes?</w:t>
       </w:r>
     </w:p>
     <w:p>
       <w:pPr>
-        <w:spacing w:after="120" w:before="0"/>
+        <w:spacing w:after="160" w:before="0"/>
       </w:pPr>
       <w:r>
         <w:rPr>
-          <w:rFonts w:ascii="Segoe UI" w:hAnsi="Segoe UI" w:cs="Segoe UI"/>
+          <w:rFonts w:ascii="Calibri" w:hAnsi="Calibri" w:cs="Calibri"/>
           <w:b w:val="0"/>
           <w:i w:val="0"/>
-          <w:color w:val="1A1A1A"/>
+          <w:color w:val="000000"/>
           <w:sz w:val="22"/>
         </w:rPr>
         <w:t>Think of checking a pot of rice. Every ten seconds is wasted effort — nothing has changed. Once an hour and it has burnt. Every ten or fifteen minutes is about right.</w:t>
@@ -300,10 +254,10 @@
       </w:pPr>
       <w:r>
         <w:rPr>
-          <w:rFonts w:ascii="Segoe UI" w:hAnsi="Segoe UI" w:cs="Segoe UI"/>
+          <w:rFonts w:ascii="Calibri" w:hAnsi="Calibri" w:cs="Calibri"/>
           <w:b w:val="0"/>
           <w:i w:val="0"/>
-          <w:color w:val="1A1A1A"/>
+          <w:color w:val="000000"/>
           <w:sz w:val="22"/>
         </w:rPr>
         <w:t>The factory is the same. A job takes eight to eighteen minutes, and tiredness takes about fifteen minutes to change noticeably. Deciding every minute would be pointless; deciding once an hour would mean somebody passes their limit and nobody notices until far too late.</w:t>
@@ -311,14 +265,14 @@
     </w:p>
     <w:p>
       <w:pPr>
-        <w:spacing w:after="120" w:before="0"/>
+        <w:spacing w:after="160" w:before="0"/>
       </w:pPr>
       <w:r>
         <w:rPr>
-          <w:rFonts w:ascii="Segoe UI" w:hAnsi="Segoe UI" w:cs="Segoe UI"/>
+          <w:rFonts w:ascii="Calibri" w:hAnsi="Calibri" w:cs="Calibri"/>
           <w:b w:val="0"/>
           <w:i/>
-          <w:color w:val="555555"/>
+          <w:color w:val="000000"/>
           <w:sz w:val="22"/>
         </w:rPr>
         <w:t>An eight-hour shift is 480 minutes. 480 ÷ 15 = 32 decisions per day.</w:t>
@@ -326,82 +280,53 @@
     </w:p>
     <w:p>
       <w:pPr>
-        <w:spacing w:before="320" w:after="120"/>
+        <w:spacing w:before="360" w:after="120"/>
       </w:pPr>
       <w:r>
         <w:rPr>
-          <w:rFonts w:ascii="Segoe UI" w:hAnsi="Segoe UI" w:cs="Segoe UI"/>
+          <w:rFonts w:ascii="Calibri" w:hAnsi="Calibri" w:cs="Calibri"/>
           <w:b/>
           <w:i w:val="0"/>
-          <w:color w:val="1F4E79"/>
-          <w:sz w:val="32"/>
+          <w:color w:val="000000"/>
+          <w:sz w:val="28"/>
         </w:rPr>
-        <w:t xml:space="preserve">2   </w:t>
+        <w:t>2. Industry 4.0 and Industry 5.0</w:t>
       </w:r>
-      <w:r>
-        <w:rPr>
-          <w:rFonts w:ascii="Segoe UI" w:hAnsi="Segoe UI" w:cs="Segoe UI"/>
-          <w:b/>
-          <w:i w:val="0"/>
-          <w:color w:val="1F4E79"/>
-          <w:sz w:val="30"/>
-        </w:rPr>
-        <w:t>Industry 4.0 and Industry 5.0</w:t>
-      </w:r>
-    </w:p>
-    <w:p>
-      <w:pPr>
-        <w:spacing w:after="160"/>
-        <w:pBdr>
-          <w:bottom w:val="single" w:sz="6" w:color="1F4E79"/>
-        </w:pBdr>
-      </w:pPr>
     </w:p>
     <w:tbl>
       <w:tblPr>
         <w:tblW w:type="auto" w:w="0"/>
-        <w:jc w:val="center"/>
         <w:tblLook w:firstColumn="1" w:firstRow="1" w:lastColumn="0" w:lastRow="0" w:noHBand="0" w:noVBand="1" w:val="04A0"/>
         <w:tblBorders>
-          <w:top w:val="single" w:sz="4" w:color="C9D6E4"/>
-          <w:left w:val="single" w:sz="4" w:color="C9D6E4"/>
-          <w:bottom w:val="single" w:sz="4" w:color="C9D6E4"/>
-          <w:right w:val="single" w:sz="4" w:color="C9D6E4"/>
-          <w:insideH w:val="single" w:sz="4" w:color="C9D6E4"/>
-          <w:insideV w:val="single" w:sz="4" w:color="C9D6E4"/>
+          <w:top w:val="single" w:sz="4" w:color="808080"/>
+          <w:bottom w:val="single" w:sz="4" w:color="808080"/>
+          <w:insideH w:val="single" w:sz="4" w:color="808080"/>
+          <w:left w:val="none"/>
+          <w:right w:val="none"/>
+          <w:insideV w:val="none"/>
         </w:tblBorders>
       </w:tblPr>
       <w:tblGrid>
-        <w:gridCol w:w="4824"/>
-        <w:gridCol w:w="4824"/>
+        <w:gridCol w:w="4680"/>
+        <w:gridCol w:w="4680"/>
       </w:tblGrid>
       <w:tr>
         <w:tc>
           <w:tcPr>
             <w:tcW w:type="dxa" w:w="1872"/>
-            <w:shd w:val="clear" w:fill="1F4E79"/>
           </w:tcPr>
           <w:p>
             <w:pPr>
-              <w:spacing w:after="40" w:before="40"/>
-              <w:shd w:val="clear" w:fill="1F4E79"/>
+              <w:spacing w:before="60" w:after="60"/>
             </w:pPr>
+            <w:r/>
             <w:r>
               <w:rPr>
-                <w:rFonts w:ascii="Segoe UI" w:hAnsi="Segoe UI" w:cs="Segoe UI"/>
-                <w:b w:val="0"/>
-                <w:i w:val="0"/>
-                <w:color w:val="1A1A1A"/>
-                <w:sz w:val="20"/>
-              </w:rPr>
-            </w:r>
-            <w:r>
-              <w:rPr>
-                <w:rFonts w:ascii="Segoe UI" w:hAnsi="Segoe UI" w:cs="Segoe UI"/>
+                <w:rFonts w:ascii="Calibri" w:hAnsi="Calibri" w:cs="Calibri"/>
                 <w:b/>
                 <w:i w:val="0"/>
-                <w:color w:val="FFFFFF"/>
-                <w:sz w:val="20"/>
+                <w:color w:val="000000"/>
+                <w:sz w:val="21"/>
               </w:rPr>
             </w:r>
           </w:p>
@@ -409,29 +334,19 @@
         <w:tc>
           <w:tcPr>
             <w:tcW w:type="dxa" w:w="7200"/>
-            <w:shd w:val="clear" w:fill="1F4E79"/>
           </w:tcPr>
           <w:p>
             <w:pPr>
-              <w:spacing w:after="40" w:before="40"/>
-              <w:shd w:val="clear" w:fill="1F4E79"/>
+              <w:spacing w:before="60" w:after="60"/>
             </w:pPr>
+            <w:r/>
             <w:r>
               <w:rPr>
-                <w:rFonts w:ascii="Segoe UI" w:hAnsi="Segoe UI" w:cs="Segoe UI"/>
-                <w:b w:val="0"/>
-                <w:i w:val="0"/>
-                <w:color w:val="1A1A1A"/>
-                <w:sz w:val="20"/>
-              </w:rPr>
-            </w:r>
-            <w:r>
-              <w:rPr>
-                <w:rFonts w:ascii="Segoe UI" w:hAnsi="Segoe UI" w:cs="Segoe UI"/>
+                <w:rFonts w:ascii="Calibri" w:hAnsi="Calibri" w:cs="Calibri"/>
                 <w:b/>
                 <w:i w:val="0"/>
-                <w:color w:val="FFFFFF"/>
-                <w:sz w:val="20"/>
+                <w:color w:val="000000"/>
+                <w:sz w:val="21"/>
               </w:rPr>
               <w:t>The idea</w:t>
             </w:r>
@@ -445,24 +360,16 @@
           </w:tcPr>
           <w:p>
             <w:pPr>
-              <w:spacing w:after="40" w:before="40"/>
+              <w:spacing w:before="40" w:after="40"/>
             </w:pPr>
+            <w:r/>
             <w:r>
               <w:rPr>
-                <w:rFonts w:ascii="Segoe UI" w:hAnsi="Segoe UI" w:cs="Segoe UI"/>
+                <w:rFonts w:ascii="Calibri" w:hAnsi="Calibri" w:cs="Calibri"/>
                 <w:b w:val="0"/>
                 <w:i w:val="0"/>
-                <w:color w:val="1A1A1A"/>
-                <w:sz w:val="20"/>
-              </w:rPr>
-            </w:r>
-            <w:r>
-              <w:rPr>
-                <w:rFonts w:ascii="Segoe UI" w:hAnsi="Segoe UI" w:cs="Segoe UI"/>
-                <w:b w:val="0"/>
-                <w:i w:val="0"/>
-                <w:color w:val="1A1A1A"/>
-                <w:sz w:val="20"/>
+                <w:color w:val="000000"/>
+                <w:sz w:val="21"/>
               </w:rPr>
               <w:t>Industry 4.0</w:t>
             </w:r>
@@ -474,24 +381,16 @@
           </w:tcPr>
           <w:p>
             <w:pPr>
-              <w:spacing w:after="40" w:before="40"/>
+              <w:spacing w:before="40" w:after="40"/>
             </w:pPr>
+            <w:r/>
             <w:r>
               <w:rPr>
-                <w:rFonts w:ascii="Segoe UI" w:hAnsi="Segoe UI" w:cs="Segoe UI"/>
+                <w:rFonts w:ascii="Calibri" w:hAnsi="Calibri" w:cs="Calibri"/>
                 <w:b w:val="0"/>
                 <w:i w:val="0"/>
-                <w:color w:val="1A1A1A"/>
-                <w:sz w:val="20"/>
-              </w:rPr>
-            </w:r>
-            <w:r>
-              <w:rPr>
-                <w:rFonts w:ascii="Segoe UI" w:hAnsi="Segoe UI" w:cs="Segoe UI"/>
-                <w:b w:val="0"/>
-                <w:i w:val="0"/>
-                <w:color w:val="1A1A1A"/>
-                <w:sz w:val="20"/>
+                <w:color w:val="000000"/>
+                <w:sz w:val="21"/>
               </w:rPr>
               <w:t>“Automate everything, make it faster.” — efficiency</w:t>
             </w:r>
@@ -505,24 +404,16 @@
           </w:tcPr>
           <w:p>
             <w:pPr>
-              <w:spacing w:after="40" w:before="40"/>
+              <w:spacing w:before="40" w:after="40"/>
             </w:pPr>
+            <w:r/>
             <w:r>
               <w:rPr>
-                <w:rFonts w:ascii="Segoe UI" w:hAnsi="Segoe UI" w:cs="Segoe UI"/>
+                <w:rFonts w:ascii="Calibri" w:hAnsi="Calibri" w:cs="Calibri"/>
                 <w:b w:val="0"/>
                 <w:i w:val="0"/>
-                <w:color w:val="1A1A1A"/>
-                <w:sz w:val="20"/>
-              </w:rPr>
-            </w:r>
-            <w:r>
-              <w:rPr>
-                <w:rFonts w:ascii="Segoe UI" w:hAnsi="Segoe UI" w:cs="Segoe UI"/>
-                <w:b w:val="0"/>
-                <w:i w:val="0"/>
-                <w:color w:val="1A1A1A"/>
-                <w:sz w:val="20"/>
+                <w:color w:val="000000"/>
+                <w:sz w:val="21"/>
               </w:rPr>
               <w:t>Industry 5.0</w:t>
             </w:r>
@@ -534,24 +425,16 @@
           </w:tcPr>
           <w:p>
             <w:pPr>
-              <w:spacing w:after="40" w:before="40"/>
+              <w:spacing w:before="40" w:after="40"/>
             </w:pPr>
+            <w:r/>
             <w:r>
               <w:rPr>
-                <w:rFonts w:ascii="Segoe UI" w:hAnsi="Segoe UI" w:cs="Segoe UI"/>
+                <w:rFonts w:ascii="Calibri" w:hAnsi="Calibri" w:cs="Calibri"/>
                 <w:b w:val="0"/>
                 <w:i w:val="0"/>
-                <w:color w:val="1A1A1A"/>
-                <w:sz w:val="20"/>
-              </w:rPr>
-            </w:r>
-            <w:r>
-              <w:rPr>
-                <w:rFonts w:ascii="Segoe UI" w:hAnsi="Segoe UI" w:cs="Segoe UI"/>
-                <w:b w:val="0"/>
-                <w:i w:val="0"/>
-                <w:color w:val="1A1A1A"/>
-                <w:sz w:val="20"/>
+                <w:color w:val="000000"/>
+                <w:sz w:val="21"/>
               </w:rPr>
               <w:t>“Fine… but who is it for? Is it good for the person? For the planet?”</w:t>
             </w:r>
@@ -561,19 +444,19 @@
     </w:tbl>
     <w:p>
       <w:pPr>
-        <w:spacing w:after="80"/>
+        <w:spacing w:after="120"/>
       </w:pPr>
     </w:p>
     <w:p>
       <w:pPr>
-        <w:spacing w:after="120" w:before="0"/>
+        <w:spacing w:after="160" w:before="0"/>
       </w:pPr>
       <w:r>
         <w:rPr>
-          <w:rFonts w:ascii="Segoe UI" w:hAnsi="Segoe UI" w:cs="Segoe UI"/>
+          <w:rFonts w:ascii="Calibri" w:hAnsi="Calibri" w:cs="Calibri"/>
           <w:b w:val="0"/>
           <w:i w:val="0"/>
-          <w:color w:val="1A1A1A"/>
+          <w:color w:val="000000"/>
           <w:sz w:val="22"/>
         </w:rPr>
         <w:t>The European Commission's official definition gives Industry 5.0 three pillars: people, sustainability and resilience.</w:t>
@@ -581,16 +464,15 @@
     </w:p>
     <w:p>
       <w:pPr>
-        <w:spacing w:before="160" w:after="40"/>
-        <w:ind w:left="173" w:right="173"/>
-        <w:shd w:val="clear" w:fill="EAF2FA"/>
+        <w:spacing w:after="60" w:before="0"/>
+        <w:ind w:left="432"/>
       </w:pPr>
       <w:r>
         <w:rPr>
-          <w:rFonts w:ascii="Segoe UI" w:hAnsi="Segoe UI" w:cs="Segoe UI"/>
+          <w:rFonts w:ascii="Calibri" w:hAnsi="Calibri" w:cs="Calibri"/>
           <w:b/>
           <w:i w:val="0"/>
-          <w:color w:val="1F4E79"/>
+          <w:color w:val="000000"/>
           <w:sz w:val="22"/>
         </w:rPr>
         <w:t>An analogy</w:t>
@@ -598,16 +480,15 @@
     </w:p>
     <w:p>
       <w:pPr>
-        <w:spacing w:before="0" w:after="40"/>
-        <w:ind w:left="173" w:right="173"/>
-        <w:shd w:val="clear" w:fill="EAF2FA"/>
+        <w:spacing w:after="60" w:before="0"/>
+        <w:ind w:left="432"/>
       </w:pPr>
       <w:r>
         <w:rPr>
-          <w:rFonts w:ascii="Segoe UI" w:hAnsi="Segoe UI" w:cs="Segoe UI"/>
+          <w:rFonts w:ascii="Calibri" w:hAnsi="Calibri" w:cs="Calibri"/>
           <w:b w:val="0"/>
           <w:i w:val="0"/>
-          <w:color w:val="1F4E79"/>
+          <w:color w:val="000000"/>
           <w:sz w:val="22"/>
         </w:rPr>
         <w:t>Industry 4.0 = the fastest car.</w:t>
@@ -615,16 +496,15 @@
     </w:p>
     <w:p>
       <w:pPr>
-        <w:spacing w:before="0" w:after="160"/>
-        <w:ind w:left="173" w:right="173"/>
-        <w:shd w:val="clear" w:fill="EAF2FA"/>
+        <w:spacing w:after="160" w:before="0"/>
+        <w:ind w:left="432"/>
       </w:pPr>
       <w:r>
         <w:rPr>
-          <w:rFonts w:ascii="Segoe UI" w:hAnsi="Segoe UI" w:cs="Segoe UI"/>
+          <w:rFonts w:ascii="Calibri" w:hAnsi="Calibri" w:cs="Calibri"/>
           <w:b w:val="0"/>
           <w:i w:val="0"/>
-          <w:color w:val="1F4E79"/>
+          <w:color w:val="000000"/>
           <w:sz w:val="22"/>
         </w:rPr>
         <w:t>Industry 5.0 = a fast car that is also safe for the driver and uses less fuel.</w:t>
@@ -632,49 +512,30 @@
     </w:p>
     <w:p>
       <w:pPr>
-        <w:spacing w:before="320" w:after="120"/>
+        <w:spacing w:before="360" w:after="120"/>
       </w:pPr>
       <w:r>
         <w:rPr>
-          <w:rFonts w:ascii="Segoe UI" w:hAnsi="Segoe UI" w:cs="Segoe UI"/>
+          <w:rFonts w:ascii="Calibri" w:hAnsi="Calibri" w:cs="Calibri"/>
           <w:b/>
           <w:i w:val="0"/>
-          <w:color w:val="1F4E79"/>
-          <w:sz w:val="32"/>
+          <w:color w:val="000000"/>
+          <w:sz w:val="28"/>
         </w:rPr>
-        <w:t xml:space="preserve">3   </w:t>
-      </w:r>
-      <w:r>
-        <w:rPr>
-          <w:rFonts w:ascii="Segoe UI" w:hAnsi="Segoe UI" w:cs="Segoe UI"/>
-          <w:b/>
-          <w:i w:val="0"/>
-          <w:color w:val="1F4E79"/>
-          <w:sz w:val="30"/>
-        </w:rPr>
-        <w:t>What is a digital twin?</w:t>
+        <w:t>3. What is a digital twin?</w:t>
       </w:r>
     </w:p>
     <w:p>
       <w:pPr>
-        <w:spacing w:after="160"/>
-        <w:pBdr>
-          <w:bottom w:val="single" w:sz="6" w:color="1F4E79"/>
-        </w:pBdr>
-      </w:pPr>
-    </w:p>
-    <w:p>
-      <w:pPr>
-        <w:spacing w:before="160" w:after="160"/>
-        <w:ind w:left="173" w:right="173"/>
-        <w:shd w:val="clear" w:fill="EAF2FA"/>
+        <w:spacing w:after="160" w:before="0"/>
+        <w:ind w:left="432"/>
       </w:pPr>
       <w:r>
         <w:rPr>
-          <w:rFonts w:ascii="Segoe UI" w:hAnsi="Segoe UI" w:cs="Segoe UI"/>
+          <w:rFonts w:ascii="Calibri" w:hAnsi="Calibri" w:cs="Calibri"/>
           <w:b/>
           <w:i w:val="0"/>
-          <w:color w:val="1F4E79"/>
+          <w:color w:val="000000"/>
           <w:sz w:val="22"/>
         </w:rPr>
         <w:t>A live computer copy of something real.</w:t>
@@ -682,48 +543,46 @@
     </w:p>
     <w:p>
       <w:pPr>
-        <w:spacing w:before="120" w:after="0"/>
-        <w:ind w:left="230"/>
-        <w:shd w:val="clear" w:fill="F4F4F2"/>
+        <w:spacing w:after="0" w:before="0"/>
+        <w:ind w:left="504"/>
       </w:pPr>
       <w:r>
         <w:rPr>
-          <w:rFonts w:ascii="Consolas" w:hAnsi="Consolas" w:cs="Consolas"/>
+          <w:rFonts w:ascii="Calibri" w:hAnsi="Calibri" w:cs="Calibri"/>
           <w:b w:val="0"/>
           <w:i w:val="0"/>
-          <w:color w:val="222222"/>
-          <w:sz w:val="19"/>
+          <w:color w:val="000000"/>
+          <w:sz w:val="21"/>
         </w:rPr>
         <w:t>the real machine   &lt;--&gt;   its copy inside the computer</w:t>
       </w:r>
     </w:p>
     <w:p>
       <w:pPr>
-        <w:spacing w:before="0" w:after="120"/>
-        <w:ind w:left="230"/>
-        <w:shd w:val="clear" w:fill="F4F4F2"/>
+        <w:spacing w:after="160" w:before="0"/>
+        <w:ind w:left="504"/>
       </w:pPr>
       <w:r>
         <w:rPr>
-          <w:rFonts w:ascii="Consolas" w:hAnsi="Consolas" w:cs="Consolas"/>
+          <w:rFonts w:ascii="Calibri" w:hAnsi="Calibri" w:cs="Calibri"/>
           <w:b w:val="0"/>
           <w:i w:val="0"/>
-          <w:color w:val="222222"/>
-          <w:sz w:val="19"/>
+          <w:color w:val="000000"/>
+          <w:sz w:val="21"/>
         </w:rPr>
         <w:t xml:space="preserve">                          (updated constantly from sensors)</w:t>
       </w:r>
     </w:p>
     <w:p>
       <w:pPr>
-        <w:spacing w:after="120" w:before="0"/>
+        <w:spacing w:after="160" w:before="0"/>
       </w:pPr>
       <w:r>
         <w:rPr>
-          <w:rFonts w:ascii="Segoe UI" w:hAnsi="Segoe UI" w:cs="Segoe UI"/>
+          <w:rFonts w:ascii="Calibri" w:hAnsi="Calibri" w:cs="Calibri"/>
           <w:b w:val="0"/>
           <w:i w:val="0"/>
-          <w:color w:val="1A1A1A"/>
+          <w:color w:val="000000"/>
           <w:sz w:val="22"/>
         </w:rPr>
         <w:t>Example: the battery indicator on your phone. That is a digital twin of the battery — the real battery's state, shown on screen. You look at the copy and decide “time to charge”. You never open the phone.</w:t>
@@ -731,47 +590,29 @@
     </w:p>
     <w:p>
       <w:pPr>
-        <w:spacing w:before="320" w:after="120"/>
+        <w:spacing w:before="360" w:after="120"/>
       </w:pPr>
       <w:r>
         <w:rPr>
-          <w:rFonts w:ascii="Segoe UI" w:hAnsi="Segoe UI" w:cs="Segoe UI"/>
+          <w:rFonts w:ascii="Calibri" w:hAnsi="Calibri" w:cs="Calibri"/>
           <w:b/>
           <w:i w:val="0"/>
-          <w:color w:val="1F4E79"/>
-          <w:sz w:val="32"/>
+          <w:color w:val="000000"/>
+          <w:sz w:val="28"/>
         </w:rPr>
-        <w:t xml:space="preserve">4   </w:t>
-      </w:r>
-      <w:r>
-        <w:rPr>
-          <w:rFonts w:ascii="Segoe UI" w:hAnsi="Segoe UI" w:cs="Segoe UI"/>
-          <w:b/>
-          <w:i w:val="0"/>
-          <w:color w:val="1F4E79"/>
-          <w:sz w:val="30"/>
-        </w:rPr>
-        <w:t>The gap — what nobody had done</w:t>
+        <w:t>4. The gap — what nobody had done</w:t>
       </w:r>
     </w:p>
     <w:p>
       <w:pPr>
-        <w:spacing w:after="160"/>
-        <w:pBdr>
-          <w:bottom w:val="single" w:sz="6" w:color="1F4E79"/>
-        </w:pBdr>
-      </w:pPr>
-    </w:p>
-    <w:p>
-      <w:pPr>
-        <w:spacing w:after="120" w:before="0"/>
+        <w:spacing w:after="160" w:before="0"/>
       </w:pPr>
       <w:r>
         <w:rPr>
-          <w:rFonts w:ascii="Segoe UI" w:hAnsi="Segoe UI" w:cs="Segoe UI"/>
+          <w:rFonts w:ascii="Calibri" w:hAnsi="Calibri" w:cs="Calibri"/>
           <w:b w:val="0"/>
           <w:i w:val="0"/>
-          <w:color w:val="1A1A1A"/>
+          <w:color w:val="000000"/>
           <w:sz w:val="22"/>
         </w:rPr>
         <w:t>There is plenty of research on digital twins. Reading 46 studies showed the field is split in two:</w:t>
@@ -779,117 +620,101 @@
     </w:p>
     <w:p>
       <w:pPr>
-        <w:spacing w:before="120" w:after="0"/>
-        <w:ind w:left="230"/>
-        <w:shd w:val="clear" w:fill="F4F4F2"/>
+        <w:spacing w:after="0" w:before="0"/>
+        <w:ind w:left="504"/>
       </w:pPr>
       <w:r>
         <w:rPr>
-          <w:rFonts w:ascii="Consolas" w:hAnsi="Consolas" w:cs="Consolas"/>
+          <w:rFonts w:ascii="Calibri" w:hAnsi="Calibri" w:cs="Calibri"/>
           <w:b w:val="0"/>
           <w:i w:val="0"/>
-          <w:color w:val="222222"/>
-          <w:sz w:val="19"/>
+          <w:color w:val="000000"/>
+          <w:sz w:val="21"/>
         </w:rPr>
         <w:t>Group A  -  builds a twin of the machine                    YES</w:t>
       </w:r>
     </w:p>
     <w:p>
       <w:pPr>
-        <w:spacing w:before="0" w:after="0"/>
-        <w:ind w:left="230"/>
-        <w:shd w:val="clear" w:fill="F4F4F2"/>
+        <w:spacing w:after="0" w:before="0"/>
+        <w:ind w:left="504"/>
       </w:pPr>
       <w:r>
         <w:rPr>
-          <w:rFonts w:ascii="Consolas" w:hAnsi="Consolas" w:cs="Consolas"/>
+          <w:rFonts w:ascii="Calibri" w:hAnsi="Calibri" w:cs="Calibri"/>
           <w:b w:val="0"/>
           <w:i w:val="0"/>
-          <w:color w:val="222222"/>
-          <w:sz w:val="19"/>
+          <w:color w:val="000000"/>
+          <w:sz w:val="21"/>
         </w:rPr>
         <w:t xml:space="preserve">            represents the person by fixed facts:</w:t>
       </w:r>
     </w:p>
     <w:p>
       <w:pPr>
-        <w:spacing w:before="0" w:after="0"/>
-        <w:ind w:left="230"/>
-        <w:shd w:val="clear" w:fill="F4F4F2"/>
+        <w:spacing w:after="0" w:before="0"/>
+        <w:ind w:left="504"/>
       </w:pPr>
       <w:r>
         <w:rPr>
-          <w:rFonts w:ascii="Consolas" w:hAnsi="Consolas" w:cs="Consolas"/>
+          <w:rFonts w:ascii="Calibri" w:hAnsi="Calibri" w:cs="Calibri"/>
           <w:b w:val="0"/>
           <w:i w:val="0"/>
-          <w:color w:val="222222"/>
-          <w:sz w:val="19"/>
+          <w:color w:val="000000"/>
+          <w:sz w:val="21"/>
         </w:rPr>
         <w:t xml:space="preserve">            name, age, skill level                          NO</w:t>
       </w:r>
     </w:p>
     <w:p>
       <w:pPr>
-        <w:spacing w:before="0" w:after="0"/>
-        <w:ind w:left="230"/>
-        <w:shd w:val="clear" w:fill="F4F4F2"/>
+        <w:spacing w:after="0" w:before="0"/>
+        <w:ind w:left="504"/>
+      </w:pPr>
+    </w:p>
+    <w:p>
+      <w:pPr>
+        <w:spacing w:after="0" w:before="0"/>
+        <w:ind w:left="504"/>
       </w:pPr>
       <w:r>
         <w:rPr>
-          <w:rFonts w:ascii="Consolas" w:hAnsi="Consolas" w:cs="Consolas"/>
+          <w:rFonts w:ascii="Calibri" w:hAnsi="Calibri" w:cs="Calibri"/>
           <w:b w:val="0"/>
           <w:i w:val="0"/>
-          <w:color w:val="222222"/>
-          <w:sz w:val="19"/>
-        </w:rPr>
-      </w:r>
-    </w:p>
-    <w:p>
-      <w:pPr>
-        <w:spacing w:before="0" w:after="0"/>
-        <w:ind w:left="230"/>
-        <w:shd w:val="clear" w:fill="F4F4F2"/>
-      </w:pPr>
-      <w:r>
-        <w:rPr>
-          <w:rFonts w:ascii="Consolas" w:hAnsi="Consolas" w:cs="Consolas"/>
-          <w:b w:val="0"/>
-          <w:i w:val="0"/>
-          <w:color w:val="222222"/>
-          <w:sz w:val="19"/>
+          <w:color w:val="000000"/>
+          <w:sz w:val="21"/>
         </w:rPr>
         <w:t>Group B  -  measures the person's tiredness                 YES</w:t>
       </w:r>
     </w:p>
     <w:p>
       <w:pPr>
-        <w:spacing w:before="0" w:after="120"/>
-        <w:ind w:left="230"/>
-        <w:shd w:val="clear" w:fill="F4F4F2"/>
+        <w:spacing w:after="160" w:before="0"/>
+        <w:ind w:left="504"/>
       </w:pPr>
       <w:r>
         <w:rPr>
-          <w:rFonts w:ascii="Consolas" w:hAnsi="Consolas" w:cs="Consolas"/>
+          <w:rFonts w:ascii="Calibri" w:hAnsi="Calibri" w:cs="Calibri"/>
           <w:b w:val="0"/>
           <w:i w:val="0"/>
-          <w:color w:val="222222"/>
-          <w:sz w:val="19"/>
+          <w:color w:val="000000"/>
+          <w:sz w:val="21"/>
         </w:rPr>
         <w:t xml:space="preserve">            but never uses it to make a decision            NO</w:t>
       </w:r>
     </w:p>
     <w:p>
       <w:pPr>
-        <w:spacing w:before="160" w:after="40"/>
-        <w:ind w:left="173" w:right="173"/>
-        <w:shd w:val="clear" w:fill="EAF2FA"/>
+        <w:spacing w:after="60" w:before="0"/>
+        <w:ind w:left="432"/>
       </w:pPr>
       <w:r>
         <w:rPr>
-          <w:rFonts w:ascii="Segoe UI" w:hAnsi="Segoe UI" w:cs="Segoe UI"/>
+          <w:rFonts w:ascii="Calibri" w:hAnsi="Calibri" w:cs="Calibri"/>
           <w:b/>
           <w:i w:val="0"/>
-          <w:color w:val="1F4E79"/>
+          <w:color w:val="000000"/>
           <w:sz w:val="22"/>
         </w:rPr>
         <w:t>Not one of the 46 studies does all three at once:</w:t>
@@ -897,16 +722,15 @@
     </w:p>
     <w:p>
       <w:pPr>
-        <w:spacing w:before="0" w:after="40"/>
-        <w:ind w:left="173" w:right="173"/>
-        <w:shd w:val="clear" w:fill="EAF2FA"/>
+        <w:spacing w:after="60" w:before="0"/>
+        <w:ind w:left="432"/>
       </w:pPr>
       <w:r>
         <w:rPr>
-          <w:rFonts w:ascii="Segoe UI" w:hAnsi="Segoe UI" w:cs="Segoe UI"/>
+          <w:rFonts w:ascii="Calibri" w:hAnsi="Calibri" w:cs="Calibri"/>
           <w:b w:val="0"/>
           <w:i w:val="0"/>
-          <w:color w:val="1F4E79"/>
+          <w:color w:val="000000"/>
           <w:sz w:val="22"/>
         </w:rPr>
         <w:t>(1) the person's live state    (2) a machine twin    (3) measured environmental goals</w:t>
@@ -914,16 +738,15 @@
     </w:p>
     <w:p>
       <w:pPr>
-        <w:spacing w:before="0" w:after="160"/>
-        <w:ind w:left="173" w:right="173"/>
-        <w:shd w:val="clear" w:fill="EAF2FA"/>
+        <w:spacing w:after="160" w:before="0"/>
+        <w:ind w:left="432"/>
       </w:pPr>
       <w:r>
         <w:rPr>
-          <w:rFonts w:ascii="Segoe UI" w:hAnsi="Segoe UI" w:cs="Segoe UI"/>
+          <w:rFonts w:ascii="Calibri" w:hAnsi="Calibri" w:cs="Calibri"/>
           <w:b w:val="0"/>
           <w:i w:val="0"/>
-          <w:color w:val="1F4E79"/>
+          <w:color w:val="000000"/>
           <w:sz w:val="22"/>
         </w:rPr>
         <w:t>That is the gap this research fills.</w:t>
@@ -931,62 +754,44 @@
     </w:p>
     <w:p>
       <w:pPr>
-        <w:spacing w:before="320" w:after="120"/>
+        <w:spacing w:before="360" w:after="120"/>
       </w:pPr>
       <w:r>
         <w:rPr>
-          <w:rFonts w:ascii="Segoe UI" w:hAnsi="Segoe UI" w:cs="Segoe UI"/>
+          <w:rFonts w:ascii="Calibri" w:hAnsi="Calibri" w:cs="Calibri"/>
           <w:b/>
           <w:i w:val="0"/>
-          <w:color w:val="1F4E79"/>
-          <w:sz w:val="32"/>
+          <w:color w:val="000000"/>
+          <w:sz w:val="28"/>
         </w:rPr>
-        <w:t xml:space="preserve">5   </w:t>
-      </w:r>
-      <w:r>
-        <w:rPr>
-          <w:rFonts w:ascii="Segoe UI" w:hAnsi="Segoe UI" w:cs="Segoe UI"/>
-          <w:b/>
-          <w:i w:val="0"/>
-          <w:color w:val="1F4E79"/>
-          <w:sz w:val="30"/>
-        </w:rPr>
-        <w:t>What was built — in four pieces</w:t>
+        <w:t>5. What was built — in four pieces</w:t>
       </w:r>
     </w:p>
     <w:p>
       <w:pPr>
-        <w:spacing w:after="160"/>
-        <w:pBdr>
-          <w:bottom w:val="single" w:sz="6" w:color="1F4E79"/>
-        </w:pBdr>
-      </w:pPr>
-    </w:p>
-    <w:p>
-      <w:pPr>
-        <w:spacing w:after="80" w:before="0"/>
+        <w:spacing w:before="200" w:after="80"/>
       </w:pPr>
       <w:r>
         <w:rPr>
-          <w:rFonts w:ascii="Segoe UI" w:hAnsi="Segoe UI" w:cs="Segoe UI"/>
+          <w:rFonts w:ascii="Calibri" w:hAnsi="Calibri" w:cs="Calibri"/>
           <w:b/>
           <w:i w:val="0"/>
-          <w:color w:val="1A1A1A"/>
-          <w:sz w:val="24"/>
+          <w:color w:val="000000"/>
+          <w:sz w:val="23"/>
         </w:rPr>
         <w:t>Piece 1 — the machine's twin</w:t>
       </w:r>
     </w:p>
     <w:p>
       <w:pPr>
-        <w:spacing w:after="120" w:before="0"/>
+        <w:spacing w:after="160" w:before="0"/>
       </w:pPr>
       <w:r>
         <w:rPr>
-          <w:rFonts w:ascii="Segoe UI" w:hAnsi="Segoe UI" w:cs="Segoe UI"/>
+          <w:rFonts w:ascii="Calibri" w:hAnsi="Calibri" w:cs="Calibri"/>
           <w:b w:val="0"/>
           <w:i w:val="0"/>
-          <w:color w:val="1A1A1A"/>
+          <w:color w:val="000000"/>
           <w:sz w:val="22"/>
         </w:rPr>
         <w:t>Each machine keeps track of five things: health, energy use, defect risk, whether it is available, and how busy it has been.</w:t>
@@ -994,113 +799,99 @@
     </w:p>
     <w:p>
       <w:pPr>
-        <w:spacing w:before="120" w:after="0"/>
-        <w:ind w:left="230"/>
-        <w:shd w:val="clear" w:fill="F4F4F2"/>
+        <w:spacing w:after="0" w:before="0"/>
+        <w:ind w:left="504"/>
       </w:pPr>
       <w:r>
         <w:rPr>
-          <w:rFonts w:ascii="Consolas" w:hAnsi="Consolas" w:cs="Consolas"/>
+          <w:rFonts w:ascii="Calibri" w:hAnsi="Calibri" w:cs="Calibri"/>
           <w:b w:val="0"/>
           <w:i w:val="0"/>
-          <w:color w:val="222222"/>
-          <w:sz w:val="19"/>
+          <w:color w:val="000000"/>
+          <w:sz w:val="21"/>
         </w:rPr>
         <w:t>a machine wears out after 216 minutes of work</w:t>
       </w:r>
     </w:p>
     <w:p>
       <w:pPr>
-        <w:spacing w:before="0" w:after="0"/>
-        <w:ind w:left="230"/>
-        <w:shd w:val="clear" w:fill="F4F4F2"/>
+        <w:spacing w:after="0" w:before="0"/>
+        <w:ind w:left="504"/>
       </w:pPr>
       <w:r>
         <w:rPr>
-          <w:rFonts w:ascii="Consolas" w:hAnsi="Consolas" w:cs="Consolas"/>
+          <w:rFonts w:ascii="Calibri" w:hAnsi="Calibri" w:cs="Calibri"/>
           <w:b w:val="0"/>
           <w:i w:val="0"/>
-          <w:color w:val="222222"/>
-          <w:sz w:val="19"/>
+          <w:color w:val="000000"/>
+          <w:sz w:val="21"/>
         </w:rPr>
         <w:t xml:space="preserve">                          (taken from real maintenance data)</w:t>
       </w:r>
     </w:p>
     <w:p>
       <w:pPr>
-        <w:spacing w:before="0" w:after="0"/>
-        <w:ind w:left="230"/>
-        <w:shd w:val="clear" w:fill="F4F4F2"/>
+        <w:spacing w:after="0" w:before="0"/>
+        <w:ind w:left="504"/>
+      </w:pPr>
+    </w:p>
+    <w:p>
+      <w:pPr>
+        <w:spacing w:after="0" w:before="0"/>
+        <w:ind w:left="504"/>
       </w:pPr>
       <w:r>
         <w:rPr>
-          <w:rFonts w:ascii="Consolas" w:hAnsi="Consolas" w:cs="Consolas"/>
+          <w:rFonts w:ascii="Calibri" w:hAnsi="Calibri" w:cs="Calibri"/>
           <w:b w:val="0"/>
           <w:i w:val="0"/>
-          <w:color w:val="222222"/>
-          <w:sz w:val="19"/>
-        </w:rPr>
-      </w:r>
-    </w:p>
-    <w:p>
-      <w:pPr>
-        <w:spacing w:before="0" w:after="0"/>
-        <w:ind w:left="230"/>
-        <w:shd w:val="clear" w:fill="F4F4F2"/>
-      </w:pPr>
-      <w:r>
-        <w:rPr>
-          <w:rFonts w:ascii="Consolas" w:hAnsi="Consolas" w:cs="Consolas"/>
-          <w:b w:val="0"/>
-          <w:i w:val="0"/>
-          <w:color w:val="222222"/>
-          <w:sz w:val="19"/>
+          <w:color w:val="000000"/>
+          <w:sz w:val="21"/>
         </w:rPr>
         <w:t>give it light work  -&gt;  291 minutes           :)</w:t>
       </w:r>
     </w:p>
     <w:p>
       <w:pPr>
-        <w:spacing w:before="0" w:after="120"/>
-        <w:ind w:left="230"/>
-        <w:shd w:val="clear" w:fill="F4F4F2"/>
+        <w:spacing w:after="160" w:before="0"/>
+        <w:ind w:left="504"/>
       </w:pPr>
       <w:r>
         <w:rPr>
-          <w:rFonts w:ascii="Consolas" w:hAnsi="Consolas" w:cs="Consolas"/>
+          <w:rFonts w:ascii="Calibri" w:hAnsi="Calibri" w:cs="Calibri"/>
           <w:b w:val="0"/>
           <w:i w:val="0"/>
-          <w:color w:val="222222"/>
-          <w:sz w:val="19"/>
+          <w:color w:val="000000"/>
+          <w:sz w:val="21"/>
         </w:rPr>
         <w:t>give it heavy work  -&gt;  145 minutes           :(   twice as fast</w:t>
       </w:r>
     </w:p>
     <w:p>
       <w:pPr>
-        <w:spacing w:after="80" w:before="0"/>
+        <w:spacing w:before="200" w:after="80"/>
       </w:pPr>
       <w:r>
         <w:rPr>
-          <w:rFonts w:ascii="Segoe UI" w:hAnsi="Segoe UI" w:cs="Segoe UI"/>
+          <w:rFonts w:ascii="Calibri" w:hAnsi="Calibri" w:cs="Calibri"/>
           <w:b/>
           <w:i w:val="0"/>
-          <w:color w:val="1A1A1A"/>
-          <w:sz w:val="24"/>
+          <w:color w:val="000000"/>
+          <w:sz w:val="23"/>
         </w:rPr>
         <w:t>Piece 2 — the person's twin        &lt;-- this is the new part</w:t>
       </w:r>
     </w:p>
     <w:p>
       <w:pPr>
-        <w:spacing w:after="120" w:before="0"/>
+        <w:spacing w:after="160" w:before="0"/>
       </w:pPr>
       <w:r>
         <w:rPr>
-          <w:rFonts w:ascii="Segoe UI" w:hAnsi="Segoe UI" w:cs="Segoe UI"/>
+          <w:rFonts w:ascii="Calibri" w:hAnsi="Calibri" w:cs="Calibri"/>
           <w:b w:val="0"/>
           <w:i w:val="0"/>
-          <w:color w:val="1A1A1A"/>
+          <w:color w:val="000000"/>
           <w:sz w:val="22"/>
         </w:rPr>
         <w:t>Other researchers treat tiredness as a fixed number: “heavy job = 8 points of strain”. That is the end of it.</w:t>
@@ -1108,16 +899,15 @@
     </w:p>
     <w:p>
       <w:pPr>
-        <w:spacing w:before="160" w:after="40"/>
-        <w:ind w:left="173" w:right="173"/>
-        <w:shd w:val="clear" w:fill="FDEEEA"/>
+        <w:spacing w:after="60" w:before="0"/>
+        <w:ind w:left="432"/>
       </w:pPr>
       <w:r>
         <w:rPr>
-          <w:rFonts w:ascii="Segoe UI" w:hAnsi="Segoe UI" w:cs="Segoe UI"/>
+          <w:rFonts w:ascii="Calibri" w:hAnsi="Calibri" w:cs="Calibri"/>
           <w:b/>
           <w:i w:val="0"/>
-          <w:color w:val="B03A2B"/>
+          <w:color w:val="000000"/>
           <w:sz w:val="22"/>
         </w:rPr>
         <w:t>But that is wrong:</w:t>
@@ -1125,16 +915,15 @@
     </w:p>
     <w:p>
       <w:pPr>
-        <w:spacing w:before="0" w:after="160"/>
-        <w:ind w:left="173" w:right="173"/>
-        <w:shd w:val="clear" w:fill="FDEEEA"/>
+        <w:spacing w:after="160" w:before="0"/>
+        <w:ind w:left="432"/>
       </w:pPr>
       <w:r>
         <w:rPr>
-          <w:rFonts w:ascii="Segoe UI" w:hAnsi="Segoe UI" w:cs="Segoe UI"/>
+          <w:rFonts w:ascii="Calibri" w:hAnsi="Calibri" w:cs="Calibri"/>
           <w:b w:val="0"/>
           <w:i w:val="0"/>
-          <w:color w:val="B03A2B"/>
+          <w:color w:val="000000"/>
           <w:sz w:val="22"/>
         </w:rPr>
         <w:t>a person doing heavy work at 8 in the morning is not the same as the same person doing the same work at 4 in the afternoon</w:t>
@@ -1142,14 +931,14 @@
     </w:p>
     <w:p>
       <w:pPr>
-        <w:spacing w:after="120" w:before="0"/>
+        <w:spacing w:after="160" w:before="0"/>
       </w:pPr>
       <w:r>
         <w:rPr>
-          <w:rFonts w:ascii="Segoe UI" w:hAnsi="Segoe UI" w:cs="Segoe UI"/>
+          <w:rFonts w:ascii="Calibri" w:hAnsi="Calibri" w:cs="Calibri"/>
           <w:b w:val="0"/>
           <w:i w:val="0"/>
-          <w:color w:val="1A1A1A"/>
+          <w:color w:val="000000"/>
           <w:sz w:val="22"/>
         </w:rPr>
         <w:t>Here, tiredness is treated like a bucket filling with water. Working fills it. Resting empties it.</w:t>
@@ -1157,14 +946,14 @@
     </w:p>
     <w:p>
       <w:pPr>
-        <w:spacing w:after="120" w:before="0"/>
+        <w:spacing w:after="160" w:before="0"/>
       </w:pPr>
       <w:r>
         <w:rPr>
-          <w:rFonts w:ascii="Segoe UI" w:hAnsi="Segoe UI" w:cs="Segoe UI"/>
+          <w:rFonts w:ascii="Calibri" w:hAnsi="Calibri" w:cs="Calibri"/>
           <w:b/>
           <w:i w:val="0"/>
-          <w:color w:val="1A1A1A"/>
+          <w:color w:val="000000"/>
           <w:sz w:val="22"/>
         </w:rPr>
         <w:t>And more important still: not everybody's bucket is the same size.</w:t>
@@ -1172,14 +961,14 @@
     </w:p>
     <w:p>
       <w:pPr>
-        <w:spacing w:after="120" w:before="0"/>
+        <w:spacing w:after="160" w:before="0"/>
       </w:pPr>
       <w:r>
         <w:rPr>
-          <w:rFonts w:ascii="Segoe UI" w:hAnsi="Segoe UI" w:cs="Segoe UI"/>
+          <w:rFonts w:ascii="Calibri" w:hAnsi="Calibri" w:cs="Calibri"/>
           <w:b w:val="0"/>
           <w:i w:val="0"/>
-          <w:color w:val="1A1A1A"/>
+          <w:color w:val="000000"/>
           <w:sz w:val="22"/>
         </w:rPr>
         <w:t>From age, weight, height and sex, the model computes the work rate each person can sustain all day — using published medical equations (Mifflin 1990, Price 1990).</w:t>
@@ -1188,50 +977,39 @@
     <w:tbl>
       <w:tblPr>
         <w:tblW w:type="auto" w:w="0"/>
-        <w:jc w:val="center"/>
         <w:tblLook w:firstColumn="1" w:firstRow="1" w:lastColumn="0" w:lastRow="0" w:noHBand="0" w:noVBand="1" w:val="04A0"/>
         <w:tblBorders>
-          <w:top w:val="single" w:sz="4" w:color="C9D6E4"/>
-          <w:left w:val="single" w:sz="4" w:color="C9D6E4"/>
-          <w:bottom w:val="single" w:sz="4" w:color="C9D6E4"/>
-          <w:right w:val="single" w:sz="4" w:color="C9D6E4"/>
-          <w:insideH w:val="single" w:sz="4" w:color="C9D6E4"/>
-          <w:insideV w:val="single" w:sz="4" w:color="C9D6E4"/>
+          <w:top w:val="single" w:sz="4" w:color="808080"/>
+          <w:bottom w:val="single" w:sz="4" w:color="808080"/>
+          <w:insideH w:val="single" w:sz="4" w:color="808080"/>
+          <w:left w:val="none"/>
+          <w:right w:val="none"/>
+          <w:insideV w:val="none"/>
         </w:tblBorders>
       </w:tblPr>
       <w:tblGrid>
-        <w:gridCol w:w="2412"/>
-        <w:gridCol w:w="2412"/>
-        <w:gridCol w:w="2412"/>
-        <w:gridCol w:w="2412"/>
+        <w:gridCol w:w="2340"/>
+        <w:gridCol w:w="2340"/>
+        <w:gridCol w:w="2340"/>
+        <w:gridCol w:w="2340"/>
       </w:tblGrid>
       <w:tr>
         <w:tc>
           <w:tcPr>
             <w:tcW w:type="dxa" w:w="1728"/>
-            <w:shd w:val="clear" w:fill="1F4E79"/>
           </w:tcPr>
           <w:p>
             <w:pPr>
-              <w:spacing w:after="40" w:before="40"/>
-              <w:shd w:val="clear" w:fill="1F4E79"/>
+              <w:spacing w:before="60" w:after="60"/>
             </w:pPr>
+            <w:r/>
             <w:r>
               <w:rPr>
-                <w:rFonts w:ascii="Segoe UI" w:hAnsi="Segoe UI" w:cs="Segoe UI"/>
-                <w:b w:val="0"/>
-                <w:i w:val="0"/>
-                <w:color w:val="1A1A1A"/>
-                <w:sz w:val="20"/>
-              </w:rPr>
-            </w:r>
-            <w:r>
-              <w:rPr>
-                <w:rFonts w:ascii="Segoe UI" w:hAnsi="Segoe UI" w:cs="Segoe UI"/>
+                <w:rFonts w:ascii="Calibri" w:hAnsi="Calibri" w:cs="Calibri"/>
                 <w:b/>
                 <w:i w:val="0"/>
-                <w:color w:val="FFFFFF"/>
-                <w:sz w:val="20"/>
+                <w:color w:val="000000"/>
+                <w:sz w:val="21"/>
               </w:rPr>
               <w:t>Worker</w:t>
             </w:r>
@@ -1240,29 +1018,19 @@
         <w:tc>
           <w:tcPr>
             <w:tcW w:type="dxa" w:w="864"/>
-            <w:shd w:val="clear" w:fill="1F4E79"/>
           </w:tcPr>
           <w:p>
             <w:pPr>
-              <w:spacing w:after="40" w:before="40"/>
-              <w:shd w:val="clear" w:fill="1F4E79"/>
+              <w:spacing w:before="60" w:after="60"/>
             </w:pPr>
+            <w:r/>
             <w:r>
               <w:rPr>
-                <w:rFonts w:ascii="Segoe UI" w:hAnsi="Segoe UI" w:cs="Segoe UI"/>
-                <w:b w:val="0"/>
-                <w:i w:val="0"/>
-                <w:color w:val="1A1A1A"/>
-                <w:sz w:val="20"/>
-              </w:rPr>
-            </w:r>
-            <w:r>
-              <w:rPr>
-                <w:rFonts w:ascii="Segoe UI" w:hAnsi="Segoe UI" w:cs="Segoe UI"/>
+                <w:rFonts w:ascii="Calibri" w:hAnsi="Calibri" w:cs="Calibri"/>
                 <w:b/>
                 <w:i w:val="0"/>
-                <w:color w:val="FFFFFF"/>
-                <w:sz w:val="20"/>
+                <w:color w:val="000000"/>
+                <w:sz w:val="21"/>
               </w:rPr>
               <w:t>Age</w:t>
             </w:r>
@@ -1271,29 +1039,19 @@
         <w:tc>
           <w:tcPr>
             <w:tcW w:type="dxa" w:w="2304"/>
-            <w:shd w:val="clear" w:fill="1F4E79"/>
           </w:tcPr>
           <w:p>
             <w:pPr>
-              <w:spacing w:after="40" w:before="40"/>
-              <w:shd w:val="clear" w:fill="1F4E79"/>
+              <w:spacing w:before="60" w:after="60"/>
             </w:pPr>
+            <w:r/>
             <w:r>
               <w:rPr>
-                <w:rFonts w:ascii="Segoe UI" w:hAnsi="Segoe UI" w:cs="Segoe UI"/>
-                <w:b w:val="0"/>
-                <w:i w:val="0"/>
-                <w:color w:val="1A1A1A"/>
-                <w:sz w:val="20"/>
-              </w:rPr>
-            </w:r>
-            <w:r>
-              <w:rPr>
-                <w:rFonts w:ascii="Segoe UI" w:hAnsi="Segoe UI" w:cs="Segoe UI"/>
+                <w:rFonts w:ascii="Calibri" w:hAnsi="Calibri" w:cs="Calibri"/>
                 <w:b/>
                 <w:i w:val="0"/>
-                <w:color w:val="FFFFFF"/>
-                <w:sz w:val="20"/>
+                <w:color w:val="000000"/>
+                <w:sz w:val="21"/>
               </w:rPr>
               <w:t>Sustainable maximum</w:t>
             </w:r>
@@ -1302,29 +1060,19 @@
         <w:tc>
           <w:tcPr>
             <w:tcW w:type="dxa" w:w="4176"/>
-            <w:shd w:val="clear" w:fill="1F4E79"/>
           </w:tcPr>
           <w:p>
             <w:pPr>
-              <w:spacing w:after="40" w:before="40"/>
-              <w:shd w:val="clear" w:fill="1F4E79"/>
+              <w:spacing w:before="60" w:after="60"/>
             </w:pPr>
+            <w:r/>
             <w:r>
               <w:rPr>
-                <w:rFonts w:ascii="Segoe UI" w:hAnsi="Segoe UI" w:cs="Segoe UI"/>
-                <w:b w:val="0"/>
-                <w:i w:val="0"/>
-                <w:color w:val="1A1A1A"/>
-                <w:sz w:val="20"/>
-              </w:rPr>
-            </w:r>
-            <w:r>
-              <w:rPr>
-                <w:rFonts w:ascii="Segoe UI" w:hAnsi="Segoe UI" w:cs="Segoe UI"/>
+                <w:rFonts w:ascii="Calibri" w:hAnsi="Calibri" w:cs="Calibri"/>
                 <w:b/>
                 <w:i w:val="0"/>
-                <w:color w:val="FFFFFF"/>
-                <w:sz w:val="20"/>
+                <w:color w:val="000000"/>
+                <w:sz w:val="21"/>
               </w:rPr>
               <w:t>Can they do medium work (4.26) all day?</w:t>
             </w:r>
@@ -1338,24 +1086,16 @@
           </w:tcPr>
           <w:p>
             <w:pPr>
-              <w:spacing w:after="40" w:before="40"/>
+              <w:spacing w:before="40" w:after="40"/>
             </w:pPr>
+            <w:r/>
             <w:r>
               <w:rPr>
-                <w:rFonts w:ascii="Segoe UI" w:hAnsi="Segoe UI" w:cs="Segoe UI"/>
+                <w:rFonts w:ascii="Calibri" w:hAnsi="Calibri" w:cs="Calibri"/>
                 <w:b w:val="0"/>
                 <w:i w:val="0"/>
-                <w:color w:val="1A1A1A"/>
-                <w:sz w:val="20"/>
-              </w:rPr>
-            </w:r>
-            <w:r>
-              <w:rPr>
-                <w:rFonts w:ascii="Segoe UI" w:hAnsi="Segoe UI" w:cs="Segoe UI"/>
-                <w:b w:val="0"/>
-                <w:i w:val="0"/>
-                <w:color w:val="1A1A1A"/>
-                <w:sz w:val="20"/>
+                <w:color w:val="000000"/>
+                <w:sz w:val="21"/>
               </w:rPr>
               <w:t>OP1  male</w:t>
             </w:r>
@@ -1367,24 +1107,16 @@
           </w:tcPr>
           <w:p>
             <w:pPr>
-              <w:spacing w:after="40" w:before="40"/>
+              <w:spacing w:before="40" w:after="40"/>
             </w:pPr>
+            <w:r/>
             <w:r>
               <w:rPr>
-                <w:rFonts w:ascii="Segoe UI" w:hAnsi="Segoe UI" w:cs="Segoe UI"/>
+                <w:rFonts w:ascii="Calibri" w:hAnsi="Calibri" w:cs="Calibri"/>
                 <w:b w:val="0"/>
                 <w:i w:val="0"/>
-                <w:color w:val="1A1A1A"/>
-                <w:sz w:val="20"/>
-              </w:rPr>
-            </w:r>
-            <w:r>
-              <w:rPr>
-                <w:rFonts w:ascii="Segoe UI" w:hAnsi="Segoe UI" w:cs="Segoe UI"/>
-                <w:b w:val="0"/>
-                <w:i w:val="0"/>
-                <w:color w:val="1A1A1A"/>
-                <w:sz w:val="20"/>
+                <w:color w:val="000000"/>
+                <w:sz w:val="21"/>
               </w:rPr>
               <w:t>28</w:t>
             </w:r>
@@ -1396,24 +1128,16 @@
           </w:tcPr>
           <w:p>
             <w:pPr>
-              <w:spacing w:after="40" w:before="40"/>
+              <w:spacing w:before="40" w:after="40"/>
             </w:pPr>
+            <w:r/>
             <w:r>
               <w:rPr>
-                <w:rFonts w:ascii="Segoe UI" w:hAnsi="Segoe UI" w:cs="Segoe UI"/>
+                <w:rFonts w:ascii="Calibri" w:hAnsi="Calibri" w:cs="Calibri"/>
                 <w:b w:val="0"/>
                 <w:i w:val="0"/>
-                <w:color w:val="1A1A1A"/>
-                <w:sz w:val="20"/>
-              </w:rPr>
-            </w:r>
-            <w:r>
-              <w:rPr>
-                <w:rFonts w:ascii="Segoe UI" w:hAnsi="Segoe UI" w:cs="Segoe UI"/>
-                <w:b w:val="0"/>
-                <w:i w:val="0"/>
-                <w:color w:val="1A1A1A"/>
-                <w:sz w:val="20"/>
+                <w:color w:val="000000"/>
+                <w:sz w:val="21"/>
               </w:rPr>
               <w:t>5.35</w:t>
             </w:r>
@@ -1425,24 +1149,16 @@
           </w:tcPr>
           <w:p>
             <w:pPr>
-              <w:spacing w:after="40" w:before="40"/>
+              <w:spacing w:before="40" w:after="40"/>
             </w:pPr>
+            <w:r/>
             <w:r>
               <w:rPr>
-                <w:rFonts w:ascii="Segoe UI" w:hAnsi="Segoe UI" w:cs="Segoe UI"/>
+                <w:rFonts w:ascii="Calibri" w:hAnsi="Calibri" w:cs="Calibri"/>
                 <w:b w:val="0"/>
                 <w:i w:val="0"/>
-                <w:color w:val="1A1A1A"/>
-                <w:sz w:val="20"/>
-              </w:rPr>
-            </w:r>
-            <w:r>
-              <w:rPr>
-                <w:rFonts w:ascii="Segoe UI" w:hAnsi="Segoe UI" w:cs="Segoe UI"/>
-                <w:b w:val="0"/>
-                <w:i w:val="0"/>
-                <w:color w:val="1A1A1A"/>
-                <w:sz w:val="20"/>
+                <w:color w:val="000000"/>
+                <w:sz w:val="21"/>
               </w:rPr>
               <w:t>Yes</w:t>
             </w:r>
@@ -1456,24 +1172,16 @@
           </w:tcPr>
           <w:p>
             <w:pPr>
-              <w:spacing w:after="40" w:before="40"/>
+              <w:spacing w:before="40" w:after="40"/>
             </w:pPr>
+            <w:r/>
             <w:r>
               <w:rPr>
-                <w:rFonts w:ascii="Segoe UI" w:hAnsi="Segoe UI" w:cs="Segoe UI"/>
+                <w:rFonts w:ascii="Calibri" w:hAnsi="Calibri" w:cs="Calibri"/>
                 <w:b w:val="0"/>
                 <w:i w:val="0"/>
-                <w:color w:val="1A1A1A"/>
-                <w:sz w:val="20"/>
-              </w:rPr>
-            </w:r>
-            <w:r>
-              <w:rPr>
-                <w:rFonts w:ascii="Segoe UI" w:hAnsi="Segoe UI" w:cs="Segoe UI"/>
-                <w:b w:val="0"/>
-                <w:i w:val="0"/>
-                <w:color w:val="1A1A1A"/>
-                <w:sz w:val="20"/>
+                <w:color w:val="000000"/>
+                <w:sz w:val="21"/>
               </w:rPr>
               <w:t>OP3  male</w:t>
             </w:r>
@@ -1485,24 +1193,16 @@
           </w:tcPr>
           <w:p>
             <w:pPr>
-              <w:spacing w:after="40" w:before="40"/>
+              <w:spacing w:before="40" w:after="40"/>
             </w:pPr>
+            <w:r/>
             <w:r>
               <w:rPr>
-                <w:rFonts w:ascii="Segoe UI" w:hAnsi="Segoe UI" w:cs="Segoe UI"/>
+                <w:rFonts w:ascii="Calibri" w:hAnsi="Calibri" w:cs="Calibri"/>
                 <w:b w:val="0"/>
                 <w:i w:val="0"/>
-                <w:color w:val="1A1A1A"/>
-                <w:sz w:val="20"/>
-              </w:rPr>
-            </w:r>
-            <w:r>
-              <w:rPr>
-                <w:rFonts w:ascii="Segoe UI" w:hAnsi="Segoe UI" w:cs="Segoe UI"/>
-                <w:b w:val="0"/>
-                <w:i w:val="0"/>
-                <w:color w:val="1A1A1A"/>
-                <w:sz w:val="20"/>
+                <w:color w:val="000000"/>
+                <w:sz w:val="21"/>
               </w:rPr>
               <w:t>47</w:t>
             </w:r>
@@ -1514,24 +1214,16 @@
           </w:tcPr>
           <w:p>
             <w:pPr>
-              <w:spacing w:after="40" w:before="40"/>
+              <w:spacing w:before="40" w:after="40"/>
             </w:pPr>
+            <w:r/>
             <w:r>
               <w:rPr>
-                <w:rFonts w:ascii="Segoe UI" w:hAnsi="Segoe UI" w:cs="Segoe UI"/>
+                <w:rFonts w:ascii="Calibri" w:hAnsi="Calibri" w:cs="Calibri"/>
                 <w:b w:val="0"/>
                 <w:i w:val="0"/>
-                <w:color w:val="1A1A1A"/>
-                <w:sz w:val="20"/>
-              </w:rPr>
-            </w:r>
-            <w:r>
-              <w:rPr>
-                <w:rFonts w:ascii="Segoe UI" w:hAnsi="Segoe UI" w:cs="Segoe UI"/>
-                <w:b w:val="0"/>
-                <w:i w:val="0"/>
-                <w:color w:val="1A1A1A"/>
-                <w:sz w:val="20"/>
+                <w:color w:val="000000"/>
+                <w:sz w:val="21"/>
               </w:rPr>
               <w:t>4.55</w:t>
             </w:r>
@@ -1543,24 +1235,16 @@
           </w:tcPr>
           <w:p>
             <w:pPr>
-              <w:spacing w:after="40" w:before="40"/>
+              <w:spacing w:before="40" w:after="40"/>
             </w:pPr>
+            <w:r/>
             <w:r>
               <w:rPr>
-                <w:rFonts w:ascii="Segoe UI" w:hAnsi="Segoe UI" w:cs="Segoe UI"/>
+                <w:rFonts w:ascii="Calibri" w:hAnsi="Calibri" w:cs="Calibri"/>
                 <w:b w:val="0"/>
                 <w:i w:val="0"/>
-                <w:color w:val="1A1A1A"/>
-                <w:sz w:val="20"/>
-              </w:rPr>
-            </w:r>
-            <w:r>
-              <w:rPr>
-                <w:rFonts w:ascii="Segoe UI" w:hAnsi="Segoe UI" w:cs="Segoe UI"/>
-                <w:b w:val="0"/>
-                <w:i w:val="0"/>
-                <w:color w:val="1A1A1A"/>
-                <w:sz w:val="20"/>
+                <w:color w:val="000000"/>
+                <w:sz w:val="21"/>
               </w:rPr>
               <w:t>Yes, but close to the line</w:t>
             </w:r>
@@ -1574,24 +1258,16 @@
           </w:tcPr>
           <w:p>
             <w:pPr>
-              <w:spacing w:after="40" w:before="40"/>
+              <w:spacing w:before="40" w:after="40"/>
             </w:pPr>
+            <w:r/>
             <w:r>
               <w:rPr>
-                <w:rFonts w:ascii="Segoe UI" w:hAnsi="Segoe UI" w:cs="Segoe UI"/>
+                <w:rFonts w:ascii="Calibri" w:hAnsi="Calibri" w:cs="Calibri"/>
                 <w:b w:val="0"/>
                 <w:i w:val="0"/>
-                <w:color w:val="1A1A1A"/>
-                <w:sz w:val="20"/>
-              </w:rPr>
-            </w:r>
-            <w:r>
-              <w:rPr>
-                <w:rFonts w:ascii="Segoe UI" w:hAnsi="Segoe UI" w:cs="Segoe UI"/>
-                <w:b w:val="0"/>
-                <w:i w:val="0"/>
-                <w:color w:val="1A1A1A"/>
-                <w:sz w:val="20"/>
+                <w:color w:val="000000"/>
+                <w:sz w:val="21"/>
               </w:rPr>
               <w:t>OP2  female</w:t>
             </w:r>
@@ -1603,24 +1279,16 @@
           </w:tcPr>
           <w:p>
             <w:pPr>
-              <w:spacing w:after="40" w:before="40"/>
+              <w:spacing w:before="40" w:after="40"/>
             </w:pPr>
+            <w:r/>
             <w:r>
               <w:rPr>
-                <w:rFonts w:ascii="Segoe UI" w:hAnsi="Segoe UI" w:cs="Segoe UI"/>
+                <w:rFonts w:ascii="Calibri" w:hAnsi="Calibri" w:cs="Calibri"/>
                 <w:b w:val="0"/>
                 <w:i w:val="0"/>
-                <w:color w:val="1A1A1A"/>
-                <w:sz w:val="20"/>
-              </w:rPr>
-            </w:r>
-            <w:r>
-              <w:rPr>
-                <w:rFonts w:ascii="Segoe UI" w:hAnsi="Segoe UI" w:cs="Segoe UI"/>
-                <w:b w:val="0"/>
-                <w:i w:val="0"/>
-                <w:color w:val="1A1A1A"/>
-                <w:sz w:val="20"/>
+                <w:color w:val="000000"/>
+                <w:sz w:val="21"/>
               </w:rPr>
               <w:t>35</w:t>
             </w:r>
@@ -1632,24 +1300,16 @@
           </w:tcPr>
           <w:p>
             <w:pPr>
-              <w:spacing w:after="40" w:before="40"/>
+              <w:spacing w:before="40" w:after="40"/>
             </w:pPr>
+            <w:r/>
             <w:r>
               <w:rPr>
-                <w:rFonts w:ascii="Segoe UI" w:hAnsi="Segoe UI" w:cs="Segoe UI"/>
+                <w:rFonts w:ascii="Calibri" w:hAnsi="Calibri" w:cs="Calibri"/>
                 <w:b w:val="0"/>
                 <w:i w:val="0"/>
-                <w:color w:val="1A1A1A"/>
-                <w:sz w:val="20"/>
-              </w:rPr>
-            </w:r>
-            <w:r>
-              <w:rPr>
-                <w:rFonts w:ascii="Segoe UI" w:hAnsi="Segoe UI" w:cs="Segoe UI"/>
-                <w:b w:val="0"/>
-                <w:i w:val="0"/>
-                <w:color w:val="1A1A1A"/>
-                <w:sz w:val="20"/>
+                <w:color w:val="000000"/>
+                <w:sz w:val="21"/>
               </w:rPr>
               <w:t>3.62</w:t>
             </w:r>
@@ -1661,24 +1321,16 @@
           </w:tcPr>
           <w:p>
             <w:pPr>
-              <w:spacing w:after="40" w:before="40"/>
+              <w:spacing w:before="40" w:after="40"/>
             </w:pPr>
+            <w:r/>
             <w:r>
               <w:rPr>
-                <w:rFonts w:ascii="Segoe UI" w:hAnsi="Segoe UI" w:cs="Segoe UI"/>
+                <w:rFonts w:ascii="Calibri" w:hAnsi="Calibri" w:cs="Calibri"/>
                 <w:b w:val="0"/>
                 <w:i w:val="0"/>
-                <w:color w:val="1A1A1A"/>
-                <w:sz w:val="20"/>
-              </w:rPr>
-            </w:r>
-            <w:r>
-              <w:rPr>
-                <w:rFonts w:ascii="Segoe UI" w:hAnsi="Segoe UI" w:cs="Segoe UI"/>
-                <w:b w:val="0"/>
-                <w:i w:val="0"/>
-                <w:color w:val="1A1A1A"/>
-                <w:sz w:val="20"/>
+                <w:color w:val="000000"/>
+                <w:sz w:val="21"/>
               </w:rPr>
               <w:t>No</w:t>
             </w:r>
@@ -1688,21 +1340,20 @@
     </w:tbl>
     <w:p>
       <w:pPr>
-        <w:spacing w:after="80"/>
+        <w:spacing w:after="120"/>
       </w:pPr>
     </w:p>
     <w:p>
       <w:pPr>
-        <w:spacing w:before="160" w:after="40"/>
-        <w:ind w:left="173" w:right="173"/>
-        <w:shd w:val="clear" w:fill="E9F5EC"/>
+        <w:spacing w:after="60" w:before="0"/>
+        <w:ind w:left="432"/>
       </w:pPr>
       <w:r>
         <w:rPr>
-          <w:rFonts w:ascii="Segoe UI" w:hAnsi="Segoe UI" w:cs="Segoe UI"/>
+          <w:rFonts w:ascii="Calibri" w:hAnsi="Calibri" w:cs="Calibri"/>
           <w:b/>
           <w:i w:val="0"/>
-          <w:color w:val="1E7A3C"/>
+          <w:color w:val="000000"/>
           <w:sz w:val="22"/>
         </w:rPr>
         <w:t>This is the best part.</w:t>
@@ -1710,16 +1361,15 @@
     </w:p>
     <w:p>
       <w:pPr>
-        <w:spacing w:before="0" w:after="40"/>
-        <w:ind w:left="173" w:right="173"/>
-        <w:shd w:val="clear" w:fill="E9F5EC"/>
+        <w:spacing w:after="60" w:before="0"/>
+        <w:ind w:left="432"/>
       </w:pPr>
       <w:r>
         <w:rPr>
-          <w:rFonts w:ascii="Segoe UI" w:hAnsi="Segoe UI" w:cs="Segoe UI"/>
+          <w:rFonts w:ascii="Calibri" w:hAnsi="Calibri" w:cs="Calibri"/>
           <w:b w:val="0"/>
           <w:i w:val="0"/>
-          <w:color w:val="1E7A3C"/>
+          <w:color w:val="000000"/>
           <w:sz w:val="22"/>
         </w:rPr>
         <w:t>Nowhere does the system say “OP2 cannot do medium work”. That falls out of the numbers describing her body. The system gives her extra rest on its own.</w:t>
@@ -1727,16 +1377,15 @@
     </w:p>
     <w:p>
       <w:pPr>
-        <w:spacing w:before="0" w:after="160"/>
-        <w:ind w:left="173" w:right="173"/>
-        <w:shd w:val="clear" w:fill="E9F5EC"/>
+        <w:spacing w:after="160" w:before="0"/>
+        <w:ind w:left="432"/>
       </w:pPr>
       <w:r>
         <w:rPr>
-          <w:rFonts w:ascii="Segoe UI" w:hAnsi="Segoe UI" w:cs="Segoe UI"/>
+          <w:rFonts w:ascii="Calibri" w:hAnsi="Calibri" w:cs="Calibri"/>
           <w:b w:val="0"/>
           <w:i w:val="0"/>
-          <w:color w:val="1E7A3C"/>
+          <w:color w:val="000000"/>
           <w:sz w:val="22"/>
         </w:rPr>
         <w:t>One rule for everyone — but different protection for each person.</w:t>
@@ -1748,10 +1397,10 @@
       </w:pPr>
       <w:r>
         <w:rPr>
-          <w:rFonts w:ascii="Segoe UI" w:hAnsi="Segoe UI" w:cs="Segoe UI"/>
+          <w:rFonts w:ascii="Calibri" w:hAnsi="Calibri" w:cs="Calibri"/>
           <w:b w:val="0"/>
           <w:i w:val="0"/>
-          <w:color w:val="1A1A1A"/>
+          <w:color w:val="000000"/>
           <w:sz w:val="22"/>
         </w:rPr>
         <w:t>What is “4.26”? It is calories burnt per minute — the rate the body is being drained, like the rate a phone battery discharges. It comes from ISO 8996, an international standard, not from us.</w:t>
@@ -1760,50 +1409,39 @@
     <w:tbl>
       <w:tblPr>
         <w:tblW w:type="auto" w:w="0"/>
-        <w:jc w:val="center"/>
         <w:tblLook w:firstColumn="1" w:firstRow="1" w:lastColumn="0" w:lastRow="0" w:noHBand="0" w:noVBand="1" w:val="04A0"/>
         <w:tblBorders>
-          <w:top w:val="single" w:sz="4" w:color="C9D6E4"/>
-          <w:left w:val="single" w:sz="4" w:color="C9D6E4"/>
-          <w:bottom w:val="single" w:sz="4" w:color="C9D6E4"/>
-          <w:right w:val="single" w:sz="4" w:color="C9D6E4"/>
-          <w:insideH w:val="single" w:sz="4" w:color="C9D6E4"/>
-          <w:insideV w:val="single" w:sz="4" w:color="C9D6E4"/>
+          <w:top w:val="single" w:sz="4" w:color="808080"/>
+          <w:bottom w:val="single" w:sz="4" w:color="808080"/>
+          <w:insideH w:val="single" w:sz="4" w:color="808080"/>
+          <w:left w:val="none"/>
+          <w:right w:val="none"/>
+          <w:insideV w:val="none"/>
         </w:tblBorders>
       </w:tblPr>
       <w:tblGrid>
-        <w:gridCol w:w="2412"/>
-        <w:gridCol w:w="2412"/>
-        <w:gridCol w:w="2412"/>
-        <w:gridCol w:w="2412"/>
+        <w:gridCol w:w="2340"/>
+        <w:gridCol w:w="2340"/>
+        <w:gridCol w:w="2340"/>
+        <w:gridCol w:w="2340"/>
       </w:tblGrid>
       <w:tr>
         <w:tc>
           <w:tcPr>
             <w:tcW w:type="dxa" w:w="1872"/>
-            <w:shd w:val="clear" w:fill="1F4E79"/>
           </w:tcPr>
           <w:p>
             <w:pPr>
-              <w:spacing w:after="40" w:before="40"/>
-              <w:shd w:val="clear" w:fill="1F4E79"/>
+              <w:spacing w:before="60" w:after="60"/>
             </w:pPr>
+            <w:r/>
             <w:r>
               <w:rPr>
-                <w:rFonts w:ascii="Segoe UI" w:hAnsi="Segoe UI" w:cs="Segoe UI"/>
-                <w:b w:val="0"/>
-                <w:i w:val="0"/>
-                <w:color w:val="1A1A1A"/>
-                <w:sz w:val="20"/>
-              </w:rPr>
-            </w:r>
-            <w:r>
-              <w:rPr>
-                <w:rFonts w:ascii="Segoe UI" w:hAnsi="Segoe UI" w:cs="Segoe UI"/>
+                <w:rFonts w:ascii="Calibri" w:hAnsi="Calibri" w:cs="Calibri"/>
                 <w:b/>
                 <w:i w:val="0"/>
-                <w:color w:val="FFFFFF"/>
-                <w:sz w:val="20"/>
+                <w:color w:val="000000"/>
+                <w:sz w:val="21"/>
               </w:rPr>
               <w:t>Work</w:t>
             </w:r>
@@ -1812,29 +1450,19 @@
         <w:tc>
           <w:tcPr>
             <w:tcW w:type="dxa" w:w="1728"/>
-            <w:shd w:val="clear" w:fill="1F4E79"/>
           </w:tcPr>
           <w:p>
             <w:pPr>
-              <w:spacing w:after="40" w:before="40"/>
-              <w:shd w:val="clear" w:fill="1F4E79"/>
+              <w:spacing w:before="60" w:after="60"/>
             </w:pPr>
+            <w:r/>
             <w:r>
               <w:rPr>
-                <w:rFonts w:ascii="Segoe UI" w:hAnsi="Segoe UI" w:cs="Segoe UI"/>
-                <w:b w:val="0"/>
-                <w:i w:val="0"/>
-                <w:color w:val="1A1A1A"/>
-                <w:sz w:val="20"/>
-              </w:rPr>
-            </w:r>
-            <w:r>
-              <w:rPr>
-                <w:rFonts w:ascii="Segoe UI" w:hAnsi="Segoe UI" w:cs="Segoe UI"/>
+                <w:rFonts w:ascii="Calibri" w:hAnsi="Calibri" w:cs="Calibri"/>
                 <w:b/>
                 <w:i w:val="0"/>
-                <w:color w:val="FFFFFF"/>
-                <w:sz w:val="20"/>
+                <w:color w:val="000000"/>
+                <w:sz w:val="21"/>
               </w:rPr>
               <w:t>ISO class</w:t>
             </w:r>
@@ -1843,29 +1471,19 @@
         <w:tc>
           <w:tcPr>
             <w:tcW w:type="dxa" w:w="1728"/>
-            <w:shd w:val="clear" w:fill="1F4E79"/>
           </w:tcPr>
           <w:p>
             <w:pPr>
-              <w:spacing w:after="40" w:before="40"/>
-              <w:shd w:val="clear" w:fill="1F4E79"/>
+              <w:spacing w:before="60" w:after="60"/>
             </w:pPr>
+            <w:r/>
             <w:r>
               <w:rPr>
-                <w:rFonts w:ascii="Segoe UI" w:hAnsi="Segoe UI" w:cs="Segoe UI"/>
-                <w:b w:val="0"/>
-                <w:i w:val="0"/>
-                <w:color w:val="1A1A1A"/>
-                <w:sz w:val="20"/>
-              </w:rPr>
-            </w:r>
-            <w:r>
-              <w:rPr>
-                <w:rFonts w:ascii="Segoe UI" w:hAnsi="Segoe UI" w:cs="Segoe UI"/>
+                <w:rFonts w:ascii="Calibri" w:hAnsi="Calibri" w:cs="Calibri"/>
                 <w:b/>
                 <w:i w:val="0"/>
-                <w:color w:val="FFFFFF"/>
-                <w:sz w:val="20"/>
+                <w:color w:val="000000"/>
+                <w:sz w:val="21"/>
               </w:rPr>
               <w:t>kcal/min</w:t>
             </w:r>
@@ -1874,29 +1492,19 @@
         <w:tc>
           <w:tcPr>
             <w:tcW w:type="dxa" w:w="2592"/>
-            <w:shd w:val="clear" w:fill="1F4E79"/>
           </w:tcPr>
           <w:p>
             <w:pPr>
-              <w:spacing w:after="40" w:before="40"/>
-              <w:shd w:val="clear" w:fill="1F4E79"/>
+              <w:spacing w:before="60" w:after="60"/>
             </w:pPr>
+            <w:r/>
             <w:r>
               <w:rPr>
-                <w:rFonts w:ascii="Segoe UI" w:hAnsi="Segoe UI" w:cs="Segoe UI"/>
-                <w:b w:val="0"/>
-                <w:i w:val="0"/>
-                <w:color w:val="1A1A1A"/>
-                <w:sz w:val="20"/>
-              </w:rPr>
-            </w:r>
-            <w:r>
-              <w:rPr>
-                <w:rFonts w:ascii="Segoe UI" w:hAnsi="Segoe UI" w:cs="Segoe UI"/>
+                <w:rFonts w:ascii="Calibri" w:hAnsi="Calibri" w:cs="Calibri"/>
                 <w:b/>
                 <w:i w:val="0"/>
-                <w:color w:val="FFFFFF"/>
-                <w:sz w:val="20"/>
+                <w:color w:val="000000"/>
+                <w:sz w:val="21"/>
               </w:rPr>
               <w:t>Over an 8-hour shift</w:t>
             </w:r>
@@ -1910,24 +1518,16 @@
           </w:tcPr>
           <w:p>
             <w:pPr>
-              <w:spacing w:after="40" w:before="40"/>
+              <w:spacing w:before="40" w:after="40"/>
             </w:pPr>
+            <w:r/>
             <w:r>
               <w:rPr>
-                <w:rFonts w:ascii="Segoe UI" w:hAnsi="Segoe UI" w:cs="Segoe UI"/>
+                <w:rFonts w:ascii="Calibri" w:hAnsi="Calibri" w:cs="Calibri"/>
                 <w:b w:val="0"/>
                 <w:i w:val="0"/>
-                <w:color w:val="1A1A1A"/>
-                <w:sz w:val="20"/>
-              </w:rPr>
-            </w:r>
-            <w:r>
-              <w:rPr>
-                <w:rFonts w:ascii="Segoe UI" w:hAnsi="Segoe UI" w:cs="Segoe UI"/>
-                <w:b w:val="0"/>
-                <w:i w:val="0"/>
-                <w:color w:val="1A1A1A"/>
-                <w:sz w:val="20"/>
+                <w:color w:val="000000"/>
+                <w:sz w:val="21"/>
               </w:rPr>
               <w:t>Light</w:t>
             </w:r>
@@ -1939,24 +1539,16 @@
           </w:tcPr>
           <w:p>
             <w:pPr>
-              <w:spacing w:after="40" w:before="40"/>
+              <w:spacing w:before="40" w:after="40"/>
             </w:pPr>
+            <w:r/>
             <w:r>
               <w:rPr>
-                <w:rFonts w:ascii="Segoe UI" w:hAnsi="Segoe UI" w:cs="Segoe UI"/>
+                <w:rFonts w:ascii="Calibri" w:hAnsi="Calibri" w:cs="Calibri"/>
                 <w:b w:val="0"/>
                 <w:i w:val="0"/>
-                <w:color w:val="1A1A1A"/>
-                <w:sz w:val="20"/>
-              </w:rPr>
-            </w:r>
-            <w:r>
-              <w:rPr>
-                <w:rFonts w:ascii="Segoe UI" w:hAnsi="Segoe UI" w:cs="Segoe UI"/>
-                <w:b w:val="0"/>
-                <w:i w:val="0"/>
-                <w:color w:val="1A1A1A"/>
-                <w:sz w:val="20"/>
+                <w:color w:val="000000"/>
+                <w:sz w:val="21"/>
               </w:rPr>
               <w:t>Class 1</w:t>
             </w:r>
@@ -1968,24 +1560,16 @@
           </w:tcPr>
           <w:p>
             <w:pPr>
-              <w:spacing w:after="40" w:before="40"/>
+              <w:spacing w:before="40" w:after="40"/>
             </w:pPr>
+            <w:r/>
             <w:r>
               <w:rPr>
-                <w:rFonts w:ascii="Segoe UI" w:hAnsi="Segoe UI" w:cs="Segoe UI"/>
+                <w:rFonts w:ascii="Calibri" w:hAnsi="Calibri" w:cs="Calibri"/>
                 <w:b w:val="0"/>
                 <w:i w:val="0"/>
-                <w:color w:val="1A1A1A"/>
-                <w:sz w:val="20"/>
-              </w:rPr>
-            </w:r>
-            <w:r>
-              <w:rPr>
-                <w:rFonts w:ascii="Segoe UI" w:hAnsi="Segoe UI" w:cs="Segoe UI"/>
-                <w:b w:val="0"/>
-                <w:i w:val="0"/>
-                <w:color w:val="1A1A1A"/>
-                <w:sz w:val="20"/>
+                <w:color w:val="000000"/>
+                <w:sz w:val="21"/>
               </w:rPr>
               <w:t>2.58</w:t>
             </w:r>
@@ -1997,24 +1581,16 @@
           </w:tcPr>
           <w:p>
             <w:pPr>
-              <w:spacing w:after="40" w:before="40"/>
+              <w:spacing w:before="40" w:after="40"/>
             </w:pPr>
+            <w:r/>
             <w:r>
               <w:rPr>
-                <w:rFonts w:ascii="Segoe UI" w:hAnsi="Segoe UI" w:cs="Segoe UI"/>
+                <w:rFonts w:ascii="Calibri" w:hAnsi="Calibri" w:cs="Calibri"/>
                 <w:b w:val="0"/>
                 <w:i w:val="0"/>
-                <w:color w:val="1A1A1A"/>
-                <w:sz w:val="20"/>
-              </w:rPr>
-            </w:r>
-            <w:r>
-              <w:rPr>
-                <w:rFonts w:ascii="Segoe UI" w:hAnsi="Segoe UI" w:cs="Segoe UI"/>
-                <w:b w:val="0"/>
-                <w:i w:val="0"/>
-                <w:color w:val="1A1A1A"/>
-                <w:sz w:val="20"/>
+                <w:color w:val="000000"/>
+                <w:sz w:val="21"/>
               </w:rPr>
               <w:t>1,239 kcal</w:t>
             </w:r>
@@ -2028,24 +1604,16 @@
           </w:tcPr>
           <w:p>
             <w:pPr>
-              <w:spacing w:after="40" w:before="40"/>
+              <w:spacing w:before="40" w:after="40"/>
             </w:pPr>
+            <w:r/>
             <w:r>
               <w:rPr>
-                <w:rFonts w:ascii="Segoe UI" w:hAnsi="Segoe UI" w:cs="Segoe UI"/>
+                <w:rFonts w:ascii="Calibri" w:hAnsi="Calibri" w:cs="Calibri"/>
                 <w:b w:val="0"/>
                 <w:i w:val="0"/>
-                <w:color w:val="1A1A1A"/>
-                <w:sz w:val="20"/>
-              </w:rPr>
-            </w:r>
-            <w:r>
-              <w:rPr>
-                <w:rFonts w:ascii="Segoe UI" w:hAnsi="Segoe UI" w:cs="Segoe UI"/>
-                <w:b w:val="0"/>
-                <w:i w:val="0"/>
-                <w:color w:val="1A1A1A"/>
-                <w:sz w:val="20"/>
+                <w:color w:val="000000"/>
+                <w:sz w:val="21"/>
               </w:rPr>
               <w:t>Medium</w:t>
             </w:r>
@@ -2057,24 +1625,16 @@
           </w:tcPr>
           <w:p>
             <w:pPr>
-              <w:spacing w:after="40" w:before="40"/>
+              <w:spacing w:before="40" w:after="40"/>
             </w:pPr>
+            <w:r/>
             <w:r>
               <w:rPr>
-                <w:rFonts w:ascii="Segoe UI" w:hAnsi="Segoe UI" w:cs="Segoe UI"/>
+                <w:rFonts w:ascii="Calibri" w:hAnsi="Calibri" w:cs="Calibri"/>
                 <w:b w:val="0"/>
                 <w:i w:val="0"/>
-                <w:color w:val="1A1A1A"/>
-                <w:sz w:val="20"/>
-              </w:rPr>
-            </w:r>
-            <w:r>
-              <w:rPr>
-                <w:rFonts w:ascii="Segoe UI" w:hAnsi="Segoe UI" w:cs="Segoe UI"/>
-                <w:b w:val="0"/>
-                <w:i w:val="0"/>
-                <w:color w:val="1A1A1A"/>
-                <w:sz w:val="20"/>
+                <w:color w:val="000000"/>
+                <w:sz w:val="21"/>
               </w:rPr>
               <w:t>Class 2</w:t>
             </w:r>
@@ -2086,24 +1646,16 @@
           </w:tcPr>
           <w:p>
             <w:pPr>
-              <w:spacing w:after="40" w:before="40"/>
+              <w:spacing w:before="40" w:after="40"/>
             </w:pPr>
+            <w:r/>
             <w:r>
               <w:rPr>
-                <w:rFonts w:ascii="Segoe UI" w:hAnsi="Segoe UI" w:cs="Segoe UI"/>
+                <w:rFonts w:ascii="Calibri" w:hAnsi="Calibri" w:cs="Calibri"/>
                 <w:b w:val="0"/>
                 <w:i w:val="0"/>
-                <w:color w:val="1A1A1A"/>
-                <w:sz w:val="20"/>
-              </w:rPr>
-            </w:r>
-            <w:r>
-              <w:rPr>
-                <w:rFonts w:ascii="Segoe UI" w:hAnsi="Segoe UI" w:cs="Segoe UI"/>
-                <w:b w:val="0"/>
-                <w:i w:val="0"/>
-                <w:color w:val="1A1A1A"/>
-                <w:sz w:val="20"/>
+                <w:color w:val="000000"/>
+                <w:sz w:val="21"/>
               </w:rPr>
               <w:t>4.26</w:t>
             </w:r>
@@ -2115,24 +1667,16 @@
           </w:tcPr>
           <w:p>
             <w:pPr>
-              <w:spacing w:after="40" w:before="40"/>
+              <w:spacing w:before="40" w:after="40"/>
             </w:pPr>
+            <w:r/>
             <w:r>
               <w:rPr>
-                <w:rFonts w:ascii="Segoe UI" w:hAnsi="Segoe UI" w:cs="Segoe UI"/>
+                <w:rFonts w:ascii="Calibri" w:hAnsi="Calibri" w:cs="Calibri"/>
                 <w:b w:val="0"/>
                 <w:i w:val="0"/>
-                <w:color w:val="1A1A1A"/>
-                <w:sz w:val="20"/>
-              </w:rPr>
-            </w:r>
-            <w:r>
-              <w:rPr>
-                <w:rFonts w:ascii="Segoe UI" w:hAnsi="Segoe UI" w:cs="Segoe UI"/>
-                <w:b w:val="0"/>
-                <w:i w:val="0"/>
-                <w:color w:val="1A1A1A"/>
-                <w:sz w:val="20"/>
+                <w:color w:val="000000"/>
+                <w:sz w:val="21"/>
               </w:rPr>
               <w:t>2,044 kcal</w:t>
             </w:r>
@@ -2146,24 +1690,16 @@
           </w:tcPr>
           <w:p>
             <w:pPr>
-              <w:spacing w:after="40" w:before="40"/>
+              <w:spacing w:before="40" w:after="40"/>
             </w:pPr>
+            <w:r/>
             <w:r>
               <w:rPr>
-                <w:rFonts w:ascii="Segoe UI" w:hAnsi="Segoe UI" w:cs="Segoe UI"/>
+                <w:rFonts w:ascii="Calibri" w:hAnsi="Calibri" w:cs="Calibri"/>
                 <w:b w:val="0"/>
                 <w:i w:val="0"/>
-                <w:color w:val="1A1A1A"/>
-                <w:sz w:val="20"/>
-              </w:rPr>
-            </w:r>
-            <w:r>
-              <w:rPr>
-                <w:rFonts w:ascii="Segoe UI" w:hAnsi="Segoe UI" w:cs="Segoe UI"/>
-                <w:b w:val="0"/>
-                <w:i w:val="0"/>
-                <w:color w:val="1A1A1A"/>
-                <w:sz w:val="20"/>
+                <w:color w:val="000000"/>
+                <w:sz w:val="21"/>
               </w:rPr>
               <w:t>Heavy</w:t>
             </w:r>
@@ -2175,24 +1711,16 @@
           </w:tcPr>
           <w:p>
             <w:pPr>
-              <w:spacing w:after="40" w:before="40"/>
+              <w:spacing w:before="40" w:after="40"/>
             </w:pPr>
+            <w:r/>
             <w:r>
               <w:rPr>
-                <w:rFonts w:ascii="Segoe UI" w:hAnsi="Segoe UI" w:cs="Segoe UI"/>
+                <w:rFonts w:ascii="Calibri" w:hAnsi="Calibri" w:cs="Calibri"/>
                 <w:b w:val="0"/>
                 <w:i w:val="0"/>
-                <w:color w:val="1A1A1A"/>
-                <w:sz w:val="20"/>
-              </w:rPr>
-            </w:r>
-            <w:r>
-              <w:rPr>
-                <w:rFonts w:ascii="Segoe UI" w:hAnsi="Segoe UI" w:cs="Segoe UI"/>
-                <w:b w:val="0"/>
-                <w:i w:val="0"/>
-                <w:color w:val="1A1A1A"/>
-                <w:sz w:val="20"/>
+                <w:color w:val="000000"/>
+                <w:sz w:val="21"/>
               </w:rPr>
               <w:t>Class 3</w:t>
             </w:r>
@@ -2204,24 +1732,16 @@
           </w:tcPr>
           <w:p>
             <w:pPr>
-              <w:spacing w:after="40" w:before="40"/>
+              <w:spacing w:before="40" w:after="40"/>
             </w:pPr>
+            <w:r/>
             <w:r>
               <w:rPr>
-                <w:rFonts w:ascii="Segoe UI" w:hAnsi="Segoe UI" w:cs="Segoe UI"/>
+                <w:rFonts w:ascii="Calibri" w:hAnsi="Calibri" w:cs="Calibri"/>
                 <w:b w:val="0"/>
                 <w:i w:val="0"/>
-                <w:color w:val="1A1A1A"/>
-                <w:sz w:val="20"/>
-              </w:rPr>
-            </w:r>
-            <w:r>
-              <w:rPr>
-                <w:rFonts w:ascii="Segoe UI" w:hAnsi="Segoe UI" w:cs="Segoe UI"/>
-                <w:b w:val="0"/>
-                <w:i w:val="0"/>
-                <w:color w:val="1A1A1A"/>
-                <w:sz w:val="20"/>
+                <w:color w:val="000000"/>
+                <w:sz w:val="21"/>
               </w:rPr>
               <w:t>5.94</w:t>
             </w:r>
@@ -2233,24 +1753,16 @@
           </w:tcPr>
           <w:p>
             <w:pPr>
-              <w:spacing w:after="40" w:before="40"/>
+              <w:spacing w:before="40" w:after="40"/>
             </w:pPr>
+            <w:r/>
             <w:r>
               <w:rPr>
-                <w:rFonts w:ascii="Segoe UI" w:hAnsi="Segoe UI" w:cs="Segoe UI"/>
+                <w:rFonts w:ascii="Calibri" w:hAnsi="Calibri" w:cs="Calibri"/>
                 <w:b w:val="0"/>
                 <w:i w:val="0"/>
-                <w:color w:val="1A1A1A"/>
-                <w:sz w:val="20"/>
-              </w:rPr>
-            </w:r>
-            <w:r>
-              <w:rPr>
-                <w:rFonts w:ascii="Segoe UI" w:hAnsi="Segoe UI" w:cs="Segoe UI"/>
-                <w:b w:val="0"/>
-                <w:i w:val="0"/>
-                <w:color w:val="1A1A1A"/>
-                <w:sz w:val="20"/>
+                <w:color w:val="000000"/>
+                <w:sz w:val="21"/>
               </w:rPr>
               <w:t>2,850 kcal</w:t>
             </w:r>
@@ -2260,135 +1772,120 @@
     </w:tbl>
     <w:p>
       <w:pPr>
-        <w:spacing w:after="80"/>
+        <w:spacing w:after="120"/>
       </w:pPr>
     </w:p>
     <w:p>
       <w:pPr>
-        <w:spacing w:after="80" w:before="0"/>
+        <w:spacing w:before="200" w:after="80"/>
       </w:pPr>
       <w:r>
         <w:rPr>
-          <w:rFonts w:ascii="Segoe UI" w:hAnsi="Segoe UI" w:cs="Segoe UI"/>
+          <w:rFonts w:ascii="Calibri" w:hAnsi="Calibri" w:cs="Calibri"/>
           <w:b/>
           <w:i w:val="0"/>
-          <w:color w:val="1A1A1A"/>
-          <w:sz w:val="24"/>
+          <w:color w:val="000000"/>
+          <w:sz w:val="23"/>
         </w:rPr>
         <w:t>Piece 3 — the two twins talk to each other</w:t>
       </w:r>
     </w:p>
     <w:p>
       <w:pPr>
-        <w:spacing w:before="120" w:after="0"/>
-        <w:ind w:left="230"/>
-        <w:shd w:val="clear" w:fill="F4F4F2"/>
+        <w:spacing w:after="0" w:before="0"/>
+        <w:ind w:left="504"/>
       </w:pPr>
       <w:r>
         <w:rPr>
-          <w:rFonts w:ascii="Consolas" w:hAnsi="Consolas" w:cs="Consolas"/>
+          <w:rFonts w:ascii="Calibri" w:hAnsi="Calibri" w:cs="Calibri"/>
           <w:b w:val="0"/>
           <w:i w:val="0"/>
-          <w:color w:val="222222"/>
-          <w:sz w:val="19"/>
+          <w:color w:val="000000"/>
+          <w:sz w:val="21"/>
         </w:rPr>
         <w:t>person  -&gt; machine :  a tired worker      -&gt;  more defects</w:t>
       </w:r>
     </w:p>
     <w:p>
       <w:pPr>
-        <w:spacing w:before="0" w:after="0"/>
-        <w:ind w:left="230"/>
-        <w:shd w:val="clear" w:fill="F4F4F2"/>
+        <w:spacing w:after="0" w:before="0"/>
+        <w:ind w:left="504"/>
       </w:pPr>
       <w:r>
         <w:rPr>
-          <w:rFonts w:ascii="Consolas" w:hAnsi="Consolas" w:cs="Consolas"/>
+          <w:rFonts w:ascii="Calibri" w:hAnsi="Calibri" w:cs="Calibri"/>
           <w:b w:val="0"/>
           <w:i w:val="0"/>
-          <w:color w:val="222222"/>
-          <w:sz w:val="19"/>
+          <w:color w:val="000000"/>
+          <w:sz w:val="21"/>
         </w:rPr>
         <w:t xml:space="preserve">                      a less skilled one  -&gt;  more defects</w:t>
       </w:r>
     </w:p>
     <w:p>
       <w:pPr>
-        <w:spacing w:before="0" w:after="0"/>
-        <w:ind w:left="230"/>
-        <w:shd w:val="clear" w:fill="F4F4F2"/>
+        <w:spacing w:after="0" w:before="0"/>
+        <w:ind w:left="504"/>
+      </w:pPr>
+    </w:p>
+    <w:p>
+      <w:pPr>
+        <w:spacing w:after="0" w:before="0"/>
+        <w:ind w:left="504"/>
       </w:pPr>
       <w:r>
         <w:rPr>
-          <w:rFonts w:ascii="Consolas" w:hAnsi="Consolas" w:cs="Consolas"/>
+          <w:rFonts w:ascii="Calibri" w:hAnsi="Calibri" w:cs="Calibri"/>
           <w:b w:val="0"/>
           <w:i w:val="0"/>
-          <w:color w:val="222222"/>
-          <w:sz w:val="19"/>
-        </w:rPr>
-      </w:r>
-    </w:p>
-    <w:p>
-      <w:pPr>
-        <w:spacing w:before="0" w:after="0"/>
-        <w:ind w:left="230"/>
-        <w:shd w:val="clear" w:fill="F4F4F2"/>
-      </w:pPr>
-      <w:r>
-        <w:rPr>
-          <w:rFonts w:ascii="Consolas" w:hAnsi="Consolas" w:cs="Consolas"/>
-          <w:b w:val="0"/>
-          <w:i w:val="0"/>
-          <w:color w:val="222222"/>
-          <w:sz w:val="19"/>
+          <w:color w:val="000000"/>
+          <w:sz w:val="21"/>
         </w:rPr>
         <w:t>machine -&gt; person  :  a worn machine      -&gt;  more mental load</w:t>
       </w:r>
     </w:p>
     <w:p>
       <w:pPr>
-        <w:spacing w:before="0" w:after="0"/>
-        <w:ind w:left="230"/>
-        <w:shd w:val="clear" w:fill="F4F4F2"/>
+        <w:spacing w:after="0" w:before="0"/>
+        <w:ind w:left="504"/>
       </w:pPr>
       <w:r>
         <w:rPr>
-          <w:rFonts w:ascii="Consolas" w:hAnsi="Consolas" w:cs="Consolas"/>
+          <w:rFonts w:ascii="Calibri" w:hAnsi="Calibri" w:cs="Calibri"/>
           <w:b w:val="0"/>
           <w:i w:val="0"/>
-          <w:color w:val="222222"/>
-          <w:sz w:val="19"/>
+          <w:color w:val="000000"/>
+          <w:sz w:val="21"/>
         </w:rPr>
         <w:t xml:space="preserve">                      a heavy job         -&gt;  tires faster</w:t>
       </w:r>
     </w:p>
     <w:p>
       <w:pPr>
-        <w:spacing w:before="0" w:after="120"/>
-        <w:ind w:left="230"/>
-        <w:shd w:val="clear" w:fill="F4F4F2"/>
+        <w:spacing w:after="160" w:before="0"/>
+        <w:ind w:left="504"/>
       </w:pPr>
       <w:r>
         <w:rPr>
-          <w:rFonts w:ascii="Consolas" w:hAnsi="Consolas" w:cs="Consolas"/>
+          <w:rFonts w:ascii="Calibri" w:hAnsi="Calibri" w:cs="Calibri"/>
           <w:b w:val="0"/>
           <w:i w:val="0"/>
-          <w:color w:val="222222"/>
-          <w:sz w:val="19"/>
+          <w:color w:val="000000"/>
+          <w:sz w:val="21"/>
         </w:rPr>
         <w:t xml:space="preserve">                      a fast machine      -&gt;  worse posture</w:t>
       </w:r>
     </w:p>
     <w:p>
       <w:pPr>
-        <w:spacing w:after="120" w:before="0"/>
+        <w:spacing w:after="160" w:before="0"/>
       </w:pPr>
       <w:r>
         <w:rPr>
-          <w:rFonts w:ascii="Segoe UI" w:hAnsi="Segoe UI" w:cs="Segoe UI"/>
+          <w:rFonts w:ascii="Calibri" w:hAnsi="Calibri" w:cs="Calibri"/>
           <w:b w:val="0"/>
           <w:i w:val="0"/>
-          <w:color w:val="1A1A1A"/>
+          <w:color w:val="000000"/>
           <w:sz w:val="22"/>
         </w:rPr>
         <w:t>Example: a tired worker makes mistakes, so the product comes out faulty. That looks like a machine problem. It is really a people problem. This system can see that.</w:t>
@@ -2396,29 +1893,29 @@
     </w:p>
     <w:p>
       <w:pPr>
-        <w:spacing w:after="80" w:before="0"/>
+        <w:spacing w:before="200" w:after="80"/>
       </w:pPr>
       <w:r>
         <w:rPr>
-          <w:rFonts w:ascii="Segoe UI" w:hAnsi="Segoe UI" w:cs="Segoe UI"/>
+          <w:rFonts w:ascii="Calibri" w:hAnsi="Calibri" w:cs="Calibri"/>
           <w:b/>
           <w:i w:val="0"/>
-          <w:color w:val="1A1A1A"/>
-          <w:sz w:val="24"/>
+          <w:color w:val="000000"/>
+          <w:sz w:val="23"/>
         </w:rPr>
         <w:t>Piece 4 — how the decision is made        &lt;-- the central idea</w:t>
       </w:r>
     </w:p>
     <w:p>
       <w:pPr>
-        <w:spacing w:after="120" w:before="0"/>
+        <w:spacing w:after="160" w:before="0"/>
       </w:pPr>
       <w:r>
         <w:rPr>
-          <w:rFonts w:ascii="Segoe UI" w:hAnsi="Segoe UI" w:cs="Segoe UI"/>
+          <w:rFonts w:ascii="Calibri" w:hAnsi="Calibri" w:cs="Calibri"/>
           <w:b/>
           <w:i w:val="0"/>
-          <w:color w:val="1A1A1A"/>
+          <w:color w:val="000000"/>
           <w:sz w:val="22"/>
         </w:rPr>
         <w:t>There are two ways to do it.</w:t>
@@ -2430,10 +1927,10 @@
       </w:pPr>
       <w:r>
         <w:rPr>
-          <w:rFonts w:ascii="Segoe UI" w:hAnsi="Segoe UI" w:cs="Segoe UI"/>
+          <w:rFonts w:ascii="Calibri" w:hAnsi="Calibri" w:cs="Calibri"/>
           <w:b w:val="0"/>
           <w:i w:val="0"/>
-          <w:color w:val="1A1A1A"/>
+          <w:color w:val="000000"/>
           <w:sz w:val="22"/>
         </w:rPr>
         <w:t>Way 1 — a “fine” (a penalty). This is what others do:</w:t>
@@ -2441,84 +1938,79 @@
     </w:p>
     <w:p>
       <w:pPr>
-        <w:spacing w:before="120" w:after="0"/>
-        <w:ind w:left="230"/>
-        <w:shd w:val="clear" w:fill="F4F4F2"/>
+        <w:spacing w:after="0" w:before="0"/>
+        <w:ind w:left="504"/>
       </w:pPr>
       <w:r>
         <w:rPr>
-          <w:rFonts w:ascii="Consolas" w:hAnsi="Consolas" w:cs="Consolas"/>
+          <w:rFonts w:ascii="Calibri" w:hAnsi="Calibri" w:cs="Calibri"/>
           <w:b w:val="0"/>
           <w:i w:val="0"/>
-          <w:color w:val="222222"/>
-          <w:sz w:val="19"/>
+          <w:color w:val="000000"/>
+          <w:sz w:val="21"/>
         </w:rPr>
         <w:t>high output          -&gt;  +100 points</w:t>
       </w:r>
     </w:p>
     <w:p>
       <w:pPr>
-        <w:spacing w:before="0" w:after="0"/>
-        <w:ind w:left="230"/>
-        <w:shd w:val="clear" w:fill="F4F4F2"/>
+        <w:spacing w:after="0" w:before="0"/>
+        <w:ind w:left="504"/>
       </w:pPr>
       <w:r>
         <w:rPr>
-          <w:rFonts w:ascii="Consolas" w:hAnsi="Consolas" w:cs="Consolas"/>
+          <w:rFonts w:ascii="Calibri" w:hAnsi="Calibri" w:cs="Calibri"/>
           <w:b w:val="0"/>
           <w:i w:val="0"/>
-          <w:color w:val="222222"/>
-          <w:sz w:val="19"/>
+          <w:color w:val="000000"/>
+          <w:sz w:val="21"/>
         </w:rPr>
         <w:t>the worker gets tired -&gt;   -30 points   (the fine)</w:t>
       </w:r>
     </w:p>
     <w:p>
       <w:pPr>
-        <w:spacing w:before="0" w:after="0"/>
-        <w:ind w:left="230"/>
-        <w:shd w:val="clear" w:fill="F4F4F2"/>
+        <w:spacing w:after="0" w:before="0"/>
+        <w:ind w:left="504"/>
       </w:pPr>
       <w:r>
         <w:rPr>
-          <w:rFonts w:ascii="Consolas" w:hAnsi="Consolas" w:cs="Consolas"/>
+          <w:rFonts w:ascii="Calibri" w:hAnsi="Calibri" w:cs="Calibri"/>
           <w:b w:val="0"/>
           <w:i w:val="0"/>
-          <w:color w:val="222222"/>
-          <w:sz w:val="19"/>
+          <w:color w:val="000000"/>
+          <w:sz w:val="21"/>
         </w:rPr>
         <w:t xml:space="preserve">                         ---------</w:t>
       </w:r>
     </w:p>
     <w:p>
       <w:pPr>
-        <w:spacing w:before="0" w:after="120"/>
-        <w:ind w:left="230"/>
-        <w:shd w:val="clear" w:fill="F4F4F2"/>
+        <w:spacing w:after="160" w:before="0"/>
+        <w:ind w:left="504"/>
       </w:pPr>
       <w:r>
         <w:rPr>
-          <w:rFonts w:ascii="Consolas" w:hAnsi="Consolas" w:cs="Consolas"/>
+          <w:rFonts w:ascii="Calibri" w:hAnsi="Calibri" w:cs="Calibri"/>
           <w:b w:val="0"/>
           <w:i w:val="0"/>
-          <w:color w:val="222222"/>
-          <w:sz w:val="19"/>
+          <w:color w:val="000000"/>
+          <w:sz w:val="21"/>
         </w:rPr>
         <w:t>total                 =   +70   -&gt;  “good enough, do it”</w:t>
       </w:r>
     </w:p>
     <w:p>
       <w:pPr>
-        <w:spacing w:before="160" w:after="160"/>
-        <w:ind w:left="173" w:right="173"/>
-        <w:shd w:val="clear" w:fill="FDEEEA"/>
+        <w:spacing w:after="160" w:before="0"/>
+        <w:ind w:left="432"/>
       </w:pPr>
       <w:r>
         <w:rPr>
-          <w:rFonts w:ascii="Segoe UI" w:hAnsi="Segoe UI" w:cs="Segoe UI"/>
+          <w:rFonts w:ascii="Calibri" w:hAnsi="Calibri" w:cs="Calibri"/>
           <w:b/>
           <w:i w:val="0"/>
-          <w:color w:val="B03A2B"/>
+          <w:color w:val="000000"/>
           <w:sz w:val="22"/>
         </w:rPr>
         <w:t>The problem: if the profit is large enough, the fine on tiredness can always be paid. The person becomes something you can trade away.</w:t>
@@ -2530,10 +2022,10 @@
       </w:pPr>
       <w:r>
         <w:rPr>
-          <w:rFonts w:ascii="Segoe UI" w:hAnsi="Segoe UI" w:cs="Segoe UI"/>
+          <w:rFonts w:ascii="Calibri" w:hAnsi="Calibri" w:cs="Calibri"/>
           <w:b w:val="0"/>
           <w:i w:val="0"/>
-          <w:color w:val="1A1A1A"/>
+          <w:color w:val="000000"/>
           <w:sz w:val="22"/>
         </w:rPr>
         <w:t>Way 2 — a “filter” (a hard constraint). This is what was built:</w:t>
@@ -2541,50 +2033,47 @@
     </w:p>
     <w:p>
       <w:pPr>
-        <w:spacing w:before="120" w:after="0"/>
-        <w:ind w:left="230"/>
-        <w:shd w:val="clear" w:fill="F4F4F2"/>
+        <w:spacing w:after="0" w:before="0"/>
+        <w:ind w:left="504"/>
       </w:pPr>
       <w:r>
         <w:rPr>
-          <w:rFonts w:ascii="Consolas" w:hAnsi="Consolas" w:cs="Consolas"/>
+          <w:rFonts w:ascii="Calibri" w:hAnsi="Calibri" w:cs="Calibri"/>
           <w:b w:val="0"/>
           <w:i w:val="0"/>
-          <w:color w:val="222222"/>
-          <w:sz w:val="19"/>
+          <w:color w:val="000000"/>
+          <w:sz w:val="21"/>
         </w:rPr>
         <w:t>step 1 :  remove every option that would harm the person   &lt;- first</w:t>
       </w:r>
     </w:p>
     <w:p>
       <w:pPr>
-        <w:spacing w:before="0" w:after="120"/>
-        <w:ind w:left="230"/>
-        <w:shd w:val="clear" w:fill="F4F4F2"/>
+        <w:spacing w:after="160" w:before="0"/>
+        <w:ind w:left="504"/>
       </w:pPr>
       <w:r>
         <w:rPr>
-          <w:rFonts w:ascii="Consolas" w:hAnsi="Consolas" w:cs="Consolas"/>
+          <w:rFonts w:ascii="Calibri" w:hAnsi="Calibri" w:cs="Calibri"/>
           <w:b w:val="0"/>
           <w:i w:val="0"/>
-          <w:color w:val="222222"/>
-          <w:sz w:val="19"/>
+          <w:color w:val="000000"/>
+          <w:sz w:val="21"/>
         </w:rPr>
         <w:t>step 2 :  pick the best of whatever is left</w:t>
       </w:r>
     </w:p>
     <w:p>
       <w:pPr>
-        <w:spacing w:before="160" w:after="40"/>
-        <w:ind w:left="173" w:right="173"/>
-        <w:shd w:val="clear" w:fill="E9F5EC"/>
+        <w:spacing w:after="60" w:before="0"/>
+        <w:ind w:left="432"/>
       </w:pPr>
       <w:r>
         <w:rPr>
-          <w:rFonts w:ascii="Segoe UI" w:hAnsi="Segoe UI" w:cs="Segoe UI"/>
+          <w:rFonts w:ascii="Calibri" w:hAnsi="Calibri" w:cs="Calibri"/>
           <w:b/>
           <w:i w:val="0"/>
-          <w:color w:val="1E7A3C"/>
+          <w:color w:val="000000"/>
           <w:sz w:val="22"/>
         </w:rPr>
         <w:t>The difference</w:t>
@@ -2592,16 +2081,15 @@
     </w:p>
     <w:p>
       <w:pPr>
-        <w:spacing w:before="0" w:after="40"/>
-        <w:ind w:left="173" w:right="173"/>
-        <w:shd w:val="clear" w:fill="E9F5EC"/>
+        <w:spacing w:after="60" w:before="0"/>
+        <w:ind w:left="432"/>
       </w:pPr>
       <w:r>
         <w:rPr>
-          <w:rFonts w:ascii="Segoe UI" w:hAnsi="Segoe UI" w:cs="Segoe UI"/>
+          <w:rFonts w:ascii="Calibri" w:hAnsi="Calibri" w:cs="Calibri"/>
           <w:b w:val="0"/>
           <w:i w:val="0"/>
-          <w:color w:val="1E7A3C"/>
+          <w:color w:val="000000"/>
           <w:sz w:val="22"/>
         </w:rPr>
         <w:t>An option removed by the filter cannot be bought back at any price, no matter how large the profit.</w:t>
@@ -2609,16 +2097,15 @@
     </w:p>
     <w:p>
       <w:pPr>
-        <w:spacing w:before="0" w:after="160"/>
-        <w:ind w:left="173" w:right="173"/>
-        <w:shd w:val="clear" w:fill="E9F5EC"/>
+        <w:spacing w:after="160" w:before="0"/>
+        <w:ind w:left="432"/>
       </w:pPr>
       <w:r>
         <w:rPr>
-          <w:rFonts w:ascii="Segoe UI" w:hAnsi="Segoe UI" w:cs="Segoe UI"/>
+          <w:rFonts w:ascii="Calibri" w:hAnsi="Calibri" w:cs="Calibri"/>
           <w:b w:val="0"/>
           <w:i w:val="0"/>
-          <w:color w:val="1E7A3C"/>
+          <w:color w:val="000000"/>
           <w:sz w:val="22"/>
         </w:rPr>
         <w:t>Drink-driving does not carry a fine you can pay to proceed — it is forbidden. Tiredness is treated the same way here.</w:t>
@@ -2627,50 +2114,39 @@
     <w:tbl>
       <w:tblPr>
         <w:tblW w:type="auto" w:w="0"/>
-        <w:jc w:val="center"/>
         <w:tblLook w:firstColumn="1" w:firstRow="1" w:lastColumn="0" w:lastRow="0" w:noHBand="0" w:noVBand="1" w:val="04A0"/>
         <w:tblBorders>
-          <w:top w:val="single" w:sz="4" w:color="C9D6E4"/>
-          <w:left w:val="single" w:sz="4" w:color="C9D6E4"/>
-          <w:bottom w:val="single" w:sz="4" w:color="C9D6E4"/>
-          <w:right w:val="single" w:sz="4" w:color="C9D6E4"/>
-          <w:insideH w:val="single" w:sz="4" w:color="C9D6E4"/>
-          <w:insideV w:val="single" w:sz="4" w:color="C9D6E4"/>
+          <w:top w:val="single" w:sz="4" w:color="808080"/>
+          <w:bottom w:val="single" w:sz="4" w:color="808080"/>
+          <w:insideH w:val="single" w:sz="4" w:color="808080"/>
+          <w:left w:val="none"/>
+          <w:right w:val="none"/>
+          <w:insideV w:val="none"/>
         </w:tblBorders>
       </w:tblPr>
       <w:tblGrid>
-        <w:gridCol w:w="2412"/>
-        <w:gridCol w:w="2412"/>
-        <w:gridCol w:w="2412"/>
-        <w:gridCol w:w="2412"/>
+        <w:gridCol w:w="2340"/>
+        <w:gridCol w:w="2340"/>
+        <w:gridCol w:w="2340"/>
+        <w:gridCol w:w="2340"/>
       </w:tblGrid>
       <w:tr>
         <w:tc>
           <w:tcPr>
             <w:tcW w:type="dxa" w:w="720"/>
-            <w:shd w:val="clear" w:fill="1F4E79"/>
           </w:tcPr>
           <w:p>
             <w:pPr>
-              <w:spacing w:after="40" w:before="40"/>
-              <w:shd w:val="clear" w:fill="1F4E79"/>
+              <w:spacing w:before="60" w:after="60"/>
             </w:pPr>
+            <w:r/>
             <w:r>
               <w:rPr>
-                <w:rFonts w:ascii="Segoe UI" w:hAnsi="Segoe UI" w:cs="Segoe UI"/>
-                <w:b w:val="0"/>
-                <w:i w:val="0"/>
-                <w:color w:val="1A1A1A"/>
-                <w:sz w:val="20"/>
-              </w:rPr>
-            </w:r>
-            <w:r>
-              <w:rPr>
-                <w:rFonts w:ascii="Segoe UI" w:hAnsi="Segoe UI" w:cs="Segoe UI"/>
+                <w:rFonts w:ascii="Calibri" w:hAnsi="Calibri" w:cs="Calibri"/>
                 <w:b/>
                 <w:i w:val="0"/>
-                <w:color w:val="FFFFFF"/>
-                <w:sz w:val="20"/>
+                <w:color w:val="000000"/>
+                <w:sz w:val="21"/>
               </w:rPr>
             </w:r>
           </w:p>
@@ -2678,29 +2154,19 @@
         <w:tc>
           <w:tcPr>
             <w:tcW w:type="dxa" w:w="2016"/>
-            <w:shd w:val="clear" w:fill="1F4E79"/>
           </w:tcPr>
           <w:p>
             <w:pPr>
-              <w:spacing w:after="40" w:before="40"/>
-              <w:shd w:val="clear" w:fill="1F4E79"/>
+              <w:spacing w:before="60" w:after="60"/>
             </w:pPr>
+            <w:r/>
             <w:r>
               <w:rPr>
-                <w:rFonts w:ascii="Segoe UI" w:hAnsi="Segoe UI" w:cs="Segoe UI"/>
-                <w:b w:val="0"/>
-                <w:i w:val="0"/>
-                <w:color w:val="1A1A1A"/>
-                <w:sz w:val="20"/>
-              </w:rPr>
-            </w:r>
-            <w:r>
-              <w:rPr>
-                <w:rFonts w:ascii="Segoe UI" w:hAnsi="Segoe UI" w:cs="Segoe UI"/>
+                <w:rFonts w:ascii="Calibri" w:hAnsi="Calibri" w:cs="Calibri"/>
                 <w:b/>
                 <w:i w:val="0"/>
-                <w:color w:val="FFFFFF"/>
-                <w:sz w:val="20"/>
+                <w:color w:val="000000"/>
+                <w:sz w:val="21"/>
               </w:rPr>
               <w:t>The rule</w:t>
             </w:r>
@@ -2709,29 +2175,19 @@
         <w:tc>
           <w:tcPr>
             <w:tcW w:type="dxa" w:w="3600"/>
-            <w:shd w:val="clear" w:fill="1F4E79"/>
           </w:tcPr>
           <w:p>
             <w:pPr>
-              <w:spacing w:after="40" w:before="40"/>
-              <w:shd w:val="clear" w:fill="1F4E79"/>
+              <w:spacing w:before="60" w:after="60"/>
             </w:pPr>
+            <w:r/>
             <w:r>
               <w:rPr>
-                <w:rFonts w:ascii="Segoe UI" w:hAnsi="Segoe UI" w:cs="Segoe UI"/>
-                <w:b w:val="0"/>
-                <w:i w:val="0"/>
-                <w:color w:val="1A1A1A"/>
-                <w:sz w:val="20"/>
-              </w:rPr>
-            </w:r>
-            <w:r>
-              <w:rPr>
-                <w:rFonts w:ascii="Segoe UI" w:hAnsi="Segoe UI" w:cs="Segoe UI"/>
+                <w:rFonts w:ascii="Calibri" w:hAnsi="Calibri" w:cs="Calibri"/>
                 <w:b/>
                 <w:i w:val="0"/>
-                <w:color w:val="FFFFFF"/>
-                <w:sz w:val="20"/>
+                <w:color w:val="000000"/>
+                <w:sz w:val="21"/>
               </w:rPr>
               <w:t>In plain words</w:t>
             </w:r>
@@ -2740,29 +2196,19 @@
         <w:tc>
           <w:tcPr>
             <w:tcW w:type="dxa" w:w="2592"/>
-            <w:shd w:val="clear" w:fill="1F4E79"/>
           </w:tcPr>
           <w:p>
             <w:pPr>
-              <w:spacing w:after="40" w:before="40"/>
-              <w:shd w:val="clear" w:fill="1F4E79"/>
+              <w:spacing w:before="60" w:after="60"/>
             </w:pPr>
+            <w:r/>
             <w:r>
               <w:rPr>
-                <w:rFonts w:ascii="Segoe UI" w:hAnsi="Segoe UI" w:cs="Segoe UI"/>
-                <w:b w:val="0"/>
-                <w:i w:val="0"/>
-                <w:color w:val="1A1A1A"/>
-                <w:sz w:val="20"/>
-              </w:rPr>
-            </w:r>
-            <w:r>
-              <w:rPr>
-                <w:rFonts w:ascii="Segoe UI" w:hAnsi="Segoe UI" w:cs="Segoe UI"/>
+                <w:rFonts w:ascii="Calibri" w:hAnsi="Calibri" w:cs="Calibri"/>
                 <w:b/>
                 <w:i w:val="0"/>
-                <w:color w:val="FFFFFF"/>
-                <w:sz w:val="20"/>
+                <w:color w:val="000000"/>
+                <w:sz w:val="21"/>
               </w:rPr>
               <w:t>Where the number comes from</w:t>
             </w:r>
@@ -2776,24 +2222,16 @@
           </w:tcPr>
           <w:p>
             <w:pPr>
-              <w:spacing w:after="40" w:before="40"/>
+              <w:spacing w:before="40" w:after="40"/>
             </w:pPr>
+            <w:r/>
             <w:r>
               <w:rPr>
-                <w:rFonts w:ascii="Segoe UI" w:hAnsi="Segoe UI" w:cs="Segoe UI"/>
+                <w:rFonts w:ascii="Calibri" w:hAnsi="Calibri" w:cs="Calibri"/>
                 <w:b w:val="0"/>
                 <w:i w:val="0"/>
-                <w:color w:val="1A1A1A"/>
-                <w:sz w:val="20"/>
-              </w:rPr>
-            </w:r>
-            <w:r>
-              <w:rPr>
-                <w:rFonts w:ascii="Segoe UI" w:hAnsi="Segoe UI" w:cs="Segoe UI"/>
-                <w:b w:val="0"/>
-                <w:i w:val="0"/>
-                <w:color w:val="1A1A1A"/>
-                <w:sz w:val="20"/>
+                <w:color w:val="000000"/>
+                <w:sz w:val="21"/>
               </w:rPr>
               <w:t>HC1</w:t>
             </w:r>
@@ -2805,24 +2243,16 @@
           </w:tcPr>
           <w:p>
             <w:pPr>
-              <w:spacing w:after="40" w:before="40"/>
+              <w:spacing w:before="40" w:after="40"/>
             </w:pPr>
+            <w:r/>
             <w:r>
               <w:rPr>
-                <w:rFonts w:ascii="Segoe UI" w:hAnsi="Segoe UI" w:cs="Segoe UI"/>
+                <w:rFonts w:ascii="Calibri" w:hAnsi="Calibri" w:cs="Calibri"/>
                 <w:b w:val="0"/>
                 <w:i w:val="0"/>
-                <w:color w:val="1A1A1A"/>
-                <w:sz w:val="20"/>
-              </w:rPr>
-            </w:r>
-            <w:r>
-              <w:rPr>
-                <w:rFonts w:ascii="Segoe UI" w:hAnsi="Segoe UI" w:cs="Segoe UI"/>
-                <w:b w:val="0"/>
-                <w:i w:val="0"/>
-                <w:color w:val="1A1A1A"/>
-                <w:sz w:val="20"/>
+                <w:color w:val="000000"/>
+                <w:sz w:val="21"/>
               </w:rPr>
               <w:t>tiredness &lt; 80%</w:t>
             </w:r>
@@ -2834,24 +2264,16 @@
           </w:tcPr>
           <w:p>
             <w:pPr>
-              <w:spacing w:after="40" w:before="40"/>
+              <w:spacing w:before="40" w:after="40"/>
             </w:pPr>
+            <w:r/>
             <w:r>
               <w:rPr>
-                <w:rFonts w:ascii="Segoe UI" w:hAnsi="Segoe UI" w:cs="Segoe UI"/>
+                <w:rFonts w:ascii="Calibri" w:hAnsi="Calibri" w:cs="Calibri"/>
                 <w:b w:val="0"/>
                 <w:i w:val="0"/>
-                <w:color w:val="1A1A1A"/>
-                <w:sz w:val="20"/>
-              </w:rPr>
-            </w:r>
-            <w:r>
-              <w:rPr>
-                <w:rFonts w:ascii="Segoe UI" w:hAnsi="Segoe UI" w:cs="Segoe UI"/>
-                <w:b w:val="0"/>
-                <w:i w:val="0"/>
-                <w:color w:val="1A1A1A"/>
-                <w:sz w:val="20"/>
+                <w:color w:val="000000"/>
+                <w:sz w:val="21"/>
               </w:rPr>
               <w:t>cannot go past 80% of your own limit</w:t>
             </w:r>
@@ -2863,24 +2285,16 @@
           </w:tcPr>
           <w:p>
             <w:pPr>
-              <w:spacing w:after="40" w:before="40"/>
+              <w:spacing w:before="40" w:after="40"/>
             </w:pPr>
+            <w:r/>
             <w:r>
               <w:rPr>
-                <w:rFonts w:ascii="Segoe UI" w:hAnsi="Segoe UI" w:cs="Segoe UI"/>
+                <w:rFonts w:ascii="Calibri" w:hAnsi="Calibri" w:cs="Calibri"/>
                 <w:b w:val="0"/>
                 <w:i w:val="0"/>
-                <w:color w:val="1A1A1A"/>
-                <w:sz w:val="20"/>
-              </w:rPr>
-            </w:r>
-            <w:r>
-              <w:rPr>
-                <w:rFonts w:ascii="Segoe UI" w:hAnsi="Segoe UI" w:cs="Segoe UI"/>
-                <w:b w:val="0"/>
-                <w:i w:val="0"/>
-                <w:color w:val="1A1A1A"/>
-                <w:sz w:val="20"/>
+                <w:color w:val="000000"/>
+                <w:sz w:val="21"/>
               </w:rPr>
               <w:t>ours *</w:t>
             </w:r>
@@ -2894,24 +2308,16 @@
           </w:tcPr>
           <w:p>
             <w:pPr>
-              <w:spacing w:after="40" w:before="40"/>
+              <w:spacing w:before="40" w:after="40"/>
             </w:pPr>
+            <w:r/>
             <w:r>
               <w:rPr>
-                <w:rFonts w:ascii="Segoe UI" w:hAnsi="Segoe UI" w:cs="Segoe UI"/>
+                <w:rFonts w:ascii="Calibri" w:hAnsi="Calibri" w:cs="Calibri"/>
                 <w:b w:val="0"/>
                 <w:i w:val="0"/>
-                <w:color w:val="1A1A1A"/>
-                <w:sz w:val="20"/>
-              </w:rPr>
-            </w:r>
-            <w:r>
-              <w:rPr>
-                <w:rFonts w:ascii="Segoe UI" w:hAnsi="Segoe UI" w:cs="Segoe UI"/>
-                <w:b w:val="0"/>
-                <w:i w:val="0"/>
-                <w:color w:val="1A1A1A"/>
-                <w:sz w:val="20"/>
+                <w:color w:val="000000"/>
+                <w:sz w:val="21"/>
               </w:rPr>
               <w:t>HC2</w:t>
             </w:r>
@@ -2923,24 +2329,16 @@
           </w:tcPr>
           <w:p>
             <w:pPr>
-              <w:spacing w:after="40" w:before="40"/>
+              <w:spacing w:before="40" w:after="40"/>
             </w:pPr>
+            <w:r/>
             <w:r>
               <w:rPr>
-                <w:rFonts w:ascii="Segoe UI" w:hAnsi="Segoe UI" w:cs="Segoe UI"/>
+                <w:rFonts w:ascii="Calibri" w:hAnsi="Calibri" w:cs="Calibri"/>
                 <w:b w:val="0"/>
                 <w:i w:val="0"/>
-                <w:color w:val="1A1A1A"/>
-                <w:sz w:val="20"/>
-              </w:rPr>
-            </w:r>
-            <w:r>
-              <w:rPr>
-                <w:rFonts w:ascii="Segoe UI" w:hAnsi="Segoe UI" w:cs="Segoe UI"/>
-                <w:b w:val="0"/>
-                <w:i w:val="0"/>
-                <w:color w:val="1A1A1A"/>
-                <w:sz w:val="20"/>
+                <w:color w:val="000000"/>
+                <w:sz w:val="21"/>
               </w:rPr>
               <w:t>skill &gt;= 0.40</w:t>
             </w:r>
@@ -2952,24 +2350,16 @@
           </w:tcPr>
           <w:p>
             <w:pPr>
-              <w:spacing w:after="40" w:before="40"/>
+              <w:spacing w:before="40" w:after="40"/>
             </w:pPr>
+            <w:r/>
             <w:r>
               <w:rPr>
-                <w:rFonts w:ascii="Segoe UI" w:hAnsi="Segoe UI" w:cs="Segoe UI"/>
+                <w:rFonts w:ascii="Calibri" w:hAnsi="Calibri" w:cs="Calibri"/>
                 <w:b w:val="0"/>
                 <w:i w:val="0"/>
-                <w:color w:val="1A1A1A"/>
-                <w:sz w:val="20"/>
-              </w:rPr>
-            </w:r>
-            <w:r>
-              <w:rPr>
-                <w:rFonts w:ascii="Segoe UI" w:hAnsi="Segoe UI" w:cs="Segoe UI"/>
-                <w:b w:val="0"/>
-                <w:i w:val="0"/>
-                <w:color w:val="1A1A1A"/>
-                <w:sz w:val="20"/>
+                <w:color w:val="000000"/>
+                <w:sz w:val="21"/>
               </w:rPr>
               <w:t>cannot give someone a job they cannot do</w:t>
             </w:r>
@@ -2981,24 +2371,16 @@
           </w:tcPr>
           <w:p>
             <w:pPr>
-              <w:spacing w:after="40" w:before="40"/>
+              <w:spacing w:before="40" w:after="40"/>
             </w:pPr>
+            <w:r/>
             <w:r>
               <w:rPr>
-                <w:rFonts w:ascii="Segoe UI" w:hAnsi="Segoe UI" w:cs="Segoe UI"/>
+                <w:rFonts w:ascii="Calibri" w:hAnsi="Calibri" w:cs="Calibri"/>
                 <w:b w:val="0"/>
                 <w:i w:val="0"/>
-                <w:color w:val="1A1A1A"/>
-                <w:sz w:val="20"/>
-              </w:rPr>
-            </w:r>
-            <w:r>
-              <w:rPr>
-                <w:rFonts w:ascii="Segoe UI" w:hAnsi="Segoe UI" w:cs="Segoe UI"/>
-                <w:b w:val="0"/>
-                <w:i w:val="0"/>
-                <w:color w:val="1A1A1A"/>
-                <w:sz w:val="20"/>
+                <w:color w:val="000000"/>
+                <w:sz w:val="21"/>
               </w:rPr>
               <w:t>ours</w:t>
             </w:r>
@@ -3012,24 +2394,16 @@
           </w:tcPr>
           <w:p>
             <w:pPr>
-              <w:spacing w:after="40" w:before="40"/>
+              <w:spacing w:before="40" w:after="40"/>
             </w:pPr>
+            <w:r/>
             <w:r>
               <w:rPr>
-                <w:rFonts w:ascii="Segoe UI" w:hAnsi="Segoe UI" w:cs="Segoe UI"/>
+                <w:rFonts w:ascii="Calibri" w:hAnsi="Calibri" w:cs="Calibri"/>
                 <w:b w:val="0"/>
                 <w:i w:val="0"/>
-                <w:color w:val="1A1A1A"/>
-                <w:sz w:val="20"/>
-              </w:rPr>
-            </w:r>
-            <w:r>
-              <w:rPr>
-                <w:rFonts w:ascii="Segoe UI" w:hAnsi="Segoe UI" w:cs="Segoe UI"/>
-                <w:b w:val="0"/>
-                <w:i w:val="0"/>
-                <w:color w:val="1A1A1A"/>
-                <w:sz w:val="20"/>
+                <w:color w:val="000000"/>
+                <w:sz w:val="21"/>
               </w:rPr>
               <w:t>HC3</w:t>
             </w:r>
@@ -3041,24 +2415,16 @@
           </w:tcPr>
           <w:p>
             <w:pPr>
-              <w:spacing w:after="40" w:before="40"/>
+              <w:spacing w:before="40" w:after="40"/>
             </w:pPr>
+            <w:r/>
             <w:r>
               <w:rPr>
-                <w:rFonts w:ascii="Segoe UI" w:hAnsi="Segoe UI" w:cs="Segoe UI"/>
+                <w:rFonts w:ascii="Calibri" w:hAnsi="Calibri" w:cs="Calibri"/>
                 <w:b w:val="0"/>
                 <w:i w:val="0"/>
-                <w:color w:val="1A1A1A"/>
-                <w:sz w:val="20"/>
-              </w:rPr>
-            </w:r>
-            <w:r>
-              <w:rPr>
-                <w:rFonts w:ascii="Segoe UI" w:hAnsi="Segoe UI" w:cs="Segoe UI"/>
-                <w:b w:val="0"/>
-                <w:i w:val="0"/>
-                <w:color w:val="1A1A1A"/>
-                <w:sz w:val="20"/>
+                <w:color w:val="000000"/>
+                <w:sz w:val="21"/>
               </w:rPr>
               <w:t>posture risk &lt;= 5</w:t>
             </w:r>
@@ -3070,24 +2436,16 @@
           </w:tcPr>
           <w:p>
             <w:pPr>
-              <w:spacing w:after="40" w:before="40"/>
+              <w:spacing w:before="40" w:after="40"/>
             </w:pPr>
+            <w:r/>
             <w:r>
               <w:rPr>
-                <w:rFonts w:ascii="Segoe UI" w:hAnsi="Segoe UI" w:cs="Segoe UI"/>
+                <w:rFonts w:ascii="Calibri" w:hAnsi="Calibri" w:cs="Calibri"/>
                 <w:b w:val="0"/>
                 <w:i w:val="0"/>
-                <w:color w:val="1A1A1A"/>
-                <w:sz w:val="20"/>
-              </w:rPr>
-            </w:r>
-            <w:r>
-              <w:rPr>
-                <w:rFonts w:ascii="Segoe UI" w:hAnsi="Segoe UI" w:cs="Segoe UI"/>
-                <w:b w:val="0"/>
-                <w:i w:val="0"/>
-                <w:color w:val="1A1A1A"/>
-                <w:sz w:val="20"/>
+                <w:color w:val="000000"/>
+                <w:sz w:val="21"/>
               </w:rPr>
               <w:t>cannot use a dangerous posture</w:t>
             </w:r>
@@ -3099,24 +2457,16 @@
           </w:tcPr>
           <w:p>
             <w:pPr>
-              <w:spacing w:after="40" w:before="40"/>
+              <w:spacing w:before="40" w:after="40"/>
             </w:pPr>
+            <w:r/>
             <w:r>
               <w:rPr>
-                <w:rFonts w:ascii="Segoe UI" w:hAnsi="Segoe UI" w:cs="Segoe UI"/>
+                <w:rFonts w:ascii="Calibri" w:hAnsi="Calibri" w:cs="Calibri"/>
                 <w:b w:val="0"/>
                 <w:i w:val="0"/>
-                <w:color w:val="1A1A1A"/>
-                <w:sz w:val="20"/>
-              </w:rPr>
-            </w:r>
-            <w:r>
-              <w:rPr>
-                <w:rFonts w:ascii="Segoe UI" w:hAnsi="Segoe UI" w:cs="Segoe UI"/>
-                <w:b w:val="0"/>
-                <w:i w:val="0"/>
-                <w:color w:val="1A1A1A"/>
-                <w:sz w:val="20"/>
+                <w:color w:val="000000"/>
+                <w:sz w:val="21"/>
               </w:rPr>
               <w:t>from the literature (RULA)</w:t>
             </w:r>
@@ -3130,24 +2480,16 @@
           </w:tcPr>
           <w:p>
             <w:pPr>
-              <w:spacing w:after="40" w:before="40"/>
+              <w:spacing w:before="40" w:after="40"/>
             </w:pPr>
+            <w:r/>
             <w:r>
               <w:rPr>
-                <w:rFonts w:ascii="Segoe UI" w:hAnsi="Segoe UI" w:cs="Segoe UI"/>
+                <w:rFonts w:ascii="Calibri" w:hAnsi="Calibri" w:cs="Calibri"/>
                 <w:b w:val="0"/>
                 <w:i w:val="0"/>
-                <w:color w:val="1A1A1A"/>
-                <w:sz w:val="20"/>
-              </w:rPr>
-            </w:r>
-            <w:r>
-              <w:rPr>
-                <w:rFonts w:ascii="Segoe UI" w:hAnsi="Segoe UI" w:cs="Segoe UI"/>
-                <w:b w:val="0"/>
-                <w:i w:val="0"/>
-                <w:color w:val="1A1A1A"/>
-                <w:sz w:val="20"/>
+                <w:color w:val="000000"/>
+                <w:sz w:val="21"/>
               </w:rPr>
               <w:t>HC4</w:t>
             </w:r>
@@ -3159,24 +2501,16 @@
           </w:tcPr>
           <w:p>
             <w:pPr>
-              <w:spacing w:after="40" w:before="40"/>
+              <w:spacing w:before="40" w:after="40"/>
             </w:pPr>
+            <w:r/>
             <w:r>
               <w:rPr>
-                <w:rFonts w:ascii="Segoe UI" w:hAnsi="Segoe UI" w:cs="Segoe UI"/>
+                <w:rFonts w:ascii="Calibri" w:hAnsi="Calibri" w:cs="Calibri"/>
                 <w:b w:val="0"/>
                 <w:i w:val="0"/>
-                <w:color w:val="1A1A1A"/>
-                <w:sz w:val="20"/>
-              </w:rPr>
-            </w:r>
-            <w:r>
-              <w:rPr>
-                <w:rFonts w:ascii="Segoe UI" w:hAnsi="Segoe UI" w:cs="Segoe UI"/>
-                <w:b w:val="0"/>
-                <w:i w:val="0"/>
-                <w:color w:val="1A1A1A"/>
-                <w:sz w:val="20"/>
+                <w:color w:val="000000"/>
+                <w:sz w:val="21"/>
               </w:rPr>
               <w:t>machine health &gt; 0.30</w:t>
             </w:r>
@@ -3188,24 +2522,16 @@
           </w:tcPr>
           <w:p>
             <w:pPr>
-              <w:spacing w:after="40" w:before="40"/>
+              <w:spacing w:before="40" w:after="40"/>
             </w:pPr>
+            <w:r/>
             <w:r>
               <w:rPr>
-                <w:rFonts w:ascii="Segoe UI" w:hAnsi="Segoe UI" w:cs="Segoe UI"/>
+                <w:rFonts w:ascii="Calibri" w:hAnsi="Calibri" w:cs="Calibri"/>
                 <w:b w:val="0"/>
                 <w:i w:val="0"/>
-                <w:color w:val="1A1A1A"/>
-                <w:sz w:val="20"/>
-              </w:rPr>
-            </w:r>
-            <w:r>
-              <w:rPr>
-                <w:rFonts w:ascii="Segoe UI" w:hAnsi="Segoe UI" w:cs="Segoe UI"/>
-                <w:b w:val="0"/>
-                <w:i w:val="0"/>
-                <w:color w:val="1A1A1A"/>
-                <w:sz w:val="20"/>
+                <w:color w:val="000000"/>
+                <w:sz w:val="21"/>
               </w:rPr>
               <w:t>cannot use a machine about to fail</w:t>
             </w:r>
@@ -3217,24 +2543,16 @@
           </w:tcPr>
           <w:p>
             <w:pPr>
-              <w:spacing w:after="40" w:before="40"/>
+              <w:spacing w:before="40" w:after="40"/>
             </w:pPr>
+            <w:r/>
             <w:r>
               <w:rPr>
-                <w:rFonts w:ascii="Segoe UI" w:hAnsi="Segoe UI" w:cs="Segoe UI"/>
+                <w:rFonts w:ascii="Calibri" w:hAnsi="Calibri" w:cs="Calibri"/>
                 <w:b w:val="0"/>
                 <w:i w:val="0"/>
-                <w:color w:val="1A1A1A"/>
-                <w:sz w:val="20"/>
-              </w:rPr>
-            </w:r>
-            <w:r>
-              <w:rPr>
-                <w:rFonts w:ascii="Segoe UI" w:hAnsi="Segoe UI" w:cs="Segoe UI"/>
-                <w:b w:val="0"/>
-                <w:i w:val="0"/>
-                <w:color w:val="1A1A1A"/>
-                <w:sz w:val="20"/>
+                <w:color w:val="000000"/>
+                <w:sz w:val="21"/>
               </w:rPr>
               <w:t>ours</w:t>
             </w:r>
@@ -3244,19 +2562,19 @@
     </w:tbl>
     <w:p>
       <w:pPr>
-        <w:spacing w:after="80"/>
+        <w:spacing w:after="120"/>
       </w:pPr>
     </w:p>
     <w:p>
       <w:pPr>
-        <w:spacing w:after="120" w:before="0"/>
+        <w:spacing w:after="160" w:before="0"/>
       </w:pPr>
       <w:r>
         <w:rPr>
-          <w:rFonts w:ascii="Segoe UI" w:hAnsi="Segoe UI" w:cs="Segoe UI"/>
+          <w:rFonts w:ascii="Calibri" w:hAnsi="Calibri" w:cs="Calibri"/>
           <w:b w:val="0"/>
           <w:i/>
-          <w:color w:val="555555"/>
+          <w:color w:val="000000"/>
           <w:sz w:val="20"/>
         </w:rPr>
         <w:t>* The number 80% is ours. But what it is 80% of comes from the literature — it is 80% of the rate that person can sustain all day. Setting a speed limit at 60 km/h is a choice; the unit “km/h” is not.</w:t>
@@ -3264,14 +2582,14 @@
     </w:p>
     <w:p>
       <w:pPr>
-        <w:spacing w:after="120" w:before="0"/>
+        <w:spacing w:after="160" w:before="0"/>
       </w:pPr>
       <w:r>
         <w:rPr>
-          <w:rFonts w:ascii="Segoe UI" w:hAnsi="Segoe UI" w:cs="Segoe UI"/>
+          <w:rFonts w:ascii="Calibri" w:hAnsi="Calibri" w:cs="Calibri"/>
           <w:b w:val="0"/>
           <w:i/>
-          <w:color w:val="555555"/>
+          <w:color w:val="000000"/>
           <w:sz w:val="20"/>
         </w:rPr>
         <w:t>And they were tested. HC1 was rerun at 0.70, 0.80 and 0.90 — the same conclusion every time. Removing HC4 changed nothing at all. Removing HC1 or HC3 caused real harm to the workers.</w:t>
@@ -3279,47 +2597,29 @@
     </w:p>
     <w:p>
       <w:pPr>
-        <w:spacing w:before="320" w:after="120"/>
+        <w:spacing w:before="360" w:after="120"/>
       </w:pPr>
       <w:r>
         <w:rPr>
-          <w:rFonts w:ascii="Segoe UI" w:hAnsi="Segoe UI" w:cs="Segoe UI"/>
+          <w:rFonts w:ascii="Calibri" w:hAnsi="Calibri" w:cs="Calibri"/>
           <w:b/>
           <w:i w:val="0"/>
-          <w:color w:val="1F4E79"/>
-          <w:sz w:val="32"/>
+          <w:color w:val="000000"/>
+          <w:sz w:val="28"/>
         </w:rPr>
-        <w:t xml:space="preserve">6   </w:t>
-      </w:r>
-      <w:r>
-        <w:rPr>
-          <w:rFonts w:ascii="Segoe UI" w:hAnsi="Segoe UI" w:cs="Segoe UI"/>
-          <w:b/>
-          <w:i w:val="0"/>
-          <w:color w:val="1F4E79"/>
-          <w:sz w:val="30"/>
-        </w:rPr>
-        <w:t>How it was tested</w:t>
+        <w:t>6. How it was tested</w:t>
       </w:r>
     </w:p>
     <w:p>
       <w:pPr>
-        <w:spacing w:after="160"/>
-        <w:pBdr>
-          <w:bottom w:val="single" w:sz="6" w:color="1F4E79"/>
-        </w:pBdr>
-      </w:pPr>
-    </w:p>
-    <w:p>
-      <w:pPr>
-        <w:spacing w:after="120" w:before="0"/>
+        <w:spacing w:after="160" w:before="0"/>
       </w:pPr>
       <w:r>
         <w:rPr>
-          <w:rFonts w:ascii="Segoe UI" w:hAnsi="Segoe UI" w:cs="Segoe UI"/>
+          <w:rFonts w:ascii="Calibri" w:hAnsi="Calibri" w:cs="Calibri"/>
           <w:b w:val="0"/>
           <w:i w:val="0"/>
-          <w:color w:val="1A1A1A"/>
+          <w:color w:val="000000"/>
           <w:sz w:val="22"/>
         </w:rPr>
         <w:t>The obstacle: no public dataset in the world contains machine data and human data from the same factory.</w:t>
@@ -3327,14 +2627,14 @@
     </w:p>
     <w:p>
       <w:pPr>
-        <w:spacing w:after="120" w:before="0"/>
+        <w:spacing w:after="160" w:before="0"/>
       </w:pPr>
       <w:r>
         <w:rPr>
-          <w:rFonts w:ascii="Segoe UI" w:hAnsi="Segoe UI" w:cs="Segoe UI"/>
+          <w:rFonts w:ascii="Calibri" w:hAnsi="Calibri" w:cs="Calibri"/>
           <w:b w:val="0"/>
           <w:i w:val="0"/>
-          <w:color w:val="1A1A1A"/>
+          <w:color w:val="000000"/>
           <w:sz w:val="22"/>
         </w:rPr>
         <w:t>The answer: a simulation — a factory inside the computer — but with every number taken from real data:</w:t>
@@ -3342,68 +2642,64 @@
     </w:p>
     <w:p>
       <w:pPr>
-        <w:spacing w:before="120" w:after="0"/>
-        <w:ind w:left="230"/>
-        <w:shd w:val="clear" w:fill="F4F4F2"/>
+        <w:spacing w:after="0" w:before="0"/>
+        <w:ind w:left="504"/>
       </w:pPr>
       <w:r>
         <w:rPr>
-          <w:rFonts w:ascii="Consolas" w:hAnsi="Consolas" w:cs="Consolas"/>
+          <w:rFonts w:ascii="Calibri" w:hAnsi="Calibri" w:cs="Calibri"/>
           <w:b w:val="0"/>
           <w:i w:val="0"/>
-          <w:color w:val="222222"/>
-          <w:sz w:val="19"/>
+          <w:color w:val="000000"/>
+          <w:sz w:val="21"/>
         </w:rPr>
         <w:t>machine lifetime      &lt;-  a real maintenance dataset</w:t>
       </w:r>
     </w:p>
     <w:p>
       <w:pPr>
-        <w:spacing w:before="0" w:after="0"/>
-        <w:ind w:left="230"/>
-        <w:shd w:val="clear" w:fill="F4F4F2"/>
+        <w:spacing w:after="0" w:before="0"/>
+        <w:ind w:left="504"/>
       </w:pPr>
       <w:r>
         <w:rPr>
-          <w:rFonts w:ascii="Consolas" w:hAnsi="Consolas" w:cs="Consolas"/>
+          <w:rFonts w:ascii="Calibri" w:hAnsi="Calibri" w:cs="Calibri"/>
           <w:b w:val="0"/>
           <w:i w:val="0"/>
-          <w:color w:val="222222"/>
-          <w:sz w:val="19"/>
+          <w:color w:val="000000"/>
+          <w:sz w:val="21"/>
         </w:rPr>
         <w:t>electricity use       &lt;-  a real steel plant's records</w:t>
       </w:r>
     </w:p>
     <w:p>
       <w:pPr>
-        <w:spacing w:before="0" w:after="0"/>
-        <w:ind w:left="230"/>
-        <w:shd w:val="clear" w:fill="F4F4F2"/>
+        <w:spacing w:after="0" w:before="0"/>
+        <w:ind w:left="504"/>
       </w:pPr>
       <w:r>
         <w:rPr>
-          <w:rFonts w:ascii="Consolas" w:hAnsi="Consolas" w:cs="Consolas"/>
+          <w:rFonts w:ascii="Calibri" w:hAnsi="Calibri" w:cs="Calibri"/>
           <w:b w:val="0"/>
           <w:i w:val="0"/>
-          <w:color w:val="222222"/>
-          <w:sz w:val="19"/>
+          <w:color w:val="000000"/>
+          <w:sz w:val="21"/>
         </w:rPr>
         <w:t>defect rate           &lt;-  a real semiconductor production line</w:t>
       </w:r>
     </w:p>
     <w:p>
       <w:pPr>
-        <w:spacing w:before="0" w:after="120"/>
-        <w:ind w:left="230"/>
-        <w:shd w:val="clear" w:fill="F4F4F2"/>
+        <w:spacing w:after="160" w:before="0"/>
+        <w:ind w:left="504"/>
       </w:pPr>
       <w:r>
         <w:rPr>
-          <w:rFonts w:ascii="Consolas" w:hAnsi="Consolas" w:cs="Consolas"/>
+          <w:rFonts w:ascii="Calibri" w:hAnsi="Calibri" w:cs="Calibri"/>
           <w:b w:val="0"/>
           <w:i w:val="0"/>
-          <w:color w:val="222222"/>
-          <w:sz w:val="19"/>
+          <w:color w:val="000000"/>
+          <w:sz w:val="21"/>
         </w:rPr>
         <w:t>the human body        &lt;-  published medical equations</w:t>
       </w:r>
@@ -3411,48 +2707,37 @@
     <w:tbl>
       <w:tblPr>
         <w:tblW w:type="auto" w:w="0"/>
-        <w:jc w:val="center"/>
         <w:tblLook w:firstColumn="1" w:firstRow="1" w:lastColumn="0" w:lastRow="0" w:noHBand="0" w:noVBand="1" w:val="04A0"/>
         <w:tblBorders>
-          <w:top w:val="single" w:sz="4" w:color="C9D6E4"/>
-          <w:left w:val="single" w:sz="4" w:color="C9D6E4"/>
-          <w:bottom w:val="single" w:sz="4" w:color="C9D6E4"/>
-          <w:right w:val="single" w:sz="4" w:color="C9D6E4"/>
-          <w:insideH w:val="single" w:sz="4" w:color="C9D6E4"/>
-          <w:insideV w:val="single" w:sz="4" w:color="C9D6E4"/>
+          <w:top w:val="single" w:sz="4" w:color="808080"/>
+          <w:bottom w:val="single" w:sz="4" w:color="808080"/>
+          <w:insideH w:val="single" w:sz="4" w:color="808080"/>
+          <w:left w:val="none"/>
+          <w:right w:val="none"/>
+          <w:insideV w:val="none"/>
         </w:tblBorders>
       </w:tblPr>
       <w:tblGrid>
-        <w:gridCol w:w="4824"/>
-        <w:gridCol w:w="4824"/>
+        <w:gridCol w:w="4680"/>
+        <w:gridCol w:w="4680"/>
       </w:tblGrid>
       <w:tr>
         <w:tc>
           <w:tcPr>
             <w:tcW w:type="dxa" w:w="1152"/>
-            <w:shd w:val="clear" w:fill="1F4E79"/>
           </w:tcPr>
           <w:p>
             <w:pPr>
-              <w:spacing w:after="40" w:before="40"/>
-              <w:shd w:val="clear" w:fill="1F4E79"/>
+              <w:spacing w:before="60" w:after="60"/>
             </w:pPr>
+            <w:r/>
             <w:r>
               <w:rPr>
-                <w:rFonts w:ascii="Segoe UI" w:hAnsi="Segoe UI" w:cs="Segoe UI"/>
-                <w:b w:val="0"/>
-                <w:i w:val="0"/>
-                <w:color w:val="1A1A1A"/>
-                <w:sz w:val="20"/>
-              </w:rPr>
-            </w:r>
-            <w:r>
-              <w:rPr>
-                <w:rFonts w:ascii="Segoe UI" w:hAnsi="Segoe UI" w:cs="Segoe UI"/>
+                <w:rFonts w:ascii="Calibri" w:hAnsi="Calibri" w:cs="Calibri"/>
                 <w:b/>
                 <w:i w:val="0"/>
-                <w:color w:val="FFFFFF"/>
-                <w:sz w:val="20"/>
+                <w:color w:val="000000"/>
+                <w:sz w:val="21"/>
               </w:rPr>
               <w:t>Method</w:t>
             </w:r>
@@ -3461,29 +2746,19 @@
         <w:tc>
           <w:tcPr>
             <w:tcW w:type="dxa" w:w="7920"/>
-            <w:shd w:val="clear" w:fill="1F4E79"/>
           </w:tcPr>
           <w:p>
             <w:pPr>
-              <w:spacing w:after="40" w:before="40"/>
-              <w:shd w:val="clear" w:fill="1F4E79"/>
+              <w:spacing w:before="60" w:after="60"/>
             </w:pPr>
+            <w:r/>
             <w:r>
               <w:rPr>
-                <w:rFonts w:ascii="Segoe UI" w:hAnsi="Segoe UI" w:cs="Segoe UI"/>
-                <w:b w:val="0"/>
-                <w:i w:val="0"/>
-                <w:color w:val="1A1A1A"/>
-                <w:sz w:val="20"/>
-              </w:rPr>
-            </w:r>
-            <w:r>
-              <w:rPr>
-                <w:rFonts w:ascii="Segoe UI" w:hAnsi="Segoe UI" w:cs="Segoe UI"/>
+                <w:rFonts w:ascii="Calibri" w:hAnsi="Calibri" w:cs="Calibri"/>
                 <w:b/>
                 <w:i w:val="0"/>
-                <w:color w:val="FFFFFF"/>
-                <w:sz w:val="20"/>
+                <w:color w:val="000000"/>
+                <w:sz w:val="21"/>
               </w:rPr>
               <w:t>What it does</w:t>
             </w:r>
@@ -3497,24 +2772,16 @@
           </w:tcPr>
           <w:p>
             <w:pPr>
-              <w:spacing w:after="40" w:before="40"/>
+              <w:spacing w:before="40" w:after="40"/>
             </w:pPr>
+            <w:r/>
             <w:r>
               <w:rPr>
-                <w:rFonts w:ascii="Segoe UI" w:hAnsi="Segoe UI" w:cs="Segoe UI"/>
+                <w:rFonts w:ascii="Calibri" w:hAnsi="Calibri" w:cs="Calibri"/>
                 <w:b w:val="0"/>
                 <w:i w:val="0"/>
-                <w:color w:val="1A1A1A"/>
-                <w:sz w:val="20"/>
-              </w:rPr>
-            </w:r>
-            <w:r>
-              <w:rPr>
-                <w:rFonts w:ascii="Segoe UI" w:hAnsi="Segoe UI" w:cs="Segoe UI"/>
-                <w:b w:val="0"/>
-                <w:i w:val="0"/>
-                <w:color w:val="1A1A1A"/>
-                <w:sz w:val="20"/>
+                <w:color w:val="000000"/>
+                <w:sz w:val="21"/>
               </w:rPr>
               <w:t>B1</w:t>
             </w:r>
@@ -3526,24 +2793,16 @@
           </w:tcPr>
           <w:p>
             <w:pPr>
-              <w:spacing w:after="40" w:before="40"/>
+              <w:spacing w:before="40" w:after="40"/>
             </w:pPr>
+            <w:r/>
             <w:r>
               <w:rPr>
-                <w:rFonts w:ascii="Segoe UI" w:hAnsi="Segoe UI" w:cs="Segoe UI"/>
+                <w:rFonts w:ascii="Calibri" w:hAnsi="Calibri" w:cs="Calibri"/>
                 <w:b w:val="0"/>
                 <w:i w:val="0"/>
-                <w:color w:val="1A1A1A"/>
-                <w:sz w:val="20"/>
-              </w:rPr>
-            </w:r>
-            <w:r>
-              <w:rPr>
-                <w:rFonts w:ascii="Segoe UI" w:hAnsi="Segoe UI" w:cs="Segoe UI"/>
-                <w:b w:val="0"/>
-                <w:i w:val="0"/>
-                <w:color w:val="1A1A1A"/>
-                <w:sz w:val="20"/>
+                <w:color w:val="000000"/>
+                <w:sz w:val="21"/>
               </w:rPr>
               <w:t>assigns work at random (a floor, for sanity)</w:t>
             </w:r>
@@ -3557,24 +2816,16 @@
           </w:tcPr>
           <w:p>
             <w:pPr>
-              <w:spacing w:after="40" w:before="40"/>
+              <w:spacing w:before="40" w:after="40"/>
             </w:pPr>
+            <w:r/>
             <w:r>
               <w:rPr>
-                <w:rFonts w:ascii="Segoe UI" w:hAnsi="Segoe UI" w:cs="Segoe UI"/>
+                <w:rFonts w:ascii="Calibri" w:hAnsi="Calibri" w:cs="Calibri"/>
                 <w:b w:val="0"/>
                 <w:i w:val="0"/>
-                <w:color w:val="1A1A1A"/>
-                <w:sz w:val="20"/>
-              </w:rPr>
-            </w:r>
-            <w:r>
-              <w:rPr>
-                <w:rFonts w:ascii="Segoe UI" w:hAnsi="Segoe UI" w:cs="Segoe UI"/>
-                <w:b w:val="0"/>
-                <w:i w:val="0"/>
-                <w:color w:val="1A1A1A"/>
-                <w:sz w:val="20"/>
+                <w:color w:val="000000"/>
+                <w:sz w:val="21"/>
               </w:rPr>
               <w:t>B2</w:t>
             </w:r>
@@ -3586,24 +2837,16 @@
           </w:tcPr>
           <w:p>
             <w:pPr>
-              <w:spacing w:after="40" w:before="40"/>
+              <w:spacing w:before="40" w:after="40"/>
             </w:pPr>
+            <w:r/>
             <w:r>
               <w:rPr>
-                <w:rFonts w:ascii="Segoe UI" w:hAnsi="Segoe UI" w:cs="Segoe UI"/>
+                <w:rFonts w:ascii="Calibri" w:hAnsi="Calibri" w:cs="Calibri"/>
                 <w:b w:val="0"/>
                 <w:i w:val="0"/>
-                <w:color w:val="1A1A1A"/>
-                <w:sz w:val="20"/>
-              </w:rPr>
-            </w:r>
-            <w:r>
-              <w:rPr>
-                <w:rFonts w:ascii="Segoe UI" w:hAnsi="Segoe UI" w:cs="Segoe UI"/>
-                <w:b w:val="0"/>
-                <w:i w:val="0"/>
-                <w:color w:val="1A1A1A"/>
-                <w:sz w:val="20"/>
+                <w:color w:val="000000"/>
+                <w:sz w:val="21"/>
               </w:rPr>
               <w:t>Industry 4.0 — full machine twin, but blind to the person</w:t>
             </w:r>
@@ -3617,24 +2860,16 @@
           </w:tcPr>
           <w:p>
             <w:pPr>
-              <w:spacing w:after="40" w:before="40"/>
+              <w:spacing w:before="40" w:after="40"/>
             </w:pPr>
+            <w:r/>
             <w:r>
               <w:rPr>
-                <w:rFonts w:ascii="Segoe UI" w:hAnsi="Segoe UI" w:cs="Segoe UI"/>
+                <w:rFonts w:ascii="Calibri" w:hAnsi="Calibri" w:cs="Calibri"/>
                 <w:b w:val="0"/>
                 <w:i w:val="0"/>
-                <w:color w:val="1A1A1A"/>
-                <w:sz w:val="20"/>
-              </w:rPr>
-            </w:r>
-            <w:r>
-              <w:rPr>
-                <w:rFonts w:ascii="Segoe UI" w:hAnsi="Segoe UI" w:cs="Segoe UI"/>
-                <w:b w:val="0"/>
-                <w:i w:val="0"/>
-                <w:color w:val="1A1A1A"/>
-                <w:sz w:val="20"/>
+                <w:color w:val="000000"/>
+                <w:sz w:val="21"/>
               </w:rPr>
               <w:t>B3</w:t>
             </w:r>
@@ -3646,24 +2881,16 @@
           </w:tcPr>
           <w:p>
             <w:pPr>
-              <w:spacing w:after="40" w:before="40"/>
+              <w:spacing w:before="40" w:after="40"/>
             </w:pPr>
+            <w:r/>
             <w:r>
               <w:rPr>
-                <w:rFonts w:ascii="Segoe UI" w:hAnsi="Segoe UI" w:cs="Segoe UI"/>
+                <w:rFonts w:ascii="Calibri" w:hAnsi="Calibri" w:cs="Calibri"/>
                 <w:b w:val="0"/>
                 <w:i w:val="0"/>
-                <w:color w:val="1A1A1A"/>
-                <w:sz w:val="20"/>
-              </w:rPr>
-            </w:r>
-            <w:r>
-              <w:rPr>
-                <w:rFonts w:ascii="Segoe UI" w:hAnsi="Segoe UI" w:cs="Segoe UI"/>
-                <w:b w:val="0"/>
-                <w:i w:val="0"/>
-                <w:color w:val="1A1A1A"/>
-                <w:sz w:val="20"/>
+                <w:color w:val="000000"/>
+                <w:sz w:val="21"/>
               </w:rPr>
               <w:t>this research — both twins, plus the forbidden rules</w:t>
             </w:r>
@@ -3673,55 +2900,52 @@
     </w:tbl>
     <w:p>
       <w:pPr>
-        <w:spacing w:after="80"/>
+        <w:spacing w:after="120"/>
       </w:pPr>
     </w:p>
     <w:p>
       <w:pPr>
-        <w:spacing w:before="120" w:after="0"/>
-        <w:ind w:left="230"/>
-        <w:shd w:val="clear" w:fill="F4F4F2"/>
+        <w:spacing w:after="0" w:before="0"/>
+        <w:ind w:left="504"/>
       </w:pPr>
       <w:r>
         <w:rPr>
-          <w:rFonts w:ascii="Consolas" w:hAnsi="Consolas" w:cs="Consolas"/>
+          <w:rFonts w:ascii="Calibri" w:hAnsi="Calibri" w:cs="Calibri"/>
           <w:b w:val="0"/>
           <w:i w:val="0"/>
-          <w:color w:val="222222"/>
-          <w:sz w:val="19"/>
+          <w:color w:val="000000"/>
+          <w:sz w:val="21"/>
         </w:rPr>
         <w:t>three situations :  normal  ·  demand at 150%  ·  machines break</w:t>
       </w:r>
     </w:p>
     <w:p>
       <w:pPr>
-        <w:spacing w:before="0" w:after="120"/>
-        <w:ind w:left="230"/>
-        <w:shd w:val="clear" w:fill="F4F4F2"/>
+        <w:spacing w:after="160" w:before="0"/>
+        <w:ind w:left="504"/>
       </w:pPr>
       <w:r>
         <w:rPr>
-          <w:rFonts w:ascii="Consolas" w:hAnsi="Consolas" w:cs="Consolas"/>
+          <w:rFonts w:ascii="Calibri" w:hAnsi="Calibri" w:cs="Calibri"/>
           <w:b w:val="0"/>
           <w:i w:val="0"/>
-          <w:color w:val="222222"/>
-          <w:sz w:val="19"/>
+          <w:color w:val="000000"/>
+          <w:sz w:val="21"/>
         </w:rPr>
         <w:t>runs             :  3 x 3 x 30 random seeds  =  270 runs</w:t>
       </w:r>
     </w:p>
     <w:p>
       <w:pPr>
-        <w:spacing w:before="160" w:after="40"/>
-        <w:ind w:left="173" w:right="173"/>
-        <w:shd w:val="clear" w:fill="EAF2FA"/>
+        <w:spacing w:after="60" w:before="0"/>
+        <w:ind w:left="432"/>
       </w:pPr>
       <w:r>
         <w:rPr>
-          <w:rFonts w:ascii="Segoe UI" w:hAnsi="Segoe UI" w:cs="Segoe UI"/>
+          <w:rFonts w:ascii="Calibri" w:hAnsi="Calibri" w:cs="Calibri"/>
           <w:b/>
           <w:i w:val="0"/>
-          <w:color w:val="1F4E79"/>
+          <w:color w:val="000000"/>
           <w:sz w:val="22"/>
         </w:rPr>
         <w:t>B2 was not allowed to be weak.</w:t>
@@ -3729,16 +2953,15 @@
     </w:p>
     <w:p>
       <w:pPr>
-        <w:spacing w:before="0" w:after="160"/>
-        <w:ind w:left="173" w:right="173"/>
-        <w:shd w:val="clear" w:fill="EAF2FA"/>
+        <w:spacing w:after="160" w:before="0"/>
+        <w:ind w:left="432"/>
       </w:pPr>
       <w:r>
         <w:rPr>
-          <w:rFonts w:ascii="Segoe UI" w:hAnsi="Segoe UI" w:cs="Segoe UI"/>
+          <w:rFonts w:ascii="Calibri" w:hAnsi="Calibri" w:cs="Calibri"/>
           <w:b w:val="0"/>
           <w:i w:val="0"/>
-          <w:color w:val="1F4E79"/>
+          <w:color w:val="000000"/>
           <w:sz w:val="22"/>
         </w:rPr>
         <w:t>A straw opponent would make the whole comparison worthless. B2 keeps the machine twin at full strength. The only difference is that it does not think about the person.</w:t>
@@ -3746,47 +2969,29 @@
     </w:p>
     <w:p>
       <w:pPr>
-        <w:spacing w:before="320" w:after="120"/>
+        <w:spacing w:before="360" w:after="120"/>
       </w:pPr>
       <w:r>
         <w:rPr>
-          <w:rFonts w:ascii="Segoe UI" w:hAnsi="Segoe UI" w:cs="Segoe UI"/>
+          <w:rFonts w:ascii="Calibri" w:hAnsi="Calibri" w:cs="Calibri"/>
           <w:b/>
           <w:i w:val="0"/>
-          <w:color w:val="1F4E79"/>
-          <w:sz w:val="32"/>
+          <w:color w:val="000000"/>
+          <w:sz w:val="28"/>
         </w:rPr>
-        <w:t xml:space="preserve">7   </w:t>
-      </w:r>
-      <w:r>
-        <w:rPr>
-          <w:rFonts w:ascii="Segoe UI" w:hAnsi="Segoe UI" w:cs="Segoe UI"/>
-          <w:b/>
-          <w:i w:val="0"/>
-          <w:color w:val="1F4E79"/>
-          <w:sz w:val="30"/>
-        </w:rPr>
-        <w:t>The results, one by one</w:t>
+        <w:t>7. The results, one by one</w:t>
       </w:r>
     </w:p>
     <w:p>
       <w:pPr>
-        <w:spacing w:after="160"/>
-        <w:pBdr>
-          <w:bottom w:val="single" w:sz="6" w:color="1F4E79"/>
-        </w:pBdr>
-      </w:pPr>
-    </w:p>
-    <w:p>
-      <w:pPr>
-        <w:spacing w:after="120" w:before="0"/>
+        <w:spacing w:after="160" w:before="0"/>
       </w:pPr>
       <w:r>
         <w:rPr>
-          <w:rFonts w:ascii="Segoe UI" w:hAnsi="Segoe UI" w:cs="Segoe UI"/>
+          <w:rFonts w:ascii="Calibri" w:hAnsi="Calibri" w:cs="Calibri"/>
           <w:b/>
           <w:i w:val="0"/>
-          <w:color w:val="1A1A1A"/>
+          <w:color w:val="000000"/>
           <w:sz w:val="22"/>
         </w:rPr>
         <w:t>Under high demand, this research against Industry 4.0:</w:t>
@@ -3795,50 +3000,39 @@
     <w:tbl>
       <w:tblPr>
         <w:tblW w:type="auto" w:w="0"/>
-        <w:jc w:val="center"/>
         <w:tblLook w:firstColumn="1" w:firstRow="1" w:lastColumn="0" w:lastRow="0" w:noHBand="0" w:noVBand="1" w:val="04A0"/>
         <w:tblBorders>
-          <w:top w:val="single" w:sz="4" w:color="C9D6E4"/>
-          <w:left w:val="single" w:sz="4" w:color="C9D6E4"/>
-          <w:bottom w:val="single" w:sz="4" w:color="C9D6E4"/>
-          <w:right w:val="single" w:sz="4" w:color="C9D6E4"/>
-          <w:insideH w:val="single" w:sz="4" w:color="C9D6E4"/>
-          <w:insideV w:val="single" w:sz="4" w:color="C9D6E4"/>
+          <w:top w:val="single" w:sz="4" w:color="808080"/>
+          <w:bottom w:val="single" w:sz="4" w:color="808080"/>
+          <w:insideH w:val="single" w:sz="4" w:color="808080"/>
+          <w:left w:val="none"/>
+          <w:right w:val="none"/>
+          <w:insideV w:val="none"/>
         </w:tblBorders>
       </w:tblPr>
       <w:tblGrid>
-        <w:gridCol w:w="2412"/>
-        <w:gridCol w:w="2412"/>
-        <w:gridCol w:w="2412"/>
-        <w:gridCol w:w="2412"/>
+        <w:gridCol w:w="2340"/>
+        <w:gridCol w:w="2340"/>
+        <w:gridCol w:w="2340"/>
+        <w:gridCol w:w="2340"/>
       </w:tblGrid>
       <w:tr>
         <w:tc>
           <w:tcPr>
             <w:tcW w:type="dxa" w:w="3168"/>
-            <w:shd w:val="clear" w:fill="1F4E79"/>
           </w:tcPr>
           <w:p>
             <w:pPr>
-              <w:spacing w:after="40" w:before="40"/>
-              <w:shd w:val="clear" w:fill="1F4E79"/>
+              <w:spacing w:before="60" w:after="60"/>
             </w:pPr>
+            <w:r/>
             <w:r>
               <w:rPr>
-                <w:rFonts w:ascii="Segoe UI" w:hAnsi="Segoe UI" w:cs="Segoe UI"/>
-                <w:b w:val="0"/>
-                <w:i w:val="0"/>
-                <w:color w:val="1A1A1A"/>
-                <w:sz w:val="20"/>
-              </w:rPr>
-            </w:r>
-            <w:r>
-              <w:rPr>
-                <w:rFonts w:ascii="Segoe UI" w:hAnsi="Segoe UI" w:cs="Segoe UI"/>
+                <w:rFonts w:ascii="Calibri" w:hAnsi="Calibri" w:cs="Calibri"/>
                 <w:b/>
                 <w:i w:val="0"/>
-                <w:color w:val="FFFFFF"/>
-                <w:sz w:val="20"/>
+                <w:color w:val="000000"/>
+                <w:sz w:val="21"/>
               </w:rPr>
               <w:t>Measure</w:t>
             </w:r>
@@ -3847,29 +3041,19 @@
         <w:tc>
           <w:tcPr>
             <w:tcW w:type="dxa" w:w="2016"/>
-            <w:shd w:val="clear" w:fill="1F4E79"/>
           </w:tcPr>
           <w:p>
             <w:pPr>
-              <w:spacing w:after="40" w:before="40"/>
-              <w:shd w:val="clear" w:fill="1F4E79"/>
+              <w:spacing w:before="60" w:after="60"/>
             </w:pPr>
+            <w:r/>
             <w:r>
               <w:rPr>
-                <w:rFonts w:ascii="Segoe UI" w:hAnsi="Segoe UI" w:cs="Segoe UI"/>
-                <w:b w:val="0"/>
-                <w:i w:val="0"/>
-                <w:color w:val="1A1A1A"/>
-                <w:sz w:val="20"/>
-              </w:rPr>
-            </w:r>
-            <w:r>
-              <w:rPr>
-                <w:rFonts w:ascii="Segoe UI" w:hAnsi="Segoe UI" w:cs="Segoe UI"/>
+                <w:rFonts w:ascii="Calibri" w:hAnsi="Calibri" w:cs="Calibri"/>
                 <w:b/>
                 <w:i w:val="0"/>
-                <w:color w:val="FFFFFF"/>
-                <w:sz w:val="20"/>
+                <w:color w:val="000000"/>
+                <w:sz w:val="21"/>
               </w:rPr>
               <w:t>Industry 4.0</w:t>
             </w:r>
@@ -3878,29 +3062,19 @@
         <w:tc>
           <w:tcPr>
             <w:tcW w:type="dxa" w:w="1728"/>
-            <w:shd w:val="clear" w:fill="1F4E79"/>
           </w:tcPr>
           <w:p>
             <w:pPr>
-              <w:spacing w:after="40" w:before="40"/>
-              <w:shd w:val="clear" w:fill="1F4E79"/>
+              <w:spacing w:before="60" w:after="60"/>
             </w:pPr>
+            <w:r/>
             <w:r>
               <w:rPr>
-                <w:rFonts w:ascii="Segoe UI" w:hAnsi="Segoe UI" w:cs="Segoe UI"/>
-                <w:b w:val="0"/>
-                <w:i w:val="0"/>
-                <w:color w:val="1A1A1A"/>
-                <w:sz w:val="20"/>
-              </w:rPr>
-            </w:r>
-            <w:r>
-              <w:rPr>
-                <w:rFonts w:ascii="Segoe UI" w:hAnsi="Segoe UI" w:cs="Segoe UI"/>
+                <w:rFonts w:ascii="Calibri" w:hAnsi="Calibri" w:cs="Calibri"/>
                 <w:b/>
                 <w:i w:val="0"/>
-                <w:color w:val="FFFFFF"/>
-                <w:sz w:val="20"/>
+                <w:color w:val="000000"/>
+                <w:sz w:val="21"/>
               </w:rPr>
               <w:t>This work</w:t>
             </w:r>
@@ -3909,29 +3083,19 @@
         <w:tc>
           <w:tcPr>
             <w:tcW w:type="dxa" w:w="2304"/>
-            <w:shd w:val="clear" w:fill="1F4E79"/>
           </w:tcPr>
           <w:p>
             <w:pPr>
-              <w:spacing w:after="40" w:before="40"/>
-              <w:shd w:val="clear" w:fill="1F4E79"/>
+              <w:spacing w:before="60" w:after="60"/>
             </w:pPr>
+            <w:r/>
             <w:r>
               <w:rPr>
-                <w:rFonts w:ascii="Segoe UI" w:hAnsi="Segoe UI" w:cs="Segoe UI"/>
-                <w:b w:val="0"/>
-                <w:i w:val="0"/>
-                <w:color w:val="1A1A1A"/>
-                <w:sz w:val="20"/>
-              </w:rPr>
-            </w:r>
-            <w:r>
-              <w:rPr>
-                <w:rFonts w:ascii="Segoe UI" w:hAnsi="Segoe UI" w:cs="Segoe UI"/>
+                <w:rFonts w:ascii="Calibri" w:hAnsi="Calibri" w:cs="Calibri"/>
                 <w:b/>
                 <w:i w:val="0"/>
-                <w:color w:val="FFFFFF"/>
-                <w:sz w:val="20"/>
+                <w:color w:val="000000"/>
+                <w:sz w:val="21"/>
               </w:rPr>
               <w:t>Change</w:t>
             </w:r>
@@ -3945,24 +3109,16 @@
           </w:tcPr>
           <w:p>
             <w:pPr>
-              <w:spacing w:after="40" w:before="40"/>
+              <w:spacing w:before="40" w:after="40"/>
             </w:pPr>
+            <w:r/>
             <w:r>
               <w:rPr>
-                <w:rFonts w:ascii="Segoe UI" w:hAnsi="Segoe UI" w:cs="Segoe UI"/>
+                <w:rFonts w:ascii="Calibri" w:hAnsi="Calibri" w:cs="Calibri"/>
                 <w:b w:val="0"/>
                 <w:i w:val="0"/>
-                <w:color w:val="1A1A1A"/>
-                <w:sz w:val="20"/>
-              </w:rPr>
-            </w:r>
-            <w:r>
-              <w:rPr>
-                <w:rFonts w:ascii="Segoe UI" w:hAnsi="Segoe UI" w:cs="Segoe UI"/>
-                <w:b w:val="0"/>
-                <w:i w:val="0"/>
-                <w:color w:val="1A1A1A"/>
-                <w:sz w:val="20"/>
+                <w:color w:val="000000"/>
+                <w:sz w:val="21"/>
               </w:rPr>
               <w:t>Tiredness</w:t>
             </w:r>
@@ -3974,24 +3130,16 @@
           </w:tcPr>
           <w:p>
             <w:pPr>
-              <w:spacing w:after="40" w:before="40"/>
+              <w:spacing w:before="40" w:after="40"/>
             </w:pPr>
+            <w:r/>
             <w:r>
               <w:rPr>
-                <w:rFonts w:ascii="Segoe UI" w:hAnsi="Segoe UI" w:cs="Segoe UI"/>
+                <w:rFonts w:ascii="Calibri" w:hAnsi="Calibri" w:cs="Calibri"/>
                 <w:b w:val="0"/>
                 <w:i w:val="0"/>
-                <w:color w:val="1A1A1A"/>
-                <w:sz w:val="20"/>
-              </w:rPr>
-            </w:r>
-            <w:r>
-              <w:rPr>
-                <w:rFonts w:ascii="Segoe UI" w:hAnsi="Segoe UI" w:cs="Segoe UI"/>
-                <w:b w:val="0"/>
-                <w:i w:val="0"/>
-                <w:color w:val="1A1A1A"/>
-                <w:sz w:val="20"/>
+                <w:color w:val="000000"/>
+                <w:sz w:val="21"/>
               </w:rPr>
               <w:t>0.741</w:t>
             </w:r>
@@ -4003,24 +3151,16 @@
           </w:tcPr>
           <w:p>
             <w:pPr>
-              <w:spacing w:after="40" w:before="40"/>
+              <w:spacing w:before="40" w:after="40"/>
             </w:pPr>
+            <w:r/>
             <w:r>
               <w:rPr>
-                <w:rFonts w:ascii="Segoe UI" w:hAnsi="Segoe UI" w:cs="Segoe UI"/>
+                <w:rFonts w:ascii="Calibri" w:hAnsi="Calibri" w:cs="Calibri"/>
                 <w:b w:val="0"/>
                 <w:i w:val="0"/>
-                <w:color w:val="1A1A1A"/>
-                <w:sz w:val="20"/>
-              </w:rPr>
-            </w:r>
-            <w:r>
-              <w:rPr>
-                <w:rFonts w:ascii="Segoe UI" w:hAnsi="Segoe UI" w:cs="Segoe UI"/>
-                <w:b w:val="0"/>
-                <w:i w:val="0"/>
-                <w:color w:val="1A1A1A"/>
-                <w:sz w:val="20"/>
+                <w:color w:val="000000"/>
+                <w:sz w:val="21"/>
               </w:rPr>
               <w:t>0.541</w:t>
             </w:r>
@@ -4032,24 +3172,16 @@
           </w:tcPr>
           <w:p>
             <w:pPr>
-              <w:spacing w:after="40" w:before="40"/>
+              <w:spacing w:before="40" w:after="40"/>
             </w:pPr>
+            <w:r/>
             <w:r>
               <w:rPr>
-                <w:rFonts w:ascii="Segoe UI" w:hAnsi="Segoe UI" w:cs="Segoe UI"/>
+                <w:rFonts w:ascii="Calibri" w:hAnsi="Calibri" w:cs="Calibri"/>
                 <w:b w:val="0"/>
                 <w:i w:val="0"/>
-                <w:color w:val="1A1A1A"/>
-                <w:sz w:val="20"/>
-              </w:rPr>
-            </w:r>
-            <w:r>
-              <w:rPr>
-                <w:rFonts w:ascii="Segoe UI" w:hAnsi="Segoe UI" w:cs="Segoe UI"/>
-                <w:b w:val="0"/>
-                <w:i w:val="0"/>
-                <w:color w:val="1A1A1A"/>
-                <w:sz w:val="20"/>
+                <w:color w:val="000000"/>
+                <w:sz w:val="21"/>
               </w:rPr>
               <w:t>down 27%</w:t>
             </w:r>
@@ -4063,24 +3195,16 @@
           </w:tcPr>
           <w:p>
             <w:pPr>
-              <w:spacing w:after="40" w:before="40"/>
+              <w:spacing w:before="40" w:after="40"/>
             </w:pPr>
+            <w:r/>
             <w:r>
               <w:rPr>
-                <w:rFonts w:ascii="Segoe UI" w:hAnsi="Segoe UI" w:cs="Segoe UI"/>
+                <w:rFonts w:ascii="Calibri" w:hAnsi="Calibri" w:cs="Calibri"/>
                 <w:b w:val="0"/>
                 <w:i w:val="0"/>
-                <w:color w:val="1A1A1A"/>
-                <w:sz w:val="20"/>
-              </w:rPr>
-            </w:r>
-            <w:r>
-              <w:rPr>
-                <w:rFonts w:ascii="Segoe UI" w:hAnsi="Segoe UI" w:cs="Segoe UI"/>
-                <w:b w:val="0"/>
-                <w:i w:val="0"/>
-                <w:color w:val="1A1A1A"/>
-                <w:sz w:val="20"/>
+                <w:color w:val="000000"/>
+                <w:sz w:val="21"/>
               </w:rPr>
               <w:t>Rules broken (per shift)</w:t>
             </w:r>
@@ -4092,24 +3216,16 @@
           </w:tcPr>
           <w:p>
             <w:pPr>
-              <w:spacing w:after="40" w:before="40"/>
+              <w:spacing w:before="40" w:after="40"/>
             </w:pPr>
+            <w:r/>
             <w:r>
               <w:rPr>
-                <w:rFonts w:ascii="Segoe UI" w:hAnsi="Segoe UI" w:cs="Segoe UI"/>
+                <w:rFonts w:ascii="Calibri" w:hAnsi="Calibri" w:cs="Calibri"/>
                 <w:b w:val="0"/>
                 <w:i w:val="0"/>
-                <w:color w:val="1A1A1A"/>
-                <w:sz w:val="20"/>
-              </w:rPr>
-            </w:r>
-            <w:r>
-              <w:rPr>
-                <w:rFonts w:ascii="Segoe UI" w:hAnsi="Segoe UI" w:cs="Segoe UI"/>
-                <w:b w:val="0"/>
-                <w:i w:val="0"/>
-                <w:color w:val="1A1A1A"/>
-                <w:sz w:val="20"/>
+                <w:color w:val="000000"/>
+                <w:sz w:val="21"/>
               </w:rPr>
               <w:t>79.5</w:t>
             </w:r>
@@ -4121,24 +3237,16 @@
           </w:tcPr>
           <w:p>
             <w:pPr>
-              <w:spacing w:after="40" w:before="40"/>
+              <w:spacing w:before="40" w:after="40"/>
             </w:pPr>
+            <w:r/>
             <w:r>
               <w:rPr>
-                <w:rFonts w:ascii="Segoe UI" w:hAnsi="Segoe UI" w:cs="Segoe UI"/>
+                <w:rFonts w:ascii="Calibri" w:hAnsi="Calibri" w:cs="Calibri"/>
                 <w:b w:val="0"/>
                 <w:i w:val="0"/>
-                <w:color w:val="1A1A1A"/>
-                <w:sz w:val="20"/>
-              </w:rPr>
-            </w:r>
-            <w:r>
-              <w:rPr>
-                <w:rFonts w:ascii="Segoe UI" w:hAnsi="Segoe UI" w:cs="Segoe UI"/>
-                <w:b w:val="0"/>
-                <w:i w:val="0"/>
-                <w:color w:val="1A1A1A"/>
-                <w:sz w:val="20"/>
+                <w:color w:val="000000"/>
+                <w:sz w:val="21"/>
               </w:rPr>
               <w:t>0.0</w:t>
             </w:r>
@@ -4150,24 +3258,16 @@
           </w:tcPr>
           <w:p>
             <w:pPr>
-              <w:spacing w:after="40" w:before="40"/>
+              <w:spacing w:before="40" w:after="40"/>
             </w:pPr>
+            <w:r/>
             <w:r>
               <w:rPr>
-                <w:rFonts w:ascii="Segoe UI" w:hAnsi="Segoe UI" w:cs="Segoe UI"/>
+                <w:rFonts w:ascii="Calibri" w:hAnsi="Calibri" w:cs="Calibri"/>
                 <w:b w:val="0"/>
                 <w:i w:val="0"/>
-                <w:color w:val="1A1A1A"/>
-                <w:sz w:val="20"/>
-              </w:rPr>
-            </w:r>
-            <w:r>
-              <w:rPr>
-                <w:rFonts w:ascii="Segoe UI" w:hAnsi="Segoe UI" w:cs="Segoe UI"/>
-                <w:b w:val="0"/>
-                <w:i w:val="0"/>
-                <w:color w:val="1A1A1A"/>
-                <w:sz w:val="20"/>
+                <w:color w:val="000000"/>
+                <w:sz w:val="21"/>
               </w:rPr>
               <w:t>down 100%</w:t>
             </w:r>
@@ -4181,24 +3281,16 @@
           </w:tcPr>
           <w:p>
             <w:pPr>
-              <w:spacing w:after="40" w:before="40"/>
+              <w:spacing w:before="40" w:after="40"/>
             </w:pPr>
+            <w:r/>
             <w:r>
               <w:rPr>
-                <w:rFonts w:ascii="Segoe UI" w:hAnsi="Segoe UI" w:cs="Segoe UI"/>
+                <w:rFonts w:ascii="Calibri" w:hAnsi="Calibri" w:cs="Calibri"/>
                 <w:b w:val="0"/>
                 <w:i w:val="0"/>
-                <w:color w:val="1A1A1A"/>
-                <w:sz w:val="20"/>
-              </w:rPr>
-            </w:r>
-            <w:r>
-              <w:rPr>
-                <w:rFonts w:ascii="Segoe UI" w:hAnsi="Segoe UI" w:cs="Segoe UI"/>
-                <w:b w:val="0"/>
-                <w:i w:val="0"/>
-                <w:color w:val="1A1A1A"/>
-                <w:sz w:val="20"/>
+                <w:color w:val="000000"/>
+                <w:sz w:val="21"/>
               </w:rPr>
               <w:t>Electricity per unit</w:t>
             </w:r>
@@ -4210,24 +3302,16 @@
           </w:tcPr>
           <w:p>
             <w:pPr>
-              <w:spacing w:after="40" w:before="40"/>
+              <w:spacing w:before="40" w:after="40"/>
             </w:pPr>
+            <w:r/>
             <w:r>
               <w:rPr>
-                <w:rFonts w:ascii="Segoe UI" w:hAnsi="Segoe UI" w:cs="Segoe UI"/>
+                <w:rFonts w:ascii="Calibri" w:hAnsi="Calibri" w:cs="Calibri"/>
                 <w:b w:val="0"/>
                 <w:i w:val="0"/>
-                <w:color w:val="1A1A1A"/>
-                <w:sz w:val="20"/>
-              </w:rPr>
-            </w:r>
-            <w:r>
-              <w:rPr>
-                <w:rFonts w:ascii="Segoe UI" w:hAnsi="Segoe UI" w:cs="Segoe UI"/>
-                <w:b w:val="0"/>
-                <w:i w:val="0"/>
-                <w:color w:val="1A1A1A"/>
-                <w:sz w:val="20"/>
+                <w:color w:val="000000"/>
+                <w:sz w:val="21"/>
               </w:rPr>
               <w:t>1.321</w:t>
             </w:r>
@@ -4239,24 +3323,16 @@
           </w:tcPr>
           <w:p>
             <w:pPr>
-              <w:spacing w:after="40" w:before="40"/>
+              <w:spacing w:before="40" w:after="40"/>
             </w:pPr>
+            <w:r/>
             <w:r>
               <w:rPr>
-                <w:rFonts w:ascii="Segoe UI" w:hAnsi="Segoe UI" w:cs="Segoe UI"/>
+                <w:rFonts w:ascii="Calibri" w:hAnsi="Calibri" w:cs="Calibri"/>
                 <w:b w:val="0"/>
                 <w:i w:val="0"/>
-                <w:color w:val="1A1A1A"/>
-                <w:sz w:val="20"/>
-              </w:rPr>
-            </w:r>
-            <w:r>
-              <w:rPr>
-                <w:rFonts w:ascii="Segoe UI" w:hAnsi="Segoe UI" w:cs="Segoe UI"/>
-                <w:b w:val="0"/>
-                <w:i w:val="0"/>
-                <w:color w:val="1A1A1A"/>
-                <w:sz w:val="20"/>
+                <w:color w:val="000000"/>
+                <w:sz w:val="21"/>
               </w:rPr>
               <w:t>0.915</w:t>
             </w:r>
@@ -4268,24 +3344,16 @@
           </w:tcPr>
           <w:p>
             <w:pPr>
-              <w:spacing w:after="40" w:before="40"/>
+              <w:spacing w:before="40" w:after="40"/>
             </w:pPr>
+            <w:r/>
             <w:r>
               <w:rPr>
-                <w:rFonts w:ascii="Segoe UI" w:hAnsi="Segoe UI" w:cs="Segoe UI"/>
+                <w:rFonts w:ascii="Calibri" w:hAnsi="Calibri" w:cs="Calibri"/>
                 <w:b w:val="0"/>
                 <w:i w:val="0"/>
-                <w:color w:val="1A1A1A"/>
-                <w:sz w:val="20"/>
-              </w:rPr>
-            </w:r>
-            <w:r>
-              <w:rPr>
-                <w:rFonts w:ascii="Segoe UI" w:hAnsi="Segoe UI" w:cs="Segoe UI"/>
-                <w:b w:val="0"/>
-                <w:i w:val="0"/>
-                <w:color w:val="1A1A1A"/>
-                <w:sz w:val="20"/>
+                <w:color w:val="000000"/>
+                <w:sz w:val="21"/>
               </w:rPr>
               <w:t>down 31%</w:t>
             </w:r>
@@ -4299,24 +3367,16 @@
           </w:tcPr>
           <w:p>
             <w:pPr>
-              <w:spacing w:after="40" w:before="40"/>
+              <w:spacing w:before="40" w:after="40"/>
             </w:pPr>
+            <w:r/>
             <w:r>
               <w:rPr>
-                <w:rFonts w:ascii="Segoe UI" w:hAnsi="Segoe UI" w:cs="Segoe UI"/>
+                <w:rFonts w:ascii="Calibri" w:hAnsi="Calibri" w:cs="Calibri"/>
                 <w:b w:val="0"/>
                 <w:i w:val="0"/>
-                <w:color w:val="1A1A1A"/>
-                <w:sz w:val="20"/>
-              </w:rPr>
-            </w:r>
-            <w:r>
-              <w:rPr>
-                <w:rFonts w:ascii="Segoe UI" w:hAnsi="Segoe UI" w:cs="Segoe UI"/>
-                <w:b w:val="0"/>
-                <w:i w:val="0"/>
-                <w:color w:val="1A1A1A"/>
-                <w:sz w:val="20"/>
+                <w:color w:val="000000"/>
+                <w:sz w:val="21"/>
               </w:rPr>
               <w:t>Carbon</w:t>
             </w:r>
@@ -4328,24 +3388,16 @@
           </w:tcPr>
           <w:p>
             <w:pPr>
-              <w:spacing w:after="40" w:before="40"/>
+              <w:spacing w:before="40" w:after="40"/>
             </w:pPr>
+            <w:r/>
             <w:r>
               <w:rPr>
-                <w:rFonts w:ascii="Segoe UI" w:hAnsi="Segoe UI" w:cs="Segoe UI"/>
+                <w:rFonts w:ascii="Calibri" w:hAnsi="Calibri" w:cs="Calibri"/>
                 <w:b w:val="0"/>
                 <w:i w:val="0"/>
-                <w:color w:val="1A1A1A"/>
-                <w:sz w:val="20"/>
-              </w:rPr>
-            </w:r>
-            <w:r>
-              <w:rPr>
-                <w:rFonts w:ascii="Segoe UI" w:hAnsi="Segoe UI" w:cs="Segoe UI"/>
-                <w:b w:val="0"/>
-                <w:i w:val="0"/>
-                <w:color w:val="1A1A1A"/>
-                <w:sz w:val="20"/>
+                <w:color w:val="000000"/>
+                <w:sz w:val="21"/>
               </w:rPr>
               <w:t>39.9 kg</w:t>
             </w:r>
@@ -4357,24 +3409,16 @@
           </w:tcPr>
           <w:p>
             <w:pPr>
-              <w:spacing w:after="40" w:before="40"/>
+              <w:spacing w:before="40" w:after="40"/>
             </w:pPr>
+            <w:r/>
             <w:r>
               <w:rPr>
-                <w:rFonts w:ascii="Segoe UI" w:hAnsi="Segoe UI" w:cs="Segoe UI"/>
+                <w:rFonts w:ascii="Calibri" w:hAnsi="Calibri" w:cs="Calibri"/>
                 <w:b w:val="0"/>
                 <w:i w:val="0"/>
-                <w:color w:val="1A1A1A"/>
-                <w:sz w:val="20"/>
-              </w:rPr>
-            </w:r>
-            <w:r>
-              <w:rPr>
-                <w:rFonts w:ascii="Segoe UI" w:hAnsi="Segoe UI" w:cs="Segoe UI"/>
-                <w:b w:val="0"/>
-                <w:i w:val="0"/>
-                <w:color w:val="1A1A1A"/>
-                <w:sz w:val="20"/>
+                <w:color w:val="000000"/>
+                <w:sz w:val="21"/>
               </w:rPr>
               <w:t>27.2 kg</w:t>
             </w:r>
@@ -4386,24 +3430,16 @@
           </w:tcPr>
           <w:p>
             <w:pPr>
-              <w:spacing w:after="40" w:before="40"/>
+              <w:spacing w:before="40" w:after="40"/>
             </w:pPr>
+            <w:r/>
             <w:r>
               <w:rPr>
-                <w:rFonts w:ascii="Segoe UI" w:hAnsi="Segoe UI" w:cs="Segoe UI"/>
+                <w:rFonts w:ascii="Calibri" w:hAnsi="Calibri" w:cs="Calibri"/>
                 <w:b w:val="0"/>
                 <w:i w:val="0"/>
-                <w:color w:val="1A1A1A"/>
-                <w:sz w:val="20"/>
-              </w:rPr>
-            </w:r>
-            <w:r>
-              <w:rPr>
-                <w:rFonts w:ascii="Segoe UI" w:hAnsi="Segoe UI" w:cs="Segoe UI"/>
-                <w:b w:val="0"/>
-                <w:i w:val="0"/>
-                <w:color w:val="1A1A1A"/>
-                <w:sz w:val="20"/>
+                <w:color w:val="000000"/>
+                <w:sz w:val="21"/>
               </w:rPr>
               <w:t>down 32%</w:t>
             </w:r>
@@ -4417,24 +3453,16 @@
           </w:tcPr>
           <w:p>
             <w:pPr>
-              <w:spacing w:after="40" w:before="40"/>
+              <w:spacing w:before="40" w:after="40"/>
             </w:pPr>
+            <w:r/>
             <w:r>
               <w:rPr>
-                <w:rFonts w:ascii="Segoe UI" w:hAnsi="Segoe UI" w:cs="Segoe UI"/>
+                <w:rFonts w:ascii="Calibri" w:hAnsi="Calibri" w:cs="Calibri"/>
                 <w:b w:val="0"/>
                 <w:i w:val="0"/>
-                <w:color w:val="1A1A1A"/>
-                <w:sz w:val="20"/>
-              </w:rPr>
-            </w:r>
-            <w:r>
-              <w:rPr>
-                <w:rFonts w:ascii="Segoe UI" w:hAnsi="Segoe UI" w:cs="Segoe UI"/>
-                <w:b w:val="0"/>
-                <w:i w:val="0"/>
-                <w:color w:val="1A1A1A"/>
-                <w:sz w:val="20"/>
+                <w:color w:val="000000"/>
+                <w:sz w:val="21"/>
               </w:rPr>
               <w:t>Machine stoppages</w:t>
             </w:r>
@@ -4446,24 +3474,16 @@
           </w:tcPr>
           <w:p>
             <w:pPr>
-              <w:spacing w:after="40" w:before="40"/>
+              <w:spacing w:before="40" w:after="40"/>
             </w:pPr>
+            <w:r/>
             <w:r>
               <w:rPr>
-                <w:rFonts w:ascii="Segoe UI" w:hAnsi="Segoe UI" w:cs="Segoe UI"/>
+                <w:rFonts w:ascii="Calibri" w:hAnsi="Calibri" w:cs="Calibri"/>
                 <w:b w:val="0"/>
                 <w:i w:val="0"/>
-                <w:color w:val="1A1A1A"/>
-                <w:sz w:val="20"/>
-              </w:rPr>
-            </w:r>
-            <w:r>
-              <w:rPr>
-                <w:rFonts w:ascii="Segoe UI" w:hAnsi="Segoe UI" w:cs="Segoe UI"/>
-                <w:b w:val="0"/>
-                <w:i w:val="0"/>
-                <w:color w:val="1A1A1A"/>
-                <w:sz w:val="20"/>
+                <w:color w:val="000000"/>
+                <w:sz w:val="21"/>
               </w:rPr>
               <w:t>1.858</w:t>
             </w:r>
@@ -4475,24 +3495,16 @@
           </w:tcPr>
           <w:p>
             <w:pPr>
-              <w:spacing w:after="40" w:before="40"/>
+              <w:spacing w:before="40" w:after="40"/>
             </w:pPr>
+            <w:r/>
             <w:r>
               <w:rPr>
-                <w:rFonts w:ascii="Segoe UI" w:hAnsi="Segoe UI" w:cs="Segoe UI"/>
+                <w:rFonts w:ascii="Calibri" w:hAnsi="Calibri" w:cs="Calibri"/>
                 <w:b w:val="0"/>
                 <w:i w:val="0"/>
-                <w:color w:val="1A1A1A"/>
-                <w:sz w:val="20"/>
-              </w:rPr>
-            </w:r>
-            <w:r>
-              <w:rPr>
-                <w:rFonts w:ascii="Segoe UI" w:hAnsi="Segoe UI" w:cs="Segoe UI"/>
-                <w:b w:val="0"/>
-                <w:i w:val="0"/>
-                <w:color w:val="1A1A1A"/>
-                <w:sz w:val="20"/>
+                <w:color w:val="000000"/>
+                <w:sz w:val="21"/>
               </w:rPr>
               <w:t>1.358</w:t>
             </w:r>
@@ -4504,24 +3516,16 @@
           </w:tcPr>
           <w:p>
             <w:pPr>
-              <w:spacing w:after="40" w:before="40"/>
+              <w:spacing w:before="40" w:after="40"/>
             </w:pPr>
+            <w:r/>
             <w:r>
               <w:rPr>
-                <w:rFonts w:ascii="Segoe UI" w:hAnsi="Segoe UI" w:cs="Segoe UI"/>
+                <w:rFonts w:ascii="Calibri" w:hAnsi="Calibri" w:cs="Calibri"/>
                 <w:b w:val="0"/>
                 <w:i w:val="0"/>
-                <w:color w:val="1A1A1A"/>
-                <w:sz w:val="20"/>
-              </w:rPr>
-            </w:r>
-            <w:r>
-              <w:rPr>
-                <w:rFonts w:ascii="Segoe UI" w:hAnsi="Segoe UI" w:cs="Segoe UI"/>
-                <w:b w:val="0"/>
-                <w:i w:val="0"/>
-                <w:color w:val="1A1A1A"/>
-                <w:sz w:val="20"/>
+                <w:color w:val="000000"/>
+                <w:sz w:val="21"/>
               </w:rPr>
               <w:t>down 27%</w:t>
             </w:r>
@@ -4535,24 +3539,16 @@
           </w:tcPr>
           <w:p>
             <w:pPr>
-              <w:spacing w:after="40" w:before="40"/>
+              <w:spacing w:before="40" w:after="40"/>
             </w:pPr>
+            <w:r/>
             <w:r>
               <w:rPr>
-                <w:rFonts w:ascii="Segoe UI" w:hAnsi="Segoe UI" w:cs="Segoe UI"/>
+                <w:rFonts w:ascii="Calibri" w:hAnsi="Calibri" w:cs="Calibri"/>
                 <w:b w:val="0"/>
                 <w:i w:val="0"/>
-                <w:color w:val="1A1A1A"/>
-                <w:sz w:val="20"/>
-              </w:rPr>
-            </w:r>
-            <w:r>
-              <w:rPr>
-                <w:rFonts w:ascii="Segoe UI" w:hAnsi="Segoe UI" w:cs="Segoe UI"/>
-                <w:b w:val="0"/>
-                <w:i w:val="0"/>
-                <w:color w:val="1A1A1A"/>
-                <w:sz w:val="20"/>
+                <w:color w:val="000000"/>
+                <w:sz w:val="21"/>
               </w:rPr>
               <w:t>Output</w:t>
             </w:r>
@@ -4564,24 +3560,16 @@
           </w:tcPr>
           <w:p>
             <w:pPr>
-              <w:spacing w:after="40" w:before="40"/>
+              <w:spacing w:before="40" w:after="40"/>
             </w:pPr>
+            <w:r/>
             <w:r>
               <w:rPr>
-                <w:rFonts w:ascii="Segoe UI" w:hAnsi="Segoe UI" w:cs="Segoe UI"/>
+                <w:rFonts w:ascii="Calibri" w:hAnsi="Calibri" w:cs="Calibri"/>
                 <w:b w:val="0"/>
                 <w:i w:val="0"/>
-                <w:color w:val="1A1A1A"/>
-                <w:sz w:val="20"/>
-              </w:rPr>
-            </w:r>
-            <w:r>
-              <w:rPr>
-                <w:rFonts w:ascii="Segoe UI" w:hAnsi="Segoe UI" w:cs="Segoe UI"/>
-                <w:b w:val="0"/>
-                <w:i w:val="0"/>
-                <w:color w:val="1A1A1A"/>
-                <w:sz w:val="20"/>
+                <w:color w:val="000000"/>
+                <w:sz w:val="21"/>
               </w:rPr>
               <w:t>91.9</w:t>
             </w:r>
@@ -4593,24 +3581,16 @@
           </w:tcPr>
           <w:p>
             <w:pPr>
-              <w:spacing w:after="40" w:before="40"/>
+              <w:spacing w:before="40" w:after="40"/>
             </w:pPr>
+            <w:r/>
             <w:r>
               <w:rPr>
-                <w:rFonts w:ascii="Segoe UI" w:hAnsi="Segoe UI" w:cs="Segoe UI"/>
+                <w:rFonts w:ascii="Calibri" w:hAnsi="Calibri" w:cs="Calibri"/>
                 <w:b w:val="0"/>
                 <w:i w:val="0"/>
-                <w:color w:val="1A1A1A"/>
-                <w:sz w:val="20"/>
-              </w:rPr>
-            </w:r>
-            <w:r>
-              <w:rPr>
-                <w:rFonts w:ascii="Segoe UI" w:hAnsi="Segoe UI" w:cs="Segoe UI"/>
-                <w:b w:val="0"/>
-                <w:i w:val="0"/>
-                <w:color w:val="1A1A1A"/>
-                <w:sz w:val="20"/>
+                <w:color w:val="000000"/>
+                <w:sz w:val="21"/>
               </w:rPr>
               <w:t>90.2</w:t>
             </w:r>
@@ -4622,24 +3602,16 @@
           </w:tcPr>
           <w:p>
             <w:pPr>
-              <w:spacing w:after="40" w:before="40"/>
+              <w:spacing w:before="40" w:after="40"/>
             </w:pPr>
+            <w:r/>
             <w:r>
               <w:rPr>
-                <w:rFonts w:ascii="Segoe UI" w:hAnsi="Segoe UI" w:cs="Segoe UI"/>
+                <w:rFonts w:ascii="Calibri" w:hAnsi="Calibri" w:cs="Calibri"/>
                 <w:b w:val="0"/>
                 <w:i w:val="0"/>
-                <w:color w:val="1A1A1A"/>
-                <w:sz w:val="20"/>
-              </w:rPr>
-            </w:r>
-            <w:r>
-              <w:rPr>
-                <w:rFonts w:ascii="Segoe UI" w:hAnsi="Segoe UI" w:cs="Segoe UI"/>
-                <w:b w:val="0"/>
-                <w:i w:val="0"/>
-                <w:color w:val="1A1A1A"/>
-                <w:sz w:val="20"/>
+                <w:color w:val="000000"/>
+                <w:sz w:val="21"/>
               </w:rPr>
               <w:t>down 1.8%  &lt;- the key one</w:t>
             </w:r>
@@ -4649,21 +3621,20 @@
     </w:tbl>
     <w:p>
       <w:pPr>
-        <w:spacing w:after="80"/>
+        <w:spacing w:after="120"/>
       </w:pPr>
     </w:p>
     <w:p>
       <w:pPr>
-        <w:spacing w:before="160" w:after="40"/>
-        <w:ind w:left="173" w:right="173"/>
-        <w:shd w:val="clear" w:fill="E9F5EC"/>
+        <w:spacing w:after="60" w:before="0"/>
+        <w:ind w:left="432"/>
       </w:pPr>
       <w:r>
         <w:rPr>
-          <w:rFonts w:ascii="Segoe UI" w:hAnsi="Segoe UI" w:cs="Segoe UI"/>
+          <w:rFonts w:ascii="Calibri" w:hAnsi="Calibri" w:cs="Calibri"/>
           <w:b/>
           <w:i w:val="0"/>
-          <w:color w:val="1E7A3C"/>
+          <w:color w:val="000000"/>
           <w:sz w:val="22"/>
         </w:rPr>
         <w:t>The single most important sentence in the paper</w:t>
@@ -4671,16 +3642,15 @@
     </w:p>
     <w:p>
       <w:pPr>
-        <w:spacing w:before="0" w:after="40"/>
-        <w:ind w:left="173" w:right="173"/>
-        <w:shd w:val="clear" w:fill="E9F5EC"/>
+        <w:spacing w:after="60" w:before="0"/>
+        <w:ind w:left="432"/>
       </w:pPr>
       <w:r>
         <w:rPr>
-          <w:rFonts w:ascii="Segoe UI" w:hAnsi="Segoe UI" w:cs="Segoe UI"/>
+          <w:rFonts w:ascii="Calibri" w:hAnsi="Calibri" w:cs="Calibri"/>
           <w:b w:val="0"/>
           <w:i w:val="0"/>
-          <w:color w:val="1E7A3C"/>
+          <w:color w:val="000000"/>
           <w:sz w:val="22"/>
         </w:rPr>
         <w:t>At the moment of highest demand — exactly when a throughput-driven scheduler pushes people hardest — protecting the workers cost no measurable production.</w:t>
@@ -4688,16 +3658,15 @@
     </w:p>
     <w:p>
       <w:pPr>
-        <w:spacing w:before="0" w:after="160"/>
-        <w:ind w:left="173" w:right="173"/>
-        <w:shd w:val="clear" w:fill="E9F5EC"/>
+        <w:spacing w:after="160" w:before="0"/>
+        <w:ind w:left="432"/>
       </w:pPr>
       <w:r>
         <w:rPr>
-          <w:rFonts w:ascii="Segoe UI" w:hAnsi="Segoe UI" w:cs="Segoe UI"/>
+          <w:rFonts w:ascii="Calibri" w:hAnsi="Calibri" w:cs="Calibri"/>
           <w:b w:val="0"/>
           <w:i w:val="0"/>
-          <w:color w:val="1E7A3C"/>
+          <w:color w:val="000000"/>
           <w:sz w:val="22"/>
         </w:rPr>
         <w:t>That 1.8% has p = 0.148, which means it could easily be chance rather than a real difference.</w:t>
@@ -4705,14 +3674,14 @@
     </w:p>
     <w:p>
       <w:pPr>
-        <w:spacing w:after="120" w:before="0"/>
+        <w:spacing w:after="160" w:before="0"/>
       </w:pPr>
       <w:r>
         <w:rPr>
-          <w:rFonts w:ascii="Segoe UI" w:hAnsi="Segoe UI" w:cs="Segoe UI"/>
+          <w:rFonts w:ascii="Calibri" w:hAnsi="Calibri" w:cs="Calibri"/>
           <w:b w:val="0"/>
           <w:i w:val="0"/>
-          <w:color w:val="1A1A1A"/>
+          <w:color w:val="000000"/>
           <w:sz w:val="22"/>
         </w:rPr>
         <w:t>And one more: the machines stopped less often too (down 27%). What is good for the person turns out to be good for the equipment — a tired worker makes mistakes, and the machine absorbs the consequences.</w:t>
@@ -4720,47 +3689,29 @@
     </w:p>
     <w:p>
       <w:pPr>
-        <w:spacing w:before="320" w:after="120"/>
+        <w:spacing w:before="360" w:after="120"/>
       </w:pPr>
       <w:r>
         <w:rPr>
-          <w:rFonts w:ascii="Segoe UI" w:hAnsi="Segoe UI" w:cs="Segoe UI"/>
+          <w:rFonts w:ascii="Calibri" w:hAnsi="Calibri" w:cs="Calibri"/>
           <w:b/>
           <w:i w:val="0"/>
-          <w:color w:val="1F4E79"/>
-          <w:sz w:val="32"/>
+          <w:color w:val="000000"/>
+          <w:sz w:val="28"/>
         </w:rPr>
-        <w:t xml:space="preserve">8   </w:t>
-      </w:r>
-      <w:r>
-        <w:rPr>
-          <w:rFonts w:ascii="Segoe UI" w:hAnsi="Segoe UI" w:cs="Segoe UI"/>
-          <w:b/>
-          <w:i w:val="0"/>
-          <w:color w:val="1F4E79"/>
-          <w:sz w:val="30"/>
-        </w:rPr>
-        <w:t>The most surprising finding</w:t>
+        <w:t>8. The most surprising finding</w:t>
       </w:r>
     </w:p>
     <w:p>
       <w:pPr>
-        <w:spacing w:after="160"/>
-        <w:pBdr>
-          <w:bottom w:val="single" w:sz="6" w:color="1F4E79"/>
-        </w:pBdr>
-      </w:pPr>
-    </w:p>
-    <w:p>
-      <w:pPr>
-        <w:spacing w:after="120" w:before="0"/>
+        <w:spacing w:after="160" w:before="0"/>
       </w:pPr>
       <w:r>
         <w:rPr>
-          <w:rFonts w:ascii="Segoe UI" w:hAnsi="Segoe UI" w:cs="Segoe UI"/>
+          <w:rFonts w:ascii="Calibri" w:hAnsi="Calibri" w:cs="Calibri"/>
           <w:b w:val="0"/>
           <w:i w:val="0"/>
-          <w:color w:val="1A1A1A"/>
+          <w:color w:val="000000"/>
           <w:sz w:val="22"/>
         </w:rPr>
         <w:t>Four different sets of priorities were tried — favouring the person, the planet, profit, and a balance. They differ enormously.</w:t>
@@ -4768,116 +3719,110 @@
     </w:p>
     <w:p>
       <w:pPr>
-        <w:spacing w:before="120" w:after="0"/>
-        <w:ind w:left="230"/>
-        <w:shd w:val="clear" w:fill="F4F4F2"/>
+        <w:spacing w:after="0" w:before="0"/>
+        <w:ind w:left="504"/>
       </w:pPr>
       <w:r>
         <w:rPr>
-          <w:rFonts w:ascii="Consolas" w:hAnsi="Consolas" w:cs="Consolas"/>
+          <w:rFonts w:ascii="Calibri" w:hAnsi="Calibri" w:cs="Calibri"/>
           <w:b w:val="0"/>
           <w:i w:val="0"/>
-          <w:color w:val="222222"/>
-          <w:sz w:val="19"/>
+          <w:color w:val="000000"/>
+          <w:sz w:val="21"/>
         </w:rPr>
         <w:t>balanced     :  tiredness 0.541      output 90.2</w:t>
       </w:r>
     </w:p>
     <w:p>
       <w:pPr>
-        <w:spacing w:before="0" w:after="0"/>
-        <w:ind w:left="230"/>
-        <w:shd w:val="clear" w:fill="F4F4F2"/>
+        <w:spacing w:after="0" w:before="0"/>
+        <w:ind w:left="504"/>
       </w:pPr>
       <w:r>
         <w:rPr>
-          <w:rFonts w:ascii="Consolas" w:hAnsi="Consolas" w:cs="Consolas"/>
+          <w:rFonts w:ascii="Calibri" w:hAnsi="Calibri" w:cs="Calibri"/>
           <w:b w:val="0"/>
           <w:i w:val="0"/>
-          <w:color w:val="222222"/>
-          <w:sz w:val="19"/>
+          <w:color w:val="000000"/>
+          <w:sz w:val="21"/>
         </w:rPr>
         <w:t>people first :  tiredness 0.541      output 90.3</w:t>
       </w:r>
     </w:p>
     <w:p>
       <w:pPr>
-        <w:spacing w:before="0" w:after="0"/>
-        <w:ind w:left="230"/>
-        <w:shd w:val="clear" w:fill="F4F4F2"/>
+        <w:spacing w:after="0" w:before="0"/>
+        <w:ind w:left="504"/>
       </w:pPr>
       <w:r>
         <w:rPr>
-          <w:rFonts w:ascii="Consolas" w:hAnsi="Consolas" w:cs="Consolas"/>
+          <w:rFonts w:ascii="Calibri" w:hAnsi="Calibri" w:cs="Calibri"/>
           <w:b w:val="0"/>
           <w:i w:val="0"/>
-          <w:color w:val="222222"/>
-          <w:sz w:val="19"/>
+          <w:color w:val="000000"/>
+          <w:sz w:val="21"/>
         </w:rPr>
         <w:t>planet first :  tiredness 0.542      output 90.3</w:t>
       </w:r>
     </w:p>
     <w:p>
       <w:pPr>
-        <w:spacing w:before="0" w:after="0"/>
-        <w:ind w:left="230"/>
-        <w:shd w:val="clear" w:fill="F4F4F2"/>
+        <w:spacing w:after="0" w:before="0"/>
+        <w:ind w:left="504"/>
       </w:pPr>
       <w:r>
         <w:rPr>
-          <w:rFonts w:ascii="Consolas" w:hAnsi="Consolas" w:cs="Consolas"/>
+          <w:rFonts w:ascii="Calibri" w:hAnsi="Calibri" w:cs="Calibri"/>
           <w:b w:val="0"/>
           <w:i w:val="0"/>
-          <w:color w:val="222222"/>
-          <w:sz w:val="19"/>
+          <w:color w:val="000000"/>
+          <w:sz w:val="21"/>
         </w:rPr>
         <w:t>profit first :  tiredness 0.542      output 90.3</w:t>
       </w:r>
     </w:p>
     <w:p>
       <w:pPr>
-        <w:spacing w:before="0" w:after="0"/>
-        <w:ind w:left="230"/>
-        <w:shd w:val="clear" w:fill="F4F4F2"/>
+        <w:spacing w:after="0" w:before="0"/>
+        <w:ind w:left="504"/>
       </w:pPr>
       <w:r>
         <w:rPr>
-          <w:rFonts w:ascii="Consolas" w:hAnsi="Consolas" w:cs="Consolas"/>
+          <w:rFonts w:ascii="Calibri" w:hAnsi="Calibri" w:cs="Calibri"/>
           <w:b w:val="0"/>
           <w:i w:val="0"/>
-          <w:color w:val="222222"/>
-          <w:sz w:val="19"/>
+          <w:color w:val="000000"/>
+          <w:sz w:val="21"/>
         </w:rPr>
         <w:t xml:space="preserve">                    ^                    ^</w:t>
       </w:r>
     </w:p>
     <w:p>
       <w:pPr>
-        <w:spacing w:before="0" w:after="120"/>
-        <w:ind w:left="230"/>
-        <w:shd w:val="clear" w:fill="F4F4F2"/>
+        <w:spacing w:after="160" w:before="0"/>
+        <w:ind w:left="504"/>
       </w:pPr>
       <w:r>
         <w:rPr>
-          <w:rFonts w:ascii="Consolas" w:hAnsi="Consolas" w:cs="Consolas"/>
+          <w:rFonts w:ascii="Calibri" w:hAnsi="Calibri" w:cs="Calibri"/>
           <w:b w:val="0"/>
           <w:i w:val="0"/>
-          <w:color w:val="222222"/>
-          <w:sz w:val="19"/>
+          <w:color w:val="000000"/>
+          <w:sz w:val="21"/>
         </w:rPr>
         <w:t xml:space="preserve">                 identical            identical</w:t>
       </w:r>
     </w:p>
     <w:p>
       <w:pPr>
-        <w:spacing w:after="120" w:before="0"/>
+        <w:spacing w:after="160" w:before="0"/>
       </w:pPr>
       <w:r>
         <w:rPr>
-          <w:rFonts w:ascii="Segoe UI" w:hAnsi="Segoe UI" w:cs="Segoe UI"/>
+          <w:rFonts w:ascii="Calibri" w:hAnsi="Calibri" w:cs="Calibri"/>
           <w:b/>
           <w:i w:val="0"/>
-          <w:color w:val="1A1A1A"/>
+          <w:color w:val="000000"/>
           <w:sz w:val="22"/>
         </w:rPr>
         <w:t>Why? Measuring it gave the answer:</w:t>
@@ -4885,50 +3830,47 @@
     </w:p>
     <w:p>
       <w:pPr>
-        <w:spacing w:before="120" w:after="0"/>
-        <w:ind w:left="230"/>
-        <w:shd w:val="clear" w:fill="F4F4F2"/>
+        <w:spacing w:after="0" w:before="0"/>
+        <w:ind w:left="504"/>
       </w:pPr>
       <w:r>
         <w:rPr>
-          <w:rFonts w:ascii="Consolas" w:hAnsi="Consolas" w:cs="Consolas"/>
+          <w:rFonts w:ascii="Calibri" w:hAnsi="Calibri" w:cs="Calibri"/>
           <w:b w:val="0"/>
           <w:i w:val="0"/>
-          <w:color w:val="222222"/>
-          <w:sz w:val="19"/>
+          <w:color w:val="000000"/>
+          <w:sz w:val="21"/>
         </w:rPr>
         <w:t>after the forbidden rules filter the options...</w:t>
       </w:r>
     </w:p>
     <w:p>
       <w:pPr>
-        <w:spacing w:before="0" w:after="120"/>
-        <w:ind w:left="230"/>
-        <w:shd w:val="clear" w:fill="F4F4F2"/>
+        <w:spacing w:after="160" w:before="0"/>
+        <w:ind w:left="504"/>
       </w:pPr>
       <w:r>
         <w:rPr>
-          <w:rFonts w:ascii="Consolas" w:hAnsi="Consolas" w:cs="Consolas"/>
+          <w:rFonts w:ascii="Calibri" w:hAnsi="Calibri" w:cs="Calibri"/>
           <w:b w:val="0"/>
           <w:i w:val="0"/>
-          <w:color w:val="222222"/>
-          <w:sz w:val="19"/>
+          <w:color w:val="000000"/>
+          <w:sz w:val="21"/>
         </w:rPr>
         <w:t>in 95.7% of 45,754 decisions, either 0 or 1 option is left</w:t>
       </w:r>
     </w:p>
     <w:p>
       <w:pPr>
-        <w:spacing w:before="160" w:after="40"/>
-        <w:ind w:left="173" w:right="173"/>
-        <w:shd w:val="clear" w:fill="EAF2FA"/>
+        <w:spacing w:after="60" w:before="0"/>
+        <w:ind w:left="432"/>
       </w:pPr>
       <w:r>
         <w:rPr>
-          <w:rFonts w:ascii="Segoe UI" w:hAnsi="Segoe UI" w:cs="Segoe UI"/>
+          <w:rFonts w:ascii="Calibri" w:hAnsi="Calibri" w:cs="Calibri"/>
           <w:b/>
           <w:i w:val="0"/>
-          <w:color w:val="1F4E79"/>
+          <w:color w:val="000000"/>
           <w:sz w:val="22"/>
         </w:rPr>
         <w:t>An analogy — the restaurant</w:t>
@@ -4936,16 +3878,15 @@
     </w:p>
     <w:p>
       <w:pPr>
-        <w:spacing w:before="0" w:after="40"/>
-        <w:ind w:left="173" w:right="173"/>
-        <w:shd w:val="clear" w:fill="EAF2FA"/>
+        <w:spacing w:after="60" w:before="0"/>
+        <w:ind w:left="432"/>
       </w:pPr>
       <w:r>
         <w:rPr>
-          <w:rFonts w:ascii="Segoe UI" w:hAnsi="Segoe UI" w:cs="Segoe UI"/>
+          <w:rFonts w:ascii="Calibri" w:hAnsi="Calibri" w:cs="Calibri"/>
           <w:b w:val="0"/>
           <w:i w:val="0"/>
-          <w:color w:val="1F4E79"/>
+          <w:color w:val="000000"/>
           <w:sz w:val="22"/>
         </w:rPr>
         <w:t>You love chicken and hate fish. But by the time the kitchen's rules are applied, one dish is left on the menu.</w:t>
@@ -4953,16 +3894,15 @@
     </w:p>
     <w:p>
       <w:pPr>
-        <w:spacing w:before="0" w:after="40"/>
-        <w:ind w:left="173" w:right="173"/>
-        <w:shd w:val="clear" w:fill="EAF2FA"/>
+        <w:spacing w:after="60" w:before="0"/>
+        <w:ind w:left="432"/>
       </w:pPr>
       <w:r>
         <w:rPr>
-          <w:rFonts w:ascii="Segoe UI" w:hAnsi="Segoe UI" w:cs="Segoe UI"/>
+          <w:rFonts w:ascii="Calibri" w:hAnsi="Calibri" w:cs="Calibri"/>
           <w:b w:val="0"/>
           <w:i w:val="0"/>
-          <w:color w:val="1F4E79"/>
+          <w:color w:val="000000"/>
           <w:sz w:val="22"/>
         </w:rPr>
         <w:t>Do your preferences matter now? No. There is only one thing to order.</w:t>
@@ -4970,16 +3910,15 @@
     </w:p>
     <w:p>
       <w:pPr>
-        <w:spacing w:before="0" w:after="160"/>
-        <w:ind w:left="173" w:right="173"/>
-        <w:shd w:val="clear" w:fill="EAF2FA"/>
+        <w:spacing w:after="160" w:before="0"/>
+        <w:ind w:left="432"/>
       </w:pPr>
       <w:r>
         <w:rPr>
-          <w:rFonts w:ascii="Segoe UI" w:hAnsi="Segoe UI" w:cs="Segoe UI"/>
+          <w:rFonts w:ascii="Calibri" w:hAnsi="Calibri" w:cs="Calibri"/>
           <w:b w:val="0"/>
           <w:i w:val="0"/>
-          <w:color w:val="1F4E79"/>
+          <w:color w:val="000000"/>
           <w:sz w:val="22"/>
         </w:rPr>
         <w:t>When there is nothing to choose between, preferences change nothing.</w:t>
@@ -4987,16 +3926,15 @@
     </w:p>
     <w:p>
       <w:pPr>
-        <w:spacing w:before="160" w:after="40"/>
-        <w:ind w:left="173" w:right="173"/>
-        <w:shd w:val="clear" w:fill="E9F5EC"/>
+        <w:spacing w:after="60" w:before="0"/>
+        <w:ind w:left="432"/>
       </w:pPr>
       <w:r>
         <w:rPr>
-          <w:rFonts w:ascii="Segoe UI" w:hAnsi="Segoe UI" w:cs="Segoe UI"/>
+          <w:rFonts w:ascii="Calibri" w:hAnsi="Calibri" w:cs="Calibri"/>
           <w:b/>
           <w:i w:val="0"/>
-          <w:color w:val="1E7A3C"/>
+          <w:color w:val="000000"/>
           <w:sz w:val="22"/>
         </w:rPr>
         <w:t>This is good news, not bad</w:t>
@@ -5004,16 +3942,15 @@
     </w:p>
     <w:p>
       <w:pPr>
-        <w:spacing w:before="0" w:after="40"/>
-        <w:ind w:left="173" w:right="173"/>
-        <w:shd w:val="clear" w:fill="E9F5EC"/>
+        <w:spacing w:after="60" w:before="0"/>
+        <w:ind w:left="432"/>
       </w:pPr>
       <w:r>
         <w:rPr>
-          <w:rFonts w:ascii="Segoe UI" w:hAnsi="Segoe UI" w:cs="Segoe UI"/>
+          <w:rFonts w:ascii="Calibri" w:hAnsi="Calibri" w:cs="Calibri"/>
           <w:b w:val="0"/>
           <w:i w:val="0"/>
-          <w:color w:val="1E7A3C"/>
+          <w:color w:val="000000"/>
           <w:sz w:val="22"/>
         </w:rPr>
         <w:t>It means no change of priorities can strip the protection away. Even with profit weighted at 100%, the ban on exceeding the tiredness limit is still there.</w:t>
@@ -5021,16 +3958,15 @@
     </w:p>
     <w:p>
       <w:pPr>
-        <w:spacing w:before="0" w:after="160"/>
-        <w:ind w:left="173" w:right="173"/>
-        <w:shd w:val="clear" w:fill="E9F5EC"/>
+        <w:spacing w:after="160" w:before="0"/>
+        <w:ind w:left="432"/>
       </w:pPr>
       <w:r>
         <w:rPr>
-          <w:rFonts w:ascii="Segoe UI" w:hAnsi="Segoe UI" w:cs="Segoe UI"/>
+          <w:rFonts w:ascii="Calibri" w:hAnsi="Calibri" w:cs="Calibri"/>
           <w:b w:val="0"/>
           <w:i w:val="0"/>
-          <w:color w:val="1E7A3C"/>
+          <w:color w:val="000000"/>
           <w:sz w:val="22"/>
         </w:rPr>
         <w:t>“This framework is steered by its constraints — not by its priorities.”</w:t>
@@ -5038,47 +3974,29 @@
     </w:p>
     <w:p>
       <w:pPr>
-        <w:spacing w:before="320" w:after="120"/>
+        <w:spacing w:before="360" w:after="120"/>
       </w:pPr>
       <w:r>
         <w:rPr>
-          <w:rFonts w:ascii="Segoe UI" w:hAnsi="Segoe UI" w:cs="Segoe UI"/>
+          <w:rFonts w:ascii="Calibri" w:hAnsi="Calibri" w:cs="Calibri"/>
           <w:b/>
           <w:i w:val="0"/>
-          <w:color w:val="1F4E79"/>
-          <w:sz w:val="32"/>
+          <w:color w:val="000000"/>
+          <w:sz w:val="28"/>
         </w:rPr>
-        <w:t xml:space="preserve">9   </w:t>
-      </w:r>
-      <w:r>
-        <w:rPr>
-          <w:rFonts w:ascii="Segoe UI" w:hAnsi="Segoe UI" w:cs="Segoe UI"/>
-          <w:b/>
-          <w:i w:val="0"/>
-          <w:color w:val="1F4E79"/>
-          <w:sz w:val="30"/>
-        </w:rPr>
-        <w:t>The weaknesses, stated honestly</w:t>
+        <w:t>9. The weaknesses, stated honestly</w:t>
       </w:r>
     </w:p>
     <w:p>
       <w:pPr>
-        <w:spacing w:after="160"/>
-        <w:pBdr>
-          <w:bottom w:val="single" w:sz="6" w:color="1F4E79"/>
-        </w:pBdr>
-      </w:pPr>
-    </w:p>
-    <w:p>
-      <w:pPr>
-        <w:spacing w:after="120" w:before="0"/>
+        <w:spacing w:after="160" w:before="0"/>
       </w:pPr>
       <w:r>
         <w:rPr>
-          <w:rFonts w:ascii="Segoe UI" w:hAnsi="Segoe UI" w:cs="Segoe UI"/>
+          <w:rFonts w:ascii="Calibri" w:hAnsi="Calibri" w:cs="Calibri"/>
           <w:b w:val="0"/>
           <w:i/>
-          <w:color w:val="555555"/>
+          <w:color w:val="000000"/>
           <w:sz w:val="22"/>
         </w:rPr>
         <w:t>This is what makes it real research — nothing is hidden.</w:t>
@@ -5087,49 +4005,38 @@
     <w:tbl>
       <w:tblPr>
         <w:tblW w:type="auto" w:w="0"/>
-        <w:jc w:val="center"/>
         <w:tblLook w:firstColumn="1" w:firstRow="1" w:lastColumn="0" w:lastRow="0" w:noHBand="0" w:noVBand="1" w:val="04A0"/>
         <w:tblBorders>
-          <w:top w:val="single" w:sz="4" w:color="C9D6E4"/>
-          <w:left w:val="single" w:sz="4" w:color="C9D6E4"/>
-          <w:bottom w:val="single" w:sz="4" w:color="C9D6E4"/>
-          <w:right w:val="single" w:sz="4" w:color="C9D6E4"/>
-          <w:insideH w:val="single" w:sz="4" w:color="C9D6E4"/>
-          <w:insideV w:val="single" w:sz="4" w:color="C9D6E4"/>
+          <w:top w:val="single" w:sz="4" w:color="808080"/>
+          <w:bottom w:val="single" w:sz="4" w:color="808080"/>
+          <w:insideH w:val="single" w:sz="4" w:color="808080"/>
+          <w:left w:val="none"/>
+          <w:right w:val="none"/>
+          <w:insideV w:val="none"/>
         </w:tblBorders>
       </w:tblPr>
       <w:tblGrid>
-        <w:gridCol w:w="3216"/>
-        <w:gridCol w:w="3216"/>
-        <w:gridCol w:w="3216"/>
+        <w:gridCol w:w="3120"/>
+        <w:gridCol w:w="3120"/>
+        <w:gridCol w:w="3120"/>
       </w:tblGrid>
       <w:tr>
         <w:tc>
           <w:tcPr>
             <w:tcW w:type="dxa" w:w="504"/>
-            <w:shd w:val="clear" w:fill="1F4E79"/>
           </w:tcPr>
           <w:p>
             <w:pPr>
-              <w:spacing w:after="40" w:before="40"/>
-              <w:shd w:val="clear" w:fill="1F4E79"/>
+              <w:spacing w:before="60" w:after="60"/>
             </w:pPr>
+            <w:r/>
             <w:r>
               <w:rPr>
-                <w:rFonts w:ascii="Segoe UI" w:hAnsi="Segoe UI" w:cs="Segoe UI"/>
-                <w:b w:val="0"/>
-                <w:i w:val="0"/>
-                <w:color w:val="1A1A1A"/>
-                <w:sz w:val="20"/>
-              </w:rPr>
-            </w:r>
-            <w:r>
-              <w:rPr>
-                <w:rFonts w:ascii="Segoe UI" w:hAnsi="Segoe UI" w:cs="Segoe UI"/>
+                <w:rFonts w:ascii="Calibri" w:hAnsi="Calibri" w:cs="Calibri"/>
                 <w:b/>
                 <w:i w:val="0"/>
-                <w:color w:val="FFFFFF"/>
-                <w:sz w:val="20"/>
+                <w:color w:val="000000"/>
+                <w:sz w:val="21"/>
               </w:rPr>
               <w:t>#</w:t>
             </w:r>
@@ -5138,29 +4045,19 @@
         <w:tc>
           <w:tcPr>
             <w:tcW w:type="dxa" w:w="3744"/>
-            <w:shd w:val="clear" w:fill="1F4E79"/>
           </w:tcPr>
           <w:p>
             <w:pPr>
-              <w:spacing w:after="40" w:before="40"/>
-              <w:shd w:val="clear" w:fill="1F4E79"/>
+              <w:spacing w:before="60" w:after="60"/>
             </w:pPr>
+            <w:r/>
             <w:r>
               <w:rPr>
-                <w:rFonts w:ascii="Segoe UI" w:hAnsi="Segoe UI" w:cs="Segoe UI"/>
-                <w:b w:val="0"/>
-                <w:i w:val="0"/>
-                <w:color w:val="1A1A1A"/>
-                <w:sz w:val="20"/>
-              </w:rPr>
-            </w:r>
-            <w:r>
-              <w:rPr>
-                <w:rFonts w:ascii="Segoe UI" w:hAnsi="Segoe UI" w:cs="Segoe UI"/>
+                <w:rFonts w:ascii="Calibri" w:hAnsi="Calibri" w:cs="Calibri"/>
                 <w:b/>
                 <w:i w:val="0"/>
-                <w:color w:val="FFFFFF"/>
-                <w:sz w:val="20"/>
+                <w:color w:val="000000"/>
+                <w:sz w:val="21"/>
               </w:rPr>
               <w:t>Weakness</w:t>
             </w:r>
@@ -5169,29 +4066,19 @@
         <w:tc>
           <w:tcPr>
             <w:tcW w:type="dxa" w:w="4896"/>
-            <w:shd w:val="clear" w:fill="1F4E79"/>
           </w:tcPr>
           <w:p>
             <w:pPr>
-              <w:spacing w:after="40" w:before="40"/>
-              <w:shd w:val="clear" w:fill="1F4E79"/>
+              <w:spacing w:before="60" w:after="60"/>
             </w:pPr>
+            <w:r/>
             <w:r>
               <w:rPr>
-                <w:rFonts w:ascii="Segoe UI" w:hAnsi="Segoe UI" w:cs="Segoe UI"/>
-                <w:b w:val="0"/>
-                <w:i w:val="0"/>
-                <w:color w:val="1A1A1A"/>
-                <w:sz w:val="20"/>
-              </w:rPr>
-            </w:r>
-            <w:r>
-              <w:rPr>
-                <w:rFonts w:ascii="Segoe UI" w:hAnsi="Segoe UI" w:cs="Segoe UI"/>
+                <w:rFonts w:ascii="Calibri" w:hAnsi="Calibri" w:cs="Calibri"/>
                 <w:b/>
                 <w:i w:val="0"/>
-                <w:color w:val="FFFFFF"/>
-                <w:sz w:val="20"/>
+                <w:color w:val="000000"/>
+                <w:sz w:val="21"/>
               </w:rPr>
               <w:t>Why it is written down</w:t>
             </w:r>
@@ -5205,24 +4092,16 @@
           </w:tcPr>
           <w:p>
             <w:pPr>
-              <w:spacing w:after="40" w:before="40"/>
+              <w:spacing w:before="40" w:after="40"/>
             </w:pPr>
+            <w:r/>
             <w:r>
               <w:rPr>
-                <w:rFonts w:ascii="Segoe UI" w:hAnsi="Segoe UI" w:cs="Segoe UI"/>
+                <w:rFonts w:ascii="Calibri" w:hAnsi="Calibri" w:cs="Calibri"/>
                 <w:b w:val="0"/>
                 <w:i w:val="0"/>
-                <w:color w:val="1A1A1A"/>
-                <w:sz w:val="20"/>
-              </w:rPr>
-            </w:r>
-            <w:r>
-              <w:rPr>
-                <w:rFonts w:ascii="Segoe UI" w:hAnsi="Segoe UI" w:cs="Segoe UI"/>
-                <w:b w:val="0"/>
-                <w:i w:val="0"/>
-                <w:color w:val="1A1A1A"/>
-                <w:sz w:val="20"/>
+                <w:color w:val="000000"/>
+                <w:sz w:val="21"/>
               </w:rPr>
               <w:t>1</w:t>
             </w:r>
@@ -5234,24 +4113,16 @@
           </w:tcPr>
           <w:p>
             <w:pPr>
-              <w:spacing w:after="40" w:before="40"/>
+              <w:spacing w:before="40" w:after="40"/>
             </w:pPr>
+            <w:r/>
             <w:r>
               <w:rPr>
-                <w:rFonts w:ascii="Segoe UI" w:hAnsi="Segoe UI" w:cs="Segoe UI"/>
+                <w:rFonts w:ascii="Calibri" w:hAnsi="Calibri" w:cs="Calibri"/>
                 <w:b w:val="0"/>
                 <w:i w:val="0"/>
-                <w:color w:val="1A1A1A"/>
-                <w:sz w:val="20"/>
-              </w:rPr>
-            </w:r>
-            <w:r>
-              <w:rPr>
-                <w:rFonts w:ascii="Segoe UI" w:hAnsi="Segoe UI" w:cs="Segoe UI"/>
-                <w:b w:val="0"/>
-                <w:i w:val="0"/>
-                <w:color w:val="1A1A1A"/>
-                <w:sz w:val="20"/>
+                <w:color w:val="000000"/>
+                <w:sz w:val="21"/>
               </w:rPr>
               <w:t>Posture risk fell only 13–15%, not the 20% predicted</w:t>
             </w:r>
@@ -5263,24 +4134,16 @@
           </w:tcPr>
           <w:p>
             <w:pPr>
-              <w:spacing w:after="40" w:before="40"/>
+              <w:spacing w:before="40" w:after="40"/>
             </w:pPr>
+            <w:r/>
             <w:r>
               <w:rPr>
-                <w:rFonts w:ascii="Segoe UI" w:hAnsi="Segoe UI" w:cs="Segoe UI"/>
+                <w:rFonts w:ascii="Calibri" w:hAnsi="Calibri" w:cs="Calibri"/>
                 <w:b w:val="0"/>
                 <w:i w:val="0"/>
-                <w:color w:val="1A1A1A"/>
-                <w:sz w:val="20"/>
-              </w:rPr>
-            </w:r>
-            <w:r>
-              <w:rPr>
-                <w:rFonts w:ascii="Segoe UI" w:hAnsi="Segoe UI" w:cs="Segoe UI"/>
-                <w:b w:val="0"/>
-                <w:i w:val="0"/>
-                <w:color w:val="1A1A1A"/>
-                <w:sz w:val="20"/>
+                <w:color w:val="000000"/>
+                <w:sz w:val="21"/>
               </w:rPr>
               <w:t>our own prediction was not met — but there is an arithmetic reason</w:t>
             </w:r>
@@ -5294,24 +4157,16 @@
           </w:tcPr>
           <w:p>
             <w:pPr>
-              <w:spacing w:after="40" w:before="40"/>
+              <w:spacing w:before="40" w:after="40"/>
             </w:pPr>
+            <w:r/>
             <w:r>
               <w:rPr>
-                <w:rFonts w:ascii="Segoe UI" w:hAnsi="Segoe UI" w:cs="Segoe UI"/>
+                <w:rFonts w:ascii="Calibri" w:hAnsi="Calibri" w:cs="Calibri"/>
                 <w:b w:val="0"/>
                 <w:i w:val="0"/>
-                <w:color w:val="1A1A1A"/>
-                <w:sz w:val="20"/>
-              </w:rPr>
-            </w:r>
-            <w:r>
-              <w:rPr>
-                <w:rFonts w:ascii="Segoe UI" w:hAnsi="Segoe UI" w:cs="Segoe UI"/>
-                <w:b w:val="0"/>
-                <w:i w:val="0"/>
-                <w:color w:val="1A1A1A"/>
-                <w:sz w:val="20"/>
+                <w:color w:val="000000"/>
+                <w:sz w:val="21"/>
               </w:rPr>
               <w:t>2</w:t>
             </w:r>
@@ -5323,24 +4178,16 @@
           </w:tcPr>
           <w:p>
             <w:pPr>
-              <w:spacing w:after="40" w:before="40"/>
+              <w:spacing w:before="40" w:after="40"/>
             </w:pPr>
+            <w:r/>
             <w:r>
               <w:rPr>
-                <w:rFonts w:ascii="Segoe UI" w:hAnsi="Segoe UI" w:cs="Segoe UI"/>
+                <w:rFonts w:ascii="Calibri" w:hAnsi="Calibri" w:cs="Calibri"/>
                 <w:b w:val="0"/>
                 <w:i w:val="0"/>
-                <w:color w:val="1A1A1A"/>
-                <w:sz w:val="20"/>
-              </w:rPr>
-            </w:r>
-            <w:r>
-              <w:rPr>
-                <w:rFonts w:ascii="Segoe UI" w:hAnsi="Segoe UI" w:cs="Segoe UI"/>
-                <w:b w:val="0"/>
-                <w:i w:val="0"/>
-                <w:color w:val="1A1A1A"/>
-                <w:sz w:val="20"/>
+                <w:color w:val="000000"/>
+                <w:sz w:val="21"/>
               </w:rPr>
               <w:t>Work was shared out less evenly</w:t>
             </w:r>
@@ -5352,24 +4199,16 @@
           </w:tcPr>
           <w:p>
             <w:pPr>
-              <w:spacing w:after="40" w:before="40"/>
+              <w:spacing w:before="40" w:after="40"/>
             </w:pPr>
+            <w:r/>
             <w:r>
               <w:rPr>
-                <w:rFonts w:ascii="Segoe UI" w:hAnsi="Segoe UI" w:cs="Segoe UI"/>
+                <w:rFonts w:ascii="Calibri" w:hAnsi="Calibri" w:cs="Calibri"/>
                 <w:b w:val="0"/>
                 <w:i w:val="0"/>
-                <w:color w:val="1A1A1A"/>
-                <w:sz w:val="20"/>
-              </w:rPr>
-            </w:r>
-            <w:r>
-              <w:rPr>
-                <w:rFonts w:ascii="Segoe UI" w:hAnsi="Segoe UI" w:cs="Segoe UI"/>
-                <w:b w:val="0"/>
-                <w:i w:val="0"/>
-                <w:color w:val="1A1A1A"/>
-                <w:sz w:val="20"/>
+                <w:color w:val="000000"/>
+                <w:sz w:val="21"/>
               </w:rPr>
               <w:t>a result against us — reported in full anyway</w:t>
             </w:r>
@@ -5383,24 +4222,16 @@
           </w:tcPr>
           <w:p>
             <w:pPr>
-              <w:spacing w:after="40" w:before="40"/>
+              <w:spacing w:before="40" w:after="40"/>
             </w:pPr>
+            <w:r/>
             <w:r>
               <w:rPr>
-                <w:rFonts w:ascii="Segoe UI" w:hAnsi="Segoe UI" w:cs="Segoe UI"/>
+                <w:rFonts w:ascii="Calibri" w:hAnsi="Calibri" w:cs="Calibri"/>
                 <w:b w:val="0"/>
                 <w:i w:val="0"/>
-                <w:color w:val="1A1A1A"/>
-                <w:sz w:val="20"/>
-              </w:rPr>
-            </w:r>
-            <w:r>
-              <w:rPr>
-                <w:rFonts w:ascii="Segoe UI" w:hAnsi="Segoe UI" w:cs="Segoe UI"/>
-                <w:b w:val="0"/>
-                <w:i w:val="0"/>
-                <w:color w:val="1A1A1A"/>
-                <w:sz w:val="20"/>
+                <w:color w:val="000000"/>
+                <w:sz w:val="21"/>
               </w:rPr>
               <w:t>3</w:t>
             </w:r>
@@ -5412,24 +4243,16 @@
           </w:tcPr>
           <w:p>
             <w:pPr>
-              <w:spacing w:after="40" w:before="40"/>
+              <w:spacing w:before="40" w:after="40"/>
             </w:pPr>
+            <w:r/>
             <w:r>
               <w:rPr>
-                <w:rFonts w:ascii="Segoe UI" w:hAnsi="Segoe UI" w:cs="Segoe UI"/>
+                <w:rFonts w:ascii="Calibri" w:hAnsi="Calibri" w:cs="Calibri"/>
                 <w:b w:val="0"/>
                 <w:i w:val="0"/>
-                <w:color w:val="1A1A1A"/>
-                <w:sz w:val="20"/>
-              </w:rPr>
-            </w:r>
-            <w:r>
-              <w:rPr>
-                <w:rFonts w:ascii="Segoe UI" w:hAnsi="Segoe UI" w:cs="Segoe UI"/>
-                <w:b w:val="0"/>
-                <w:i w:val="0"/>
-                <w:color w:val="1A1A1A"/>
-                <w:sz w:val="20"/>
+                <w:color w:val="000000"/>
+                <w:sz w:val="21"/>
               </w:rPr>
               <w:t>Two rates were calibrated, not measured</w:t>
             </w:r>
@@ -5441,24 +4264,16 @@
           </w:tcPr>
           <w:p>
             <w:pPr>
-              <w:spacing w:after="40" w:before="40"/>
+              <w:spacing w:before="40" w:after="40"/>
             </w:pPr>
+            <w:r/>
             <w:r>
               <w:rPr>
-                <w:rFonts w:ascii="Segoe UI" w:hAnsi="Segoe UI" w:cs="Segoe UI"/>
+                <w:rFonts w:ascii="Calibri" w:hAnsi="Calibri" w:cs="Calibri"/>
                 <w:b w:val="0"/>
                 <w:i w:val="0"/>
-                <w:color w:val="1A1A1A"/>
-                <w:sz w:val="20"/>
-              </w:rPr>
-            </w:r>
-            <w:r>
-              <w:rPr>
-                <w:rFonts w:ascii="Segoe UI" w:hAnsi="Segoe UI" w:cs="Segoe UI"/>
-                <w:b w:val="0"/>
-                <w:i w:val="0"/>
-                <w:color w:val="1A1A1A"/>
-                <w:sz w:val="20"/>
+                <w:color w:val="000000"/>
+                <w:sz w:val="21"/>
               </w:rPr>
               <w:t>varied from half to double; the conclusion did not change</w:t>
             </w:r>
@@ -5472,24 +4287,16 @@
           </w:tcPr>
           <w:p>
             <w:pPr>
-              <w:spacing w:after="40" w:before="40"/>
+              <w:spacing w:before="40" w:after="40"/>
             </w:pPr>
+            <w:r/>
             <w:r>
               <w:rPr>
-                <w:rFonts w:ascii="Segoe UI" w:hAnsi="Segoe UI" w:cs="Segoe UI"/>
+                <w:rFonts w:ascii="Calibri" w:hAnsi="Calibri" w:cs="Calibri"/>
                 <w:b w:val="0"/>
                 <w:i w:val="0"/>
-                <w:color w:val="1A1A1A"/>
-                <w:sz w:val="20"/>
-              </w:rPr>
-            </w:r>
-            <w:r>
-              <w:rPr>
-                <w:rFonts w:ascii="Segoe UI" w:hAnsi="Segoe UI" w:cs="Segoe UI"/>
-                <w:b w:val="0"/>
-                <w:i w:val="0"/>
-                <w:color w:val="1A1A1A"/>
-                <w:sz w:val="20"/>
+                <w:color w:val="000000"/>
+                <w:sz w:val="21"/>
               </w:rPr>
               <w:t>4</w:t>
             </w:r>
@@ -5501,24 +4308,16 @@
           </w:tcPr>
           <w:p>
             <w:pPr>
-              <w:spacing w:after="40" w:before="40"/>
+              <w:spacing w:before="40" w:after="40"/>
             </w:pPr>
+            <w:r/>
             <w:r>
               <w:rPr>
-                <w:rFonts w:ascii="Segoe UI" w:hAnsi="Segoe UI" w:cs="Segoe UI"/>
+                <w:rFonts w:ascii="Calibri" w:hAnsi="Calibri" w:cs="Calibri"/>
                 <w:b w:val="0"/>
                 <w:i w:val="0"/>
-                <w:color w:val="1A1A1A"/>
-                <w:sz w:val="20"/>
-              </w:rPr>
-            </w:r>
-            <w:r>
-              <w:rPr>
-                <w:rFonts w:ascii="Segoe UI" w:hAnsi="Segoe UI" w:cs="Segoe UI"/>
-                <w:b w:val="0"/>
-                <w:i w:val="0"/>
-                <w:color w:val="1A1A1A"/>
-                <w:sz w:val="20"/>
+                <w:color w:val="000000"/>
+                <w:sz w:val="21"/>
               </w:rPr>
               <w:t>The explanation layer was not built</w:t>
             </w:r>
@@ -5530,24 +4329,16 @@
           </w:tcPr>
           <w:p>
             <w:pPr>
-              <w:spacing w:after="40" w:before="40"/>
+              <w:spacing w:before="40" w:after="40"/>
             </w:pPr>
+            <w:r/>
             <w:r>
               <w:rPr>
-                <w:rFonts w:ascii="Segoe UI" w:hAnsi="Segoe UI" w:cs="Segoe UI"/>
+                <w:rFonts w:ascii="Calibri" w:hAnsi="Calibri" w:cs="Calibri"/>
                 <w:b w:val="0"/>
                 <w:i w:val="0"/>
-                <w:color w:val="1A1A1A"/>
-                <w:sz w:val="20"/>
-              </w:rPr>
-            </w:r>
-            <w:r>
-              <w:rPr>
-                <w:rFonts w:ascii="Segoe UI" w:hAnsi="Segoe UI" w:cs="Segoe UI"/>
-                <w:b w:val="0"/>
-                <w:i w:val="0"/>
-                <w:color w:val="1A1A1A"/>
-                <w:sz w:val="20"/>
+                <w:color w:val="000000"/>
+                <w:sz w:val="21"/>
               </w:rPr>
               <w:t>it is in the design, not in the code — and the paper says so</w:t>
             </w:r>
@@ -5561,24 +4352,16 @@
           </w:tcPr>
           <w:p>
             <w:pPr>
-              <w:spacing w:after="40" w:before="40"/>
+              <w:spacing w:before="40" w:after="40"/>
             </w:pPr>
+            <w:r/>
             <w:r>
               <w:rPr>
-                <w:rFonts w:ascii="Segoe UI" w:hAnsi="Segoe UI" w:cs="Segoe UI"/>
+                <w:rFonts w:ascii="Calibri" w:hAnsi="Calibri" w:cs="Calibri"/>
                 <w:b w:val="0"/>
                 <w:i w:val="0"/>
-                <w:color w:val="1A1A1A"/>
-                <w:sz w:val="20"/>
-              </w:rPr>
-            </w:r>
-            <w:r>
-              <w:rPr>
-                <w:rFonts w:ascii="Segoe UI" w:hAnsi="Segoe UI" w:cs="Segoe UI"/>
-                <w:b w:val="0"/>
-                <w:i w:val="0"/>
-                <w:color w:val="1A1A1A"/>
-                <w:sz w:val="20"/>
+                <w:color w:val="000000"/>
+                <w:sz w:val="21"/>
               </w:rPr>
               <w:t>5</w:t>
             </w:r>
@@ -5590,24 +4373,16 @@
           </w:tcPr>
           <w:p>
             <w:pPr>
-              <w:spacing w:after="40" w:before="40"/>
+              <w:spacing w:before="40" w:after="40"/>
             </w:pPr>
+            <w:r/>
             <w:r>
               <w:rPr>
-                <w:rFonts w:ascii="Segoe UI" w:hAnsi="Segoe UI" w:cs="Segoe UI"/>
+                <w:rFonts w:ascii="Calibri" w:hAnsi="Calibri" w:cs="Calibri"/>
                 <w:b w:val="0"/>
                 <w:i w:val="0"/>
-                <w:color w:val="1A1A1A"/>
-                <w:sz w:val="20"/>
-              </w:rPr>
-            </w:r>
-            <w:r>
-              <w:rPr>
-                <w:rFonts w:ascii="Segoe UI" w:hAnsi="Segoe UI" w:cs="Segoe UI"/>
-                <w:b w:val="0"/>
-                <w:i w:val="0"/>
-                <w:color w:val="1A1A1A"/>
-                <w:sz w:val="20"/>
+                <w:color w:val="000000"/>
+                <w:sz w:val="21"/>
               </w:rPr>
               <w:t>Never tested in a real factory</w:t>
             </w:r>
@@ -5619,24 +4394,16 @@
           </w:tcPr>
           <w:p>
             <w:pPr>
-              <w:spacing w:after="40" w:before="40"/>
+              <w:spacing w:before="40" w:after="40"/>
             </w:pPr>
+            <w:r/>
             <w:r>
               <w:rPr>
-                <w:rFonts w:ascii="Segoe UI" w:hAnsi="Segoe UI" w:cs="Segoe UI"/>
+                <w:rFonts w:ascii="Calibri" w:hAnsi="Calibri" w:cs="Calibri"/>
                 <w:b w:val="0"/>
                 <w:i w:val="0"/>
-                <w:color w:val="1A1A1A"/>
-                <w:sz w:val="20"/>
-              </w:rPr>
-            </w:r>
-            <w:r>
-              <w:rPr>
-                <w:rFonts w:ascii="Segoe UI" w:hAnsi="Segoe UI" w:cs="Segoe UI"/>
-                <w:b w:val="0"/>
-                <w:i w:val="0"/>
-                <w:color w:val="1A1A1A"/>
-                <w:sz w:val="20"/>
+                <w:color w:val="000000"/>
+                <w:sz w:val="21"/>
               </w:rPr>
               <w:t>it is a simulation, and that is stated plainly</w:t>
             </w:r>
@@ -5646,21 +4413,20 @@
     </w:tbl>
     <w:p>
       <w:pPr>
-        <w:spacing w:after="80"/>
+        <w:spacing w:after="120"/>
       </w:pPr>
     </w:p>
     <w:p>
       <w:pPr>
-        <w:spacing w:before="160" w:after="40"/>
-        <w:ind w:left="173" w:right="173"/>
-        <w:shd w:val="clear" w:fill="EAF2FA"/>
+        <w:spacing w:after="60" w:before="0"/>
+        <w:ind w:left="432"/>
       </w:pPr>
       <w:r>
         <w:rPr>
-          <w:rFonts w:ascii="Segoe UI" w:hAnsi="Segoe UI" w:cs="Segoe UI"/>
+          <w:rFonts w:ascii="Calibri" w:hAnsi="Calibri" w:cs="Calibri"/>
           <w:b/>
           <w:i w:val="0"/>
-          <w:color w:val="1F4E79"/>
+          <w:color w:val="000000"/>
           <w:sz w:val="22"/>
         </w:rPr>
         <w:t>There is something good hidden in #2</w:t>
@@ -5668,16 +4434,15 @@
     </w:p>
     <w:p>
       <w:pPr>
-        <w:spacing w:before="0" w:after="40"/>
-        <w:ind w:left="173" w:right="173"/>
-        <w:shd w:val="clear" w:fill="EAF2FA"/>
+        <w:spacing w:after="60" w:before="0"/>
+        <w:ind w:left="432"/>
       </w:pPr>
       <w:r>
         <w:rPr>
-          <w:rFonts w:ascii="Segoe UI" w:hAnsi="Segoe UI" w:cs="Segoe UI"/>
+          <w:rFonts w:ascii="Calibri" w:hAnsi="Calibri" w:cs="Calibri"/>
           <w:b w:val="0"/>
           <w:i w:val="0"/>
-          <w:color w:val="1F4E79"/>
+          <w:color w:val="000000"/>
           <w:sz w:val="22"/>
         </w:rPr>
         <w:t>Asking why the work was shared unevenly gave the answer: OP1, the strongest worker, is the only one barred from heavy jobs — his skill there is 0.30 against a floor of 0.40. So heavy work falls to the two least able to sustain it.</w:t>
@@ -5685,16 +4450,15 @@
     </w:p>
     <w:p>
       <w:pPr>
-        <w:spacing w:before="0" w:after="40"/>
-        <w:ind w:left="173" w:right="173"/>
-        <w:shd w:val="clear" w:fill="EAF2FA"/>
+        <w:spacing w:after="60" w:before="0"/>
+        <w:ind w:left="432"/>
       </w:pPr>
       <w:r>
         <w:rPr>
-          <w:rFonts w:ascii="Segoe UI" w:hAnsi="Segoe UI" w:cs="Segoe UI"/>
+          <w:rFonts w:ascii="Calibri" w:hAnsi="Calibri" w:cs="Calibri"/>
           <w:b w:val="0"/>
           <w:i w:val="0"/>
-          <w:color w:val="1F4E79"/>
+          <w:color w:val="000000"/>
           <w:sz w:val="22"/>
         </w:rPr>
         <w:t>Training that one skill closes about two thirds of the gap and raises output as well.</w:t>
@@ -5702,16 +4466,15 @@
     </w:p>
     <w:p>
       <w:pPr>
-        <w:spacing w:before="0" w:after="160"/>
-        <w:ind w:left="173" w:right="173"/>
-        <w:shd w:val="clear" w:fill="EAF2FA"/>
+        <w:spacing w:after="160" w:before="0"/>
+        <w:ind w:left="432"/>
       </w:pPr>
       <w:r>
         <w:rPr>
-          <w:rFonts w:ascii="Segoe UI" w:hAnsi="Segoe UI" w:cs="Segoe UI"/>
+          <w:rFonts w:ascii="Calibri" w:hAnsi="Calibri" w:cs="Calibri"/>
           <w:b w:val="0"/>
           <w:i w:val="0"/>
-          <w:color w:val="1F4E79"/>
+          <w:color w:val="000000"/>
           <w:sz w:val="22"/>
         </w:rPr>
         <w:t>A machine-only system could not even ask this question — it has no model of the person to ask it about.</w:t>
@@ -5719,153 +4482,90 @@
     </w:p>
     <w:p>
       <w:pPr>
-        <w:spacing w:before="320" w:after="120"/>
+        <w:spacing w:before="360" w:after="120"/>
       </w:pPr>
       <w:r>
         <w:rPr>
-          <w:rFonts w:ascii="Segoe UI" w:hAnsi="Segoe UI" w:cs="Segoe UI"/>
+          <w:rFonts w:ascii="Calibri" w:hAnsi="Calibri" w:cs="Calibri"/>
           <w:b/>
           <w:i w:val="0"/>
-          <w:color w:val="1F4E79"/>
-          <w:sz w:val="32"/>
+          <w:color w:val="000000"/>
+          <w:sz w:val="28"/>
         </w:rPr>
-        <w:t xml:space="preserve">10   </w:t>
-      </w:r>
-      <w:r>
-        <w:rPr>
-          <w:rFonts w:ascii="Segoe UI" w:hAnsi="Segoe UI" w:cs="Segoe UI"/>
-          <w:b/>
-          <w:i w:val="0"/>
-          <w:color w:val="1F4E79"/>
-          <w:sz w:val="30"/>
-        </w:rPr>
-        <w:t>The whole thing in three sentences</w:t>
+        <w:t>10. The whole thing in three sentences</w:t>
       </w:r>
     </w:p>
     <w:p>
       <w:pPr>
-        <w:spacing w:after="160"/>
-        <w:pBdr>
-          <w:bottom w:val="single" w:sz="6" w:color="1F4E79"/>
-        </w:pBdr>
+        <w:spacing w:after="160" w:before="0"/>
+        <w:ind w:left="432"/>
+      </w:pPr>
+      <w:r>
+        <w:rPr>
+          <w:rFonts w:ascii="Calibri" w:hAnsi="Calibri" w:cs="Calibri"/>
+          <w:b w:val="0"/>
+          <w:i w:val="0"/>
+          <w:color w:val="000000"/>
+          <w:sz w:val="22"/>
+        </w:rPr>
+        <w:t>1. Industry 5.0 puts the person at the centre. But digital twins are still about machines; the person is only static data.</w:t>
+      </w:r>
+    </w:p>
+    <w:p>
+      <w:pPr>
+        <w:spacing w:after="160" w:before="0"/>
+        <w:ind w:left="432"/>
+      </w:pPr>
+      <w:r>
+        <w:rPr>
+          <w:rFonts w:ascii="Calibri" w:hAnsi="Calibri" w:cs="Calibri"/>
+          <w:b w:val="0"/>
+          <w:i w:val="0"/>
+          <w:color w:val="000000"/>
+          <w:sz w:val="22"/>
+        </w:rPr>
+        <w:t>2. This work makes tiredness a live state, connects it to the machine's twin, and turns human limits from a fine into a ban.</w:t>
+      </w:r>
+    </w:p>
+    <w:p>
+      <w:pPr>
+        <w:spacing w:after="160" w:before="0"/>
+        <w:ind w:left="432"/>
+      </w:pPr>
+      <w:r>
+        <w:rPr>
+          <w:rFonts w:ascii="Calibri" w:hAnsi="Calibri" w:cs="Calibri"/>
+          <w:b w:val="0"/>
+          <w:i w:val="0"/>
+          <w:color w:val="000000"/>
+          <w:sz w:val="22"/>
+        </w:rPr>
+        <w:t>3. The result: tiredness down 27%, electricity down 31%, rules broken from 79.5 to zero, with no measurable loss of output.</w:t>
+      </w:r>
+    </w:p>
+    <w:p>
+      <w:pPr>
+        <w:spacing w:after="160" w:before="0"/>
       </w:pPr>
     </w:p>
     <w:p>
       <w:pPr>
-        <w:spacing w:after="160"/>
-        <w:ind w:left="432"/>
+        <w:spacing w:after="160" w:before="0"/>
       </w:pPr>
       <w:r>
         <w:rPr>
-          <w:rFonts w:ascii="Segoe UI" w:hAnsi="Segoe UI" w:cs="Segoe UI"/>
-          <w:b/>
-          <w:i w:val="0"/>
-          <w:color w:val="1F4E79"/>
-          <w:sz w:val="26"/>
-        </w:rPr>
-        <w:t xml:space="preserve">1.  </w:t>
-      </w:r>
-      <w:r>
-        <w:rPr>
-          <w:rFonts w:ascii="Segoe UI" w:hAnsi="Segoe UI" w:cs="Segoe UI"/>
+          <w:rFonts w:ascii="Calibri" w:hAnsi="Calibri" w:cs="Calibri"/>
           <w:b w:val="0"/>
-          <w:i w:val="0"/>
-          <w:color w:val="1A1A1A"/>
-          <w:sz w:val="24"/>
-        </w:rPr>
-        <w:t>Industry 5.0 puts the person at the centre. But digital twins are still about machines; the person is only static data.</w:t>
-      </w:r>
-    </w:p>
-    <w:p>
-      <w:pPr>
-        <w:spacing w:after="160"/>
-        <w:ind w:left="432"/>
-      </w:pPr>
-      <w:r>
-        <w:rPr>
-          <w:rFonts w:ascii="Segoe UI" w:hAnsi="Segoe UI" w:cs="Segoe UI"/>
-          <w:b/>
-          <w:i w:val="0"/>
-          <w:color w:val="1F4E79"/>
-          <w:sz w:val="26"/>
-        </w:rPr>
-        <w:t xml:space="preserve">2.  </w:t>
-      </w:r>
-      <w:r>
-        <w:rPr>
-          <w:rFonts w:ascii="Segoe UI" w:hAnsi="Segoe UI" w:cs="Segoe UI"/>
-          <w:b w:val="0"/>
-          <w:i w:val="0"/>
-          <w:color w:val="1A1A1A"/>
-          <w:sz w:val="24"/>
-        </w:rPr>
-        <w:t>This work makes tiredness a live state, connects it to the machine's twin, and turns human limits from a “fine” into a “ban”.</w:t>
-      </w:r>
-    </w:p>
-    <w:p>
-      <w:pPr>
-        <w:spacing w:after="160"/>
-        <w:ind w:left="432"/>
-      </w:pPr>
-      <w:r>
-        <w:rPr>
-          <w:rFonts w:ascii="Segoe UI" w:hAnsi="Segoe UI" w:cs="Segoe UI"/>
-          <w:b/>
-          <w:i w:val="0"/>
-          <w:color w:val="1F4E79"/>
-          <w:sz w:val="26"/>
-        </w:rPr>
-        <w:t xml:space="preserve">3.  </w:t>
-      </w:r>
-      <w:r>
-        <w:rPr>
-          <w:rFonts w:ascii="Segoe UI" w:hAnsi="Segoe UI" w:cs="Segoe UI"/>
-          <w:b w:val="0"/>
-          <w:i w:val="0"/>
-          <w:color w:val="1A1A1A"/>
-          <w:sz w:val="24"/>
-        </w:rPr>
-        <w:t>The result: tiredness down 27%, electricity down 31%, rules broken from 79.5 to zero — with no measurable loss of output.</w:t>
-      </w:r>
-    </w:p>
-    <w:p/>
-    <w:p>
-      <w:pPr>
-        <w:spacing w:before="160" w:after="40"/>
-        <w:ind w:left="173" w:right="173"/>
-        <w:shd w:val="clear" w:fill="F4F4F2"/>
-      </w:pPr>
-      <w:r>
-        <w:rPr>
-          <w:rFonts w:ascii="Segoe UI" w:hAnsi="Segoe UI" w:cs="Segoe UI"/>
-          <w:b/>
-          <w:i w:val="0"/>
-          <w:color w:val="555555"/>
+          <w:i/>
+          <w:color w:val="000000"/>
           <w:sz w:val="20"/>
         </w:rPr>
-        <w:t>Where to look next:</w:t>
-      </w:r>
-    </w:p>
-    <w:p>
-      <w:pPr>
-        <w:spacing w:before="0" w:after="160"/>
-        <w:ind w:left="173" w:right="173"/>
-        <w:shd w:val="clear" w:fill="F4F4F2"/>
-      </w:pPr>
-      <w:r>
-        <w:rPr>
-          <w:rFonts w:ascii="Segoe UI" w:hAnsi="Segoe UI" w:cs="Segoe UI"/>
-          <w:b w:val="0"/>
-          <w:i w:val="0"/>
-          <w:color w:val="555555"/>
-          <w:sz w:val="20"/>
-        </w:rPr>
-        <w:t>paper.docx — the full paper  ·  docs/14-demo-guide.md — how to demonstrate it  ·  docs/12-paper-blueprint.md — every detail</w:t>
+        <w:t>Where to look next: paper.docx is the full paper, docs/14-demo-guide.md explains how to demonstrate the system, and docs/12-paper-blueprint.md holds every detail.</w:t>
       </w:r>
     </w:p>
     <w:sectPr>
       <w:pgSz w:w="12240" w:h="15840"/>
-      <w:pgMar w:top="1152" w:right="1296" w:bottom="1152" w:left="1296" w:header="720" w:footer="720" w:gutter="0"/>
+      <w:pgMar w:top="1440" w:right="1440" w:bottom="1440" w:left="1440" w:header="720" w:footer="720" w:gutter="0"/>
       <w:cols w:space="720"/>
       <w:docGrid w:linePitch="360"/>
     </w:sectPr>
